--- a/Rapport_de_prévention_incendie_template.docx
+++ b/Rapport_de_prévention_incendie_template.docx
@@ -1039,9 +1039,16 @@
                 <w:rFonts w:cs="Arial"/>
                 <w:sz w:val="20"/>
               </w:rPr>
-              <w:t>Date :</w:t>
+              <w:t>Date</w:t>
             </w:r>
             <w:proofErr w:type="gramStart"/>
+            <w:r>
+              <w:rPr>
+                <w:rFonts w:cs="Arial"/>
+                <w:sz w:val="20"/>
+              </w:rPr>
+              <w:t xml:space="preserve"> :</w:t>
+            </w:r>
             <w:r>
               <w:rPr>
                 <w:rFonts w:cs="Arial"/>
@@ -1084,9 +1091,16 @@
                 <w:rFonts w:cs="Arial"/>
                 <w:sz w:val="20"/>
               </w:rPr>
-              <w:t>Responsable de la manifestation :</w:t>
+              <w:t>Responsable de la manifestation</w:t>
             </w:r>
             <w:proofErr w:type="gramStart"/>
+            <w:r>
+              <w:rPr>
+                <w:rFonts w:cs="Arial"/>
+                <w:sz w:val="20"/>
+              </w:rPr>
+              <w:t xml:space="preserve"> :</w:t>
+            </w:r>
             <w:r>
               <w:rPr>
                 <w:rFonts w:cs="Arial"/>
@@ -1140,13 +1154,36 @@
               </w:rPr>
               <w:t>):</w:t>
             </w:r>
+            <w:r>
+              <w:rPr>
+                <w:rFonts w:cs="Arial"/>
+                <w:sz w:val="20"/>
+              </w:rPr>
+              <w:t>{{ responsable</w:t>
+            </w:r>
             <w:proofErr w:type="gramEnd"/>
             <w:r>
               <w:rPr>
                 <w:rFonts w:cs="Arial"/>
                 <w:sz w:val="20"/>
               </w:rPr>
-              <w:t>{{ responsable_gsm }}</w:t>
+              <w:t>_</w:t>
+            </w:r>
+            <w:proofErr w:type="gramStart"/>
+            <w:r>
+              <w:rPr>
+                <w:rFonts w:cs="Arial"/>
+                <w:sz w:val="20"/>
+              </w:rPr>
+              <w:t>gsm }</w:t>
+            </w:r>
+            <w:proofErr w:type="gramEnd"/>
+            <w:r>
+              <w:rPr>
+                <w:rFonts w:cs="Arial"/>
+                <w:sz w:val="20"/>
+              </w:rPr>
+              <w:t>}</w:t>
             </w:r>
           </w:p>
           <w:p>
@@ -1172,14 +1209,46 @@
                 <w:rFonts w:cs="Arial"/>
                 <w:sz w:val="20"/>
               </w:rPr>
-              <w:t>Visite effectuée le :</w:t>
+              <w:t>Visite effectuée le</w:t>
+            </w:r>
+            <w:proofErr w:type="gramStart"/>
+            <w:r>
+              <w:rPr>
+                <w:rFonts w:cs="Arial"/>
+                <w:sz w:val="20"/>
+              </w:rPr>
+              <w:t xml:space="preserve"> :</w:t>
             </w:r>
             <w:r>
               <w:rPr>
                 <w:rFonts w:cs="Arial"/>
                 <w:sz w:val="20"/>
               </w:rPr>
-              <w:t xml:space="preserve">{{ date_visite }} </w:t>
+              <w:t>{{ date</w:t>
+            </w:r>
+            <w:proofErr w:type="gramEnd"/>
+            <w:r>
+              <w:rPr>
+                <w:rFonts w:cs="Arial"/>
+                <w:sz w:val="20"/>
+              </w:rPr>
+              <w:t>_</w:t>
+            </w:r>
+            <w:proofErr w:type="gramStart"/>
+            <w:r>
+              <w:rPr>
+                <w:rFonts w:cs="Arial"/>
+                <w:sz w:val="20"/>
+              </w:rPr>
+              <w:t>visite }</w:t>
+            </w:r>
+            <w:proofErr w:type="gramEnd"/>
+            <w:r>
+              <w:rPr>
+                <w:rFonts w:cs="Arial"/>
+                <w:sz w:val="20"/>
+              </w:rPr>
+              <w:t xml:space="preserve">} </w:t>
             </w:r>
             <w:r>
               <w:rPr>
@@ -1188,33 +1257,83 @@
               </w:rPr>
               <w:t xml:space="preserve">de </w:t>
             </w:r>
+            <w:proofErr w:type="gramStart"/>
             <w:r>
               <w:rPr>
                 <w:rFonts w:cs="Arial"/>
                 <w:sz w:val="20"/>
               </w:rPr>
-              <w:t>{{ heure_debut_visite }}</w:t>
+              <w:t>{{ heure</w:t>
+            </w:r>
+            <w:proofErr w:type="gramEnd"/>
+            <w:r>
+              <w:rPr>
+                <w:rFonts w:cs="Arial"/>
+                <w:sz w:val="20"/>
+              </w:rPr>
+              <w:t>_debut_</w:t>
+            </w:r>
+            <w:proofErr w:type="gramStart"/>
+            <w:r>
+              <w:rPr>
+                <w:rFonts w:cs="Arial"/>
+                <w:sz w:val="20"/>
+              </w:rPr>
+              <w:t>visite }}</w:t>
             </w:r>
             <w:r>
               <w:rPr>
                 <w:rFonts w:cs="Arial"/>
                 <w:sz w:val="20"/>
               </w:rPr>
-              <w:t xml:space="preserve">h     à </w:t>
+              <w:t>h</w:t>
+            </w:r>
+            <w:proofErr w:type="gramEnd"/>
+            <w:r>
+              <w:rPr>
+                <w:rFonts w:cs="Arial"/>
+                <w:sz w:val="20"/>
+              </w:rPr>
+              <w:t xml:space="preserve">     à </w:t>
+            </w:r>
+            <w:proofErr w:type="gramStart"/>
+            <w:r>
+              <w:rPr>
+                <w:rFonts w:cs="Arial"/>
+                <w:sz w:val="20"/>
+              </w:rPr>
+              <w:t>{{ heure</w:t>
+            </w:r>
+            <w:proofErr w:type="gramEnd"/>
+            <w:r>
+              <w:rPr>
+                <w:rFonts w:cs="Arial"/>
+                <w:sz w:val="20"/>
+              </w:rPr>
+              <w:t>_fin_</w:t>
+            </w:r>
+            <w:proofErr w:type="gramStart"/>
+            <w:r>
+              <w:rPr>
+                <w:rFonts w:cs="Arial"/>
+                <w:sz w:val="20"/>
+              </w:rPr>
+              <w:t>visite }}</w:t>
             </w:r>
             <w:r>
               <w:rPr>
                 <w:rFonts w:cs="Arial"/>
                 <w:sz w:val="20"/>
               </w:rPr>
-              <w:t>{{ heure_fin_visite }}</w:t>
+              <w:t>h</w:t>
             </w:r>
+            <w:proofErr w:type="gramEnd"/>
             <w:r>
               <w:rPr>
                 <w:rFonts w:cs="Arial"/>
                 <w:sz w:val="20"/>
               </w:rPr>
-              <w:t xml:space="preserve">h      </w:t>
+              <w:t xml:space="preserve">      </w:t>
             </w:r>
           </w:p>
           <w:p>
@@ -1243,14 +1362,46 @@
                 <w:rFonts w:cs="Arial"/>
                 <w:sz w:val="20"/>
               </w:rPr>
-              <w:t>En compagnie de :</w:t>
+              <w:t>En compagnie de</w:t>
+            </w:r>
+            <w:proofErr w:type="gramStart"/>
+            <w:r>
+              <w:rPr>
+                <w:rFonts w:cs="Arial"/>
+                <w:sz w:val="20"/>
+              </w:rPr>
+              <w:t> :</w:t>
             </w:r>
             <w:r>
               <w:rPr>
                 <w:rFonts w:cs="Arial"/>
                 <w:sz w:val="20"/>
               </w:rPr>
-              <w:t>{{ nom_controlleur }}</w:t>
+              <w:t>{{ nom</w:t>
+            </w:r>
+            <w:proofErr w:type="gramEnd"/>
+            <w:r>
+              <w:rPr>
+                <w:rFonts w:cs="Arial"/>
+                <w:sz w:val="20"/>
+              </w:rPr>
+              <w:t>_</w:t>
+            </w:r>
+            <w:proofErr w:type="gramStart"/>
+            <w:r>
+              <w:rPr>
+                <w:rFonts w:cs="Arial"/>
+                <w:sz w:val="20"/>
+              </w:rPr>
+              <w:t>controlleur }</w:t>
+            </w:r>
+            <w:proofErr w:type="gramEnd"/>
+            <w:r>
+              <w:rPr>
+                <w:rFonts w:cs="Arial"/>
+                <w:sz w:val="20"/>
+              </w:rPr>
+              <w:t>}</w:t>
             </w:r>
           </w:p>
           <w:p>
@@ -1279,14 +1430,46 @@
                 <w:rFonts w:cs="Arial"/>
                 <w:sz w:val="20"/>
               </w:rPr>
-              <w:t>Adresse de facturation :</w:t>
+              <w:t>Adresse de facturation</w:t>
+            </w:r>
+            <w:proofErr w:type="gramStart"/>
+            <w:r>
+              <w:rPr>
+                <w:rFonts w:cs="Arial"/>
+                <w:sz w:val="20"/>
+              </w:rPr>
+              <w:t> :</w:t>
             </w:r>
             <w:r>
               <w:rPr>
                 <w:rFonts w:cs="Arial"/>
                 <w:sz w:val="20"/>
               </w:rPr>
-              <w:t>{{ adrs_facture }}</w:t>
+              <w:t>{{ adrs</w:t>
+            </w:r>
+            <w:proofErr w:type="gramEnd"/>
+            <w:r>
+              <w:rPr>
+                <w:rFonts w:cs="Arial"/>
+                <w:sz w:val="20"/>
+              </w:rPr>
+              <w:t>_</w:t>
+            </w:r>
+            <w:proofErr w:type="gramStart"/>
+            <w:r>
+              <w:rPr>
+                <w:rFonts w:cs="Arial"/>
+                <w:sz w:val="20"/>
+              </w:rPr>
+              <w:t>facture }</w:t>
+            </w:r>
+            <w:proofErr w:type="gramEnd"/>
+            <w:r>
+              <w:rPr>
+                <w:rFonts w:cs="Arial"/>
+                <w:sz w:val="20"/>
+              </w:rPr>
+              <w:t>}</w:t>
             </w:r>
           </w:p>
           <w:p>
@@ -1325,12 +1508,37 @@
               </w:rPr>
               <w:t xml:space="preserve"> </w:t>
             </w:r>
+            <w:proofErr w:type="gramStart"/>
             <w:r>
               <w:rPr>
                 <w:rFonts w:cs="Arial"/>
                 <w:sz w:val="20"/>
               </w:rPr>
-              <w:t>{{ email_envoi_rapport }}</w:t>
+              <w:t>{{ email</w:t>
+            </w:r>
+            <w:proofErr w:type="gramEnd"/>
+            <w:r>
+              <w:rPr>
+                <w:rFonts w:cs="Arial"/>
+                <w:sz w:val="20"/>
+              </w:rPr>
+              <w:t>_envoi_</w:t>
+            </w:r>
+            <w:proofErr w:type="gramStart"/>
+            <w:r>
+              <w:rPr>
+                <w:rFonts w:cs="Arial"/>
+                <w:sz w:val="20"/>
+              </w:rPr>
+              <w:t>rapport }</w:t>
+            </w:r>
+            <w:proofErr w:type="gramEnd"/>
+            <w:r>
+              <w:rPr>
+                <w:rFonts w:cs="Arial"/>
+                <w:sz w:val="20"/>
+              </w:rPr>
+              <w:t>}</w:t>
             </w:r>
           </w:p>
           <w:p>
@@ -1359,14 +1567,55 @@
                 <w:rFonts w:cs="Arial"/>
                 <w:sz w:val="20"/>
               </w:rPr>
-              <w:t xml:space="preserve">Moyens de prévention prévus :Issues : Nombre : </w:t>
+              <w:t>Moyens de prévention prévus</w:t>
             </w:r>
+            <w:proofErr w:type="gramStart"/>
             <w:r>
               <w:rPr>
                 <w:rFonts w:cs="Arial"/>
                 <w:sz w:val="20"/>
               </w:rPr>
-              <w:t>{{ issues_nombre }}</w:t>
+              <w:t> :Issues</w:t>
+            </w:r>
+            <w:proofErr w:type="gramEnd"/>
+            <w:r>
+              <w:rPr>
+                <w:rFonts w:cs="Arial"/>
+                <w:sz w:val="20"/>
+              </w:rPr>
+              <w:t xml:space="preserve"> : Nombre : </w:t>
+            </w:r>
+            <w:proofErr w:type="gramStart"/>
+            <w:r>
+              <w:rPr>
+                <w:rFonts w:cs="Arial"/>
+                <w:sz w:val="20"/>
+              </w:rPr>
+              <w:t>{{ issues</w:t>
+            </w:r>
+            <w:proofErr w:type="gramEnd"/>
+            <w:r>
+              <w:rPr>
+                <w:rFonts w:cs="Arial"/>
+                <w:sz w:val="20"/>
+              </w:rPr>
+              <w:t>_</w:t>
+            </w:r>
+            <w:proofErr w:type="gramStart"/>
+            <w:r>
+              <w:rPr>
+                <w:rFonts w:cs="Arial"/>
+                <w:sz w:val="20"/>
+              </w:rPr>
+              <w:t>nombre }</w:t>
+            </w:r>
+            <w:proofErr w:type="gramEnd"/>
+            <w:r>
+              <w:rPr>
+                <w:rFonts w:cs="Arial"/>
+                <w:sz w:val="20"/>
+              </w:rPr>
+              <w:t>}</w:t>
             </w:r>
             <w:r>
               <w:rPr>
@@ -1380,7 +1629,23 @@
                 <w:rFonts w:cs="Arial"/>
                 <w:sz w:val="20"/>
               </w:rPr>
-              <w:t xml:space="preserve"> {{issues_largeur }}</w:t>
+              <w:t xml:space="preserve"> {{issues_</w:t>
+            </w:r>
+            <w:proofErr w:type="gramStart"/>
+            <w:r>
+              <w:rPr>
+                <w:rFonts w:cs="Arial"/>
+                <w:sz w:val="20"/>
+              </w:rPr>
+              <w:t>largeur }</w:t>
+            </w:r>
+            <w:proofErr w:type="gramEnd"/>
+            <w:r>
+              <w:rPr>
+                <w:rFonts w:cs="Arial"/>
+                <w:sz w:val="20"/>
+              </w:rPr>
+              <w:t>}</w:t>
             </w:r>
           </w:p>
           <w:p>
@@ -1430,7 +1695,71 @@
                 <w:rFonts w:cs="Arial"/>
                 <w:sz w:val="20"/>
               </w:rPr>
-              <w:t>{%  if extincteurs %}–  Nombre : {{ extincteurs_nombre }} {% endif %}</w:t>
+              <w:t>{</w:t>
+            </w:r>
+            <w:proofErr w:type="gramStart"/>
+            <w:r>
+              <w:rPr>
+                <w:rFonts w:cs="Arial"/>
+                <w:sz w:val="20"/>
+              </w:rPr>
+              <w:t>%  if</w:t>
+            </w:r>
+            <w:proofErr w:type="gramEnd"/>
+            <w:r>
+              <w:rPr>
+                <w:rFonts w:cs="Arial"/>
+                <w:sz w:val="20"/>
+              </w:rPr>
+              <w:t xml:space="preserve"> extincteurs </w:t>
+            </w:r>
+            <w:proofErr w:type="gramStart"/>
+            <w:r>
+              <w:rPr>
+                <w:rFonts w:cs="Arial"/>
+                <w:sz w:val="20"/>
+              </w:rPr>
+              <w:t>%}–</w:t>
+            </w:r>
+            <w:proofErr w:type="gramEnd"/>
+            <w:r>
+              <w:rPr>
+                <w:rFonts w:cs="Arial"/>
+                <w:sz w:val="20"/>
+              </w:rPr>
+              <w:t xml:space="preserve">  Nombre : </w:t>
+            </w:r>
+            <w:proofErr w:type="gramStart"/>
+            <w:r>
+              <w:rPr>
+                <w:rFonts w:cs="Arial"/>
+                <w:sz w:val="20"/>
+              </w:rPr>
+              <w:t>{{ extincteurs</w:t>
+            </w:r>
+            <w:proofErr w:type="gramEnd"/>
+            <w:r>
+              <w:rPr>
+                <w:rFonts w:cs="Arial"/>
+                <w:sz w:val="20"/>
+              </w:rPr>
+              <w:t>_</w:t>
+            </w:r>
+            <w:proofErr w:type="gramStart"/>
+            <w:r>
+              <w:rPr>
+                <w:rFonts w:cs="Arial"/>
+                <w:sz w:val="20"/>
+              </w:rPr>
+              <w:t>nombre }</w:t>
+            </w:r>
+            <w:proofErr w:type="gramEnd"/>
+            <w:r>
+              <w:rPr>
+                <w:rFonts w:cs="Arial"/>
+                <w:sz w:val="20"/>
+              </w:rPr>
+              <w:t>} {% endif %}</w:t>
             </w:r>
           </w:p>
           <w:p>
@@ -1466,7 +1795,15 @@
                 <w:rFonts w:cs="Arial"/>
                 <w:sz w:val="20"/>
               </w:rPr>
-              <w:t> :</w:t>
+              <w:t> </w:t>
+            </w:r>
+            <w:proofErr w:type="gramStart"/>
+            <w:r>
+              <w:rPr>
+                <w:rFonts w:cs="Arial"/>
+                <w:sz w:val="20"/>
+              </w:rPr>
+              <w:t>:</w:t>
             </w:r>
             <w:r>
               <w:rPr>
@@ -1480,7 +1817,15 @@
                 <w:rFonts w:cs="Arial"/>
                 <w:sz w:val="20"/>
               </w:rPr>
-              <w:t>{% if eclairage_securite %} oui {% else %} non {% endif %}</w:t>
+              <w:t>{</w:t>
+            </w:r>
+            <w:proofErr w:type="gramEnd"/>
+            <w:r>
+              <w:rPr>
+                <w:rFonts w:cs="Arial"/>
+                <w:sz w:val="20"/>
+              </w:rPr>
+              <w:t>% if eclairage_securite %} oui {% else %} non {% endif %}</w:t>
             </w:r>
           </w:p>
           <w:p>
@@ -1516,7 +1861,15 @@
                 <w:rFonts w:cs="Arial"/>
                 <w:sz w:val="20"/>
               </w:rPr>
-              <w:t> :</w:t>
+              <w:t> </w:t>
+            </w:r>
+            <w:proofErr w:type="gramStart"/>
+            <w:r>
+              <w:rPr>
+                <w:rFonts w:cs="Arial"/>
+                <w:sz w:val="20"/>
+              </w:rPr>
+              <w:t>:</w:t>
             </w:r>
             <w:r>
               <w:rPr>
@@ -1530,7 +1883,15 @@
                 <w:rFonts w:cs="Arial"/>
                 <w:sz w:val="20"/>
               </w:rPr>
-              <w:t>{% if pictogrammes %} oui {% else %} non {% endif %}</w:t>
+              <w:t>{</w:t>
+            </w:r>
+            <w:proofErr w:type="gramEnd"/>
+            <w:r>
+              <w:rPr>
+                <w:rFonts w:cs="Arial"/>
+                <w:sz w:val="20"/>
+              </w:rPr>
+              <w:t>% if pictogrammes %} oui {% else %} non {% endif %}</w:t>
             </w:r>
           </w:p>
           <w:p>
@@ -1582,7 +1943,15 @@
                 <w:rFonts w:cs="Arial"/>
                 <w:sz w:val="20"/>
               </w:rPr>
-              <w:t> :</w:t>
+              <w:t> </w:t>
+            </w:r>
+            <w:proofErr w:type="gramStart"/>
+            <w:r>
+              <w:rPr>
+                <w:rFonts w:cs="Arial"/>
+                <w:sz w:val="20"/>
+              </w:rPr>
+              <w:t>:</w:t>
             </w:r>
             <w:r>
               <w:rPr>
@@ -1596,7 +1965,15 @@
                 <w:rFonts w:cs="Arial"/>
                 <w:sz w:val="20"/>
               </w:rPr>
-              <w:t>{% if PV_toiles %} oui {% else %} non {% endif %}</w:t>
+              <w:t>{</w:t>
+            </w:r>
+            <w:proofErr w:type="gramEnd"/>
+            <w:r>
+              <w:rPr>
+                <w:rFonts w:cs="Arial"/>
+                <w:sz w:val="20"/>
+              </w:rPr>
+              <w:t>% if PV_toiles %} oui {% else %} non {% endif %}</w:t>
             </w:r>
           </w:p>
           <w:p>
@@ -1632,7 +2009,15 @@
                 <w:rFonts w:cs="Arial"/>
                 <w:sz w:val="20"/>
               </w:rPr>
-              <w:t> :</w:t>
+              <w:t> </w:t>
+            </w:r>
+            <w:proofErr w:type="gramStart"/>
+            <w:r>
+              <w:rPr>
+                <w:rFonts w:cs="Arial"/>
+                <w:sz w:val="20"/>
+              </w:rPr>
+              <w:t>:</w:t>
             </w:r>
             <w:r>
               <w:rPr>
@@ -1646,7 +2031,15 @@
                 <w:rFonts w:cs="Arial"/>
                 <w:sz w:val="20"/>
               </w:rPr>
-              <w:t>{% if PV_electr %} oui {% else %} non {% endif %}</w:t>
+              <w:t>{</w:t>
+            </w:r>
+            <w:proofErr w:type="gramEnd"/>
+            <w:r>
+              <w:rPr>
+                <w:rFonts w:cs="Arial"/>
+                <w:sz w:val="20"/>
+              </w:rPr>
+              <w:t>% if PV_electr %} oui {% else %} non {% endif %}</w:t>
             </w:r>
           </w:p>
           <w:p>
@@ -1682,7 +2075,15 @@
                 <w:rFonts w:cs="Arial"/>
                 <w:sz w:val="20"/>
               </w:rPr>
-              <w:t> :</w:t>
+              <w:t> </w:t>
+            </w:r>
+            <w:proofErr w:type="gramStart"/>
+            <w:r>
+              <w:rPr>
+                <w:rFonts w:cs="Arial"/>
+                <w:sz w:val="20"/>
+              </w:rPr>
+              <w:t>:</w:t>
             </w:r>
             <w:r>
               <w:rPr>
@@ -1696,7 +2097,15 @@
                 <w:rFonts w:cs="Arial"/>
                 <w:sz w:val="20"/>
               </w:rPr>
-              <w:t>{% if PV_struct %} oui {% else %} non {% endif %}</w:t>
+              <w:t>{</w:t>
+            </w:r>
+            <w:proofErr w:type="gramEnd"/>
+            <w:r>
+              <w:rPr>
+                <w:rFonts w:cs="Arial"/>
+                <w:sz w:val="20"/>
+              </w:rPr>
+              <w:t>% if PV_struct %} oui {% else %} non {% endif %}</w:t>
             </w:r>
           </w:p>
         </w:tc>
@@ -1795,7 +2204,20 @@
           <w:u w:val="single"/>
           <w:lang w:val="en-US"/>
         </w:rPr>
-        <w:t>{% if it_3B1 or it_3B2 or it_3B3 or it_3B4 or it_3B5 %}</w:t>
+        <w:t xml:space="preserve">{% if it_3B1 or it_3B2 or it_3B3 or it_3B4 or it_3B5 </w:t>
+      </w:r>
+      <w:proofErr w:type="gramStart"/>
+      <w:r>
+        <w:rPr>
+          <w:rFonts w:cs="Arial"/>
+          <w:b/>
+          <w:bCs/>
+          <w:spacing w:val="-3"/>
+          <w:sz w:val="20"/>
+          <w:u w:val="single"/>
+          <w:lang w:val="en-US"/>
+        </w:rPr>
+        <w:t>%}</w:t>
       </w:r>
       <w:r>
         <w:rPr>
@@ -1809,6 +2231,7 @@
         </w:rPr>
         <w:t>Implantation</w:t>
       </w:r>
+      <w:proofErr w:type="gramEnd"/>
     </w:p>
     <w:p>
       <w:pPr>
@@ -1839,15 +2262,34 @@
           <w:sz w:val="18"/>
           <w:lang w:val="fr-BE"/>
         </w:rPr>
-        <w:t>{% endif %}</w:t>
-      </w:r>
-      <w:r>
-        <w:rPr>
-          <w:rFonts w:cs="Arial"/>
-          <w:spacing w:val="-3"/>
-          <w:sz w:val="18"/>
-        </w:rPr>
-        <w:t>{% if it_3B1 %}</w:t>
+        <w:t xml:space="preserve">{% endif </w:t>
+      </w:r>
+      <w:proofErr w:type="gramStart"/>
+      <w:r>
+        <w:rPr>
+          <w:rFonts w:cs="Arial"/>
+          <w:spacing w:val="-3"/>
+          <w:sz w:val="18"/>
+          <w:lang w:val="fr-BE"/>
+        </w:rPr>
+        <w:t>%}</w:t>
+      </w:r>
+      <w:r>
+        <w:rPr>
+          <w:rFonts w:cs="Arial"/>
+          <w:spacing w:val="-3"/>
+          <w:sz w:val="18"/>
+        </w:rPr>
+        <w:t>{</w:t>
+      </w:r>
+      <w:proofErr w:type="gramEnd"/>
+      <w:r>
+        <w:rPr>
+          <w:rFonts w:cs="Arial"/>
+          <w:spacing w:val="-3"/>
+          <w:sz w:val="18"/>
+        </w:rPr>
+        <w:t>% if it_3B1 %}</w:t>
       </w:r>
       <w:r>
         <w:rPr>
@@ -1934,7 +2376,25 @@
           <w:spacing w:val="-3"/>
           <w:sz w:val="18"/>
         </w:rPr>
-        <w:t>{% endif %}{% if it_3B2 %}</w:t>
+        <w:t xml:space="preserve">{% endif </w:t>
+      </w:r>
+      <w:proofErr w:type="gramStart"/>
+      <w:r>
+        <w:rPr>
+          <w:rFonts w:cs="Arial"/>
+          <w:spacing w:val="-3"/>
+          <w:sz w:val="18"/>
+        </w:rPr>
+        <w:t>%}{</w:t>
+      </w:r>
+      <w:proofErr w:type="gramEnd"/>
+      <w:r>
+        <w:rPr>
+          <w:rFonts w:cs="Arial"/>
+          <w:spacing w:val="-3"/>
+          <w:sz w:val="18"/>
+        </w:rPr>
+        <w:t>% if it_3B2 %}</w:t>
       </w:r>
       <w:r>
         <w:rPr>
@@ -2019,7 +2479,25 @@
           <w:spacing w:val="-3"/>
           <w:sz w:val="18"/>
         </w:rPr>
-        <w:t>{% endif %}{% if it_3B3 %}</w:t>
+        <w:t xml:space="preserve">{% endif </w:t>
+      </w:r>
+      <w:proofErr w:type="gramStart"/>
+      <w:r>
+        <w:rPr>
+          <w:rFonts w:cs="Arial"/>
+          <w:spacing w:val="-3"/>
+          <w:sz w:val="18"/>
+        </w:rPr>
+        <w:t>%}{</w:t>
+      </w:r>
+      <w:proofErr w:type="gramEnd"/>
+      <w:r>
+        <w:rPr>
+          <w:rFonts w:cs="Arial"/>
+          <w:spacing w:val="-3"/>
+          <w:sz w:val="18"/>
+        </w:rPr>
+        <w:t>% if it_3B3 %}</w:t>
       </w:r>
       <w:r>
         <w:rPr>
@@ -2180,7 +2658,17 @@
           <w:sz w:val="18"/>
           <w:lang w:val="en-US"/>
         </w:rPr>
-        <w:t>{% endif %}</w:t>
+        <w:t xml:space="preserve">{% endif </w:t>
+      </w:r>
+      <w:proofErr w:type="gramStart"/>
+      <w:r>
+        <w:rPr>
+          <w:rFonts w:cs="Arial"/>
+          <w:spacing w:val="-3"/>
+          <w:sz w:val="18"/>
+          <w:lang w:val="en-US"/>
+        </w:rPr>
+        <w:t>%}</w:t>
       </w:r>
       <w:r>
         <w:rPr>
@@ -2191,6 +2679,7 @@
         </w:rPr>
         <w:t>{</w:t>
       </w:r>
+      <w:proofErr w:type="gramEnd"/>
       <w:r>
         <w:rPr>
           <w:rFonts w:cs="Arial"/>
@@ -2243,8 +2732,20 @@
           <w:sz w:val="18"/>
           <w:lang w:val="en-US"/>
         </w:rPr>
-        <w:t>Espace minimum respectés :</w:t>
-      </w:r>
+        <w:t xml:space="preserve">Espace minimum </w:t>
+      </w:r>
+      <w:proofErr w:type="gramStart"/>
+      <w:r>
+        <w:rPr>
+          <w:rFonts w:cs="Arial"/>
+          <w:b/>
+          <w:spacing w:val="-3"/>
+          <w:sz w:val="18"/>
+          <w:lang w:val="en-US"/>
+        </w:rPr>
+        <w:t>respectés :</w:t>
+      </w:r>
+      <w:proofErr w:type="gramEnd"/>
     </w:p>
     <w:p>
       <w:pPr>
@@ -2388,7 +2889,25 @@
           <w:spacing w:val="-3"/>
           <w:sz w:val="18"/>
         </w:rPr>
-        <w:t>{% endif %}{% if it_3B5 %}</w:t>
+        <w:t xml:space="preserve">{% endif </w:t>
+      </w:r>
+      <w:proofErr w:type="gramStart"/>
+      <w:r>
+        <w:rPr>
+          <w:rFonts w:cs="Arial"/>
+          <w:spacing w:val="-3"/>
+          <w:sz w:val="18"/>
+        </w:rPr>
+        <w:t>%}{</w:t>
+      </w:r>
+      <w:proofErr w:type="gramEnd"/>
+      <w:r>
+        <w:rPr>
+          <w:rFonts w:cs="Arial"/>
+          <w:spacing w:val="-3"/>
+          <w:sz w:val="18"/>
+        </w:rPr>
+        <w:t>% if it_3B5 %}</w:t>
       </w:r>
       <w:r>
         <w:rPr>
@@ -2473,19 +2992,68 @@
           <w:lang w:val="en-US"/>
         </w:rPr>
         <w:lastRenderedPageBreak/>
-        <w:t>{% endif %}</w:t>
-      </w:r>
-      <w:r>
-        <w:rPr>
-          <w:rFonts w:cs="Arial"/>
-          <w:b/>
-          <w:bCs/>
-          <w:spacing w:val="-3"/>
-          <w:sz w:val="20"/>
-          <w:u w:val="single"/>
-          <w:lang w:val="en-US"/>
-        </w:rPr>
-        <w:t>{% if it_3C1 or it_3C2 or it_3C3 %}Ressources en eau</w:t>
+        <w:t xml:space="preserve">{% endif </w:t>
+      </w:r>
+      <w:proofErr w:type="gramStart"/>
+      <w:r>
+        <w:rPr>
+          <w:rFonts w:cs="Arial"/>
+          <w:spacing w:val="-3"/>
+          <w:sz w:val="18"/>
+          <w:lang w:val="en-US"/>
+        </w:rPr>
+        <w:t>%}</w:t>
+      </w:r>
+      <w:r>
+        <w:rPr>
+          <w:rFonts w:cs="Arial"/>
+          <w:b/>
+          <w:bCs/>
+          <w:spacing w:val="-3"/>
+          <w:sz w:val="20"/>
+          <w:u w:val="single"/>
+          <w:lang w:val="en-US"/>
+        </w:rPr>
+        <w:t>{</w:t>
+      </w:r>
+      <w:proofErr w:type="gramEnd"/>
+      <w:r>
+        <w:rPr>
+          <w:rFonts w:cs="Arial"/>
+          <w:b/>
+          <w:bCs/>
+          <w:spacing w:val="-3"/>
+          <w:sz w:val="20"/>
+          <w:u w:val="single"/>
+          <w:lang w:val="en-US"/>
+        </w:rPr>
+        <w:t xml:space="preserve">% if it_3C1 or it_3C2 or it_3C3 </w:t>
+      </w:r>
+      <w:proofErr w:type="gramStart"/>
+      <w:r>
+        <w:rPr>
+          <w:rFonts w:cs="Arial"/>
+          <w:b/>
+          <w:bCs/>
+          <w:spacing w:val="-3"/>
+          <w:sz w:val="20"/>
+          <w:u w:val="single"/>
+          <w:lang w:val="en-US"/>
+        </w:rPr>
+        <w:t>%}Ressources</w:t>
+      </w:r>
+      <w:proofErr w:type="gramEnd"/>
+      <w:r>
+        <w:rPr>
+          <w:rFonts w:cs="Arial"/>
+          <w:b/>
+          <w:bCs/>
+          <w:spacing w:val="-3"/>
+          <w:sz w:val="20"/>
+          <w:u w:val="single"/>
+          <w:lang w:val="en-US"/>
+        </w:rPr>
+        <w:t xml:space="preserve"> en eau</w:t>
       </w:r>
     </w:p>
     <w:p>
@@ -2515,7 +3083,25 @@
           <w:spacing w:val="-3"/>
           <w:sz w:val="18"/>
         </w:rPr>
-        <w:t>{% endif %}{% if it_3C1 %}</w:t>
+        <w:t xml:space="preserve">{% endif </w:t>
+      </w:r>
+      <w:proofErr w:type="gramStart"/>
+      <w:r>
+        <w:rPr>
+          <w:rFonts w:cs="Arial"/>
+          <w:spacing w:val="-3"/>
+          <w:sz w:val="18"/>
+        </w:rPr>
+        <w:t>%}{</w:t>
+      </w:r>
+      <w:proofErr w:type="gramEnd"/>
+      <w:r>
+        <w:rPr>
+          <w:rFonts w:cs="Arial"/>
+          <w:spacing w:val="-3"/>
+          <w:sz w:val="18"/>
+        </w:rPr>
+        <w:t>% if it_3C1 %}</w:t>
       </w:r>
       <w:r>
         <w:rPr>
@@ -2579,7 +3165,25 @@
           <w:spacing w:val="-3"/>
           <w:sz w:val="18"/>
         </w:rPr>
-        <w:t>{% endif %}{% if it_3C2 %}</w:t>
+        <w:t xml:space="preserve">{% endif </w:t>
+      </w:r>
+      <w:proofErr w:type="gramStart"/>
+      <w:r>
+        <w:rPr>
+          <w:rFonts w:cs="Arial"/>
+          <w:spacing w:val="-3"/>
+          <w:sz w:val="18"/>
+        </w:rPr>
+        <w:t>%}{</w:t>
+      </w:r>
+      <w:proofErr w:type="gramEnd"/>
+      <w:r>
+        <w:rPr>
+          <w:rFonts w:cs="Arial"/>
+          <w:spacing w:val="-3"/>
+          <w:sz w:val="18"/>
+        </w:rPr>
+        <w:t>% if it_3C2 %}</w:t>
       </w:r>
       <w:r>
         <w:rPr>
@@ -2626,7 +3230,25 @@
           <w:spacing w:val="-3"/>
           <w:sz w:val="18"/>
         </w:rPr>
-        <w:t>{% endif %}{% if it_3C3 %}</w:t>
+        <w:t xml:space="preserve">{% endif </w:t>
+      </w:r>
+      <w:proofErr w:type="gramStart"/>
+      <w:r>
+        <w:rPr>
+          <w:rFonts w:cs="Arial"/>
+          <w:spacing w:val="-3"/>
+          <w:sz w:val="18"/>
+        </w:rPr>
+        <w:t>%}{</w:t>
+      </w:r>
+      <w:proofErr w:type="gramEnd"/>
+      <w:r>
+        <w:rPr>
+          <w:rFonts w:cs="Arial"/>
+          <w:spacing w:val="-3"/>
+          <w:sz w:val="18"/>
+        </w:rPr>
+        <w:t>% if it_3C3 %}</w:t>
       </w:r>
       <w:r>
         <w:rPr>
@@ -2686,19 +3308,42 @@
           <w:sz w:val="18"/>
           <w:lang w:val="en-US"/>
         </w:rPr>
-        <w:t>{% endif %}</w:t>
-      </w:r>
-      <w:r>
-        <w:rPr>
-          <w:rFonts w:cs="Arial"/>
-          <w:b/>
-          <w:bCs/>
-          <w:spacing w:val="-3"/>
-          <w:sz w:val="20"/>
-          <w:u w:val="single"/>
-          <w:lang w:val="en-US"/>
-        </w:rPr>
-        <w:t>{% if it_3</w:t>
+        <w:t xml:space="preserve">{% endif </w:t>
+      </w:r>
+      <w:proofErr w:type="gramStart"/>
+      <w:r>
+        <w:rPr>
+          <w:rFonts w:cs="Arial"/>
+          <w:spacing w:val="-3"/>
+          <w:sz w:val="18"/>
+          <w:lang w:val="en-US"/>
+        </w:rPr>
+        <w:t>%}</w:t>
+      </w:r>
+      <w:r>
+        <w:rPr>
+          <w:rFonts w:cs="Arial"/>
+          <w:b/>
+          <w:bCs/>
+          <w:spacing w:val="-3"/>
+          <w:sz w:val="20"/>
+          <w:u w:val="single"/>
+          <w:lang w:val="en-US"/>
+        </w:rPr>
+        <w:t>{</w:t>
+      </w:r>
+      <w:proofErr w:type="gramEnd"/>
+      <w:r>
+        <w:rPr>
+          <w:rFonts w:cs="Arial"/>
+          <w:b/>
+          <w:bCs/>
+          <w:spacing w:val="-3"/>
+          <w:sz w:val="20"/>
+          <w:u w:val="single"/>
+          <w:lang w:val="en-US"/>
+        </w:rPr>
+        <w:t>% if it_3</w:t>
       </w:r>
       <w:r>
         <w:rPr>
@@ -2818,19 +3463,45 @@
           <w:u w:val="single"/>
           <w:lang w:val="en-US"/>
         </w:rPr>
-        <w:t>5 %}</w:t>
-      </w:r>
-      <w:r>
-        <w:rPr>
-          <w:rFonts w:cs="Arial"/>
-          <w:b/>
-          <w:bCs/>
-          <w:spacing w:val="-3"/>
-          <w:sz w:val="20"/>
-          <w:u w:val="single"/>
-          <w:lang w:val="en-US"/>
-        </w:rPr>
-        <w:t>Eléments structurels des installations</w:t>
+        <w:t xml:space="preserve">5 </w:t>
+      </w:r>
+      <w:proofErr w:type="gramStart"/>
+      <w:r>
+        <w:rPr>
+          <w:rFonts w:cs="Arial"/>
+          <w:b/>
+          <w:bCs/>
+          <w:spacing w:val="-3"/>
+          <w:sz w:val="20"/>
+          <w:u w:val="single"/>
+          <w:lang w:val="en-US"/>
+        </w:rPr>
+        <w:t>%}</w:t>
+      </w:r>
+      <w:r>
+        <w:rPr>
+          <w:rFonts w:cs="Arial"/>
+          <w:b/>
+          <w:bCs/>
+          <w:spacing w:val="-3"/>
+          <w:sz w:val="20"/>
+          <w:u w:val="single"/>
+          <w:lang w:val="en-US"/>
+        </w:rPr>
+        <w:t>Eléments</w:t>
+      </w:r>
+      <w:proofErr w:type="gramEnd"/>
+      <w:r>
+        <w:rPr>
+          <w:rFonts w:cs="Arial"/>
+          <w:b/>
+          <w:bCs/>
+          <w:spacing w:val="-3"/>
+          <w:sz w:val="20"/>
+          <w:u w:val="single"/>
+          <w:lang w:val="en-US"/>
+        </w:rPr>
+        <w:t xml:space="preserve"> structurels des installations</w:t>
       </w:r>
     </w:p>
     <w:p>
@@ -2860,7 +3531,25 @@
           <w:spacing w:val="-3"/>
           <w:sz w:val="18"/>
         </w:rPr>
-        <w:t>{% endif %}{% if it_3D1 %}</w:t>
+        <w:t xml:space="preserve">{% endif </w:t>
+      </w:r>
+      <w:proofErr w:type="gramStart"/>
+      <w:r>
+        <w:rPr>
+          <w:rFonts w:cs="Arial"/>
+          <w:spacing w:val="-3"/>
+          <w:sz w:val="18"/>
+        </w:rPr>
+        <w:t>%}{</w:t>
+      </w:r>
+      <w:proofErr w:type="gramEnd"/>
+      <w:r>
+        <w:rPr>
+          <w:rFonts w:cs="Arial"/>
+          <w:spacing w:val="-3"/>
+          <w:sz w:val="18"/>
+        </w:rPr>
+        <w:t>% if it_3D1 %}</w:t>
       </w:r>
       <w:r>
         <w:rPr>
@@ -2906,7 +3595,25 @@
           <w:spacing w:val="-3"/>
           <w:sz w:val="18"/>
         </w:rPr>
-        <w:t>{% endif %}{% if it_3D2 %}</w:t>
+        <w:t xml:space="preserve">{% endif </w:t>
+      </w:r>
+      <w:proofErr w:type="gramStart"/>
+      <w:r>
+        <w:rPr>
+          <w:rFonts w:cs="Arial"/>
+          <w:spacing w:val="-3"/>
+          <w:sz w:val="18"/>
+        </w:rPr>
+        <w:t>%}{</w:t>
+      </w:r>
+      <w:proofErr w:type="gramEnd"/>
+      <w:r>
+        <w:rPr>
+          <w:rFonts w:cs="Arial"/>
+          <w:spacing w:val="-3"/>
+          <w:sz w:val="18"/>
+        </w:rPr>
+        <w:t>% if it_3D2 %}</w:t>
       </w:r>
       <w:r>
         <w:rPr>
@@ -2986,7 +3693,25 @@
           <w:spacing w:val="-3"/>
           <w:sz w:val="18"/>
         </w:rPr>
-        <w:t>{% endif %}{% if it_3D3 %}</w:t>
+        <w:t xml:space="preserve">{% endif </w:t>
+      </w:r>
+      <w:proofErr w:type="gramStart"/>
+      <w:r>
+        <w:rPr>
+          <w:rFonts w:cs="Arial"/>
+          <w:spacing w:val="-3"/>
+          <w:sz w:val="18"/>
+        </w:rPr>
+        <w:t>%}{</w:t>
+      </w:r>
+      <w:proofErr w:type="gramEnd"/>
+      <w:r>
+        <w:rPr>
+          <w:rFonts w:cs="Arial"/>
+          <w:spacing w:val="-3"/>
+          <w:sz w:val="18"/>
+        </w:rPr>
+        <w:t>% if it_3D3 %}</w:t>
       </w:r>
       <w:r>
         <w:rPr>
@@ -3085,7 +3810,25 @@
           <w:spacing w:val="-3"/>
           <w:sz w:val="18"/>
         </w:rPr>
-        <w:t>{% endif %}{% if it_3D4 %}</w:t>
+        <w:t xml:space="preserve">{% endif </w:t>
+      </w:r>
+      <w:proofErr w:type="gramStart"/>
+      <w:r>
+        <w:rPr>
+          <w:rFonts w:cs="Arial"/>
+          <w:spacing w:val="-3"/>
+          <w:sz w:val="18"/>
+        </w:rPr>
+        <w:t>%}{</w:t>
+      </w:r>
+      <w:proofErr w:type="gramEnd"/>
+      <w:r>
+        <w:rPr>
+          <w:rFonts w:cs="Arial"/>
+          <w:spacing w:val="-3"/>
+          <w:sz w:val="18"/>
+        </w:rPr>
+        <w:t>% if it_3D4 %}</w:t>
       </w:r>
       <w:r>
         <w:rPr>
@@ -3153,7 +3896,25 @@
           <w:spacing w:val="-3"/>
           <w:sz w:val="18"/>
         </w:rPr>
-        <w:t>{% endif %}{% if it_3D5 %}</w:t>
+        <w:t xml:space="preserve">{% endif </w:t>
+      </w:r>
+      <w:proofErr w:type="gramStart"/>
+      <w:r>
+        <w:rPr>
+          <w:rFonts w:cs="Arial"/>
+          <w:spacing w:val="-3"/>
+          <w:sz w:val="18"/>
+        </w:rPr>
+        <w:t>%}{</w:t>
+      </w:r>
+      <w:proofErr w:type="gramEnd"/>
+      <w:r>
+        <w:rPr>
+          <w:rFonts w:cs="Arial"/>
+          <w:spacing w:val="-3"/>
+          <w:sz w:val="18"/>
+        </w:rPr>
+        <w:t>% if it_3D5 %}</w:t>
       </w:r>
       <w:r>
         <w:rPr>
@@ -3234,7 +3995,17 @@
           <w:sz w:val="18"/>
           <w:lang w:val="en-US"/>
         </w:rPr>
-        <w:t>{% endif %</w:t>
+        <w:t xml:space="preserve">{% endif </w:t>
+      </w:r>
+      <w:proofErr w:type="gramStart"/>
+      <w:r>
+        <w:rPr>
+          <w:rFonts w:cs="Arial"/>
+          <w:spacing w:val="-3"/>
+          <w:sz w:val="18"/>
+          <w:lang w:val="en-US"/>
+        </w:rPr>
+        <w:t>%</w:t>
       </w:r>
       <w:r>
         <w:rPr>
@@ -3255,7 +4026,20 @@
           <w:u w:val="single"/>
           <w:lang w:val="en-US"/>
         </w:rPr>
-        <w:t>{% if it_3</w:t>
+        <w:t>{</w:t>
+      </w:r>
+      <w:proofErr w:type="gramEnd"/>
+      <w:r>
+        <w:rPr>
+          <w:rFonts w:cs="Arial"/>
+          <w:b/>
+          <w:bCs/>
+          <w:spacing w:val="-3"/>
+          <w:sz w:val="20"/>
+          <w:u w:val="single"/>
+          <w:lang w:val="en-US"/>
+        </w:rPr>
+        <w:t>% if it_3</w:t>
       </w:r>
       <w:r>
         <w:rPr>
@@ -3605,6 +4389,7 @@
         </w:rPr>
         <w:t xml:space="preserve">E15 </w:t>
       </w:r>
+      <w:proofErr w:type="gramStart"/>
       <w:r>
         <w:rPr>
           <w:rFonts w:cs="Arial"/>
@@ -3627,7 +4412,20 @@
           <w:u w:val="single"/>
           <w:lang w:val="en-US"/>
         </w:rPr>
-        <w:t>Aménagements structurels intérieurs ou extérieurs</w:t>
+        <w:t>Aménagements</w:t>
+      </w:r>
+      <w:proofErr w:type="gramEnd"/>
+      <w:r>
+        <w:rPr>
+          <w:rFonts w:cs="Arial"/>
+          <w:b/>
+          <w:bCs/>
+          <w:spacing w:val="-3"/>
+          <w:sz w:val="20"/>
+          <w:u w:val="single"/>
+          <w:lang w:val="en-US"/>
+        </w:rPr>
+        <w:t xml:space="preserve"> structurels intérieurs ou extérieurs</w:t>
       </w:r>
     </w:p>
     <w:p>
@@ -3657,7 +4455,25 @@
           <w:spacing w:val="-3"/>
           <w:sz w:val="18"/>
         </w:rPr>
-        <w:t>{% endif %}{% if it_3E1 %}</w:t>
+        <w:t xml:space="preserve">{% endif </w:t>
+      </w:r>
+      <w:proofErr w:type="gramStart"/>
+      <w:r>
+        <w:rPr>
+          <w:rFonts w:cs="Arial"/>
+          <w:spacing w:val="-3"/>
+          <w:sz w:val="18"/>
+        </w:rPr>
+        <w:t>%}{</w:t>
+      </w:r>
+      <w:proofErr w:type="gramEnd"/>
+      <w:r>
+        <w:rPr>
+          <w:rFonts w:cs="Arial"/>
+          <w:spacing w:val="-3"/>
+          <w:sz w:val="18"/>
+        </w:rPr>
+        <w:t>% if it_3E1 %}</w:t>
       </w:r>
       <w:r>
         <w:rPr>
@@ -3704,7 +4520,25 @@
           <w:spacing w:val="-3"/>
           <w:sz w:val="18"/>
         </w:rPr>
-        <w:t>{% endif %}{% if it_3E2 %}</w:t>
+        <w:t xml:space="preserve">{% endif </w:t>
+      </w:r>
+      <w:proofErr w:type="gramStart"/>
+      <w:r>
+        <w:rPr>
+          <w:rFonts w:cs="Arial"/>
+          <w:spacing w:val="-3"/>
+          <w:sz w:val="18"/>
+        </w:rPr>
+        <w:t>%}{</w:t>
+      </w:r>
+      <w:proofErr w:type="gramEnd"/>
+      <w:r>
+        <w:rPr>
+          <w:rFonts w:cs="Arial"/>
+          <w:spacing w:val="-3"/>
+          <w:sz w:val="18"/>
+        </w:rPr>
+        <w:t>% if it_3E2 %}</w:t>
       </w:r>
       <w:r>
         <w:rPr>
@@ -3751,7 +4585,25 @@
           <w:spacing w:val="-3"/>
           <w:sz w:val="18"/>
         </w:rPr>
-        <w:t>{% endif %}{% if it_3</w:t>
+        <w:t xml:space="preserve">{% endif </w:t>
+      </w:r>
+      <w:proofErr w:type="gramStart"/>
+      <w:r>
+        <w:rPr>
+          <w:rFonts w:cs="Arial"/>
+          <w:spacing w:val="-3"/>
+          <w:sz w:val="18"/>
+        </w:rPr>
+        <w:t>%}{</w:t>
+      </w:r>
+      <w:proofErr w:type="gramEnd"/>
+      <w:r>
+        <w:rPr>
+          <w:rFonts w:cs="Arial"/>
+          <w:spacing w:val="-3"/>
+          <w:sz w:val="18"/>
+        </w:rPr>
+        <w:t>% if it_3</w:t>
       </w:r>
       <w:r>
         <w:rPr>
@@ -3823,7 +4675,25 @@
           <w:spacing w:val="-3"/>
           <w:sz w:val="18"/>
         </w:rPr>
-        <w:t>{% endif %}{% if it_3E4 %}</w:t>
+        <w:t xml:space="preserve">{% endif </w:t>
+      </w:r>
+      <w:proofErr w:type="gramStart"/>
+      <w:r>
+        <w:rPr>
+          <w:rFonts w:cs="Arial"/>
+          <w:spacing w:val="-3"/>
+          <w:sz w:val="18"/>
+        </w:rPr>
+        <w:t>%}{</w:t>
+      </w:r>
+      <w:proofErr w:type="gramEnd"/>
+      <w:r>
+        <w:rPr>
+          <w:rFonts w:cs="Arial"/>
+          <w:spacing w:val="-3"/>
+          <w:sz w:val="18"/>
+        </w:rPr>
+        <w:t>% if it_3E4 %}</w:t>
       </w:r>
       <w:r>
         <w:rPr>
@@ -3879,7 +4749,25 @@
           <w:spacing w:val="-3"/>
           <w:sz w:val="18"/>
         </w:rPr>
-        <w:t>{% endif %}{% if it_3E5 %}</w:t>
+        <w:t xml:space="preserve">{% endif </w:t>
+      </w:r>
+      <w:proofErr w:type="gramStart"/>
+      <w:r>
+        <w:rPr>
+          <w:rFonts w:cs="Arial"/>
+          <w:spacing w:val="-3"/>
+          <w:sz w:val="18"/>
+        </w:rPr>
+        <w:t>%}{</w:t>
+      </w:r>
+      <w:proofErr w:type="gramEnd"/>
+      <w:r>
+        <w:rPr>
+          <w:rFonts w:cs="Arial"/>
+          <w:spacing w:val="-3"/>
+          <w:sz w:val="18"/>
+        </w:rPr>
+        <w:t>% if it_3E5 %}</w:t>
       </w:r>
       <w:r>
         <w:rPr>
@@ -4015,7 +4903,25 @@
           <w:spacing w:val="-3"/>
           <w:sz w:val="18"/>
         </w:rPr>
-        <w:t>{% endif %}{% if it_3E6 %}</w:t>
+        <w:t xml:space="preserve">{% endif </w:t>
+      </w:r>
+      <w:proofErr w:type="gramStart"/>
+      <w:r>
+        <w:rPr>
+          <w:rFonts w:cs="Arial"/>
+          <w:spacing w:val="-3"/>
+          <w:sz w:val="18"/>
+        </w:rPr>
+        <w:t>%}{</w:t>
+      </w:r>
+      <w:proofErr w:type="gramEnd"/>
+      <w:r>
+        <w:rPr>
+          <w:rFonts w:cs="Arial"/>
+          <w:spacing w:val="-3"/>
+          <w:sz w:val="18"/>
+        </w:rPr>
+        <w:t>% if it_3E6 %}</w:t>
       </w:r>
       <w:r>
         <w:rPr>
@@ -4062,7 +4968,25 @@
           <w:spacing w:val="-3"/>
           <w:sz w:val="18"/>
         </w:rPr>
-        <w:t>{% endif %}{% if it_3E7 %}</w:t>
+        <w:t xml:space="preserve">{% endif </w:t>
+      </w:r>
+      <w:proofErr w:type="gramStart"/>
+      <w:r>
+        <w:rPr>
+          <w:rFonts w:cs="Arial"/>
+          <w:spacing w:val="-3"/>
+          <w:sz w:val="18"/>
+        </w:rPr>
+        <w:t>%}{</w:t>
+      </w:r>
+      <w:proofErr w:type="gramEnd"/>
+      <w:r>
+        <w:rPr>
+          <w:rFonts w:cs="Arial"/>
+          <w:spacing w:val="-3"/>
+          <w:sz w:val="18"/>
+        </w:rPr>
+        <w:t>% if it_3E7 %}</w:t>
       </w:r>
       <w:r>
         <w:rPr>
@@ -4078,7 +5002,25 @@
           <w:spacing w:val="-3"/>
           <w:sz w:val="18"/>
         </w:rPr>
-        <w:t xml:space="preserve">Gradins, planchers, escaliers: </w:t>
+        <w:t xml:space="preserve">Gradins, planchers, </w:t>
+      </w:r>
+      <w:proofErr w:type="gramStart"/>
+      <w:r>
+        <w:rPr>
+          <w:rFonts w:cs="Arial"/>
+          <w:spacing w:val="-3"/>
+          <w:sz w:val="18"/>
+        </w:rPr>
+        <w:t>escaliers:</w:t>
+      </w:r>
+      <w:proofErr w:type="gramEnd"/>
+      <w:r>
+        <w:rPr>
+          <w:rFonts w:cs="Arial"/>
+          <w:spacing w:val="-3"/>
+          <w:sz w:val="18"/>
+        </w:rPr>
+        <w:t xml:space="preserve"> </w:t>
       </w:r>
       <w:r>
         <w:rPr>
@@ -4168,7 +5110,25 @@
           <w:spacing w:val="-3"/>
           <w:sz w:val="18"/>
         </w:rPr>
-        <w:t>{% endif %}{% if it_3E8 %}</w:t>
+        <w:t xml:space="preserve">{% endif </w:t>
+      </w:r>
+      <w:proofErr w:type="gramStart"/>
+      <w:r>
+        <w:rPr>
+          <w:rFonts w:cs="Arial"/>
+          <w:spacing w:val="-3"/>
+          <w:sz w:val="18"/>
+        </w:rPr>
+        <w:t>%}{</w:t>
+      </w:r>
+      <w:proofErr w:type="gramEnd"/>
+      <w:r>
+        <w:rPr>
+          <w:rFonts w:cs="Arial"/>
+          <w:spacing w:val="-3"/>
+          <w:sz w:val="18"/>
+        </w:rPr>
+        <w:t>% if it_3E8 %}</w:t>
       </w:r>
       <w:r>
         <w:rPr>
@@ -4289,7 +5249,25 @@
           <w:spacing w:val="-3"/>
           <w:sz w:val="18"/>
         </w:rPr>
-        <w:t>{% endif %}{% if it_3E9 %}</w:t>
+        <w:t xml:space="preserve">{% endif </w:t>
+      </w:r>
+      <w:proofErr w:type="gramStart"/>
+      <w:r>
+        <w:rPr>
+          <w:rFonts w:cs="Arial"/>
+          <w:spacing w:val="-3"/>
+          <w:sz w:val="18"/>
+        </w:rPr>
+        <w:t>%}{</w:t>
+      </w:r>
+      <w:proofErr w:type="gramEnd"/>
+      <w:r>
+        <w:rPr>
+          <w:rFonts w:cs="Arial"/>
+          <w:spacing w:val="-3"/>
+          <w:sz w:val="18"/>
+        </w:rPr>
+        <w:t>% if it_3E9 %}</w:t>
       </w:r>
       <w:r>
         <w:rPr>
@@ -4336,7 +5314,25 @@
           <w:spacing w:val="-3"/>
           <w:sz w:val="18"/>
         </w:rPr>
-        <w:t>{% endif %}{% if it_3E10 %}</w:t>
+        <w:t xml:space="preserve">{% endif </w:t>
+      </w:r>
+      <w:proofErr w:type="gramStart"/>
+      <w:r>
+        <w:rPr>
+          <w:rFonts w:cs="Arial"/>
+          <w:spacing w:val="-3"/>
+          <w:sz w:val="18"/>
+        </w:rPr>
+        <w:t>%}{</w:t>
+      </w:r>
+      <w:proofErr w:type="gramEnd"/>
+      <w:r>
+        <w:rPr>
+          <w:rFonts w:cs="Arial"/>
+          <w:spacing w:val="-3"/>
+          <w:sz w:val="18"/>
+        </w:rPr>
+        <w:t>% if it_3E10 %}</w:t>
       </w:r>
       <w:r>
         <w:rPr>
@@ -4383,7 +5379,25 @@
           <w:spacing w:val="-3"/>
           <w:sz w:val="18"/>
         </w:rPr>
-        <w:t>{% endif %}{% if it_3E11 %}</w:t>
+        <w:t xml:space="preserve">{% endif </w:t>
+      </w:r>
+      <w:proofErr w:type="gramStart"/>
+      <w:r>
+        <w:rPr>
+          <w:rFonts w:cs="Arial"/>
+          <w:spacing w:val="-3"/>
+          <w:sz w:val="18"/>
+        </w:rPr>
+        <w:t>%}{</w:t>
+      </w:r>
+      <w:proofErr w:type="gramEnd"/>
+      <w:r>
+        <w:rPr>
+          <w:rFonts w:cs="Arial"/>
+          <w:spacing w:val="-3"/>
+          <w:sz w:val="18"/>
+        </w:rPr>
+        <w:t>% if it_3E11 %}</w:t>
       </w:r>
       <w:r>
         <w:rPr>
@@ -4430,7 +5444,25 @@
           <w:spacing w:val="-3"/>
           <w:sz w:val="18"/>
         </w:rPr>
-        <w:t>{% endif %}{% if it_3E12 %}</w:t>
+        <w:t xml:space="preserve">{% endif </w:t>
+      </w:r>
+      <w:proofErr w:type="gramStart"/>
+      <w:r>
+        <w:rPr>
+          <w:rFonts w:cs="Arial"/>
+          <w:spacing w:val="-3"/>
+          <w:sz w:val="18"/>
+        </w:rPr>
+        <w:t>%}{</w:t>
+      </w:r>
+      <w:proofErr w:type="gramEnd"/>
+      <w:r>
+        <w:rPr>
+          <w:rFonts w:cs="Arial"/>
+          <w:spacing w:val="-3"/>
+          <w:sz w:val="18"/>
+        </w:rPr>
+        <w:t>% if it_3E12 %}</w:t>
       </w:r>
       <w:r>
         <w:rPr>
@@ -4477,7 +5509,25 @@
           <w:spacing w:val="-3"/>
           <w:sz w:val="18"/>
         </w:rPr>
-        <w:t>{% endif %}{% if it_3E13 %}</w:t>
+        <w:t xml:space="preserve">{% endif </w:t>
+      </w:r>
+      <w:proofErr w:type="gramStart"/>
+      <w:r>
+        <w:rPr>
+          <w:rFonts w:cs="Arial"/>
+          <w:spacing w:val="-3"/>
+          <w:sz w:val="18"/>
+        </w:rPr>
+        <w:t>%}{</w:t>
+      </w:r>
+      <w:proofErr w:type="gramEnd"/>
+      <w:r>
+        <w:rPr>
+          <w:rFonts w:cs="Arial"/>
+          <w:spacing w:val="-3"/>
+          <w:sz w:val="18"/>
+        </w:rPr>
+        <w:t>% if it_3E13 %}</w:t>
       </w:r>
       <w:r>
         <w:rPr>
@@ -4584,7 +5634,25 @@
           <w:spacing w:val="-3"/>
           <w:sz w:val="18"/>
         </w:rPr>
-        <w:t>{% endif %}{% if it_3E14 %}</w:t>
+        <w:t xml:space="preserve">{% endif </w:t>
+      </w:r>
+      <w:proofErr w:type="gramStart"/>
+      <w:r>
+        <w:rPr>
+          <w:rFonts w:cs="Arial"/>
+          <w:spacing w:val="-3"/>
+          <w:sz w:val="18"/>
+        </w:rPr>
+        <w:t>%}{</w:t>
+      </w:r>
+      <w:proofErr w:type="gramEnd"/>
+      <w:r>
+        <w:rPr>
+          <w:rFonts w:cs="Arial"/>
+          <w:spacing w:val="-3"/>
+          <w:sz w:val="18"/>
+        </w:rPr>
+        <w:t>% if it_3E14 %}</w:t>
       </w:r>
       <w:r>
         <w:rPr>
@@ -4825,7 +5893,25 @@
           <w:spacing w:val="-3"/>
           <w:sz w:val="18"/>
         </w:rPr>
-        <w:t>{% endif %}{% if it_3E15 %}</w:t>
+        <w:t xml:space="preserve">{% endif </w:t>
+      </w:r>
+      <w:proofErr w:type="gramStart"/>
+      <w:r>
+        <w:rPr>
+          <w:rFonts w:cs="Arial"/>
+          <w:spacing w:val="-3"/>
+          <w:sz w:val="18"/>
+        </w:rPr>
+        <w:t>%}{</w:t>
+      </w:r>
+      <w:proofErr w:type="gramEnd"/>
+      <w:r>
+        <w:rPr>
+          <w:rFonts w:cs="Arial"/>
+          <w:spacing w:val="-3"/>
+          <w:sz w:val="18"/>
+        </w:rPr>
+        <w:t>% if it_3E15 %}</w:t>
       </w:r>
       <w:r>
         <w:rPr>
@@ -4892,19 +5978,42 @@
           <w:sz w:val="18"/>
           <w:lang w:val="en-US"/>
         </w:rPr>
-        <w:t>{% endif %}</w:t>
-      </w:r>
-      <w:r>
-        <w:rPr>
-          <w:rFonts w:cs="Arial"/>
-          <w:b/>
-          <w:bCs/>
-          <w:spacing w:val="-3"/>
-          <w:sz w:val="20"/>
-          <w:u w:val="single"/>
-          <w:lang w:val="en-US"/>
-        </w:rPr>
-        <w:t>{% if it_3</w:t>
+        <w:t xml:space="preserve">{% endif </w:t>
+      </w:r>
+      <w:proofErr w:type="gramStart"/>
+      <w:r>
+        <w:rPr>
+          <w:rFonts w:cs="Arial"/>
+          <w:spacing w:val="-3"/>
+          <w:sz w:val="18"/>
+          <w:lang w:val="en-US"/>
+        </w:rPr>
+        <w:t>%}</w:t>
+      </w:r>
+      <w:r>
+        <w:rPr>
+          <w:rFonts w:cs="Arial"/>
+          <w:b/>
+          <w:bCs/>
+          <w:spacing w:val="-3"/>
+          <w:sz w:val="20"/>
+          <w:u w:val="single"/>
+          <w:lang w:val="en-US"/>
+        </w:rPr>
+        <w:t>{</w:t>
+      </w:r>
+      <w:proofErr w:type="gramEnd"/>
+      <w:r>
+        <w:rPr>
+          <w:rFonts w:cs="Arial"/>
+          <w:b/>
+          <w:bCs/>
+          <w:spacing w:val="-3"/>
+          <w:sz w:val="20"/>
+          <w:u w:val="single"/>
+          <w:lang w:val="en-US"/>
+        </w:rPr>
+        <w:t>% if it_3</w:t>
       </w:r>
       <w:r>
         <w:rPr>
@@ -5048,19 +6157,45 @@
           <w:u w:val="single"/>
           <w:lang w:val="en-US"/>
         </w:rPr>
-        <w:t xml:space="preserve"> %}</w:t>
-      </w:r>
-      <w:r>
-        <w:rPr>
-          <w:rFonts w:cs="Arial"/>
-          <w:b/>
-          <w:bCs/>
-          <w:spacing w:val="-3"/>
-          <w:sz w:val="20"/>
-          <w:u w:val="single"/>
-          <w:lang w:val="en-US"/>
-        </w:rPr>
-        <w:t>Précautions contre l’incendie</w:t>
+        <w:t xml:space="preserve"> </w:t>
+      </w:r>
+      <w:proofErr w:type="gramStart"/>
+      <w:r>
+        <w:rPr>
+          <w:rFonts w:cs="Arial"/>
+          <w:b/>
+          <w:bCs/>
+          <w:spacing w:val="-3"/>
+          <w:sz w:val="20"/>
+          <w:u w:val="single"/>
+          <w:lang w:val="en-US"/>
+        </w:rPr>
+        <w:t>%}</w:t>
+      </w:r>
+      <w:r>
+        <w:rPr>
+          <w:rFonts w:cs="Arial"/>
+          <w:b/>
+          <w:bCs/>
+          <w:spacing w:val="-3"/>
+          <w:sz w:val="20"/>
+          <w:u w:val="single"/>
+          <w:lang w:val="en-US"/>
+        </w:rPr>
+        <w:t>Précautions</w:t>
+      </w:r>
+      <w:proofErr w:type="gramEnd"/>
+      <w:r>
+        <w:rPr>
+          <w:rFonts w:cs="Arial"/>
+          <w:b/>
+          <w:bCs/>
+          <w:spacing w:val="-3"/>
+          <w:sz w:val="20"/>
+          <w:u w:val="single"/>
+          <w:lang w:val="en-US"/>
+        </w:rPr>
+        <w:t xml:space="preserve"> contre l’incendie</w:t>
       </w:r>
     </w:p>
     <w:p>
@@ -5091,7 +6226,25 @@
           <w:spacing w:val="-3"/>
           <w:sz w:val="18"/>
         </w:rPr>
-        <w:t>{% endif %}{% if it_3F1 %}</w:t>
+        <w:t xml:space="preserve">{% endif </w:t>
+      </w:r>
+      <w:proofErr w:type="gramStart"/>
+      <w:r>
+        <w:rPr>
+          <w:rFonts w:cs="Arial"/>
+          <w:spacing w:val="-3"/>
+          <w:sz w:val="18"/>
+        </w:rPr>
+        <w:t>%}{</w:t>
+      </w:r>
+      <w:proofErr w:type="gramEnd"/>
+      <w:r>
+        <w:rPr>
+          <w:rFonts w:cs="Arial"/>
+          <w:spacing w:val="-3"/>
+          <w:sz w:val="18"/>
+        </w:rPr>
+        <w:t>% if it_3F1 %}</w:t>
       </w:r>
       <w:r>
         <w:rPr>
@@ -5164,7 +6317,25 @@
           <w:spacing w:val="-3"/>
           <w:sz w:val="18"/>
         </w:rPr>
-        <w:t>{% endif %}{% if it_3F2 %}</w:t>
+        <w:t xml:space="preserve">{% endif </w:t>
+      </w:r>
+      <w:proofErr w:type="gramStart"/>
+      <w:r>
+        <w:rPr>
+          <w:rFonts w:cs="Arial"/>
+          <w:spacing w:val="-3"/>
+          <w:sz w:val="18"/>
+        </w:rPr>
+        <w:t>%}{</w:t>
+      </w:r>
+      <w:proofErr w:type="gramEnd"/>
+      <w:r>
+        <w:rPr>
+          <w:rFonts w:cs="Arial"/>
+          <w:spacing w:val="-3"/>
+          <w:sz w:val="18"/>
+        </w:rPr>
+        <w:t>% if it_3F2 %}</w:t>
       </w:r>
       <w:r>
         <w:rPr>
@@ -5235,7 +6406,25 @@
           <w:spacing w:val="-3"/>
           <w:sz w:val="18"/>
         </w:rPr>
-        <w:t>{% endif %}{% if it_3F3 %}</w:t>
+        <w:t xml:space="preserve">{% endif </w:t>
+      </w:r>
+      <w:proofErr w:type="gramStart"/>
+      <w:r>
+        <w:rPr>
+          <w:rFonts w:cs="Arial"/>
+          <w:spacing w:val="-3"/>
+          <w:sz w:val="18"/>
+        </w:rPr>
+        <w:t>%}{</w:t>
+      </w:r>
+      <w:proofErr w:type="gramEnd"/>
+      <w:r>
+        <w:rPr>
+          <w:rFonts w:cs="Arial"/>
+          <w:spacing w:val="-3"/>
+          <w:sz w:val="18"/>
+        </w:rPr>
+        <w:t>% if it_3F3 %}</w:t>
       </w:r>
       <w:r>
         <w:rPr>
@@ -5307,7 +6496,25 @@
           <w:spacing w:val="-3"/>
           <w:sz w:val="18"/>
         </w:rPr>
-        <w:t>{% endif %}{% if it_3F4 %}</w:t>
+        <w:t xml:space="preserve">{% endif </w:t>
+      </w:r>
+      <w:proofErr w:type="gramStart"/>
+      <w:r>
+        <w:rPr>
+          <w:rFonts w:cs="Arial"/>
+          <w:spacing w:val="-3"/>
+          <w:sz w:val="18"/>
+        </w:rPr>
+        <w:t>%}{</w:t>
+      </w:r>
+      <w:proofErr w:type="gramEnd"/>
+      <w:r>
+        <w:rPr>
+          <w:rFonts w:cs="Arial"/>
+          <w:spacing w:val="-3"/>
+          <w:sz w:val="18"/>
+        </w:rPr>
+        <w:t>% if it_3F4 %}</w:t>
       </w:r>
       <w:r>
         <w:rPr>
@@ -5354,7 +6561,25 @@
           <w:spacing w:val="-3"/>
           <w:sz w:val="18"/>
         </w:rPr>
-        <w:t>{% endif %}{% if it_3F5 %}</w:t>
+        <w:t xml:space="preserve">{% endif </w:t>
+      </w:r>
+      <w:proofErr w:type="gramStart"/>
+      <w:r>
+        <w:rPr>
+          <w:rFonts w:cs="Arial"/>
+          <w:spacing w:val="-3"/>
+          <w:sz w:val="18"/>
+        </w:rPr>
+        <w:t>%}{</w:t>
+      </w:r>
+      <w:proofErr w:type="gramEnd"/>
+      <w:r>
+        <w:rPr>
+          <w:rFonts w:cs="Arial"/>
+          <w:spacing w:val="-3"/>
+          <w:sz w:val="18"/>
+        </w:rPr>
+        <w:t>% if it_3F5 %}</w:t>
       </w:r>
       <w:r>
         <w:rPr>
@@ -5418,7 +6643,25 @@
           <w:spacing w:val="-3"/>
           <w:sz w:val="18"/>
         </w:rPr>
-        <w:t>{% endif %}{% if it_3F6 %}</w:t>
+        <w:t xml:space="preserve">{% endif </w:t>
+      </w:r>
+      <w:proofErr w:type="gramStart"/>
+      <w:r>
+        <w:rPr>
+          <w:rFonts w:cs="Arial"/>
+          <w:spacing w:val="-3"/>
+          <w:sz w:val="18"/>
+        </w:rPr>
+        <w:t>%}{</w:t>
+      </w:r>
+      <w:proofErr w:type="gramEnd"/>
+      <w:r>
+        <w:rPr>
+          <w:rFonts w:cs="Arial"/>
+          <w:spacing w:val="-3"/>
+          <w:sz w:val="18"/>
+        </w:rPr>
+        <w:t>% if it_3F6 %}</w:t>
       </w:r>
       <w:r>
         <w:rPr>
@@ -5475,19 +6718,42 @@
           <w:sz w:val="18"/>
           <w:lang w:val="en-US"/>
         </w:rPr>
-        <w:t>{% endif %}</w:t>
-      </w:r>
-      <w:r>
-        <w:rPr>
-          <w:rFonts w:cs="Arial"/>
-          <w:b/>
-          <w:bCs/>
-          <w:spacing w:val="-3"/>
-          <w:sz w:val="20"/>
-          <w:u w:val="single"/>
-          <w:lang w:val="en-US"/>
-        </w:rPr>
-        <w:t>{% if it_3</w:t>
+        <w:t xml:space="preserve">{% endif </w:t>
+      </w:r>
+      <w:proofErr w:type="gramStart"/>
+      <w:r>
+        <w:rPr>
+          <w:rFonts w:cs="Arial"/>
+          <w:spacing w:val="-3"/>
+          <w:sz w:val="18"/>
+          <w:lang w:val="en-US"/>
+        </w:rPr>
+        <w:t>%}</w:t>
+      </w:r>
+      <w:r>
+        <w:rPr>
+          <w:rFonts w:cs="Arial"/>
+          <w:b/>
+          <w:bCs/>
+          <w:spacing w:val="-3"/>
+          <w:sz w:val="20"/>
+          <w:u w:val="single"/>
+          <w:lang w:val="en-US"/>
+        </w:rPr>
+        <w:t>{</w:t>
+      </w:r>
+      <w:proofErr w:type="gramEnd"/>
+      <w:r>
+        <w:rPr>
+          <w:rFonts w:cs="Arial"/>
+          <w:b/>
+          <w:bCs/>
+          <w:spacing w:val="-3"/>
+          <w:sz w:val="20"/>
+          <w:u w:val="single"/>
+          <w:lang w:val="en-US"/>
+        </w:rPr>
+        <w:t>% if it_3</w:t>
       </w:r>
       <w:r>
         <w:rPr>
@@ -5775,19 +7041,45 @@
           <w:u w:val="single"/>
           <w:lang w:val="en-US"/>
         </w:rPr>
-        <w:t xml:space="preserve"> %}</w:t>
-      </w:r>
-      <w:r>
-        <w:rPr>
-          <w:rFonts w:cs="Arial"/>
-          <w:b/>
-          <w:bCs/>
-          <w:spacing w:val="-3"/>
-          <w:sz w:val="20"/>
-          <w:u w:val="single"/>
-          <w:lang w:val="en-US"/>
-        </w:rPr>
-        <w:t>Evacuation – dégagements, sorties et sorties de secours</w:t>
+        <w:t xml:space="preserve"> </w:t>
+      </w:r>
+      <w:proofErr w:type="gramStart"/>
+      <w:r>
+        <w:rPr>
+          <w:rFonts w:cs="Arial"/>
+          <w:b/>
+          <w:bCs/>
+          <w:spacing w:val="-3"/>
+          <w:sz w:val="20"/>
+          <w:u w:val="single"/>
+          <w:lang w:val="en-US"/>
+        </w:rPr>
+        <w:t>%}</w:t>
+      </w:r>
+      <w:r>
+        <w:rPr>
+          <w:rFonts w:cs="Arial"/>
+          <w:b/>
+          <w:bCs/>
+          <w:spacing w:val="-3"/>
+          <w:sz w:val="20"/>
+          <w:u w:val="single"/>
+          <w:lang w:val="en-US"/>
+        </w:rPr>
+        <w:t>Evacuation</w:t>
+      </w:r>
+      <w:proofErr w:type="gramEnd"/>
+      <w:r>
+        <w:rPr>
+          <w:rFonts w:cs="Arial"/>
+          <w:b/>
+          <w:bCs/>
+          <w:spacing w:val="-3"/>
+          <w:sz w:val="20"/>
+          <w:u w:val="single"/>
+          <w:lang w:val="en-US"/>
+        </w:rPr>
+        <w:t xml:space="preserve"> – dégagements, sorties et sorties de secours</w:t>
       </w:r>
     </w:p>
     <w:p>
@@ -5818,7 +7110,25 @@
           <w:spacing w:val="-3"/>
           <w:sz w:val="18"/>
         </w:rPr>
-        <w:t>{% endif %}{% if it_3G1 %}</w:t>
+        <w:t xml:space="preserve">{% endif </w:t>
+      </w:r>
+      <w:proofErr w:type="gramStart"/>
+      <w:r>
+        <w:rPr>
+          <w:rFonts w:cs="Arial"/>
+          <w:spacing w:val="-3"/>
+          <w:sz w:val="18"/>
+        </w:rPr>
+        <w:t>%}{</w:t>
+      </w:r>
+      <w:proofErr w:type="gramEnd"/>
+      <w:r>
+        <w:rPr>
+          <w:rFonts w:cs="Arial"/>
+          <w:spacing w:val="-3"/>
+          <w:sz w:val="18"/>
+        </w:rPr>
+        <w:t>% if it_3G1 %}</w:t>
       </w:r>
       <w:r>
         <w:rPr>
@@ -5984,7 +7294,25 @@
           <w:spacing w:val="-3"/>
           <w:sz w:val="18"/>
         </w:rPr>
-        <w:t>{% endif %}{% if it_3G2 %}</w:t>
+        <w:t xml:space="preserve">{% endif </w:t>
+      </w:r>
+      <w:proofErr w:type="gramStart"/>
+      <w:r>
+        <w:rPr>
+          <w:rFonts w:cs="Arial"/>
+          <w:spacing w:val="-3"/>
+          <w:sz w:val="18"/>
+        </w:rPr>
+        <w:t>%}{</w:t>
+      </w:r>
+      <w:proofErr w:type="gramEnd"/>
+      <w:r>
+        <w:rPr>
+          <w:rFonts w:cs="Arial"/>
+          <w:spacing w:val="-3"/>
+          <w:sz w:val="18"/>
+        </w:rPr>
+        <w:t>% if it_3G2 %}</w:t>
       </w:r>
       <w:r>
         <w:rPr>
@@ -6019,6 +7347,7 @@
         </w:rPr>
         <w:t xml:space="preserve"> </w:t>
       </w:r>
+      <w:proofErr w:type="gramStart"/>
       <w:r>
         <w:rPr>
           <w:rFonts w:cs="Arial"/>
@@ -6035,6 +7364,7 @@
         </w:rPr>
         <w:t>:</w:t>
       </w:r>
+      <w:proofErr w:type="gramEnd"/>
     </w:p>
     <w:p>
       <w:pPr>
@@ -6055,7 +7385,25 @@
           <w:sz w:val="16"/>
           <w:szCs w:val="16"/>
         </w:rPr>
-        <w:t xml:space="preserve">-de 1 à 50 personnes: </w:t>
+        <w:t xml:space="preserve">-de 1 à 50 </w:t>
+      </w:r>
+      <w:proofErr w:type="gramStart"/>
+      <w:r>
+        <w:rPr>
+          <w:rFonts w:cs="Arial"/>
+          <w:sz w:val="16"/>
+          <w:szCs w:val="16"/>
+        </w:rPr>
+        <w:t>personnes:</w:t>
+      </w:r>
+      <w:proofErr w:type="gramEnd"/>
+      <w:r>
+        <w:rPr>
+          <w:rFonts w:cs="Arial"/>
+          <w:sz w:val="16"/>
+          <w:szCs w:val="16"/>
+        </w:rPr>
+        <w:t xml:space="preserve"> </w:t>
       </w:r>
       <w:r>
         <w:rPr>
@@ -6125,7 +7473,25 @@
           <w:sz w:val="16"/>
           <w:szCs w:val="16"/>
         </w:rPr>
-        <w:t xml:space="preserve">-de 251 à 500 personnes: </w:t>
+        <w:t xml:space="preserve">-de 251 à 500 </w:t>
+      </w:r>
+      <w:proofErr w:type="gramStart"/>
+      <w:r>
+        <w:rPr>
+          <w:rFonts w:cs="Arial"/>
+          <w:sz w:val="16"/>
+          <w:szCs w:val="16"/>
+        </w:rPr>
+        <w:t>personnes:</w:t>
+      </w:r>
+      <w:proofErr w:type="gramEnd"/>
+      <w:r>
+        <w:rPr>
+          <w:rFonts w:cs="Arial"/>
+          <w:sz w:val="16"/>
+          <w:szCs w:val="16"/>
+        </w:rPr>
+        <w:t xml:space="preserve"> </w:t>
       </w:r>
       <w:r>
         <w:rPr>
@@ -6166,7 +7532,25 @@
           <w:sz w:val="16"/>
           <w:szCs w:val="16"/>
         </w:rPr>
-        <w:t xml:space="preserve">-pour plus de 500 personnes: 1 sortie supplémentaire par tranche de 500 personnes supplémentaires ou fraction de ce nombre. Ces sorties doivent être éloignées le plus possible l'une de l'autre. La distance maximale pour atteindre une issue ne sera pas supérieure à </w:t>
+        <w:t xml:space="preserve">-pour plus de 500 </w:t>
+      </w:r>
+      <w:proofErr w:type="gramStart"/>
+      <w:r>
+        <w:rPr>
+          <w:rFonts w:cs="Arial"/>
+          <w:sz w:val="16"/>
+          <w:szCs w:val="16"/>
+        </w:rPr>
+        <w:t>personnes:</w:t>
+      </w:r>
+      <w:proofErr w:type="gramEnd"/>
+      <w:r>
+        <w:rPr>
+          <w:rFonts w:cs="Arial"/>
+          <w:sz w:val="16"/>
+          <w:szCs w:val="16"/>
+        </w:rPr>
+        <w:t xml:space="preserve"> 1 sortie supplémentaire par tranche de 500 personnes supplémentaires ou fraction de ce nombre. Ces sorties doivent être éloignées le plus possible l'une de l'autre. La distance maximale pour atteindre une issue ne sera pas supérieure à </w:t>
       </w:r>
       <w:smartTag w:uri="urn:schemas-microsoft-com:office:smarttags" w:element="metricconverter">
         <w:smartTagPr>
@@ -6218,7 +7602,25 @@
           <w:spacing w:val="-3"/>
           <w:sz w:val="18"/>
         </w:rPr>
-        <w:t>{% endif %}{% if it_3G3 %}</w:t>
+        <w:t xml:space="preserve">{% endif </w:t>
+      </w:r>
+      <w:proofErr w:type="gramStart"/>
+      <w:r>
+        <w:rPr>
+          <w:rFonts w:cs="Arial"/>
+          <w:spacing w:val="-3"/>
+          <w:sz w:val="18"/>
+        </w:rPr>
+        <w:t>%}{</w:t>
+      </w:r>
+      <w:proofErr w:type="gramEnd"/>
+      <w:r>
+        <w:rPr>
+          <w:rFonts w:cs="Arial"/>
+          <w:spacing w:val="-3"/>
+          <w:sz w:val="18"/>
+        </w:rPr>
+        <w:t>% if it_3G3 %}</w:t>
       </w:r>
       <w:r>
         <w:rPr>
@@ -6252,7 +7654,17 @@
           <w:spacing w:val="-3"/>
           <w:sz w:val="18"/>
         </w:rPr>
-        <w:t>pour atteindre une issue</w:t>
+        <w:t xml:space="preserve">pour atteindre une </w:t>
+      </w:r>
+      <w:proofErr w:type="gramStart"/>
+      <w:r>
+        <w:rPr>
+          <w:rFonts w:cs="Arial"/>
+          <w:b/>
+          <w:spacing w:val="-3"/>
+          <w:sz w:val="18"/>
+        </w:rPr>
+        <w:t>issue</w:t>
       </w:r>
       <w:r>
         <w:rPr>
@@ -6262,6 +7674,7 @@
         </w:rPr>
         <w:t>:</w:t>
       </w:r>
+      <w:proofErr w:type="gramEnd"/>
     </w:p>
     <w:p>
       <w:pPr>
@@ -6291,7 +7704,25 @@
           <w:spacing w:val="-3"/>
           <w:sz w:val="18"/>
         </w:rPr>
-        <w:t>{% endif %}{% if it_3G4 %}</w:t>
+        <w:t xml:space="preserve">{% endif </w:t>
+      </w:r>
+      <w:proofErr w:type="gramStart"/>
+      <w:r>
+        <w:rPr>
+          <w:rFonts w:cs="Arial"/>
+          <w:spacing w:val="-3"/>
+          <w:sz w:val="18"/>
+        </w:rPr>
+        <w:t>%}{</w:t>
+      </w:r>
+      <w:proofErr w:type="gramEnd"/>
+      <w:r>
+        <w:rPr>
+          <w:rFonts w:cs="Arial"/>
+          <w:spacing w:val="-3"/>
+          <w:sz w:val="18"/>
+        </w:rPr>
+        <w:t>% if it_3G4 %}</w:t>
       </w:r>
       <w:r>
         <w:rPr>
@@ -6402,7 +7833,25 @@
           <w:spacing w:val="-3"/>
           <w:sz w:val="18"/>
         </w:rPr>
-        <w:t>{% endif %}{% if it_3G5 %}</w:t>
+        <w:t xml:space="preserve">{% endif </w:t>
+      </w:r>
+      <w:proofErr w:type="gramStart"/>
+      <w:r>
+        <w:rPr>
+          <w:rFonts w:cs="Arial"/>
+          <w:spacing w:val="-3"/>
+          <w:sz w:val="18"/>
+        </w:rPr>
+        <w:t>%}{</w:t>
+      </w:r>
+      <w:proofErr w:type="gramEnd"/>
+      <w:r>
+        <w:rPr>
+          <w:rFonts w:cs="Arial"/>
+          <w:spacing w:val="-3"/>
+          <w:sz w:val="18"/>
+        </w:rPr>
+        <w:t>% if it_3G5 %}</w:t>
       </w:r>
       <w:r>
         <w:rPr>
@@ -6475,7 +7924,25 @@
           <w:spacing w:val="-3"/>
           <w:sz w:val="18"/>
         </w:rPr>
-        <w:t>{% endif %}{% if it_3G6 %}</w:t>
+        <w:t xml:space="preserve">{% endif </w:t>
+      </w:r>
+      <w:proofErr w:type="gramStart"/>
+      <w:r>
+        <w:rPr>
+          <w:rFonts w:cs="Arial"/>
+          <w:spacing w:val="-3"/>
+          <w:sz w:val="18"/>
+        </w:rPr>
+        <w:t>%}{</w:t>
+      </w:r>
+      <w:proofErr w:type="gramEnd"/>
+      <w:r>
+        <w:rPr>
+          <w:rFonts w:cs="Arial"/>
+          <w:spacing w:val="-3"/>
+          <w:sz w:val="18"/>
+        </w:rPr>
+        <w:t>% if it_3G6 %}</w:t>
       </w:r>
       <w:r>
         <w:rPr>
@@ -6579,7 +8046,25 @@
           <w:spacing w:val="-3"/>
           <w:sz w:val="18"/>
         </w:rPr>
-        <w:t>{% endif %}{% if it_3G7 %}</w:t>
+        <w:t xml:space="preserve">{% endif </w:t>
+      </w:r>
+      <w:proofErr w:type="gramStart"/>
+      <w:r>
+        <w:rPr>
+          <w:rFonts w:cs="Arial"/>
+          <w:spacing w:val="-3"/>
+          <w:sz w:val="18"/>
+        </w:rPr>
+        <w:t>%}{</w:t>
+      </w:r>
+      <w:proofErr w:type="gramEnd"/>
+      <w:r>
+        <w:rPr>
+          <w:rFonts w:cs="Arial"/>
+          <w:spacing w:val="-3"/>
+          <w:sz w:val="18"/>
+        </w:rPr>
+        <w:t>% if it_3G7 %}</w:t>
       </w:r>
       <w:r>
         <w:rPr>
@@ -6651,7 +8136,25 @@
           <w:spacing w:val="-3"/>
           <w:sz w:val="18"/>
         </w:rPr>
-        <w:t>{% endif %}{% if it_3G8 %}</w:t>
+        <w:t xml:space="preserve">{% endif </w:t>
+      </w:r>
+      <w:proofErr w:type="gramStart"/>
+      <w:r>
+        <w:rPr>
+          <w:rFonts w:cs="Arial"/>
+          <w:spacing w:val="-3"/>
+          <w:sz w:val="18"/>
+        </w:rPr>
+        <w:t>%}{</w:t>
+      </w:r>
+      <w:proofErr w:type="gramEnd"/>
+      <w:r>
+        <w:rPr>
+          <w:rFonts w:cs="Arial"/>
+          <w:spacing w:val="-3"/>
+          <w:sz w:val="18"/>
+        </w:rPr>
+        <w:t>% if it_3G8 %}</w:t>
       </w:r>
       <w:r>
         <w:rPr>
@@ -6913,7 +8416,25 @@
           <w:spacing w:val="-3"/>
           <w:sz w:val="18"/>
         </w:rPr>
-        <w:t>{% endif %}{% if it_3G9 %}</w:t>
+        <w:t xml:space="preserve">{% endif </w:t>
+      </w:r>
+      <w:proofErr w:type="gramStart"/>
+      <w:r>
+        <w:rPr>
+          <w:rFonts w:cs="Arial"/>
+          <w:spacing w:val="-3"/>
+          <w:sz w:val="18"/>
+        </w:rPr>
+        <w:t>%}{</w:t>
+      </w:r>
+      <w:proofErr w:type="gramEnd"/>
+      <w:r>
+        <w:rPr>
+          <w:rFonts w:cs="Arial"/>
+          <w:spacing w:val="-3"/>
+          <w:sz w:val="18"/>
+        </w:rPr>
+        <w:t>% if it_3G9 %}</w:t>
       </w:r>
       <w:r>
         <w:rPr>
@@ -7018,7 +8539,25 @@
           <w:spacing w:val="-3"/>
           <w:sz w:val="18"/>
         </w:rPr>
-        <w:t>{% endif %}{% if it_3G10 %}</w:t>
+        <w:t xml:space="preserve">{% endif </w:t>
+      </w:r>
+      <w:proofErr w:type="gramStart"/>
+      <w:r>
+        <w:rPr>
+          <w:rFonts w:cs="Arial"/>
+          <w:spacing w:val="-3"/>
+          <w:sz w:val="18"/>
+        </w:rPr>
+        <w:t>%}{</w:t>
+      </w:r>
+      <w:proofErr w:type="gramEnd"/>
+      <w:r>
+        <w:rPr>
+          <w:rFonts w:cs="Arial"/>
+          <w:spacing w:val="-3"/>
+          <w:sz w:val="18"/>
+        </w:rPr>
+        <w:t>% if it_3G10 %}</w:t>
       </w:r>
       <w:r>
         <w:rPr>
@@ -7181,7 +8720,25 @@
           <w:spacing w:val="-3"/>
           <w:sz w:val="18"/>
         </w:rPr>
-        <w:t>{% endif %}{% if it_3G11 %}</w:t>
+        <w:t xml:space="preserve">{% endif </w:t>
+      </w:r>
+      <w:proofErr w:type="gramStart"/>
+      <w:r>
+        <w:rPr>
+          <w:rFonts w:cs="Arial"/>
+          <w:spacing w:val="-3"/>
+          <w:sz w:val="18"/>
+        </w:rPr>
+        <w:t>%}{</w:t>
+      </w:r>
+      <w:proofErr w:type="gramEnd"/>
+      <w:r>
+        <w:rPr>
+          <w:rFonts w:cs="Arial"/>
+          <w:spacing w:val="-3"/>
+          <w:sz w:val="18"/>
+        </w:rPr>
+        <w:t>% if it_3G11 %}</w:t>
       </w:r>
       <w:r>
         <w:rPr>
@@ -7238,7 +8795,25 @@
           <w:spacing w:val="-3"/>
           <w:sz w:val="18"/>
         </w:rPr>
-        <w:t>{% endif %}{% if it_3G12 %}</w:t>
+        <w:t xml:space="preserve">{% endif </w:t>
+      </w:r>
+      <w:proofErr w:type="gramStart"/>
+      <w:r>
+        <w:rPr>
+          <w:rFonts w:cs="Arial"/>
+          <w:spacing w:val="-3"/>
+          <w:sz w:val="18"/>
+        </w:rPr>
+        <w:t>%}{</w:t>
+      </w:r>
+      <w:proofErr w:type="gramEnd"/>
+      <w:r>
+        <w:rPr>
+          <w:rFonts w:cs="Arial"/>
+          <w:spacing w:val="-3"/>
+          <w:sz w:val="18"/>
+        </w:rPr>
+        <w:t>% if it_3G12 %}</w:t>
       </w:r>
       <w:r>
         <w:rPr>
@@ -7473,8 +9048,9 @@
           <w:sz w:val="16"/>
           <w:szCs w:val="16"/>
         </w:rPr>
-        <w:t xml:space="preserve">Sur une surface en gradins,- 40 personnes doivent sortir sur une larg. de 1 unité de passage (80cm) en 1 min. </w:t>
-      </w:r>
+        <w:t xml:space="preserve">Sur une surface en </w:t>
+      </w:r>
+      <w:proofErr w:type="gramStart"/>
       <w:r>
         <w:rPr>
           <w:rFonts w:cs="Arial"/>
@@ -7482,9 +9058,9 @@
           <w:sz w:val="16"/>
           <w:szCs w:val="16"/>
         </w:rPr>
-        <w:br/>
-        <w:t xml:space="preserve">- </w:t>
-      </w:r>
+        <w:t>gradins,-</w:t>
+      </w:r>
+      <w:proofErr w:type="gramEnd"/>
       <w:r>
         <w:rPr>
           <w:rFonts w:cs="Arial"/>
@@ -7492,7 +9068,7 @@
           <w:sz w:val="16"/>
           <w:szCs w:val="16"/>
         </w:rPr>
-        <w:t xml:space="preserve"> </w:t>
+        <w:t xml:space="preserve"> 40 personnes doivent sortir sur une larg. de 1 unité de passage (80cm) en 1 min. </w:t>
       </w:r>
       <w:r>
         <w:rPr>
@@ -7501,8 +9077,57 @@
           <w:sz w:val="16"/>
           <w:szCs w:val="16"/>
         </w:rPr>
-        <w:t>80 personnes doivent sortir sur une larg. de 2 unités de passage (120cm) en 1 min;</w:t>
-      </w:r>
+        <w:br/>
+      </w:r>
+      <w:proofErr w:type="gramStart"/>
+      <w:r>
+        <w:rPr>
+          <w:rFonts w:cs="Arial"/>
+          <w:spacing w:val="-3"/>
+          <w:sz w:val="16"/>
+          <w:szCs w:val="16"/>
+        </w:rPr>
+        <w:t xml:space="preserve">- </w:t>
+      </w:r>
+      <w:r>
+        <w:rPr>
+          <w:rFonts w:cs="Arial"/>
+          <w:spacing w:val="-3"/>
+          <w:sz w:val="16"/>
+          <w:szCs w:val="16"/>
+        </w:rPr>
+        <w:t xml:space="preserve"> </w:t>
+      </w:r>
+      <w:r>
+        <w:rPr>
+          <w:rFonts w:cs="Arial"/>
+          <w:spacing w:val="-3"/>
+          <w:sz w:val="16"/>
+          <w:szCs w:val="16"/>
+        </w:rPr>
+        <w:t>80</w:t>
+      </w:r>
+      <w:proofErr w:type="gramEnd"/>
+      <w:r>
+        <w:rPr>
+          <w:rFonts w:cs="Arial"/>
+          <w:spacing w:val="-3"/>
+          <w:sz w:val="16"/>
+          <w:szCs w:val="16"/>
+        </w:rPr>
+        <w:t xml:space="preserve"> personnes doivent sortir sur une larg. de 2 unités de passage (120cm) en 1 </w:t>
+      </w:r>
+      <w:proofErr w:type="gramStart"/>
+      <w:r>
+        <w:rPr>
+          <w:rFonts w:cs="Arial"/>
+          <w:spacing w:val="-3"/>
+          <w:sz w:val="16"/>
+          <w:szCs w:val="16"/>
+        </w:rPr>
+        <w:t>min;</w:t>
+      </w:r>
+      <w:proofErr w:type="gramEnd"/>
     </w:p>
     <w:p>
       <w:pPr>
@@ -7533,19 +9158,42 @@
           <w:sz w:val="18"/>
           <w:lang w:val="en-US"/>
         </w:rPr>
-        <w:t>{% endif %}</w:t>
-      </w:r>
-      <w:r>
-        <w:rPr>
-          <w:rFonts w:cs="Arial"/>
-          <w:b/>
-          <w:bCs/>
-          <w:spacing w:val="-3"/>
-          <w:sz w:val="20"/>
-          <w:u w:val="single"/>
-          <w:lang w:val="en-US"/>
-        </w:rPr>
-        <w:t>{% if it_3</w:t>
+        <w:t xml:space="preserve">{% endif </w:t>
+      </w:r>
+      <w:proofErr w:type="gramStart"/>
+      <w:r>
+        <w:rPr>
+          <w:rFonts w:cs="Arial"/>
+          <w:spacing w:val="-3"/>
+          <w:sz w:val="18"/>
+          <w:lang w:val="en-US"/>
+        </w:rPr>
+        <w:t>%}</w:t>
+      </w:r>
+      <w:r>
+        <w:rPr>
+          <w:rFonts w:cs="Arial"/>
+          <w:b/>
+          <w:bCs/>
+          <w:spacing w:val="-3"/>
+          <w:sz w:val="20"/>
+          <w:u w:val="single"/>
+          <w:lang w:val="en-US"/>
+        </w:rPr>
+        <w:t>{</w:t>
+      </w:r>
+      <w:proofErr w:type="gramEnd"/>
+      <w:r>
+        <w:rPr>
+          <w:rFonts w:cs="Arial"/>
+          <w:b/>
+          <w:bCs/>
+          <w:spacing w:val="-3"/>
+          <w:sz w:val="20"/>
+          <w:u w:val="single"/>
+          <w:lang w:val="en-US"/>
+        </w:rPr>
+        <w:t>% if it_3</w:t>
       </w:r>
       <w:r>
         <w:rPr>
@@ -7593,7 +9241,20 @@
           <w:u w:val="single"/>
           <w:lang w:val="en-US"/>
         </w:rPr>
-        <w:t>2 %</w:t>
+        <w:t xml:space="preserve">2 </w:t>
+      </w:r>
+      <w:proofErr w:type="gramStart"/>
+      <w:r>
+        <w:rPr>
+          <w:rFonts w:cs="Arial"/>
+          <w:b/>
+          <w:bCs/>
+          <w:spacing w:val="-3"/>
+          <w:sz w:val="20"/>
+          <w:u w:val="single"/>
+          <w:lang w:val="en-US"/>
+        </w:rPr>
+        <w:t>%</w:t>
       </w:r>
       <w:r>
         <w:rPr>
@@ -7618,6 +9279,7 @@
         </w:rPr>
         <w:t>Signalisation</w:t>
       </w:r>
+      <w:proofErr w:type="gramEnd"/>
     </w:p>
     <w:p>
       <w:pPr>
@@ -7648,15 +9310,34 @@
           <w:sz w:val="18"/>
           <w:lang w:val="fr-BE"/>
         </w:rPr>
-        <w:t>{% endif %}</w:t>
-      </w:r>
-      <w:r>
-        <w:rPr>
-          <w:rFonts w:cs="Arial"/>
-          <w:spacing w:val="-3"/>
-          <w:sz w:val="18"/>
-        </w:rPr>
-        <w:t>{% if it_3H1 %}</w:t>
+        <w:t xml:space="preserve">{% endif </w:t>
+      </w:r>
+      <w:proofErr w:type="gramStart"/>
+      <w:r>
+        <w:rPr>
+          <w:rFonts w:cs="Arial"/>
+          <w:spacing w:val="-3"/>
+          <w:sz w:val="18"/>
+          <w:lang w:val="fr-BE"/>
+        </w:rPr>
+        <w:t>%}</w:t>
+      </w:r>
+      <w:r>
+        <w:rPr>
+          <w:rFonts w:cs="Arial"/>
+          <w:spacing w:val="-3"/>
+          <w:sz w:val="18"/>
+        </w:rPr>
+        <w:t>{</w:t>
+      </w:r>
+      <w:proofErr w:type="gramEnd"/>
+      <w:r>
+        <w:rPr>
+          <w:rFonts w:cs="Arial"/>
+          <w:spacing w:val="-3"/>
+          <w:sz w:val="18"/>
+        </w:rPr>
+        <w:t>% if it_3H1 %}</w:t>
       </w:r>
       <w:r>
         <w:rPr>
@@ -7703,7 +9384,25 @@
           <w:spacing w:val="-3"/>
           <w:sz w:val="18"/>
         </w:rPr>
-        <w:t>{% endif %}{% if it_3H2 %}</w:t>
+        <w:t xml:space="preserve">{% endif </w:t>
+      </w:r>
+      <w:proofErr w:type="gramStart"/>
+      <w:r>
+        <w:rPr>
+          <w:rFonts w:cs="Arial"/>
+          <w:spacing w:val="-3"/>
+          <w:sz w:val="18"/>
+        </w:rPr>
+        <w:t>%}{</w:t>
+      </w:r>
+      <w:proofErr w:type="gramEnd"/>
+      <w:r>
+        <w:rPr>
+          <w:rFonts w:cs="Arial"/>
+          <w:spacing w:val="-3"/>
+          <w:sz w:val="18"/>
+        </w:rPr>
+        <w:t>% if it_3H2 %}</w:t>
       </w:r>
       <w:r>
         <w:rPr>
@@ -7770,19 +9469,42 @@
           <w:sz w:val="18"/>
           <w:lang w:val="en-US"/>
         </w:rPr>
-        <w:t>{% endif %}</w:t>
-      </w:r>
-      <w:r>
-        <w:rPr>
-          <w:rFonts w:cs="Arial"/>
-          <w:b/>
-          <w:bCs/>
-          <w:spacing w:val="-3"/>
-          <w:sz w:val="20"/>
-          <w:u w:val="single"/>
-          <w:lang w:val="en-US"/>
-        </w:rPr>
-        <w:t>{% if it_3</w:t>
+        <w:t xml:space="preserve">{% endif </w:t>
+      </w:r>
+      <w:proofErr w:type="gramStart"/>
+      <w:r>
+        <w:rPr>
+          <w:rFonts w:cs="Arial"/>
+          <w:spacing w:val="-3"/>
+          <w:sz w:val="18"/>
+          <w:lang w:val="en-US"/>
+        </w:rPr>
+        <w:t>%}</w:t>
+      </w:r>
+      <w:r>
+        <w:rPr>
+          <w:rFonts w:cs="Arial"/>
+          <w:b/>
+          <w:bCs/>
+          <w:spacing w:val="-3"/>
+          <w:sz w:val="20"/>
+          <w:u w:val="single"/>
+          <w:lang w:val="en-US"/>
+        </w:rPr>
+        <w:t>{</w:t>
+      </w:r>
+      <w:proofErr w:type="gramEnd"/>
+      <w:r>
+        <w:rPr>
+          <w:rFonts w:cs="Arial"/>
+          <w:b/>
+          <w:bCs/>
+          <w:spacing w:val="-3"/>
+          <w:sz w:val="20"/>
+          <w:u w:val="single"/>
+          <w:lang w:val="en-US"/>
+        </w:rPr>
+        <w:t>% if it_3</w:t>
       </w:r>
       <w:r>
         <w:rPr>
@@ -7854,18 +9576,43 @@
           <w:u w:val="single"/>
           <w:lang w:val="en-US"/>
         </w:rPr>
-        <w:t>3 %}</w:t>
-      </w:r>
-      <w:r>
-        <w:rPr>
-          <w:b/>
-          <w:bCs/>
-          <w:spacing w:val="-3"/>
-          <w:sz w:val="20"/>
-          <w:u w:val="single"/>
-          <w:lang w:val="en-US"/>
-        </w:rPr>
-        <w:t>Installations électriques</w:t>
+        <w:t xml:space="preserve">3 </w:t>
+      </w:r>
+      <w:proofErr w:type="gramStart"/>
+      <w:r>
+        <w:rPr>
+          <w:rFonts w:cs="Arial"/>
+          <w:b/>
+          <w:bCs/>
+          <w:spacing w:val="-3"/>
+          <w:sz w:val="20"/>
+          <w:u w:val="single"/>
+          <w:lang w:val="en-US"/>
+        </w:rPr>
+        <w:t>%}</w:t>
+      </w:r>
+      <w:r>
+        <w:rPr>
+          <w:b/>
+          <w:bCs/>
+          <w:spacing w:val="-3"/>
+          <w:sz w:val="20"/>
+          <w:u w:val="single"/>
+          <w:lang w:val="en-US"/>
+        </w:rPr>
+        <w:t>Installations</w:t>
+      </w:r>
+      <w:proofErr w:type="gramEnd"/>
+      <w:r>
+        <w:rPr>
+          <w:b/>
+          <w:bCs/>
+          <w:spacing w:val="-3"/>
+          <w:sz w:val="20"/>
+          <w:u w:val="single"/>
+          <w:lang w:val="en-US"/>
+        </w:rPr>
+        <w:t xml:space="preserve"> électriques</w:t>
       </w:r>
     </w:p>
     <w:p>
@@ -7896,7 +9643,25 @@
           <w:spacing w:val="-3"/>
           <w:sz w:val="18"/>
         </w:rPr>
-        <w:t>{% endif %}{% if it_3I1 %}</w:t>
+        <w:t xml:space="preserve">{% endif </w:t>
+      </w:r>
+      <w:proofErr w:type="gramStart"/>
+      <w:r>
+        <w:rPr>
+          <w:rFonts w:cs="Arial"/>
+          <w:spacing w:val="-3"/>
+          <w:sz w:val="18"/>
+        </w:rPr>
+        <w:t>%}{</w:t>
+      </w:r>
+      <w:proofErr w:type="gramEnd"/>
+      <w:r>
+        <w:rPr>
+          <w:rFonts w:cs="Arial"/>
+          <w:spacing w:val="-3"/>
+          <w:sz w:val="18"/>
+        </w:rPr>
+        <w:t>% if it_3I1 %}</w:t>
       </w:r>
       <w:r>
         <w:rPr>
@@ -7952,7 +9717,25 @@
           <w:spacing w:val="-3"/>
           <w:sz w:val="18"/>
         </w:rPr>
-        <w:t>{% endif %}{% if it_3I2 %}</w:t>
+        <w:t xml:space="preserve">{% endif </w:t>
+      </w:r>
+      <w:proofErr w:type="gramStart"/>
+      <w:r>
+        <w:rPr>
+          <w:rFonts w:cs="Arial"/>
+          <w:spacing w:val="-3"/>
+          <w:sz w:val="18"/>
+        </w:rPr>
+        <w:t>%}{</w:t>
+      </w:r>
+      <w:proofErr w:type="gramEnd"/>
+      <w:r>
+        <w:rPr>
+          <w:rFonts w:cs="Arial"/>
+          <w:spacing w:val="-3"/>
+          <w:sz w:val="18"/>
+        </w:rPr>
+        <w:t>% if it_3I2 %}</w:t>
       </w:r>
       <w:r>
         <w:rPr>
@@ -8085,7 +9868,27 @@
           <w:sz w:val="18"/>
           <w:szCs w:val="18"/>
         </w:rPr>
-        <w:t xml:space="preserve"> + support incombustible + personne reste à proximité.</w:t>
+        <w:t xml:space="preserve"> + support incombustible + </w:t>
+      </w:r>
+      <w:proofErr w:type="gramStart"/>
+      <w:r>
+        <w:rPr>
+          <w:rFonts w:cs="Arial"/>
+          <w:spacing w:val="-3"/>
+          <w:sz w:val="18"/>
+          <w:szCs w:val="18"/>
+        </w:rPr>
+        <w:t>personne reste</w:t>
+      </w:r>
+      <w:proofErr w:type="gramEnd"/>
+      <w:r>
+        <w:rPr>
+          <w:rFonts w:cs="Arial"/>
+          <w:spacing w:val="-3"/>
+          <w:sz w:val="18"/>
+          <w:szCs w:val="18"/>
+        </w:rPr>
+        <w:t xml:space="preserve"> à proximité.</w:t>
       </w:r>
     </w:p>
     <w:p>
@@ -8116,7 +9919,25 @@
           <w:spacing w:val="-3"/>
           <w:sz w:val="18"/>
         </w:rPr>
-        <w:t>{% endif %}{% if it_3I3 %}</w:t>
+        <w:t xml:space="preserve">{% endif </w:t>
+      </w:r>
+      <w:proofErr w:type="gramStart"/>
+      <w:r>
+        <w:rPr>
+          <w:rFonts w:cs="Arial"/>
+          <w:spacing w:val="-3"/>
+          <w:sz w:val="18"/>
+        </w:rPr>
+        <w:t>%}{</w:t>
+      </w:r>
+      <w:proofErr w:type="gramEnd"/>
+      <w:r>
+        <w:rPr>
+          <w:rFonts w:cs="Arial"/>
+          <w:spacing w:val="-3"/>
+          <w:sz w:val="18"/>
+        </w:rPr>
+        <w:t>% if it_3I3 %}</w:t>
       </w:r>
       <w:r>
         <w:rPr>
@@ -8197,19 +10018,42 @@
           <w:sz w:val="18"/>
           <w:lang w:val="en-US"/>
         </w:rPr>
-        <w:t>{% endif %}</w:t>
-      </w:r>
-      <w:r>
-        <w:rPr>
-          <w:rFonts w:cs="Arial"/>
-          <w:b/>
-          <w:bCs/>
-          <w:spacing w:val="-3"/>
-          <w:sz w:val="20"/>
-          <w:u w:val="single"/>
-          <w:lang w:val="en-US"/>
-        </w:rPr>
-        <w:t>{% if it_3</w:t>
+        <w:t xml:space="preserve">{% endif </w:t>
+      </w:r>
+      <w:proofErr w:type="gramStart"/>
+      <w:r>
+        <w:rPr>
+          <w:rFonts w:cs="Arial"/>
+          <w:spacing w:val="-3"/>
+          <w:sz w:val="18"/>
+          <w:lang w:val="en-US"/>
+        </w:rPr>
+        <w:t>%}</w:t>
+      </w:r>
+      <w:r>
+        <w:rPr>
+          <w:rFonts w:cs="Arial"/>
+          <w:b/>
+          <w:bCs/>
+          <w:spacing w:val="-3"/>
+          <w:sz w:val="20"/>
+          <w:u w:val="single"/>
+          <w:lang w:val="en-US"/>
+        </w:rPr>
+        <w:t>{</w:t>
+      </w:r>
+      <w:proofErr w:type="gramEnd"/>
+      <w:r>
+        <w:rPr>
+          <w:rFonts w:cs="Arial"/>
+          <w:b/>
+          <w:bCs/>
+          <w:spacing w:val="-3"/>
+          <w:sz w:val="20"/>
+          <w:u w:val="single"/>
+          <w:lang w:val="en-US"/>
+        </w:rPr>
+        <w:t>% if it_3</w:t>
       </w:r>
       <w:r>
         <w:rPr>
@@ -8281,19 +10125,45 @@
           <w:u w:val="single"/>
           <w:lang w:val="en-US"/>
         </w:rPr>
-        <w:t>3 %}</w:t>
-      </w:r>
-      <w:r>
-        <w:rPr>
-          <w:rFonts w:cs="Arial"/>
-          <w:b/>
-          <w:bCs/>
-          <w:spacing w:val="-3"/>
-          <w:sz w:val="20"/>
-          <w:u w:val="single"/>
-          <w:lang w:val="en-US"/>
-        </w:rPr>
-        <w:t>Eclairage de sécurité</w:t>
+        <w:t xml:space="preserve">3 </w:t>
+      </w:r>
+      <w:proofErr w:type="gramStart"/>
+      <w:r>
+        <w:rPr>
+          <w:rFonts w:cs="Arial"/>
+          <w:b/>
+          <w:bCs/>
+          <w:spacing w:val="-3"/>
+          <w:sz w:val="20"/>
+          <w:u w:val="single"/>
+          <w:lang w:val="en-US"/>
+        </w:rPr>
+        <w:t>%}</w:t>
+      </w:r>
+      <w:r>
+        <w:rPr>
+          <w:rFonts w:cs="Arial"/>
+          <w:b/>
+          <w:bCs/>
+          <w:spacing w:val="-3"/>
+          <w:sz w:val="20"/>
+          <w:u w:val="single"/>
+          <w:lang w:val="en-US"/>
+        </w:rPr>
+        <w:t>Eclairage</w:t>
+      </w:r>
+      <w:proofErr w:type="gramEnd"/>
+      <w:r>
+        <w:rPr>
+          <w:rFonts w:cs="Arial"/>
+          <w:b/>
+          <w:bCs/>
+          <w:spacing w:val="-3"/>
+          <w:sz w:val="20"/>
+          <w:u w:val="single"/>
+          <w:lang w:val="en-US"/>
+        </w:rPr>
+        <w:t xml:space="preserve"> de sécurité</w:t>
       </w:r>
     </w:p>
     <w:p>
@@ -8335,15 +10205,34 @@
           <w:sz w:val="18"/>
           <w:lang w:val="fr-BE"/>
         </w:rPr>
-        <w:t>% endif %}</w:t>
-      </w:r>
-      <w:r>
-        <w:rPr>
-          <w:rFonts w:cs="Arial"/>
-          <w:spacing w:val="-3"/>
-          <w:sz w:val="18"/>
-        </w:rPr>
-        <w:t>{% if it_3J1 %}</w:t>
+        <w:t xml:space="preserve">% endif </w:t>
+      </w:r>
+      <w:proofErr w:type="gramStart"/>
+      <w:r>
+        <w:rPr>
+          <w:rFonts w:cs="Arial"/>
+          <w:spacing w:val="-3"/>
+          <w:sz w:val="18"/>
+          <w:lang w:val="fr-BE"/>
+        </w:rPr>
+        <w:t>%}</w:t>
+      </w:r>
+      <w:r>
+        <w:rPr>
+          <w:rFonts w:cs="Arial"/>
+          <w:spacing w:val="-3"/>
+          <w:sz w:val="18"/>
+        </w:rPr>
+        <w:t>{</w:t>
+      </w:r>
+      <w:proofErr w:type="gramEnd"/>
+      <w:r>
+        <w:rPr>
+          <w:rFonts w:cs="Arial"/>
+          <w:spacing w:val="-3"/>
+          <w:sz w:val="18"/>
+        </w:rPr>
+        <w:t>% if it_3J1 %}</w:t>
       </w:r>
       <w:r>
         <w:rPr>
@@ -8442,7 +10331,25 @@
           <w:spacing w:val="-3"/>
           <w:sz w:val="18"/>
         </w:rPr>
-        <w:t>{% endif %}{% if it_3J2 %}</w:t>
+        <w:t xml:space="preserve">{% endif </w:t>
+      </w:r>
+      <w:proofErr w:type="gramStart"/>
+      <w:r>
+        <w:rPr>
+          <w:rFonts w:cs="Arial"/>
+          <w:spacing w:val="-3"/>
+          <w:sz w:val="18"/>
+        </w:rPr>
+        <w:t>%}{</w:t>
+      </w:r>
+      <w:proofErr w:type="gramEnd"/>
+      <w:r>
+        <w:rPr>
+          <w:rFonts w:cs="Arial"/>
+          <w:spacing w:val="-3"/>
+          <w:sz w:val="18"/>
+        </w:rPr>
+        <w:t>% if it_3J2 %}</w:t>
       </w:r>
       <w:r>
         <w:rPr>
@@ -8507,7 +10414,25 @@
           <w:spacing w:val="-3"/>
           <w:sz w:val="18"/>
         </w:rPr>
-        <w:t>{% endif %}{% if it_3J3 %}</w:t>
+        <w:t xml:space="preserve">{% endif </w:t>
+      </w:r>
+      <w:proofErr w:type="gramStart"/>
+      <w:r>
+        <w:rPr>
+          <w:rFonts w:cs="Arial"/>
+          <w:spacing w:val="-3"/>
+          <w:sz w:val="18"/>
+        </w:rPr>
+        <w:t>%}{</w:t>
+      </w:r>
+      <w:proofErr w:type="gramEnd"/>
+      <w:r>
+        <w:rPr>
+          <w:rFonts w:cs="Arial"/>
+          <w:spacing w:val="-3"/>
+          <w:sz w:val="18"/>
+        </w:rPr>
+        <w:t>% if it_3J3 %}</w:t>
       </w:r>
       <w:r>
         <w:rPr>
@@ -8573,19 +10498,42 @@
           <w:sz w:val="18"/>
           <w:lang w:val="en-US"/>
         </w:rPr>
-        <w:t>{% endif %}</w:t>
-      </w:r>
-      <w:r>
-        <w:rPr>
-          <w:rFonts w:cs="Arial"/>
-          <w:b/>
-          <w:bCs/>
-          <w:spacing w:val="-3"/>
-          <w:sz w:val="20"/>
-          <w:u w:val="single"/>
-          <w:lang w:val="en-US"/>
-        </w:rPr>
-        <w:t>{% if it_3</w:t>
+        <w:t xml:space="preserve">{% endif </w:t>
+      </w:r>
+      <w:proofErr w:type="gramStart"/>
+      <w:r>
+        <w:rPr>
+          <w:rFonts w:cs="Arial"/>
+          <w:spacing w:val="-3"/>
+          <w:sz w:val="18"/>
+          <w:lang w:val="en-US"/>
+        </w:rPr>
+        <w:t>%}</w:t>
+      </w:r>
+      <w:r>
+        <w:rPr>
+          <w:rFonts w:cs="Arial"/>
+          <w:b/>
+          <w:bCs/>
+          <w:spacing w:val="-3"/>
+          <w:sz w:val="20"/>
+          <w:u w:val="single"/>
+          <w:lang w:val="en-US"/>
+        </w:rPr>
+        <w:t>{</w:t>
+      </w:r>
+      <w:proofErr w:type="gramEnd"/>
+      <w:r>
+        <w:rPr>
+          <w:rFonts w:cs="Arial"/>
+          <w:b/>
+          <w:bCs/>
+          <w:spacing w:val="-3"/>
+          <w:sz w:val="20"/>
+          <w:u w:val="single"/>
+          <w:lang w:val="en-US"/>
+        </w:rPr>
+        <w:t>% if it_3</w:t>
       </w:r>
       <w:r>
         <w:rPr>
@@ -8633,18 +10581,43 @@
           <w:u w:val="single"/>
           <w:lang w:val="en-US"/>
         </w:rPr>
-        <w:t>2 %}</w:t>
-      </w:r>
-      <w:r>
-        <w:rPr>
-          <w:rFonts w:cs="Arial"/>
-          <w:b/>
-          <w:spacing w:val="-3"/>
-          <w:sz w:val="20"/>
-          <w:u w:val="single"/>
-          <w:lang w:val="en-US"/>
-        </w:rPr>
-        <w:t>Equipements divers</w:t>
+        <w:t xml:space="preserve">2 </w:t>
+      </w:r>
+      <w:proofErr w:type="gramStart"/>
+      <w:r>
+        <w:rPr>
+          <w:rFonts w:cs="Arial"/>
+          <w:b/>
+          <w:bCs/>
+          <w:spacing w:val="-3"/>
+          <w:sz w:val="20"/>
+          <w:u w:val="single"/>
+          <w:lang w:val="en-US"/>
+        </w:rPr>
+        <w:t>%}</w:t>
+      </w:r>
+      <w:r>
+        <w:rPr>
+          <w:rFonts w:cs="Arial"/>
+          <w:b/>
+          <w:spacing w:val="-3"/>
+          <w:sz w:val="20"/>
+          <w:u w:val="single"/>
+          <w:lang w:val="en-US"/>
+        </w:rPr>
+        <w:t>Equipements</w:t>
+      </w:r>
+      <w:proofErr w:type="gramEnd"/>
+      <w:r>
+        <w:rPr>
+          <w:rFonts w:cs="Arial"/>
+          <w:b/>
+          <w:spacing w:val="-3"/>
+          <w:sz w:val="20"/>
+          <w:u w:val="single"/>
+          <w:lang w:val="en-US"/>
+        </w:rPr>
+        <w:t xml:space="preserve"> divers</w:t>
       </w:r>
     </w:p>
     <w:p>
@@ -8676,15 +10649,34 @@
           <w:sz w:val="18"/>
           <w:lang w:val="fr-BE"/>
         </w:rPr>
-        <w:t>{% endif %}</w:t>
-      </w:r>
-      <w:r>
-        <w:rPr>
-          <w:rFonts w:cs="Arial"/>
-          <w:spacing w:val="-3"/>
-          <w:sz w:val="18"/>
-        </w:rPr>
-        <w:t>{% if it_3K1 %}</w:t>
+        <w:t xml:space="preserve">{% endif </w:t>
+      </w:r>
+      <w:proofErr w:type="gramStart"/>
+      <w:r>
+        <w:rPr>
+          <w:rFonts w:cs="Arial"/>
+          <w:spacing w:val="-3"/>
+          <w:sz w:val="18"/>
+          <w:lang w:val="fr-BE"/>
+        </w:rPr>
+        <w:t>%}</w:t>
+      </w:r>
+      <w:r>
+        <w:rPr>
+          <w:rFonts w:cs="Arial"/>
+          <w:spacing w:val="-3"/>
+          <w:sz w:val="18"/>
+        </w:rPr>
+        <w:t>{</w:t>
+      </w:r>
+      <w:proofErr w:type="gramEnd"/>
+      <w:r>
+        <w:rPr>
+          <w:rFonts w:cs="Arial"/>
+          <w:spacing w:val="-3"/>
+          <w:sz w:val="18"/>
+        </w:rPr>
+        <w:t>% if it_3K1 %}</w:t>
       </w:r>
       <w:r>
         <w:rPr>
@@ -8781,7 +10773,25 @@
           <w:spacing w:val="-3"/>
           <w:sz w:val="18"/>
         </w:rPr>
-        <w:t>{% endif %}{% if it_3K2 %}</w:t>
+        <w:t xml:space="preserve">{% endif </w:t>
+      </w:r>
+      <w:proofErr w:type="gramStart"/>
+      <w:r>
+        <w:rPr>
+          <w:rFonts w:cs="Arial"/>
+          <w:spacing w:val="-3"/>
+          <w:sz w:val="18"/>
+        </w:rPr>
+        <w:t>%}{</w:t>
+      </w:r>
+      <w:proofErr w:type="gramEnd"/>
+      <w:r>
+        <w:rPr>
+          <w:rFonts w:cs="Arial"/>
+          <w:spacing w:val="-3"/>
+          <w:sz w:val="18"/>
+        </w:rPr>
+        <w:t>% if it_3K2 %}</w:t>
       </w:r>
       <w:r>
         <w:rPr>
@@ -8894,19 +10904,42 @@
           <w:sz w:val="18"/>
           <w:lang w:val="en-US"/>
         </w:rPr>
-        <w:t>{% endif %}</w:t>
-      </w:r>
-      <w:r>
-        <w:rPr>
-          <w:rFonts w:cs="Arial"/>
-          <w:b/>
-          <w:bCs/>
-          <w:spacing w:val="-3"/>
-          <w:sz w:val="20"/>
-          <w:u w:val="single"/>
-          <w:lang w:val="en-US"/>
-        </w:rPr>
-        <w:t>{% if it_3</w:t>
+        <w:t xml:space="preserve">{% endif </w:t>
+      </w:r>
+      <w:proofErr w:type="gramStart"/>
+      <w:r>
+        <w:rPr>
+          <w:rFonts w:cs="Arial"/>
+          <w:spacing w:val="-3"/>
+          <w:sz w:val="18"/>
+          <w:lang w:val="en-US"/>
+        </w:rPr>
+        <w:t>%}</w:t>
+      </w:r>
+      <w:r>
+        <w:rPr>
+          <w:rFonts w:cs="Arial"/>
+          <w:b/>
+          <w:bCs/>
+          <w:spacing w:val="-3"/>
+          <w:sz w:val="20"/>
+          <w:u w:val="single"/>
+          <w:lang w:val="en-US"/>
+        </w:rPr>
+        <w:t>{</w:t>
+      </w:r>
+      <w:proofErr w:type="gramEnd"/>
+      <w:r>
+        <w:rPr>
+          <w:rFonts w:cs="Arial"/>
+          <w:b/>
+          <w:bCs/>
+          <w:spacing w:val="-3"/>
+          <w:sz w:val="20"/>
+          <w:u w:val="single"/>
+          <w:lang w:val="en-US"/>
+        </w:rPr>
+        <w:t>% if it_3</w:t>
       </w:r>
       <w:r>
         <w:rPr>
@@ -9170,19 +11203,45 @@
           <w:u w:val="single"/>
           <w:lang w:val="en-US"/>
         </w:rPr>
-        <w:t xml:space="preserve"> %}</w:t>
-      </w:r>
-      <w:r>
-        <w:rPr>
-          <w:rFonts w:cs="Arial"/>
-          <w:b/>
-          <w:bCs/>
-          <w:spacing w:val="-3"/>
-          <w:sz w:val="20"/>
-          <w:u w:val="single"/>
-          <w:lang w:val="en-US"/>
-        </w:rPr>
-        <w:t>Installations de Chauffage et de cuisson</w:t>
+        <w:t xml:space="preserve"> </w:t>
+      </w:r>
+      <w:proofErr w:type="gramStart"/>
+      <w:r>
+        <w:rPr>
+          <w:rFonts w:cs="Arial"/>
+          <w:b/>
+          <w:bCs/>
+          <w:spacing w:val="-3"/>
+          <w:sz w:val="20"/>
+          <w:u w:val="single"/>
+          <w:lang w:val="en-US"/>
+        </w:rPr>
+        <w:t>%}</w:t>
+      </w:r>
+      <w:r>
+        <w:rPr>
+          <w:rFonts w:cs="Arial"/>
+          <w:b/>
+          <w:bCs/>
+          <w:spacing w:val="-3"/>
+          <w:sz w:val="20"/>
+          <w:u w:val="single"/>
+          <w:lang w:val="en-US"/>
+        </w:rPr>
+        <w:t>Installations</w:t>
+      </w:r>
+      <w:proofErr w:type="gramEnd"/>
+      <w:r>
+        <w:rPr>
+          <w:rFonts w:cs="Arial"/>
+          <w:b/>
+          <w:bCs/>
+          <w:spacing w:val="-3"/>
+          <w:sz w:val="20"/>
+          <w:u w:val="single"/>
+          <w:lang w:val="en-US"/>
+        </w:rPr>
+        <w:t xml:space="preserve"> de Chauffage et de cuisson</w:t>
       </w:r>
     </w:p>
     <w:p>
@@ -9213,7 +11272,25 @@
           <w:spacing w:val="-3"/>
           <w:sz w:val="18"/>
         </w:rPr>
-        <w:t>{% endif %}{% if it_3L1 %}</w:t>
+        <w:t xml:space="preserve">{% endif </w:t>
+      </w:r>
+      <w:proofErr w:type="gramStart"/>
+      <w:r>
+        <w:rPr>
+          <w:rFonts w:cs="Arial"/>
+          <w:spacing w:val="-3"/>
+          <w:sz w:val="18"/>
+        </w:rPr>
+        <w:t>%}{</w:t>
+      </w:r>
+      <w:proofErr w:type="gramEnd"/>
+      <w:r>
+        <w:rPr>
+          <w:rFonts w:cs="Arial"/>
+          <w:spacing w:val="-3"/>
+          <w:sz w:val="18"/>
+        </w:rPr>
+        <w:t>% if it_3L1 %}</w:t>
       </w:r>
       <w:r>
         <w:rPr>
@@ -9264,6 +11341,7 @@
         </w:rPr>
         <w:t xml:space="preserve"> </w:t>
       </w:r>
+      <w:proofErr w:type="gramStart"/>
       <w:r>
         <w:rPr>
           <w:rFonts w:cs="Arial"/>
@@ -9279,7 +11357,17 @@
           <w:sz w:val="18"/>
           <w:szCs w:val="18"/>
         </w:rPr>
-        <w:t>appareils alimentés à l’alcool</w:t>
+        <w:t>appareils</w:t>
+      </w:r>
+      <w:proofErr w:type="gramEnd"/>
+      <w:r>
+        <w:rPr>
+          <w:rFonts w:cs="Arial"/>
+          <w:spacing w:val="-3"/>
+          <w:sz w:val="18"/>
+          <w:szCs w:val="18"/>
+        </w:rPr>
+        <w:t xml:space="preserve"> alimentés à l’alcool</w:t>
       </w:r>
       <w:r>
         <w:rPr>
@@ -9319,7 +11407,25 @@
           <w:spacing w:val="-3"/>
           <w:sz w:val="18"/>
         </w:rPr>
-        <w:t>{% endif %}{% if it_3L2 %}</w:t>
+        <w:t xml:space="preserve">{% endif </w:t>
+      </w:r>
+      <w:proofErr w:type="gramStart"/>
+      <w:r>
+        <w:rPr>
+          <w:rFonts w:cs="Arial"/>
+          <w:spacing w:val="-3"/>
+          <w:sz w:val="18"/>
+        </w:rPr>
+        <w:t>%}{</w:t>
+      </w:r>
+      <w:proofErr w:type="gramEnd"/>
+      <w:r>
+        <w:rPr>
+          <w:rFonts w:cs="Arial"/>
+          <w:spacing w:val="-3"/>
+          <w:sz w:val="18"/>
+        </w:rPr>
+        <w:t>% if it_3L2 %}</w:t>
       </w:r>
       <w:r>
         <w:rPr>
@@ -9376,7 +11482,25 @@
           <w:spacing w:val="-3"/>
           <w:sz w:val="18"/>
         </w:rPr>
-        <w:t>{% endif %}{% if it_3L3 %}</w:t>
+        <w:t xml:space="preserve">{% endif </w:t>
+      </w:r>
+      <w:proofErr w:type="gramStart"/>
+      <w:r>
+        <w:rPr>
+          <w:rFonts w:cs="Arial"/>
+          <w:spacing w:val="-3"/>
+          <w:sz w:val="18"/>
+        </w:rPr>
+        <w:t>%}{</w:t>
+      </w:r>
+      <w:proofErr w:type="gramEnd"/>
+      <w:r>
+        <w:rPr>
+          <w:rFonts w:cs="Arial"/>
+          <w:spacing w:val="-3"/>
+          <w:sz w:val="18"/>
+        </w:rPr>
+        <w:t>% if it_3L3 %}</w:t>
       </w:r>
       <w:r>
         <w:rPr>
@@ -9424,7 +11548,25 @@
           <w:spacing w:val="-3"/>
           <w:sz w:val="18"/>
         </w:rPr>
-        <w:t>{% endif %}{% if it_3L4 %}</w:t>
+        <w:t xml:space="preserve">{% endif </w:t>
+      </w:r>
+      <w:proofErr w:type="gramStart"/>
+      <w:r>
+        <w:rPr>
+          <w:rFonts w:cs="Arial"/>
+          <w:spacing w:val="-3"/>
+          <w:sz w:val="18"/>
+        </w:rPr>
+        <w:t>%}{</w:t>
+      </w:r>
+      <w:proofErr w:type="gramEnd"/>
+      <w:r>
+        <w:rPr>
+          <w:rFonts w:cs="Arial"/>
+          <w:spacing w:val="-3"/>
+          <w:sz w:val="18"/>
+        </w:rPr>
+        <w:t>% if it_3L4 %}</w:t>
       </w:r>
       <w:r>
         <w:rPr>
@@ -9488,7 +11630,25 @@
           <w:spacing w:val="-3"/>
           <w:sz w:val="18"/>
         </w:rPr>
-        <w:t>{% endif %}{% if it_3L5 %}</w:t>
+        <w:t xml:space="preserve">{% endif </w:t>
+      </w:r>
+      <w:proofErr w:type="gramStart"/>
+      <w:r>
+        <w:rPr>
+          <w:rFonts w:cs="Arial"/>
+          <w:spacing w:val="-3"/>
+          <w:sz w:val="18"/>
+        </w:rPr>
+        <w:t>%}{</w:t>
+      </w:r>
+      <w:proofErr w:type="gramEnd"/>
+      <w:r>
+        <w:rPr>
+          <w:rFonts w:cs="Arial"/>
+          <w:spacing w:val="-3"/>
+          <w:sz w:val="18"/>
+        </w:rPr>
+        <w:t>% if it_3L5 %}</w:t>
       </w:r>
       <w:r>
         <w:rPr>
@@ -9545,7 +11705,25 @@
           <w:spacing w:val="-3"/>
           <w:sz w:val="18"/>
         </w:rPr>
-        <w:t>{% endif %}{% if it_3L6 %}</w:t>
+        <w:t xml:space="preserve">{% endif </w:t>
+      </w:r>
+      <w:proofErr w:type="gramStart"/>
+      <w:r>
+        <w:rPr>
+          <w:rFonts w:cs="Arial"/>
+          <w:spacing w:val="-3"/>
+          <w:sz w:val="18"/>
+        </w:rPr>
+        <w:t>%}{</w:t>
+      </w:r>
+      <w:proofErr w:type="gramEnd"/>
+      <w:r>
+        <w:rPr>
+          <w:rFonts w:cs="Arial"/>
+          <w:spacing w:val="-3"/>
+          <w:sz w:val="18"/>
+        </w:rPr>
+        <w:t>% if it_3L6 %}</w:t>
       </w:r>
       <w:r>
         <w:rPr>
@@ -9602,7 +11780,25 @@
           <w:spacing w:val="-3"/>
           <w:sz w:val="18"/>
         </w:rPr>
-        <w:t>{% endif %}{% if it_3L7 %}</w:t>
+        <w:t xml:space="preserve">{% endif </w:t>
+      </w:r>
+      <w:proofErr w:type="gramStart"/>
+      <w:r>
+        <w:rPr>
+          <w:rFonts w:cs="Arial"/>
+          <w:spacing w:val="-3"/>
+          <w:sz w:val="18"/>
+        </w:rPr>
+        <w:t>%}{</w:t>
+      </w:r>
+      <w:proofErr w:type="gramEnd"/>
+      <w:r>
+        <w:rPr>
+          <w:rFonts w:cs="Arial"/>
+          <w:spacing w:val="-3"/>
+          <w:sz w:val="18"/>
+        </w:rPr>
+        <w:t>% if it_3L7 %}</w:t>
       </w:r>
       <w:r>
         <w:rPr>
@@ -9692,7 +11888,25 @@
           <w:spacing w:val="-3"/>
           <w:sz w:val="18"/>
         </w:rPr>
-        <w:t>{% endif %}{% if it_3L8 %}</w:t>
+        <w:t xml:space="preserve">{% endif </w:t>
+      </w:r>
+      <w:proofErr w:type="gramStart"/>
+      <w:r>
+        <w:rPr>
+          <w:rFonts w:cs="Arial"/>
+          <w:spacing w:val="-3"/>
+          <w:sz w:val="18"/>
+        </w:rPr>
+        <w:t>%}{</w:t>
+      </w:r>
+      <w:proofErr w:type="gramEnd"/>
+      <w:r>
+        <w:rPr>
+          <w:rFonts w:cs="Arial"/>
+          <w:spacing w:val="-3"/>
+          <w:sz w:val="18"/>
+        </w:rPr>
+        <w:t>% if it_3L8 %}</w:t>
       </w:r>
       <w:r>
         <w:rPr>
@@ -9812,7 +12026,25 @@
           <w:spacing w:val="-3"/>
           <w:sz w:val="18"/>
         </w:rPr>
-        <w:t>{% endif %}{% if it_3L9 %}</w:t>
+        <w:t xml:space="preserve">{% endif </w:t>
+      </w:r>
+      <w:proofErr w:type="gramStart"/>
+      <w:r>
+        <w:rPr>
+          <w:rFonts w:cs="Arial"/>
+          <w:spacing w:val="-3"/>
+          <w:sz w:val="18"/>
+        </w:rPr>
+        <w:t>%}{</w:t>
+      </w:r>
+      <w:proofErr w:type="gramEnd"/>
+      <w:r>
+        <w:rPr>
+          <w:rFonts w:cs="Arial"/>
+          <w:spacing w:val="-3"/>
+          <w:sz w:val="18"/>
+        </w:rPr>
+        <w:t>% if it_3L9 %}</w:t>
       </w:r>
       <w:r>
         <w:rPr>
@@ -9993,7 +12225,25 @@
           <w:spacing w:val="-3"/>
           <w:sz w:val="18"/>
         </w:rPr>
-        <w:t>{% endif %}{% if it_3L10 %}</w:t>
+        <w:t xml:space="preserve">{% endif </w:t>
+      </w:r>
+      <w:proofErr w:type="gramStart"/>
+      <w:r>
+        <w:rPr>
+          <w:rFonts w:cs="Arial"/>
+          <w:spacing w:val="-3"/>
+          <w:sz w:val="18"/>
+        </w:rPr>
+        <w:t>%}{</w:t>
+      </w:r>
+      <w:proofErr w:type="gramEnd"/>
+      <w:r>
+        <w:rPr>
+          <w:rFonts w:cs="Arial"/>
+          <w:spacing w:val="-3"/>
+          <w:sz w:val="18"/>
+        </w:rPr>
+        <w:t>% if it_3L10 %}</w:t>
       </w:r>
       <w:r>
         <w:rPr>
@@ -10446,7 +12696,25 @@
           <w:sz w:val="16"/>
           <w:szCs w:val="16"/>
         </w:rPr>
-        <w:t xml:space="preserve"> de bonbonnes pleines ou vides  toléré dans des voitures sises sur le site de la manifestation ou dans les sous-sols d'immeubles ou de lieux accessibles au public.</w:t>
+        <w:t xml:space="preserve"> de bonbonnes pleines ou </w:t>
+      </w:r>
+      <w:proofErr w:type="gramStart"/>
+      <w:r>
+        <w:rPr>
+          <w:rFonts w:cs="Arial"/>
+          <w:sz w:val="16"/>
+          <w:szCs w:val="16"/>
+        </w:rPr>
+        <w:t>vides  toléré</w:t>
+      </w:r>
+      <w:proofErr w:type="gramEnd"/>
+      <w:r>
+        <w:rPr>
+          <w:rFonts w:cs="Arial"/>
+          <w:sz w:val="16"/>
+          <w:szCs w:val="16"/>
+        </w:rPr>
+        <w:t xml:space="preserve"> dans des voitures sises sur le site de la manifestation ou dans les sous-sols d'immeubles ou de lieux accessibles au public.</w:t>
       </w:r>
     </w:p>
     <w:p>
@@ -10476,7 +12744,25 @@
           <w:spacing w:val="-3"/>
           <w:sz w:val="18"/>
         </w:rPr>
-        <w:t>{% endif %}{% if it_3L11 %}</w:t>
+        <w:t xml:space="preserve">{% endif </w:t>
+      </w:r>
+      <w:proofErr w:type="gramStart"/>
+      <w:r>
+        <w:rPr>
+          <w:rFonts w:cs="Arial"/>
+          <w:spacing w:val="-3"/>
+          <w:sz w:val="18"/>
+        </w:rPr>
+        <w:t>%}{</w:t>
+      </w:r>
+      <w:proofErr w:type="gramEnd"/>
+      <w:r>
+        <w:rPr>
+          <w:rFonts w:cs="Arial"/>
+          <w:spacing w:val="-3"/>
+          <w:sz w:val="18"/>
+        </w:rPr>
+        <w:t>% if it_3L11 %}</w:t>
       </w:r>
       <w:r>
         <w:rPr>
@@ -10725,19 +13011,42 @@
           <w:sz w:val="18"/>
           <w:lang w:val="en-US"/>
         </w:rPr>
-        <w:t>{% endif %}</w:t>
-      </w:r>
-      <w:r>
-        <w:rPr>
-          <w:rFonts w:cs="Arial"/>
-          <w:b/>
-          <w:bCs/>
-          <w:spacing w:val="-3"/>
-          <w:sz w:val="20"/>
-          <w:u w:val="single"/>
-          <w:lang w:val="en-US"/>
-        </w:rPr>
-        <w:t>{% if it_3</w:t>
+        <w:t xml:space="preserve">{% endif </w:t>
+      </w:r>
+      <w:proofErr w:type="gramStart"/>
+      <w:r>
+        <w:rPr>
+          <w:rFonts w:cs="Arial"/>
+          <w:spacing w:val="-3"/>
+          <w:sz w:val="18"/>
+          <w:lang w:val="en-US"/>
+        </w:rPr>
+        <w:t>%}</w:t>
+      </w:r>
+      <w:r>
+        <w:rPr>
+          <w:rFonts w:cs="Arial"/>
+          <w:b/>
+          <w:bCs/>
+          <w:spacing w:val="-3"/>
+          <w:sz w:val="20"/>
+          <w:u w:val="single"/>
+          <w:lang w:val="en-US"/>
+        </w:rPr>
+        <w:t>{</w:t>
+      </w:r>
+      <w:proofErr w:type="gramEnd"/>
+      <w:r>
+        <w:rPr>
+          <w:rFonts w:cs="Arial"/>
+          <w:b/>
+          <w:bCs/>
+          <w:spacing w:val="-3"/>
+          <w:sz w:val="20"/>
+          <w:u w:val="single"/>
+          <w:lang w:val="en-US"/>
+        </w:rPr>
+        <w:t>% if it_3</w:t>
       </w:r>
       <w:r>
         <w:rPr>
@@ -10833,19 +13142,45 @@
           <w:u w:val="single"/>
           <w:lang w:val="en-US"/>
         </w:rPr>
-        <w:t>4 %}</w:t>
-      </w:r>
-      <w:r>
-        <w:rPr>
-          <w:rFonts w:cs="Arial"/>
-          <w:b/>
-          <w:bCs/>
-          <w:spacing w:val="-3"/>
-          <w:sz w:val="20"/>
-          <w:u w:val="single"/>
-          <w:lang w:val="en-US"/>
-        </w:rPr>
-        <w:t>Moyens de lutte contre l’incendie</w:t>
+        <w:t xml:space="preserve">4 </w:t>
+      </w:r>
+      <w:proofErr w:type="gramStart"/>
+      <w:r>
+        <w:rPr>
+          <w:rFonts w:cs="Arial"/>
+          <w:b/>
+          <w:bCs/>
+          <w:spacing w:val="-3"/>
+          <w:sz w:val="20"/>
+          <w:u w:val="single"/>
+          <w:lang w:val="en-US"/>
+        </w:rPr>
+        <w:t>%}</w:t>
+      </w:r>
+      <w:r>
+        <w:rPr>
+          <w:rFonts w:cs="Arial"/>
+          <w:b/>
+          <w:bCs/>
+          <w:spacing w:val="-3"/>
+          <w:sz w:val="20"/>
+          <w:u w:val="single"/>
+          <w:lang w:val="en-US"/>
+        </w:rPr>
+        <w:t>Moyens</w:t>
+      </w:r>
+      <w:proofErr w:type="gramEnd"/>
+      <w:r>
+        <w:rPr>
+          <w:rFonts w:cs="Arial"/>
+          <w:b/>
+          <w:bCs/>
+          <w:spacing w:val="-3"/>
+          <w:sz w:val="20"/>
+          <w:u w:val="single"/>
+          <w:lang w:val="en-US"/>
+        </w:rPr>
+        <w:t xml:space="preserve"> de lutte contre l’incendie</w:t>
       </w:r>
     </w:p>
     <w:p>
@@ -10876,7 +13211,25 @@
           <w:spacing w:val="-3"/>
           <w:sz w:val="18"/>
         </w:rPr>
-        <w:t>{% endif %}{% if it_3M1 %}</w:t>
+        <w:t xml:space="preserve">{% endif </w:t>
+      </w:r>
+      <w:proofErr w:type="gramStart"/>
+      <w:r>
+        <w:rPr>
+          <w:rFonts w:cs="Arial"/>
+          <w:spacing w:val="-3"/>
+          <w:sz w:val="18"/>
+        </w:rPr>
+        <w:t>%}{</w:t>
+      </w:r>
+      <w:proofErr w:type="gramEnd"/>
+      <w:r>
+        <w:rPr>
+          <w:rFonts w:cs="Arial"/>
+          <w:spacing w:val="-3"/>
+          <w:sz w:val="18"/>
+        </w:rPr>
+        <w:t>% if it_3M1 %}</w:t>
       </w:r>
       <w:r>
         <w:rPr>
@@ -10931,7 +13284,25 @@
           <w:spacing w:val="-3"/>
           <w:sz w:val="18"/>
         </w:rPr>
-        <w:t>{% endif %}{% if it_3M2 %}</w:t>
+        <w:t xml:space="preserve">{% endif </w:t>
+      </w:r>
+      <w:proofErr w:type="gramStart"/>
+      <w:r>
+        <w:rPr>
+          <w:rFonts w:cs="Arial"/>
+          <w:spacing w:val="-3"/>
+          <w:sz w:val="18"/>
+        </w:rPr>
+        <w:t>%}{</w:t>
+      </w:r>
+      <w:proofErr w:type="gramEnd"/>
+      <w:r>
+        <w:rPr>
+          <w:rFonts w:cs="Arial"/>
+          <w:spacing w:val="-3"/>
+          <w:sz w:val="18"/>
+        </w:rPr>
+        <w:t>% if it_3M2 %}</w:t>
       </w:r>
       <w:r>
         <w:rPr>
@@ -11076,7 +13447,25 @@
           <w:spacing w:val="-3"/>
           <w:sz w:val="18"/>
         </w:rPr>
-        <w:t>{% endif %}{% if it_3M3 %}</w:t>
+        <w:t xml:space="preserve">{% endif </w:t>
+      </w:r>
+      <w:proofErr w:type="gramStart"/>
+      <w:r>
+        <w:rPr>
+          <w:rFonts w:cs="Arial"/>
+          <w:spacing w:val="-3"/>
+          <w:sz w:val="18"/>
+        </w:rPr>
+        <w:t>%}{</w:t>
+      </w:r>
+      <w:proofErr w:type="gramEnd"/>
+      <w:r>
+        <w:rPr>
+          <w:rFonts w:cs="Arial"/>
+          <w:spacing w:val="-3"/>
+          <w:sz w:val="18"/>
+        </w:rPr>
+        <w:t>% if it_3M3 %}</w:t>
       </w:r>
       <w:r>
         <w:rPr>
@@ -11168,7 +13557,25 @@
           <w:spacing w:val="-3"/>
           <w:sz w:val="18"/>
         </w:rPr>
-        <w:t>{% endif %}{% if it_3M4 %}</w:t>
+        <w:t xml:space="preserve">{% endif </w:t>
+      </w:r>
+      <w:proofErr w:type="gramStart"/>
+      <w:r>
+        <w:rPr>
+          <w:rFonts w:cs="Arial"/>
+          <w:spacing w:val="-3"/>
+          <w:sz w:val="18"/>
+        </w:rPr>
+        <w:t>%}{</w:t>
+      </w:r>
+      <w:proofErr w:type="gramEnd"/>
+      <w:r>
+        <w:rPr>
+          <w:rFonts w:cs="Arial"/>
+          <w:spacing w:val="-3"/>
+          <w:sz w:val="18"/>
+        </w:rPr>
+        <w:t>% if it_3M4 %}</w:t>
       </w:r>
       <w:r>
         <w:rPr>
@@ -11233,19 +13640,42 @@
           <w:sz w:val="18"/>
           <w:lang w:val="en-US"/>
         </w:rPr>
-        <w:t>{% endif %}</w:t>
-      </w:r>
-      <w:r>
-        <w:rPr>
-          <w:rFonts w:cs="Arial"/>
-          <w:b/>
-          <w:bCs/>
-          <w:spacing w:val="-3"/>
-          <w:sz w:val="20"/>
-          <w:u w:val="single"/>
-          <w:lang w:val="en-US"/>
-        </w:rPr>
-        <w:t>{% if it_3</w:t>
+        <w:t xml:space="preserve">{% endif </w:t>
+      </w:r>
+      <w:proofErr w:type="gramStart"/>
+      <w:r>
+        <w:rPr>
+          <w:rFonts w:cs="Arial"/>
+          <w:spacing w:val="-3"/>
+          <w:sz w:val="18"/>
+          <w:lang w:val="en-US"/>
+        </w:rPr>
+        <w:t>%}</w:t>
+      </w:r>
+      <w:r>
+        <w:rPr>
+          <w:rFonts w:cs="Arial"/>
+          <w:b/>
+          <w:bCs/>
+          <w:spacing w:val="-3"/>
+          <w:sz w:val="20"/>
+          <w:u w:val="single"/>
+          <w:lang w:val="en-US"/>
+        </w:rPr>
+        <w:t>{</w:t>
+      </w:r>
+      <w:proofErr w:type="gramEnd"/>
+      <w:r>
+        <w:rPr>
+          <w:rFonts w:cs="Arial"/>
+          <w:b/>
+          <w:bCs/>
+          <w:spacing w:val="-3"/>
+          <w:sz w:val="20"/>
+          <w:u w:val="single"/>
+          <w:lang w:val="en-US"/>
+        </w:rPr>
+        <w:t>% if it_3</w:t>
       </w:r>
       <w:r>
         <w:rPr>
@@ -11317,19 +13747,45 @@
           <w:u w:val="single"/>
           <w:lang w:val="en-US"/>
         </w:rPr>
-        <w:t>3 %}</w:t>
-      </w:r>
-      <w:r>
-        <w:rPr>
-          <w:rFonts w:cs="Arial"/>
-          <w:b/>
-          <w:bCs/>
-          <w:spacing w:val="-3"/>
-          <w:sz w:val="20"/>
-          <w:u w:val="single"/>
-          <w:lang w:val="en-US"/>
-        </w:rPr>
-        <w:t>Annonce - Alerte – Alarme</w:t>
+        <w:t xml:space="preserve">3 </w:t>
+      </w:r>
+      <w:proofErr w:type="gramStart"/>
+      <w:r>
+        <w:rPr>
+          <w:rFonts w:cs="Arial"/>
+          <w:b/>
+          <w:bCs/>
+          <w:spacing w:val="-3"/>
+          <w:sz w:val="20"/>
+          <w:u w:val="single"/>
+          <w:lang w:val="en-US"/>
+        </w:rPr>
+        <w:t>%}</w:t>
+      </w:r>
+      <w:r>
+        <w:rPr>
+          <w:rFonts w:cs="Arial"/>
+          <w:b/>
+          <w:bCs/>
+          <w:spacing w:val="-3"/>
+          <w:sz w:val="20"/>
+          <w:u w:val="single"/>
+          <w:lang w:val="en-US"/>
+        </w:rPr>
+        <w:t>Annonce</w:t>
+      </w:r>
+      <w:proofErr w:type="gramEnd"/>
+      <w:r>
+        <w:rPr>
+          <w:rFonts w:cs="Arial"/>
+          <w:b/>
+          <w:bCs/>
+          <w:spacing w:val="-3"/>
+          <w:sz w:val="20"/>
+          <w:u w:val="single"/>
+          <w:lang w:val="en-US"/>
+        </w:rPr>
+        <w:t xml:space="preserve"> - Alerte – Alarme</w:t>
       </w:r>
     </w:p>
     <w:p>
@@ -11360,7 +13816,25 @@
           <w:spacing w:val="-3"/>
           <w:sz w:val="18"/>
         </w:rPr>
-        <w:t>{% endif %}{% if it_3N1 %}</w:t>
+        <w:t xml:space="preserve">{% endif </w:t>
+      </w:r>
+      <w:proofErr w:type="gramStart"/>
+      <w:r>
+        <w:rPr>
+          <w:rFonts w:cs="Arial"/>
+          <w:spacing w:val="-3"/>
+          <w:sz w:val="18"/>
+        </w:rPr>
+        <w:t>%}{</w:t>
+      </w:r>
+      <w:proofErr w:type="gramEnd"/>
+      <w:r>
+        <w:rPr>
+          <w:rFonts w:cs="Arial"/>
+          <w:spacing w:val="-3"/>
+          <w:sz w:val="18"/>
+        </w:rPr>
+        <w:t>% if it_3N1 %}</w:t>
       </w:r>
       <w:r>
         <w:rPr>
@@ -11426,7 +13900,27 @@
           <w:sz w:val="18"/>
           <w:lang w:val="en-US"/>
         </w:rPr>
-        <w:t>{% endif %}{% if it_3N2 %}</w:t>
+        <w:t xml:space="preserve">{% endif </w:t>
+      </w:r>
+      <w:proofErr w:type="gramStart"/>
+      <w:r>
+        <w:rPr>
+          <w:rFonts w:cs="Arial"/>
+          <w:spacing w:val="-3"/>
+          <w:sz w:val="18"/>
+          <w:lang w:val="en-US"/>
+        </w:rPr>
+        <w:t>%}{</w:t>
+      </w:r>
+      <w:proofErr w:type="gramEnd"/>
+      <w:r>
+        <w:rPr>
+          <w:rFonts w:cs="Arial"/>
+          <w:spacing w:val="-3"/>
+          <w:sz w:val="18"/>
+          <w:lang w:val="en-US"/>
+        </w:rPr>
+        <w:t>% if it_3N2 %}</w:t>
       </w:r>
       <w:r>
         <w:rPr>
@@ -11493,7 +13987,25 @@
           <w:spacing w:val="-3"/>
           <w:sz w:val="18"/>
         </w:rPr>
-        <w:t>{% endif %}{% if it_3N3 %}</w:t>
+        <w:t xml:space="preserve">{% endif </w:t>
+      </w:r>
+      <w:proofErr w:type="gramStart"/>
+      <w:r>
+        <w:rPr>
+          <w:rFonts w:cs="Arial"/>
+          <w:spacing w:val="-3"/>
+          <w:sz w:val="18"/>
+        </w:rPr>
+        <w:t>%}{</w:t>
+      </w:r>
+      <w:proofErr w:type="gramEnd"/>
+      <w:r>
+        <w:rPr>
+          <w:rFonts w:cs="Arial"/>
+          <w:spacing w:val="-3"/>
+          <w:sz w:val="18"/>
+        </w:rPr>
+        <w:t>% if it_3N3 %}</w:t>
       </w:r>
       <w:r>
         <w:rPr>
@@ -11558,19 +14070,68 @@
           <w:sz w:val="18"/>
           <w:lang w:val="fr-BE"/>
         </w:rPr>
-        <w:t>{% endif %}</w:t>
-      </w:r>
-      <w:r>
-        <w:rPr>
-          <w:rFonts w:cs="Arial"/>
-          <w:b/>
-          <w:bCs/>
-          <w:spacing w:val="-3"/>
-          <w:sz w:val="20"/>
-          <w:u w:val="single"/>
+        <w:t xml:space="preserve">{% endif </w:t>
+      </w:r>
+      <w:proofErr w:type="gramStart"/>
+      <w:r>
+        <w:rPr>
+          <w:rFonts w:cs="Arial"/>
+          <w:spacing w:val="-3"/>
+          <w:sz w:val="18"/>
           <w:lang w:val="fr-BE"/>
         </w:rPr>
-        <w:t>{% if it_3O1 %}Divertissements extrêmes</w:t>
+        <w:t>%}</w:t>
+      </w:r>
+      <w:r>
+        <w:rPr>
+          <w:rFonts w:cs="Arial"/>
+          <w:b/>
+          <w:bCs/>
+          <w:spacing w:val="-3"/>
+          <w:sz w:val="20"/>
+          <w:u w:val="single"/>
+          <w:lang w:val="fr-BE"/>
+        </w:rPr>
+        <w:t>{</w:t>
+      </w:r>
+      <w:proofErr w:type="gramEnd"/>
+      <w:r>
+        <w:rPr>
+          <w:rFonts w:cs="Arial"/>
+          <w:b/>
+          <w:bCs/>
+          <w:spacing w:val="-3"/>
+          <w:sz w:val="20"/>
+          <w:u w:val="single"/>
+          <w:lang w:val="fr-BE"/>
+        </w:rPr>
+        <w:t xml:space="preserve">% if it_3O1 </w:t>
+      </w:r>
+      <w:proofErr w:type="gramStart"/>
+      <w:r>
+        <w:rPr>
+          <w:rFonts w:cs="Arial"/>
+          <w:b/>
+          <w:bCs/>
+          <w:spacing w:val="-3"/>
+          <w:sz w:val="20"/>
+          <w:u w:val="single"/>
+          <w:lang w:val="fr-BE"/>
+        </w:rPr>
+        <w:t>%}Divertissements</w:t>
+      </w:r>
+      <w:proofErr w:type="gramEnd"/>
+      <w:r>
+        <w:rPr>
+          <w:rFonts w:cs="Arial"/>
+          <w:b/>
+          <w:bCs/>
+          <w:spacing w:val="-3"/>
+          <w:sz w:val="20"/>
+          <w:u w:val="single"/>
+          <w:lang w:val="fr-BE"/>
+        </w:rPr>
+        <w:t xml:space="preserve"> extrêmes</w:t>
       </w:r>
     </w:p>
     <w:p>
@@ -11601,7 +14162,25 @@
           <w:spacing w:val="-3"/>
           <w:sz w:val="18"/>
         </w:rPr>
-        <w:t>{% endif %}{% if it_3O1 %}</w:t>
+        <w:t xml:space="preserve">{% endif </w:t>
+      </w:r>
+      <w:proofErr w:type="gramStart"/>
+      <w:r>
+        <w:rPr>
+          <w:rFonts w:cs="Arial"/>
+          <w:spacing w:val="-3"/>
+          <w:sz w:val="18"/>
+        </w:rPr>
+        <w:t>%}{</w:t>
+      </w:r>
+      <w:proofErr w:type="gramEnd"/>
+      <w:r>
+        <w:rPr>
+          <w:rFonts w:cs="Arial"/>
+          <w:spacing w:val="-3"/>
+          <w:sz w:val="18"/>
+        </w:rPr>
+        <w:t>% if it_3O1 %}</w:t>
       </w:r>
       <w:r>
         <w:rPr>
@@ -11648,7 +14227,25 @@
           <w:spacing w:val="-3"/>
           <w:sz w:val="18"/>
         </w:rPr>
-        <w:t>{% endif %}{% if it_3O2 %}</w:t>
+        <w:t xml:space="preserve">{% endif </w:t>
+      </w:r>
+      <w:proofErr w:type="gramStart"/>
+      <w:r>
+        <w:rPr>
+          <w:rFonts w:cs="Arial"/>
+          <w:spacing w:val="-3"/>
+          <w:sz w:val="18"/>
+        </w:rPr>
+        <w:t>%}{</w:t>
+      </w:r>
+      <w:proofErr w:type="gramEnd"/>
+      <w:r>
+        <w:rPr>
+          <w:rFonts w:cs="Arial"/>
+          <w:spacing w:val="-3"/>
+          <w:sz w:val="18"/>
+        </w:rPr>
+        <w:t>% if it_3O2 %}</w:t>
       </w:r>
       <w:r>
         <w:rPr>
@@ -11723,19 +14320,42 @@
           <w:sz w:val="18"/>
           <w:lang w:val="en-US"/>
         </w:rPr>
-        <w:t>{% endif %}</w:t>
-      </w:r>
-      <w:r>
-        <w:rPr>
-          <w:rFonts w:cs="Arial"/>
-          <w:b/>
-          <w:bCs/>
-          <w:spacing w:val="-3"/>
-          <w:sz w:val="20"/>
-          <w:u w:val="single"/>
-          <w:lang w:val="en-US"/>
-        </w:rPr>
-        <w:t>{% if it_3</w:t>
+        <w:t xml:space="preserve">{% endif </w:t>
+      </w:r>
+      <w:proofErr w:type="gramStart"/>
+      <w:r>
+        <w:rPr>
+          <w:rFonts w:cs="Arial"/>
+          <w:spacing w:val="-3"/>
+          <w:sz w:val="18"/>
+          <w:lang w:val="en-US"/>
+        </w:rPr>
+        <w:t>%}</w:t>
+      </w:r>
+      <w:r>
+        <w:rPr>
+          <w:rFonts w:cs="Arial"/>
+          <w:b/>
+          <w:bCs/>
+          <w:spacing w:val="-3"/>
+          <w:sz w:val="20"/>
+          <w:u w:val="single"/>
+          <w:lang w:val="en-US"/>
+        </w:rPr>
+        <w:t>{</w:t>
+      </w:r>
+      <w:proofErr w:type="gramEnd"/>
+      <w:r>
+        <w:rPr>
+          <w:rFonts w:cs="Arial"/>
+          <w:b/>
+          <w:bCs/>
+          <w:spacing w:val="-3"/>
+          <w:sz w:val="20"/>
+          <w:u w:val="single"/>
+          <w:lang w:val="en-US"/>
+        </w:rPr>
+        <w:t>% if it_3</w:t>
       </w:r>
       <w:r>
         <w:rPr>
@@ -11951,19 +14571,45 @@
           <w:u w:val="single"/>
           <w:lang w:val="en-US"/>
         </w:rPr>
-        <w:t xml:space="preserve"> %}</w:t>
-      </w:r>
-      <w:r>
-        <w:rPr>
-          <w:rFonts w:cs="Arial"/>
-          <w:b/>
-          <w:bCs/>
-          <w:spacing w:val="-3"/>
-          <w:sz w:val="20"/>
-          <w:u w:val="single"/>
-          <w:lang w:val="en-US"/>
-        </w:rPr>
-        <w:t>Tentes (de moins de 60 m²)</w:t>
+        <w:t xml:space="preserve"> </w:t>
+      </w:r>
+      <w:proofErr w:type="gramStart"/>
+      <w:r>
+        <w:rPr>
+          <w:rFonts w:cs="Arial"/>
+          <w:b/>
+          <w:bCs/>
+          <w:spacing w:val="-3"/>
+          <w:sz w:val="20"/>
+          <w:u w:val="single"/>
+          <w:lang w:val="en-US"/>
+        </w:rPr>
+        <w:t>%}</w:t>
+      </w:r>
+      <w:r>
+        <w:rPr>
+          <w:rFonts w:cs="Arial"/>
+          <w:b/>
+          <w:bCs/>
+          <w:spacing w:val="-3"/>
+          <w:sz w:val="20"/>
+          <w:u w:val="single"/>
+          <w:lang w:val="en-US"/>
+        </w:rPr>
+        <w:t>Tentes</w:t>
+      </w:r>
+      <w:proofErr w:type="gramEnd"/>
+      <w:r>
+        <w:rPr>
+          <w:rFonts w:cs="Arial"/>
+          <w:b/>
+          <w:bCs/>
+          <w:spacing w:val="-3"/>
+          <w:sz w:val="20"/>
+          <w:u w:val="single"/>
+          <w:lang w:val="en-US"/>
+        </w:rPr>
+        <w:t xml:space="preserve"> (de moins de 60 m²)</w:t>
       </w:r>
     </w:p>
     <w:p>
@@ -11994,7 +14640,25 @@
           <w:spacing w:val="-3"/>
           <w:sz w:val="18"/>
         </w:rPr>
-        <w:t>{% endif %}{% if it_3P1 %}</w:t>
+        <w:t xml:space="preserve">{% endif </w:t>
+      </w:r>
+      <w:proofErr w:type="gramStart"/>
+      <w:r>
+        <w:rPr>
+          <w:rFonts w:cs="Arial"/>
+          <w:spacing w:val="-3"/>
+          <w:sz w:val="18"/>
+        </w:rPr>
+        <w:t>%}{</w:t>
+      </w:r>
+      <w:proofErr w:type="gramEnd"/>
+      <w:r>
+        <w:rPr>
+          <w:rFonts w:cs="Arial"/>
+          <w:spacing w:val="-3"/>
+          <w:sz w:val="18"/>
+        </w:rPr>
+        <w:t>% if it_3P1 %}</w:t>
       </w:r>
       <w:r>
         <w:rPr>
@@ -12074,7 +14738,25 @@
           <w:spacing w:val="-3"/>
           <w:sz w:val="18"/>
         </w:rPr>
-        <w:t>{% endif %}{% if it_3P2 %}</w:t>
+        <w:t xml:space="preserve">{% endif </w:t>
+      </w:r>
+      <w:proofErr w:type="gramStart"/>
+      <w:r>
+        <w:rPr>
+          <w:rFonts w:cs="Arial"/>
+          <w:spacing w:val="-3"/>
+          <w:sz w:val="18"/>
+        </w:rPr>
+        <w:t>%}{</w:t>
+      </w:r>
+      <w:proofErr w:type="gramEnd"/>
+      <w:r>
+        <w:rPr>
+          <w:rFonts w:cs="Arial"/>
+          <w:spacing w:val="-3"/>
+          <w:sz w:val="18"/>
+        </w:rPr>
+        <w:t>% if it_3P2 %}</w:t>
       </w:r>
       <w:r>
         <w:rPr>
@@ -12147,7 +14829,25 @@
           <w:spacing w:val="-3"/>
           <w:sz w:val="18"/>
         </w:rPr>
-        <w:t>{% endif %}{% if it_3P3 %}</w:t>
+        <w:t xml:space="preserve">{% endif </w:t>
+      </w:r>
+      <w:proofErr w:type="gramStart"/>
+      <w:r>
+        <w:rPr>
+          <w:rFonts w:cs="Arial"/>
+          <w:spacing w:val="-3"/>
+          <w:sz w:val="18"/>
+        </w:rPr>
+        <w:t>%}{</w:t>
+      </w:r>
+      <w:proofErr w:type="gramEnd"/>
+      <w:r>
+        <w:rPr>
+          <w:rFonts w:cs="Arial"/>
+          <w:spacing w:val="-3"/>
+          <w:sz w:val="18"/>
+        </w:rPr>
+        <w:t>% if it_3P3 %}</w:t>
       </w:r>
       <w:r>
         <w:rPr>
@@ -12240,7 +14940,25 @@
           <w:spacing w:val="-3"/>
           <w:sz w:val="18"/>
         </w:rPr>
-        <w:t>{% endif %}{% if it_3P4 %}</w:t>
+        <w:t xml:space="preserve">{% endif </w:t>
+      </w:r>
+      <w:proofErr w:type="gramStart"/>
+      <w:r>
+        <w:rPr>
+          <w:rFonts w:cs="Arial"/>
+          <w:spacing w:val="-3"/>
+          <w:sz w:val="18"/>
+        </w:rPr>
+        <w:t>%}{</w:t>
+      </w:r>
+      <w:proofErr w:type="gramEnd"/>
+      <w:r>
+        <w:rPr>
+          <w:rFonts w:cs="Arial"/>
+          <w:spacing w:val="-3"/>
+          <w:sz w:val="18"/>
+        </w:rPr>
+        <w:t>% if it_3P4 %}</w:t>
       </w:r>
       <w:r>
         <w:rPr>
@@ -12312,7 +15030,25 @@
           <w:spacing w:val="-3"/>
           <w:sz w:val="18"/>
         </w:rPr>
-        <w:t>{% endif %}{% if it_3P5 %}</w:t>
+        <w:t xml:space="preserve">{% endif </w:t>
+      </w:r>
+      <w:proofErr w:type="gramStart"/>
+      <w:r>
+        <w:rPr>
+          <w:rFonts w:cs="Arial"/>
+          <w:spacing w:val="-3"/>
+          <w:sz w:val="18"/>
+        </w:rPr>
+        <w:t>%}{</w:t>
+      </w:r>
+      <w:proofErr w:type="gramEnd"/>
+      <w:r>
+        <w:rPr>
+          <w:rFonts w:cs="Arial"/>
+          <w:spacing w:val="-3"/>
+          <w:sz w:val="18"/>
+        </w:rPr>
+        <w:t>% if it_3P5 %}</w:t>
       </w:r>
       <w:r>
         <w:rPr>
@@ -12337,7 +15073,25 @@
           <w:spacing w:val="-3"/>
           <w:sz w:val="18"/>
         </w:rPr>
-        <w:t xml:space="preserve"> protégé des chocs et projections de liquides; seule l’électricité </w:t>
+        <w:t xml:space="preserve"> protégé des chocs et projections de </w:t>
+      </w:r>
+      <w:proofErr w:type="gramStart"/>
+      <w:r>
+        <w:rPr>
+          <w:rFonts w:cs="Arial"/>
+          <w:spacing w:val="-3"/>
+          <w:sz w:val="18"/>
+        </w:rPr>
+        <w:t>liquides;</w:t>
+      </w:r>
+      <w:proofErr w:type="gramEnd"/>
+      <w:r>
+        <w:rPr>
+          <w:rFonts w:cs="Arial"/>
+          <w:spacing w:val="-3"/>
+          <w:sz w:val="18"/>
+        </w:rPr>
+        <w:t xml:space="preserve"> seule l’électricité </w:t>
       </w:r>
       <w:r>
         <w:rPr>
@@ -12394,7 +15148,25 @@
           <w:spacing w:val="-3"/>
           <w:sz w:val="18"/>
         </w:rPr>
-        <w:t>{% endif %}{% if it_3P6 %}</w:t>
+        <w:t xml:space="preserve">{% endif </w:t>
+      </w:r>
+      <w:proofErr w:type="gramStart"/>
+      <w:r>
+        <w:rPr>
+          <w:rFonts w:cs="Arial"/>
+          <w:spacing w:val="-3"/>
+          <w:sz w:val="18"/>
+        </w:rPr>
+        <w:t>%}{</w:t>
+      </w:r>
+      <w:proofErr w:type="gramEnd"/>
+      <w:r>
+        <w:rPr>
+          <w:rFonts w:cs="Arial"/>
+          <w:spacing w:val="-3"/>
+          <w:sz w:val="18"/>
+        </w:rPr>
+        <w:t>% if it_3P6 %}</w:t>
       </w:r>
       <w:r>
         <w:rPr>
@@ -12503,7 +15275,25 @@
           <w:spacing w:val="-3"/>
           <w:sz w:val="18"/>
         </w:rPr>
-        <w:t>{% endif %}{% if it_3P7 %}</w:t>
+        <w:t xml:space="preserve">{% endif </w:t>
+      </w:r>
+      <w:proofErr w:type="gramStart"/>
+      <w:r>
+        <w:rPr>
+          <w:rFonts w:cs="Arial"/>
+          <w:spacing w:val="-3"/>
+          <w:sz w:val="18"/>
+        </w:rPr>
+        <w:t>%}{</w:t>
+      </w:r>
+      <w:proofErr w:type="gramEnd"/>
+      <w:r>
+        <w:rPr>
+          <w:rFonts w:cs="Arial"/>
+          <w:spacing w:val="-3"/>
+          <w:sz w:val="18"/>
+        </w:rPr>
+        <w:t>% if it_3P7 %}</w:t>
       </w:r>
       <w:r>
         <w:rPr>
@@ -12596,7 +15386,25 @@
           <w:spacing w:val="-3"/>
           <w:sz w:val="18"/>
         </w:rPr>
-        <w:t>{% endif %}{% if it_3P8 %}</w:t>
+        <w:t xml:space="preserve">{% endif </w:t>
+      </w:r>
+      <w:proofErr w:type="gramStart"/>
+      <w:r>
+        <w:rPr>
+          <w:rFonts w:cs="Arial"/>
+          <w:spacing w:val="-3"/>
+          <w:sz w:val="18"/>
+        </w:rPr>
+        <w:t>%}{</w:t>
+      </w:r>
+      <w:proofErr w:type="gramEnd"/>
+      <w:r>
+        <w:rPr>
+          <w:rFonts w:cs="Arial"/>
+          <w:spacing w:val="-3"/>
+          <w:sz w:val="18"/>
+        </w:rPr>
+        <w:t>% if it_3P8 %}</w:t>
       </w:r>
       <w:r>
         <w:rPr>
@@ -12643,7 +15451,25 @@
           <w:spacing w:val="-3"/>
           <w:sz w:val="18"/>
         </w:rPr>
-        <w:t>{% endif %}{% if it_3P9 %}</w:t>
+        <w:t xml:space="preserve">{% endif </w:t>
+      </w:r>
+      <w:proofErr w:type="gramStart"/>
+      <w:r>
+        <w:rPr>
+          <w:rFonts w:cs="Arial"/>
+          <w:spacing w:val="-3"/>
+          <w:sz w:val="18"/>
+        </w:rPr>
+        <w:t>%}{</w:t>
+      </w:r>
+      <w:proofErr w:type="gramEnd"/>
+      <w:r>
+        <w:rPr>
+          <w:rFonts w:cs="Arial"/>
+          <w:spacing w:val="-3"/>
+          <w:sz w:val="18"/>
+        </w:rPr>
+        <w:t>% if it_3P9 %}</w:t>
       </w:r>
       <w:r>
         <w:rPr>
@@ -12691,19 +15517,68 @@
           <w:sz w:val="18"/>
           <w:lang w:val="en-US"/>
         </w:rPr>
-        <w:t>{% endif %}</w:t>
-      </w:r>
-      <w:r>
-        <w:rPr>
-          <w:rFonts w:cs="Arial"/>
-          <w:b/>
-          <w:bCs/>
-          <w:spacing w:val="-3"/>
-          <w:sz w:val="20"/>
-          <w:u w:val="single"/>
-          <w:lang w:val="en-US"/>
-        </w:rPr>
-        <w:t>{% if it_3Q1 or it_3Q2 or it_3Q3 or it_3Q4 %}Feux de joie extérieurs</w:t>
+        <w:t xml:space="preserve">{% endif </w:t>
+      </w:r>
+      <w:proofErr w:type="gramStart"/>
+      <w:r>
+        <w:rPr>
+          <w:rFonts w:cs="Arial"/>
+          <w:spacing w:val="-3"/>
+          <w:sz w:val="18"/>
+          <w:lang w:val="en-US"/>
+        </w:rPr>
+        <w:t>%}</w:t>
+      </w:r>
+      <w:r>
+        <w:rPr>
+          <w:rFonts w:cs="Arial"/>
+          <w:b/>
+          <w:bCs/>
+          <w:spacing w:val="-3"/>
+          <w:sz w:val="20"/>
+          <w:u w:val="single"/>
+          <w:lang w:val="en-US"/>
+        </w:rPr>
+        <w:t>{</w:t>
+      </w:r>
+      <w:proofErr w:type="gramEnd"/>
+      <w:r>
+        <w:rPr>
+          <w:rFonts w:cs="Arial"/>
+          <w:b/>
+          <w:bCs/>
+          <w:spacing w:val="-3"/>
+          <w:sz w:val="20"/>
+          <w:u w:val="single"/>
+          <w:lang w:val="en-US"/>
+        </w:rPr>
+        <w:t xml:space="preserve">% if it_3Q1 or it_3Q2 or it_3Q3 or it_3Q4 </w:t>
+      </w:r>
+      <w:proofErr w:type="gramStart"/>
+      <w:r>
+        <w:rPr>
+          <w:rFonts w:cs="Arial"/>
+          <w:b/>
+          <w:bCs/>
+          <w:spacing w:val="-3"/>
+          <w:sz w:val="20"/>
+          <w:u w:val="single"/>
+          <w:lang w:val="en-US"/>
+        </w:rPr>
+        <w:t>%}Feux</w:t>
+      </w:r>
+      <w:proofErr w:type="gramEnd"/>
+      <w:r>
+        <w:rPr>
+          <w:rFonts w:cs="Arial"/>
+          <w:b/>
+          <w:bCs/>
+          <w:spacing w:val="-3"/>
+          <w:sz w:val="20"/>
+          <w:u w:val="single"/>
+          <w:lang w:val="en-US"/>
+        </w:rPr>
+        <w:t xml:space="preserve"> de joie extérieurs</w:t>
       </w:r>
     </w:p>
     <w:p>
@@ -12734,7 +15609,25 @@
           <w:spacing w:val="-3"/>
           <w:sz w:val="18"/>
         </w:rPr>
-        <w:t>{% endif %}{% if it_3Q1 %}</w:t>
+        <w:t xml:space="preserve">{% endif </w:t>
+      </w:r>
+      <w:proofErr w:type="gramStart"/>
+      <w:r>
+        <w:rPr>
+          <w:rFonts w:cs="Arial"/>
+          <w:spacing w:val="-3"/>
+          <w:sz w:val="18"/>
+        </w:rPr>
+        <w:t>%}{</w:t>
+      </w:r>
+      <w:proofErr w:type="gramEnd"/>
+      <w:r>
+        <w:rPr>
+          <w:rFonts w:cs="Arial"/>
+          <w:spacing w:val="-3"/>
+          <w:sz w:val="18"/>
+        </w:rPr>
+        <w:t>% if it_3Q1 %}</w:t>
       </w:r>
       <w:r>
         <w:rPr>
@@ -12781,7 +15674,25 @@
           <w:spacing w:val="-3"/>
           <w:sz w:val="18"/>
         </w:rPr>
-        <w:t>{% endif %}{% if it_3Q2 %}</w:t>
+        <w:t xml:space="preserve">{% endif </w:t>
+      </w:r>
+      <w:proofErr w:type="gramStart"/>
+      <w:r>
+        <w:rPr>
+          <w:rFonts w:cs="Arial"/>
+          <w:spacing w:val="-3"/>
+          <w:sz w:val="18"/>
+        </w:rPr>
+        <w:t>%}{</w:t>
+      </w:r>
+      <w:proofErr w:type="gramEnd"/>
+      <w:r>
+        <w:rPr>
+          <w:rFonts w:cs="Arial"/>
+          <w:spacing w:val="-3"/>
+          <w:sz w:val="18"/>
+        </w:rPr>
+        <w:t>% if it_3Q2 %}</w:t>
       </w:r>
       <w:r>
         <w:rPr>
@@ -12828,7 +15739,25 @@
           <w:spacing w:val="-3"/>
           <w:sz w:val="18"/>
         </w:rPr>
-        <w:t>{% endif %}{% if it_3Q3 %}</w:t>
+        <w:t xml:space="preserve">{% endif </w:t>
+      </w:r>
+      <w:proofErr w:type="gramStart"/>
+      <w:r>
+        <w:rPr>
+          <w:rFonts w:cs="Arial"/>
+          <w:spacing w:val="-3"/>
+          <w:sz w:val="18"/>
+        </w:rPr>
+        <w:t>%}{</w:t>
+      </w:r>
+      <w:proofErr w:type="gramEnd"/>
+      <w:r>
+        <w:rPr>
+          <w:rFonts w:cs="Arial"/>
+          <w:spacing w:val="-3"/>
+          <w:sz w:val="18"/>
+        </w:rPr>
+        <w:t>% if it_3Q3 %}</w:t>
       </w:r>
       <w:r>
         <w:rPr>
@@ -12875,7 +15804,25 @@
           <w:spacing w:val="-3"/>
           <w:sz w:val="18"/>
         </w:rPr>
-        <w:t>{% endif %}{% if it_3Q4 %}</w:t>
+        <w:t xml:space="preserve">{% endif </w:t>
+      </w:r>
+      <w:proofErr w:type="gramStart"/>
+      <w:r>
+        <w:rPr>
+          <w:rFonts w:cs="Arial"/>
+          <w:spacing w:val="-3"/>
+          <w:sz w:val="18"/>
+        </w:rPr>
+        <w:t>%}{</w:t>
+      </w:r>
+      <w:proofErr w:type="gramEnd"/>
+      <w:r>
+        <w:rPr>
+          <w:rFonts w:cs="Arial"/>
+          <w:spacing w:val="-3"/>
+          <w:sz w:val="18"/>
+        </w:rPr>
+        <w:t>% if it_3Q4 %}</w:t>
       </w:r>
       <w:r>
         <w:rPr>
@@ -12923,19 +15870,42 @@
           <w:sz w:val="18"/>
           <w:lang w:val="en-US"/>
         </w:rPr>
-        <w:t>{% endif %}</w:t>
-      </w:r>
-      <w:r>
-        <w:rPr>
-          <w:rFonts w:cs="Arial"/>
-          <w:b/>
-          <w:bCs/>
-          <w:spacing w:val="-3"/>
-          <w:sz w:val="20"/>
-          <w:u w:val="single"/>
-          <w:lang w:val="en-US"/>
-        </w:rPr>
-        <w:t>{% if it_3</w:t>
+        <w:t xml:space="preserve">{% endif </w:t>
+      </w:r>
+      <w:proofErr w:type="gramStart"/>
+      <w:r>
+        <w:rPr>
+          <w:rFonts w:cs="Arial"/>
+          <w:spacing w:val="-3"/>
+          <w:sz w:val="18"/>
+          <w:lang w:val="en-US"/>
+        </w:rPr>
+        <w:t>%}</w:t>
+      </w:r>
+      <w:r>
+        <w:rPr>
+          <w:rFonts w:cs="Arial"/>
+          <w:b/>
+          <w:bCs/>
+          <w:spacing w:val="-3"/>
+          <w:sz w:val="20"/>
+          <w:u w:val="single"/>
+          <w:lang w:val="en-US"/>
+        </w:rPr>
+        <w:t>{</w:t>
+      </w:r>
+      <w:proofErr w:type="gramEnd"/>
+      <w:r>
+        <w:rPr>
+          <w:rFonts w:cs="Arial"/>
+          <w:b/>
+          <w:bCs/>
+          <w:spacing w:val="-3"/>
+          <w:sz w:val="20"/>
+          <w:u w:val="single"/>
+          <w:lang w:val="en-US"/>
+        </w:rPr>
+        <w:t>% if it_3</w:t>
       </w:r>
       <w:r>
         <w:rPr>
@@ -13247,19 +16217,45 @@
           <w:u w:val="single"/>
           <w:lang w:val="en-US"/>
         </w:rPr>
-        <w:t xml:space="preserve"> %}</w:t>
-      </w:r>
-      <w:r>
-        <w:rPr>
-          <w:rFonts w:cs="Arial"/>
-          <w:b/>
-          <w:bCs/>
-          <w:spacing w:val="-3"/>
-          <w:sz w:val="20"/>
-          <w:u w:val="single"/>
-          <w:lang w:val="en-US"/>
-        </w:rPr>
-        <w:t>Evénements (foule, concerts, soirées) en plein air</w:t>
+        <w:t xml:space="preserve"> </w:t>
+      </w:r>
+      <w:proofErr w:type="gramStart"/>
+      <w:r>
+        <w:rPr>
+          <w:rFonts w:cs="Arial"/>
+          <w:b/>
+          <w:bCs/>
+          <w:spacing w:val="-3"/>
+          <w:sz w:val="20"/>
+          <w:u w:val="single"/>
+          <w:lang w:val="en-US"/>
+        </w:rPr>
+        <w:t>%}</w:t>
+      </w:r>
+      <w:r>
+        <w:rPr>
+          <w:rFonts w:cs="Arial"/>
+          <w:b/>
+          <w:bCs/>
+          <w:spacing w:val="-3"/>
+          <w:sz w:val="20"/>
+          <w:u w:val="single"/>
+          <w:lang w:val="en-US"/>
+        </w:rPr>
+        <w:t>Evénements</w:t>
+      </w:r>
+      <w:proofErr w:type="gramEnd"/>
+      <w:r>
+        <w:rPr>
+          <w:rFonts w:cs="Arial"/>
+          <w:b/>
+          <w:bCs/>
+          <w:spacing w:val="-3"/>
+          <w:sz w:val="20"/>
+          <w:u w:val="single"/>
+          <w:lang w:val="en-US"/>
+        </w:rPr>
+        <w:t xml:space="preserve"> (foule, concerts, soirées) en plein air</w:t>
       </w:r>
     </w:p>
     <w:p>
@@ -13290,7 +16286,25 @@
           <w:spacing w:val="-3"/>
           <w:sz w:val="18"/>
         </w:rPr>
-        <w:t>{% endif %}{% if it_3R1 %}</w:t>
+        <w:t xml:space="preserve">{% endif </w:t>
+      </w:r>
+      <w:proofErr w:type="gramStart"/>
+      <w:r>
+        <w:rPr>
+          <w:rFonts w:cs="Arial"/>
+          <w:spacing w:val="-3"/>
+          <w:sz w:val="18"/>
+        </w:rPr>
+        <w:t>%}{</w:t>
+      </w:r>
+      <w:proofErr w:type="gramEnd"/>
+      <w:r>
+        <w:rPr>
+          <w:rFonts w:cs="Arial"/>
+          <w:spacing w:val="-3"/>
+          <w:sz w:val="18"/>
+        </w:rPr>
+        <w:t>% if it_3R1 %}</w:t>
       </w:r>
       <w:r>
         <w:rPr>
@@ -13378,7 +16392,25 @@
           <w:spacing w:val="-3"/>
           <w:sz w:val="18"/>
         </w:rPr>
-        <w:t>{% endif %}{% if it_3R2 %}</w:t>
+        <w:t xml:space="preserve">{% endif </w:t>
+      </w:r>
+      <w:proofErr w:type="gramStart"/>
+      <w:r>
+        <w:rPr>
+          <w:rFonts w:cs="Arial"/>
+          <w:spacing w:val="-3"/>
+          <w:sz w:val="18"/>
+        </w:rPr>
+        <w:t>%}{</w:t>
+      </w:r>
+      <w:proofErr w:type="gramEnd"/>
+      <w:r>
+        <w:rPr>
+          <w:rFonts w:cs="Arial"/>
+          <w:spacing w:val="-3"/>
+          <w:sz w:val="18"/>
+        </w:rPr>
+        <w:t>% if it_3R2 %}</w:t>
       </w:r>
       <w:r>
         <w:rPr>
@@ -13414,6 +16446,7 @@
         </w:rPr>
         <w:t xml:space="preserve"> </w:t>
       </w:r>
+      <w:proofErr w:type="gramStart"/>
       <w:r>
         <w:rPr>
           <w:rFonts w:cs="Arial"/>
@@ -13430,6 +16463,7 @@
         </w:rPr>
         <w:t>s:</w:t>
       </w:r>
+      <w:proofErr w:type="gramEnd"/>
     </w:p>
     <w:p>
       <w:pPr>
@@ -13784,7 +16818,25 @@
           <w:spacing w:val="-3"/>
           <w:sz w:val="18"/>
         </w:rPr>
-        <w:t>{% endif %}{% if it_3R3 %}</w:t>
+        <w:t xml:space="preserve">{% endif </w:t>
+      </w:r>
+      <w:proofErr w:type="gramStart"/>
+      <w:r>
+        <w:rPr>
+          <w:rFonts w:cs="Arial"/>
+          <w:spacing w:val="-3"/>
+          <w:sz w:val="18"/>
+        </w:rPr>
+        <w:t>%}{</w:t>
+      </w:r>
+      <w:proofErr w:type="gramEnd"/>
+      <w:r>
+        <w:rPr>
+          <w:rFonts w:cs="Arial"/>
+          <w:spacing w:val="-3"/>
+          <w:sz w:val="18"/>
+        </w:rPr>
+        <w:t>% if it_3R3 %}</w:t>
       </w:r>
       <w:r>
         <w:rPr>
@@ -13892,7 +16944,25 @@
           <w:spacing w:val="-3"/>
           <w:sz w:val="18"/>
         </w:rPr>
-        <w:t>{% endif %}{% if it_3R4 %}</w:t>
+        <w:t xml:space="preserve">{% endif </w:t>
+      </w:r>
+      <w:proofErr w:type="gramStart"/>
+      <w:r>
+        <w:rPr>
+          <w:rFonts w:cs="Arial"/>
+          <w:spacing w:val="-3"/>
+          <w:sz w:val="18"/>
+        </w:rPr>
+        <w:t>%}{</w:t>
+      </w:r>
+      <w:proofErr w:type="gramEnd"/>
+      <w:r>
+        <w:rPr>
+          <w:rFonts w:cs="Arial"/>
+          <w:spacing w:val="-3"/>
+          <w:sz w:val="18"/>
+        </w:rPr>
+        <w:t>% if it_3R4 %}</w:t>
       </w:r>
       <w:r>
         <w:rPr>
@@ -13916,7 +16986,25 @@
           <w:spacing w:val="-3"/>
           <w:sz w:val="18"/>
         </w:rPr>
-        <w:t>vers des espaces dégagés (absence d’entonnoirs, espaces allant en s’élargissant,…)</w:t>
+        <w:t xml:space="preserve">vers des espaces dégagés (absence d’entonnoirs, espaces allant en </w:t>
+      </w:r>
+      <w:proofErr w:type="gramStart"/>
+      <w:r>
+        <w:rPr>
+          <w:rFonts w:cs="Arial"/>
+          <w:spacing w:val="-3"/>
+          <w:sz w:val="18"/>
+        </w:rPr>
+        <w:t>s’élargissant,…</w:t>
+      </w:r>
+      <w:proofErr w:type="gramEnd"/>
+      <w:r>
+        <w:rPr>
+          <w:rFonts w:cs="Arial"/>
+          <w:spacing w:val="-3"/>
+          <w:sz w:val="18"/>
+        </w:rPr>
+        <w:t>)</w:t>
       </w:r>
       <w:r>
         <w:rPr>
@@ -13955,7 +17043,25 @@
           <w:spacing w:val="-3"/>
           <w:sz w:val="18"/>
         </w:rPr>
-        <w:t>{% endif %}{% if it_3R5 %}</w:t>
+        <w:t xml:space="preserve">{% endif </w:t>
+      </w:r>
+      <w:proofErr w:type="gramStart"/>
+      <w:r>
+        <w:rPr>
+          <w:rFonts w:cs="Arial"/>
+          <w:spacing w:val="-3"/>
+          <w:sz w:val="18"/>
+        </w:rPr>
+        <w:t>%}{</w:t>
+      </w:r>
+      <w:proofErr w:type="gramEnd"/>
+      <w:r>
+        <w:rPr>
+          <w:rFonts w:cs="Arial"/>
+          <w:spacing w:val="-3"/>
+          <w:sz w:val="18"/>
+        </w:rPr>
+        <w:t>% if it_3R5 %}</w:t>
       </w:r>
       <w:r>
         <w:rPr>
@@ -14139,7 +17245,25 @@
           <w:spacing w:val="-3"/>
           <w:sz w:val="18"/>
         </w:rPr>
-        <w:t>{% endif %}{% if it_3R6 %}</w:t>
+        <w:t xml:space="preserve">{% endif </w:t>
+      </w:r>
+      <w:proofErr w:type="gramStart"/>
+      <w:r>
+        <w:rPr>
+          <w:rFonts w:cs="Arial"/>
+          <w:spacing w:val="-3"/>
+          <w:sz w:val="18"/>
+        </w:rPr>
+        <w:t>%}{</w:t>
+      </w:r>
+      <w:proofErr w:type="gramEnd"/>
+      <w:r>
+        <w:rPr>
+          <w:rFonts w:cs="Arial"/>
+          <w:spacing w:val="-3"/>
+          <w:sz w:val="18"/>
+        </w:rPr>
+        <w:t>% if it_3R6 %}</w:t>
       </w:r>
       <w:r>
         <w:rPr>
@@ -14228,7 +17352,25 @@
           <w:spacing w:val="-3"/>
           <w:sz w:val="18"/>
         </w:rPr>
-        <w:t>{% endif %}{% if it_3R7 %}</w:t>
+        <w:t xml:space="preserve">{% endif </w:t>
+      </w:r>
+      <w:proofErr w:type="gramStart"/>
+      <w:r>
+        <w:rPr>
+          <w:rFonts w:cs="Arial"/>
+          <w:spacing w:val="-3"/>
+          <w:sz w:val="18"/>
+        </w:rPr>
+        <w:t>%}{</w:t>
+      </w:r>
+      <w:proofErr w:type="gramEnd"/>
+      <w:r>
+        <w:rPr>
+          <w:rFonts w:cs="Arial"/>
+          <w:spacing w:val="-3"/>
+          <w:sz w:val="18"/>
+        </w:rPr>
+        <w:t>% if it_3R7 %}</w:t>
       </w:r>
       <w:r>
         <w:rPr>
@@ -14284,7 +17426,25 @@
           <w:spacing w:val="-3"/>
           <w:sz w:val="18"/>
         </w:rPr>
-        <w:t>{% endif %}{% if it_3R8 %}</w:t>
+        <w:t xml:space="preserve">{% endif </w:t>
+      </w:r>
+      <w:proofErr w:type="gramStart"/>
+      <w:r>
+        <w:rPr>
+          <w:rFonts w:cs="Arial"/>
+          <w:spacing w:val="-3"/>
+          <w:sz w:val="18"/>
+        </w:rPr>
+        <w:t>%}{</w:t>
+      </w:r>
+      <w:proofErr w:type="gramEnd"/>
+      <w:r>
+        <w:rPr>
+          <w:rFonts w:cs="Arial"/>
+          <w:spacing w:val="-3"/>
+          <w:sz w:val="18"/>
+        </w:rPr>
+        <w:t>% if it_3R8 %}</w:t>
       </w:r>
       <w:r>
         <w:rPr>
@@ -14356,7 +17516,25 @@
           <w:spacing w:val="-3"/>
           <w:sz w:val="18"/>
         </w:rPr>
-        <w:t>{% endif %}{% if it_3R9 %}</w:t>
+        <w:t xml:space="preserve">{% endif </w:t>
+      </w:r>
+      <w:proofErr w:type="gramStart"/>
+      <w:r>
+        <w:rPr>
+          <w:rFonts w:cs="Arial"/>
+          <w:spacing w:val="-3"/>
+          <w:sz w:val="18"/>
+        </w:rPr>
+        <w:t>%}{</w:t>
+      </w:r>
+      <w:proofErr w:type="gramEnd"/>
+      <w:r>
+        <w:rPr>
+          <w:rFonts w:cs="Arial"/>
+          <w:spacing w:val="-3"/>
+          <w:sz w:val="18"/>
+        </w:rPr>
+        <w:t>% if it_3R9 %}</w:t>
       </w:r>
       <w:r>
         <w:rPr>
@@ -14445,7 +17623,25 @@
           <w:spacing w:val="-3"/>
           <w:sz w:val="18"/>
         </w:rPr>
-        <w:t>{% endif %}{% if it_3R10 %}</w:t>
+        <w:t xml:space="preserve">{% endif </w:t>
+      </w:r>
+      <w:proofErr w:type="gramStart"/>
+      <w:r>
+        <w:rPr>
+          <w:rFonts w:cs="Arial"/>
+          <w:spacing w:val="-3"/>
+          <w:sz w:val="18"/>
+        </w:rPr>
+        <w:t>%}{</w:t>
+      </w:r>
+      <w:proofErr w:type="gramEnd"/>
+      <w:r>
+        <w:rPr>
+          <w:rFonts w:cs="Arial"/>
+          <w:spacing w:val="-3"/>
+          <w:sz w:val="18"/>
+        </w:rPr>
+        <w:t>% if it_3R10 %}</w:t>
       </w:r>
       <w:r>
         <w:rPr>
@@ -14461,7 +17657,25 @@
           <w:spacing w:val="-3"/>
           <w:sz w:val="18"/>
         </w:rPr>
-        <w:t>Les aménagements (entrées, caisses,…) seront réalisés de manière</w:t>
+        <w:t xml:space="preserve">Les aménagements (entrées, </w:t>
+      </w:r>
+      <w:proofErr w:type="gramStart"/>
+      <w:r>
+        <w:rPr>
+          <w:rFonts w:cs="Arial"/>
+          <w:spacing w:val="-3"/>
+          <w:sz w:val="18"/>
+        </w:rPr>
+        <w:t>caisses,…</w:t>
+      </w:r>
+      <w:proofErr w:type="gramEnd"/>
+      <w:r>
+        <w:rPr>
+          <w:rFonts w:cs="Arial"/>
+          <w:spacing w:val="-3"/>
+          <w:sz w:val="18"/>
+        </w:rPr>
+        <w:t>) seront réalisés de manière</w:t>
       </w:r>
       <w:r>
         <w:rPr>
@@ -14501,7 +17715,25 @@
           <w:spacing w:val="-3"/>
           <w:sz w:val="18"/>
         </w:rPr>
-        <w:t>{% endif %}{% if it_3R11 %}</w:t>
+        <w:t xml:space="preserve">{% endif </w:t>
+      </w:r>
+      <w:proofErr w:type="gramStart"/>
+      <w:r>
+        <w:rPr>
+          <w:rFonts w:cs="Arial"/>
+          <w:spacing w:val="-3"/>
+          <w:sz w:val="18"/>
+        </w:rPr>
+        <w:t>%}{</w:t>
+      </w:r>
+      <w:proofErr w:type="gramEnd"/>
+      <w:r>
+        <w:rPr>
+          <w:rFonts w:cs="Arial"/>
+          <w:spacing w:val="-3"/>
+          <w:sz w:val="18"/>
+        </w:rPr>
+        <w:t>% if it_3R11 %}</w:t>
       </w:r>
       <w:r>
         <w:rPr>
@@ -14542,15 +17774,51 @@
           <w:spacing w:val="-3"/>
           <w:sz w:val="18"/>
         </w:rPr>
-        <w:t xml:space="preserve"> (friteries, churros, beignets ou croquettes,…) sont interdits sur les lieux de forte affluence, notamment les espaces où le public stationne lors des concerts et les principales voies d’accès. Ceux-ci sont placés dans des zones en retrait à l’abri des mouvements de foules et</w:t>
-      </w:r>
-      <w:r>
-        <w:rPr>
-          <w:rFonts w:cs="Arial"/>
-          <w:spacing w:val="-3"/>
-          <w:sz w:val="18"/>
-        </w:rPr>
-        <w:t xml:space="preserve"> des jets d’objets (gobelets,…). Ils ne pourront pas être sous tente.</w:t>
+        <w:t xml:space="preserve"> (friteries, churros, beignets ou </w:t>
+      </w:r>
+      <w:proofErr w:type="gramStart"/>
+      <w:r>
+        <w:rPr>
+          <w:rFonts w:cs="Arial"/>
+          <w:spacing w:val="-3"/>
+          <w:sz w:val="18"/>
+        </w:rPr>
+        <w:t>croquettes,…</w:t>
+      </w:r>
+      <w:proofErr w:type="gramEnd"/>
+      <w:r>
+        <w:rPr>
+          <w:rFonts w:cs="Arial"/>
+          <w:spacing w:val="-3"/>
+          <w:sz w:val="18"/>
+        </w:rPr>
+        <w:t>) sont interdits sur les lieux de forte affluence, notamment les espaces où le public stationne lors des concerts et les principales voies d’accès. Ceux-ci sont placés dans des zones en retrait à l’abri des mouvements de foules et</w:t>
+      </w:r>
+      <w:r>
+        <w:rPr>
+          <w:rFonts w:cs="Arial"/>
+          <w:spacing w:val="-3"/>
+          <w:sz w:val="18"/>
+        </w:rPr>
+        <w:t xml:space="preserve"> des jets d’objets (</w:t>
+      </w:r>
+      <w:proofErr w:type="gramStart"/>
+      <w:r>
+        <w:rPr>
+          <w:rFonts w:cs="Arial"/>
+          <w:spacing w:val="-3"/>
+          <w:sz w:val="18"/>
+        </w:rPr>
+        <w:t>gobelets,…</w:t>
+      </w:r>
+      <w:proofErr w:type="gramEnd"/>
+      <w:r>
+        <w:rPr>
+          <w:rFonts w:cs="Arial"/>
+          <w:spacing w:val="-3"/>
+          <w:sz w:val="18"/>
+        </w:rPr>
+        <w:t>). Ils ne pourront pas être sous tente.</w:t>
       </w:r>
     </w:p>
     <w:p>
@@ -14581,7 +17849,25 @@
           <w:spacing w:val="-3"/>
           <w:sz w:val="18"/>
         </w:rPr>
-        <w:t>{% endif %}{% if it_3R12 %}</w:t>
+        <w:t xml:space="preserve">{% endif </w:t>
+      </w:r>
+      <w:proofErr w:type="gramStart"/>
+      <w:r>
+        <w:rPr>
+          <w:rFonts w:cs="Arial"/>
+          <w:spacing w:val="-3"/>
+          <w:sz w:val="18"/>
+        </w:rPr>
+        <w:t>%}{</w:t>
+      </w:r>
+      <w:proofErr w:type="gramEnd"/>
+      <w:r>
+        <w:rPr>
+          <w:rFonts w:cs="Arial"/>
+          <w:spacing w:val="-3"/>
+          <w:sz w:val="18"/>
+        </w:rPr>
+        <w:t>% if it_3R12 %}</w:t>
       </w:r>
       <w:r>
         <w:rPr>
@@ -14614,7 +17900,25 @@
           <w:spacing w:val="-3"/>
           <w:sz w:val="18"/>
         </w:rPr>
-        <w:t xml:space="preserve"> dangereux (talus, parapets, passerelles,…) seront sécurisés au moyen de barrière</w:t>
+        <w:t xml:space="preserve"> dangereux (talus, parapets, </w:t>
+      </w:r>
+      <w:proofErr w:type="gramStart"/>
+      <w:r>
+        <w:rPr>
+          <w:rFonts w:cs="Arial"/>
+          <w:spacing w:val="-3"/>
+          <w:sz w:val="18"/>
+        </w:rPr>
+        <w:t>passerelles,…</w:t>
+      </w:r>
+      <w:proofErr w:type="gramEnd"/>
+      <w:r>
+        <w:rPr>
+          <w:rFonts w:cs="Arial"/>
+          <w:spacing w:val="-3"/>
+          <w:sz w:val="18"/>
+        </w:rPr>
+        <w:t>) seront sécurisés au moyen de barrière</w:t>
       </w:r>
       <w:r>
         <w:rPr>
@@ -14670,7 +17974,25 @@
           <w:spacing w:val="-3"/>
           <w:sz w:val="18"/>
         </w:rPr>
-        <w:t>{% endif %}{% if it_3R13 %}</w:t>
+        <w:t xml:space="preserve">{% endif </w:t>
+      </w:r>
+      <w:proofErr w:type="gramStart"/>
+      <w:r>
+        <w:rPr>
+          <w:rFonts w:cs="Arial"/>
+          <w:spacing w:val="-3"/>
+          <w:sz w:val="18"/>
+        </w:rPr>
+        <w:t>%}{</w:t>
+      </w:r>
+      <w:proofErr w:type="gramEnd"/>
+      <w:r>
+        <w:rPr>
+          <w:rFonts w:cs="Arial"/>
+          <w:spacing w:val="-3"/>
+          <w:sz w:val="18"/>
+        </w:rPr>
+        <w:t>% if it_3R13 %}</w:t>
       </w:r>
       <w:r>
         <w:rPr>
@@ -14775,31 +18097,80 @@
           <w:sz w:val="18"/>
           <w:lang w:val="en-US"/>
         </w:rPr>
-        <w:t>{% endif %}</w:t>
-      </w:r>
-      <w:r>
-        <w:rPr>
-          <w:rFonts w:cs="Arial"/>
-          <w:b/>
-          <w:bCs/>
-          <w:spacing w:val="-3"/>
-          <w:sz w:val="20"/>
-          <w:u w:val="single"/>
-          <w:lang w:val="en-US"/>
-        </w:rPr>
-        <w:t>{% if it_3S1 or it_3S2 or it_3S3 or it_3S4 %}</w:t>
-      </w:r>
-      <w:r>
-        <w:rPr>
-          <w:rFonts w:cs="Arial"/>
-          <w:b/>
-          <w:bCs/>
-          <w:spacing w:val="-3"/>
-          <w:sz w:val="20"/>
-          <w:u w:val="single"/>
-          <w:lang w:val="en-US"/>
-        </w:rPr>
-        <w:t>Autres mesures diverses</w:t>
+        <w:t xml:space="preserve">{% endif </w:t>
+      </w:r>
+      <w:proofErr w:type="gramStart"/>
+      <w:r>
+        <w:rPr>
+          <w:rFonts w:cs="Arial"/>
+          <w:spacing w:val="-3"/>
+          <w:sz w:val="18"/>
+          <w:lang w:val="en-US"/>
+        </w:rPr>
+        <w:t>%}</w:t>
+      </w:r>
+      <w:r>
+        <w:rPr>
+          <w:rFonts w:cs="Arial"/>
+          <w:b/>
+          <w:bCs/>
+          <w:spacing w:val="-3"/>
+          <w:sz w:val="20"/>
+          <w:u w:val="single"/>
+          <w:lang w:val="en-US"/>
+        </w:rPr>
+        <w:t>{</w:t>
+      </w:r>
+      <w:proofErr w:type="gramEnd"/>
+      <w:r>
+        <w:rPr>
+          <w:rFonts w:cs="Arial"/>
+          <w:b/>
+          <w:bCs/>
+          <w:spacing w:val="-3"/>
+          <w:sz w:val="20"/>
+          <w:u w:val="single"/>
+          <w:lang w:val="en-US"/>
+        </w:rPr>
+        <w:t xml:space="preserve">% if it_S1 or it_S2 or it_S3 or it_S4 </w:t>
+      </w:r>
+      <w:proofErr w:type="gramStart"/>
+      <w:r>
+        <w:rPr>
+          <w:rFonts w:cs="Arial"/>
+          <w:b/>
+          <w:bCs/>
+          <w:spacing w:val="-3"/>
+          <w:sz w:val="20"/>
+          <w:u w:val="single"/>
+          <w:lang w:val="en-US"/>
+        </w:rPr>
+        <w:t>%}</w:t>
+      </w:r>
+      <w:r>
+        <w:rPr>
+          <w:rFonts w:cs="Arial"/>
+          <w:b/>
+          <w:bCs/>
+          <w:spacing w:val="-3"/>
+          <w:sz w:val="20"/>
+          <w:u w:val="single"/>
+          <w:lang w:val="en-US"/>
+        </w:rPr>
+        <w:t>Autres</w:t>
+      </w:r>
+      <w:proofErr w:type="gramEnd"/>
+      <w:r>
+        <w:rPr>
+          <w:rFonts w:cs="Arial"/>
+          <w:b/>
+          <w:bCs/>
+          <w:spacing w:val="-3"/>
+          <w:sz w:val="20"/>
+          <w:u w:val="single"/>
+          <w:lang w:val="en-US"/>
+        </w:rPr>
+        <w:t xml:space="preserve"> mesures diverses</w:t>
       </w:r>
       <w:r>
         <w:rPr>
@@ -14844,16 +18215,56 @@
           <w:sz w:val="18"/>
           <w:lang w:val="en-US"/>
         </w:rPr>
-        <w:t>{% endif %}</w:t>
-      </w:r>
-      <w:r>
-        <w:rPr>
-          <w:rFonts w:cs="Arial"/>
-          <w:spacing w:val="-3"/>
-          <w:sz w:val="18"/>
-          <w:lang w:val="en-US"/>
-        </w:rPr>
-        <w:t>{{ it_S1 }}</w:t>
+        <w:t xml:space="preserve">{% endif </w:t>
+      </w:r>
+      <w:proofErr w:type="gramStart"/>
+      <w:r>
+        <w:rPr>
+          <w:rFonts w:cs="Arial"/>
+          <w:spacing w:val="-3"/>
+          <w:sz w:val="18"/>
+          <w:lang w:val="en-US"/>
+        </w:rPr>
+        <w:t>%}</w:t>
+      </w:r>
+      <w:r>
+        <w:rPr>
+          <w:rFonts w:cs="Arial"/>
+          <w:spacing w:val="-3"/>
+          <w:sz w:val="18"/>
+          <w:lang w:val="en-US"/>
+        </w:rPr>
+        <w:t>{{ it</w:t>
+      </w:r>
+      <w:proofErr w:type="gramEnd"/>
+      <w:r>
+        <w:rPr>
+          <w:rFonts w:cs="Arial"/>
+          <w:spacing w:val="-3"/>
+          <w:sz w:val="18"/>
+          <w:lang w:val="en-US"/>
+        </w:rPr>
+        <w:t>_S</w:t>
+      </w:r>
+      <w:proofErr w:type="gramStart"/>
+      <w:r>
+        <w:rPr>
+          <w:rFonts w:cs="Arial"/>
+          <w:spacing w:val="-3"/>
+          <w:sz w:val="18"/>
+          <w:lang w:val="en-US"/>
+        </w:rPr>
+        <w:t>1 }</w:t>
+      </w:r>
+      <w:proofErr w:type="gramEnd"/>
+      <w:r>
+        <w:rPr>
+          <w:rFonts w:cs="Arial"/>
+          <w:spacing w:val="-3"/>
+          <w:sz w:val="18"/>
+          <w:lang w:val="en-US"/>
+        </w:rPr>
+        <w:t>}</w:t>
       </w:r>
     </w:p>
     <w:p>
@@ -14879,14 +18290,45 @@
           <w:lang w:val="en-US"/>
         </w:rPr>
       </w:pPr>
-      <w:r>
-        <w:rPr>
-          <w:rFonts w:cs="Arial"/>
-          <w:spacing w:val="-3"/>
-          <w:sz w:val="18"/>
-          <w:lang w:val="en-US"/>
-        </w:rPr>
-        <w:t>{{ it_S2 }}</w:t>
+      <w:proofErr w:type="gramStart"/>
+      <w:r>
+        <w:rPr>
+          <w:rFonts w:cs="Arial"/>
+          <w:spacing w:val="-3"/>
+          <w:sz w:val="18"/>
+          <w:lang w:val="en-US"/>
+        </w:rPr>
+        <w:t>{{ it</w:t>
+      </w:r>
+      <w:proofErr w:type="gramEnd"/>
+      <w:r>
+        <w:rPr>
+          <w:rFonts w:cs="Arial"/>
+          <w:spacing w:val="-3"/>
+          <w:sz w:val="18"/>
+          <w:lang w:val="en-US"/>
+        </w:rPr>
+        <w:t>_S</w:t>
+      </w:r>
+      <w:proofErr w:type="gramStart"/>
+      <w:r>
+        <w:rPr>
+          <w:rFonts w:cs="Arial"/>
+          <w:spacing w:val="-3"/>
+          <w:sz w:val="18"/>
+          <w:lang w:val="en-US"/>
+        </w:rPr>
+        <w:t>2 }</w:t>
+      </w:r>
+      <w:proofErr w:type="gramEnd"/>
+      <w:r>
+        <w:rPr>
+          <w:rFonts w:cs="Arial"/>
+          <w:spacing w:val="-3"/>
+          <w:sz w:val="18"/>
+          <w:lang w:val="en-US"/>
+        </w:rPr>
+        <w:t>}</w:t>
       </w:r>
     </w:p>
     <w:p>
@@ -14912,14 +18354,45 @@
           <w:lang w:val="en-US"/>
         </w:rPr>
       </w:pPr>
-      <w:r>
-        <w:rPr>
-          <w:rFonts w:cs="Arial"/>
-          <w:spacing w:val="-3"/>
-          <w:sz w:val="18"/>
-          <w:lang w:val="en-US"/>
-        </w:rPr>
-        <w:t>{{ it_S3 }}</w:t>
+      <w:proofErr w:type="gramStart"/>
+      <w:r>
+        <w:rPr>
+          <w:rFonts w:cs="Arial"/>
+          <w:spacing w:val="-3"/>
+          <w:sz w:val="18"/>
+          <w:lang w:val="en-US"/>
+        </w:rPr>
+        <w:t>{{ it</w:t>
+      </w:r>
+      <w:proofErr w:type="gramEnd"/>
+      <w:r>
+        <w:rPr>
+          <w:rFonts w:cs="Arial"/>
+          <w:spacing w:val="-3"/>
+          <w:sz w:val="18"/>
+          <w:lang w:val="en-US"/>
+        </w:rPr>
+        <w:t>_S</w:t>
+      </w:r>
+      <w:proofErr w:type="gramStart"/>
+      <w:r>
+        <w:rPr>
+          <w:rFonts w:cs="Arial"/>
+          <w:spacing w:val="-3"/>
+          <w:sz w:val="18"/>
+          <w:lang w:val="en-US"/>
+        </w:rPr>
+        <w:t>3 }</w:t>
+      </w:r>
+      <w:proofErr w:type="gramEnd"/>
+      <w:r>
+        <w:rPr>
+          <w:rFonts w:cs="Arial"/>
+          <w:spacing w:val="-3"/>
+          <w:sz w:val="18"/>
+          <w:lang w:val="en-US"/>
+        </w:rPr>
+        <w:t>}</w:t>
       </w:r>
     </w:p>
     <w:p>
@@ -14945,14 +18418,45 @@
           <w:lang w:val="en-US"/>
         </w:rPr>
       </w:pPr>
-      <w:r>
-        <w:rPr>
-          <w:rFonts w:cs="Arial"/>
-          <w:spacing w:val="-3"/>
-          <w:sz w:val="18"/>
-          <w:lang w:val="en-US"/>
-        </w:rPr>
-        <w:t>{{ it_S4 }}</w:t>
+      <w:proofErr w:type="gramStart"/>
+      <w:r>
+        <w:rPr>
+          <w:rFonts w:cs="Arial"/>
+          <w:spacing w:val="-3"/>
+          <w:sz w:val="18"/>
+          <w:lang w:val="en-US"/>
+        </w:rPr>
+        <w:t>{{ it</w:t>
+      </w:r>
+      <w:proofErr w:type="gramEnd"/>
+      <w:r>
+        <w:rPr>
+          <w:rFonts w:cs="Arial"/>
+          <w:spacing w:val="-3"/>
+          <w:sz w:val="18"/>
+          <w:lang w:val="en-US"/>
+        </w:rPr>
+        <w:t>_S</w:t>
+      </w:r>
+      <w:proofErr w:type="gramStart"/>
+      <w:r>
+        <w:rPr>
+          <w:rFonts w:cs="Arial"/>
+          <w:spacing w:val="-3"/>
+          <w:sz w:val="18"/>
+          <w:lang w:val="en-US"/>
+        </w:rPr>
+        <w:t>4 }</w:t>
+      </w:r>
+      <w:proofErr w:type="gramEnd"/>
+      <w:r>
+        <w:rPr>
+          <w:rFonts w:cs="Arial"/>
+          <w:spacing w:val="-3"/>
+          <w:sz w:val="18"/>
+          <w:lang w:val="en-US"/>
+        </w:rPr>
+        <w:t>}</w:t>
       </w:r>
     </w:p>
     <w:p>
@@ -15064,14 +18568,30 @@
           <w:rFonts w:cs="Arial"/>
           <w:sz w:val="20"/>
         </w:rPr>
-        <w:t>{% if favorable %}</w:t>
-      </w:r>
-      <w:r>
-        <w:rPr>
-          <w:rFonts w:cs="Arial"/>
-          <w:sz w:val="20"/>
-        </w:rPr>
-        <w:t xml:space="preserve">La zone de Secours remet un rapport de prévention </w:t>
+        <w:t xml:space="preserve">{% if favorable </w:t>
+      </w:r>
+      <w:proofErr w:type="gramStart"/>
+      <w:r>
+        <w:rPr>
+          <w:rFonts w:cs="Arial"/>
+          <w:sz w:val="20"/>
+        </w:rPr>
+        <w:t>%}</w:t>
+      </w:r>
+      <w:r>
+        <w:rPr>
+          <w:rFonts w:cs="Arial"/>
+          <w:sz w:val="20"/>
+        </w:rPr>
+        <w:t>La</w:t>
+      </w:r>
+      <w:proofErr w:type="gramEnd"/>
+      <w:r>
+        <w:rPr>
+          <w:rFonts w:cs="Arial"/>
+          <w:sz w:val="20"/>
+        </w:rPr>
+        <w:t xml:space="preserve"> zone de Secours remet un rapport de prévention </w:t>
       </w:r>
       <w:r>
         <w:rPr>
@@ -15143,14 +18663,31 @@
           <w:spacing w:val="-3"/>
           <w:sz w:val="18"/>
         </w:rPr>
-        <w:t xml:space="preserve"> %}</w:t>
-      </w:r>
-      <w:r>
-        <w:rPr>
-          <w:rFonts w:cs="Arial"/>
-          <w:sz w:val="20"/>
-        </w:rPr>
-        <w:t xml:space="preserve">La zone de Secours remet un </w:t>
+        <w:t xml:space="preserve"> </w:t>
+      </w:r>
+      <w:proofErr w:type="gramStart"/>
+      <w:r>
+        <w:rPr>
+          <w:rFonts w:cs="Arial"/>
+          <w:spacing w:val="-3"/>
+          <w:sz w:val="18"/>
+        </w:rPr>
+        <w:t>%}</w:t>
+      </w:r>
+      <w:r>
+        <w:rPr>
+          <w:rFonts w:cs="Arial"/>
+          <w:sz w:val="20"/>
+        </w:rPr>
+        <w:t>La</w:t>
+      </w:r>
+      <w:proofErr w:type="gramEnd"/>
+      <w:r>
+        <w:rPr>
+          <w:rFonts w:cs="Arial"/>
+          <w:sz w:val="20"/>
+        </w:rPr>
+        <w:t xml:space="preserve"> zone de Secours remet un </w:t>
       </w:r>
       <w:r>
         <w:rPr>
@@ -15191,12 +18728,37 @@
         </w:rPr>
         <w:t xml:space="preserve">compte tenu de l’absence de </w:t>
       </w:r>
-      <w:r>
-        <w:rPr>
-          <w:rFonts w:cs="Arial"/>
-          <w:sz w:val="20"/>
-        </w:rPr>
-        <w:t>{{ absence_details }}</w:t>
+      <w:proofErr w:type="gramStart"/>
+      <w:r>
+        <w:rPr>
+          <w:rFonts w:cs="Arial"/>
+          <w:sz w:val="20"/>
+        </w:rPr>
+        <w:t>{{ absence</w:t>
+      </w:r>
+      <w:proofErr w:type="gramEnd"/>
+      <w:r>
+        <w:rPr>
+          <w:rFonts w:cs="Arial"/>
+          <w:sz w:val="20"/>
+        </w:rPr>
+        <w:t>_</w:t>
+      </w:r>
+      <w:proofErr w:type="gramStart"/>
+      <w:r>
+        <w:rPr>
+          <w:rFonts w:cs="Arial"/>
+          <w:sz w:val="20"/>
+        </w:rPr>
+        <w:t>details }</w:t>
+      </w:r>
+      <w:proofErr w:type="gramEnd"/>
+      <w:r>
+        <w:rPr>
+          <w:rFonts w:cs="Arial"/>
+          <w:sz w:val="20"/>
+        </w:rPr>
+        <w:t>}</w:t>
       </w:r>
     </w:p>
     <w:p>
@@ -15224,14 +18786,49 @@
           <w:spacing w:val="-3"/>
           <w:sz w:val="18"/>
         </w:rPr>
-        <w:t>{% endif %}{% if manquements_points %}</w:t>
-      </w:r>
-      <w:r>
-        <w:rPr>
-          <w:rFonts w:cs="Arial"/>
-          <w:sz w:val="20"/>
-        </w:rPr>
-        <w:t>Lors de notre visite des installations reprises ci-dessus, nous avons constaté notamment les manquements suivants :</w:t>
+        <w:t xml:space="preserve">{% endif </w:t>
+      </w:r>
+      <w:proofErr w:type="gramStart"/>
+      <w:r>
+        <w:rPr>
+          <w:rFonts w:cs="Arial"/>
+          <w:spacing w:val="-3"/>
+          <w:sz w:val="18"/>
+        </w:rPr>
+        <w:t>%}{</w:t>
+      </w:r>
+      <w:proofErr w:type="gramEnd"/>
+      <w:r>
+        <w:rPr>
+          <w:rFonts w:cs="Arial"/>
+          <w:spacing w:val="-3"/>
+          <w:sz w:val="18"/>
+        </w:rPr>
+        <w:t xml:space="preserve">% if manquements_points </w:t>
+      </w:r>
+      <w:proofErr w:type="gramStart"/>
+      <w:r>
+        <w:rPr>
+          <w:rFonts w:cs="Arial"/>
+          <w:spacing w:val="-3"/>
+          <w:sz w:val="18"/>
+        </w:rPr>
+        <w:t>%}</w:t>
+      </w:r>
+      <w:r>
+        <w:rPr>
+          <w:rFonts w:cs="Arial"/>
+          <w:sz w:val="20"/>
+        </w:rPr>
+        <w:t>Lors</w:t>
+      </w:r>
+      <w:proofErr w:type="gramEnd"/>
+      <w:r>
+        <w:rPr>
+          <w:rFonts w:cs="Arial"/>
+          <w:sz w:val="20"/>
+        </w:rPr>
+        <w:t xml:space="preserve"> de notre visite des installations reprises ci-dessus, nous avons constaté notamment les manquements suivants :</w:t>
       </w:r>
       <w:r>
         <w:rPr>
@@ -15240,13 +18837,41 @@
         </w:rPr>
         <w:t xml:space="preserve"> </w:t>
       </w:r>
-      <w:r>
-        <w:rPr>
-          <w:rFonts w:cs="Arial"/>
-          <w:bCs/>
-          <w:sz w:val="20"/>
-        </w:rPr>
-        <w:t>{{ manquements_points }}</w:t>
+      <w:proofErr w:type="gramStart"/>
+      <w:r>
+        <w:rPr>
+          <w:rFonts w:cs="Arial"/>
+          <w:bCs/>
+          <w:sz w:val="20"/>
+        </w:rPr>
+        <w:t>{{ manquements</w:t>
+      </w:r>
+      <w:proofErr w:type="gramEnd"/>
+      <w:r>
+        <w:rPr>
+          <w:rFonts w:cs="Arial"/>
+          <w:bCs/>
+          <w:sz w:val="20"/>
+        </w:rPr>
+        <w:t>_</w:t>
+      </w:r>
+      <w:proofErr w:type="gramStart"/>
+      <w:r>
+        <w:rPr>
+          <w:rFonts w:cs="Arial"/>
+          <w:bCs/>
+          <w:sz w:val="20"/>
+        </w:rPr>
+        <w:t>points }</w:t>
+      </w:r>
+      <w:proofErr w:type="gramEnd"/>
+      <w:r>
+        <w:rPr>
+          <w:rFonts w:cs="Arial"/>
+          <w:bCs/>
+          <w:sz w:val="20"/>
+        </w:rPr>
+        <w:t>}</w:t>
       </w:r>
     </w:p>
     <w:p>
@@ -15396,13 +19021,41 @@
               </w:rPr>
               <w:t xml:space="preserve">Fait à : </w:t>
             </w:r>
+            <w:proofErr w:type="gramStart"/>
             <w:r>
               <w:rPr>
                 <w:rFonts w:ascii="Technical" w:hAnsi="Technical"/>
                 <w:bCs/>
                 <w:spacing w:val="-3"/>
               </w:rPr>
-              <w:t>{{ fait_a }}</w:t>
+              <w:t>{{ fait</w:t>
+            </w:r>
+            <w:proofErr w:type="gramEnd"/>
+            <w:r>
+              <w:rPr>
+                <w:rFonts w:ascii="Technical" w:hAnsi="Technical"/>
+                <w:bCs/>
+                <w:spacing w:val="-3"/>
+              </w:rPr>
+              <w:t>_</w:t>
+            </w:r>
+            <w:proofErr w:type="gramStart"/>
+            <w:r>
+              <w:rPr>
+                <w:rFonts w:ascii="Technical" w:hAnsi="Technical"/>
+                <w:bCs/>
+                <w:spacing w:val="-3"/>
+              </w:rPr>
+              <w:t>a }</w:t>
+            </w:r>
+            <w:proofErr w:type="gramEnd"/>
+            <w:r>
+              <w:rPr>
+                <w:rFonts w:ascii="Technical" w:hAnsi="Technical"/>
+                <w:bCs/>
+                <w:spacing w:val="-3"/>
+              </w:rPr>
+              <w:t>}</w:t>
             </w:r>
           </w:p>
           <w:p>
@@ -15427,13 +19080,41 @@
               </w:rPr>
               <w:t xml:space="preserve">Le </w:t>
             </w:r>
+            <w:proofErr w:type="gramStart"/>
             <w:r>
               <w:rPr>
                 <w:rFonts w:ascii="Technical" w:hAnsi="Technical"/>
                 <w:bCs/>
                 <w:spacing w:val="-3"/>
               </w:rPr>
-              <w:t>{{ date_fait }}</w:t>
+              <w:t>{{ date</w:t>
+            </w:r>
+            <w:proofErr w:type="gramEnd"/>
+            <w:r>
+              <w:rPr>
+                <w:rFonts w:ascii="Technical" w:hAnsi="Technical"/>
+                <w:bCs/>
+                <w:spacing w:val="-3"/>
+              </w:rPr>
+              <w:t>_</w:t>
+            </w:r>
+            <w:proofErr w:type="gramStart"/>
+            <w:r>
+              <w:rPr>
+                <w:rFonts w:ascii="Technical" w:hAnsi="Technical"/>
+                <w:bCs/>
+                <w:spacing w:val="-3"/>
+              </w:rPr>
+              <w:t>fait }</w:t>
+            </w:r>
+            <w:proofErr w:type="gramEnd"/>
+            <w:r>
+              <w:rPr>
+                <w:rFonts w:ascii="Technical" w:hAnsi="Technical"/>
+                <w:bCs/>
+                <w:spacing w:val="-3"/>
+              </w:rPr>
+              <w:t>}</w:t>
             </w:r>
             <w:r>
               <w:rPr>
@@ -15465,13 +19146,41 @@
                 <w:spacing w:val="-3"/>
               </w:rPr>
             </w:pPr>
+            <w:proofErr w:type="gramStart"/>
             <w:r>
               <w:rPr>
                 <w:rFonts w:ascii="Technical" w:hAnsi="Technical"/>
                 <w:bCs/>
                 <w:spacing w:val="-3"/>
               </w:rPr>
-              <w:t>{{ nom_controlleur }}</w:t>
+              <w:t>{{ nom</w:t>
+            </w:r>
+            <w:proofErr w:type="gramEnd"/>
+            <w:r>
+              <w:rPr>
+                <w:rFonts w:ascii="Technical" w:hAnsi="Technical"/>
+                <w:bCs/>
+                <w:spacing w:val="-3"/>
+              </w:rPr>
+              <w:t>_</w:t>
+            </w:r>
+            <w:proofErr w:type="gramStart"/>
+            <w:r>
+              <w:rPr>
+                <w:rFonts w:ascii="Technical" w:hAnsi="Technical"/>
+                <w:bCs/>
+                <w:spacing w:val="-3"/>
+              </w:rPr>
+              <w:t>controlleur }</w:t>
+            </w:r>
+            <w:proofErr w:type="gramEnd"/>
+            <w:r>
+              <w:rPr>
+                <w:rFonts w:ascii="Technical" w:hAnsi="Technical"/>
+                <w:bCs/>
+                <w:spacing w:val="-3"/>
+              </w:rPr>
+              <w:t>}</w:t>
             </w:r>
             <w:r>
               <w:rPr>
@@ -15573,7 +19282,27 @@
           <w:sz w:val="18"/>
           <w:szCs w:val="18"/>
         </w:rPr>
-        <w:t>Copie transmise ce jour, au responsable de la manifestation  -  - par email</w:t>
+        <w:t xml:space="preserve">Copie transmise ce jour, au responsable de la </w:t>
+      </w:r>
+      <w:proofErr w:type="gramStart"/>
+      <w:r>
+        <w:rPr>
+          <w:rFonts w:cs="Arial"/>
+          <w:spacing w:val="-3"/>
+          <w:sz w:val="18"/>
+          <w:szCs w:val="18"/>
+        </w:rPr>
+        <w:t>manifestation  -</w:t>
+      </w:r>
+      <w:proofErr w:type="gramEnd"/>
+      <w:r>
+        <w:rPr>
+          <w:rFonts w:cs="Arial"/>
+          <w:spacing w:val="-3"/>
+          <w:sz w:val="18"/>
+          <w:szCs w:val="18"/>
+        </w:rPr>
+        <w:t xml:space="preserve">  - par email</w:t>
       </w:r>
     </w:p>
     <w:p>
@@ -15602,7 +19331,25 @@
           <w:spacing w:val="-3"/>
           <w:sz w:val="18"/>
         </w:rPr>
-        <w:t>{% endif %}{% if copie_bourmestre%}</w:t>
+        <w:t xml:space="preserve">{% endif </w:t>
+      </w:r>
+      <w:proofErr w:type="gramStart"/>
+      <w:r>
+        <w:rPr>
+          <w:rFonts w:cs="Arial"/>
+          <w:spacing w:val="-3"/>
+          <w:sz w:val="18"/>
+        </w:rPr>
+        <w:t>%}{</w:t>
+      </w:r>
+      <w:proofErr w:type="gramEnd"/>
+      <w:r>
+        <w:rPr>
+          <w:rFonts w:cs="Arial"/>
+          <w:spacing w:val="-3"/>
+          <w:sz w:val="18"/>
+        </w:rPr>
+        <w:t>% if copie_bourmestre%}</w:t>
       </w:r>
       <w:r>
         <w:rPr>
@@ -15649,7 +19396,25 @@
           <w:spacing w:val="-3"/>
           <w:sz w:val="18"/>
         </w:rPr>
-        <w:t>{% endif %}{% if copie_police %}</w:t>
+        <w:t xml:space="preserve">{% endif </w:t>
+      </w:r>
+      <w:proofErr w:type="gramStart"/>
+      <w:r>
+        <w:rPr>
+          <w:rFonts w:cs="Arial"/>
+          <w:spacing w:val="-3"/>
+          <w:sz w:val="18"/>
+        </w:rPr>
+        <w:t>%}{</w:t>
+      </w:r>
+      <w:proofErr w:type="gramEnd"/>
+      <w:r>
+        <w:rPr>
+          <w:rFonts w:cs="Arial"/>
+          <w:spacing w:val="-3"/>
+          <w:sz w:val="18"/>
+        </w:rPr>
+        <w:t>% if copie_police %}</w:t>
       </w:r>
       <w:r>
         <w:rPr>

--- a/Rapport_de_prévention_incendie_template.docx
+++ b/Rapport_de_prévention_incendie_template.docx
@@ -43,10 +43,10 @@
                 <w:lang w:val="fr-BE" w:eastAsia="fr-BE"/>
               </w:rPr>
               <w:drawing>
-                <wp:inline distT="0" distB="0" distL="0" distR="0" wp14:anchorId="2AC82562" wp14:editId="5B4EE4B6">
+                <wp:inline distT="0" distB="0" distL="0" distR="0" wp14:anchorId="2AC82562" wp14:editId="4F737E20">
                   <wp:extent cx="1047600" cy="1569600"/>
                   <wp:effectExtent l="0" t="0" r="635" b="0"/>
-                  <wp:docPr id="3" name="Image 3"/>
+                  <wp:docPr id="3" name="Image 3" descr="Logo de la zone de secours du Brabant Wallon"/>
                   <wp:cNvGraphicFramePr>
                     <a:graphicFrameLocks xmlns:a="http://schemas.openxmlformats.org/drawingml/2006/main" noChangeAspect="1"/>
                   </wp:cNvGraphicFramePr>
@@ -54,7 +54,7 @@
                     <a:graphicData uri="http://schemas.openxmlformats.org/drawingml/2006/picture">
                       <pic:pic xmlns:pic="http://schemas.openxmlformats.org/drawingml/2006/picture">
                         <pic:nvPicPr>
-                          <pic:cNvPr id="3" name="Logo Zone de Secours.png"/>
+                          <pic:cNvPr id="3" name="Image 3" descr="Logo de la zone de secours du Brabant Wallon"/>
                           <pic:cNvPicPr/>
                         </pic:nvPicPr>
                         <pic:blipFill>
@@ -352,7 +352,55 @@
                 <w:rFonts w:cs="Arial"/>
                 <w:sz w:val="20"/>
               </w:rPr>
-              <w:t>{% if chapiteau %} oui {% else %} non {% endif %}</w:t>
+              <w:t xml:space="preserve">{% if chapiteau %} oui {% </w:t>
+            </w:r>
+            <w:proofErr w:type="spellStart"/>
+            <w:r>
+              <w:rPr>
+                <w:rFonts w:cs="Arial"/>
+                <w:sz w:val="20"/>
+              </w:rPr>
+              <w:t>else</w:t>
+            </w:r>
+            <w:proofErr w:type="spellEnd"/>
+            <w:r>
+              <w:rPr>
+                <w:rFonts w:cs="Arial"/>
+                <w:sz w:val="20"/>
+              </w:rPr>
+              <w:t xml:space="preserve"> %} non {% </w:t>
+            </w:r>
+            <w:proofErr w:type="spellStart"/>
+            <w:r>
+              <w:rPr>
+                <w:rFonts w:cs="Arial"/>
+                <w:sz w:val="20"/>
+              </w:rPr>
+              <w:t>endif</w:t>
+            </w:r>
+            <w:proofErr w:type="spellEnd"/>
+            <w:r>
+              <w:rPr>
+                <w:rFonts w:cs="Arial"/>
+                <w:sz w:val="20"/>
+              </w:rPr>
+              <w:t xml:space="preserve"> </w:t>
+            </w:r>
+            <w:proofErr w:type="gramStart"/>
+            <w:r>
+              <w:rPr>
+                <w:rFonts w:cs="Arial"/>
+                <w:sz w:val="20"/>
+              </w:rPr>
+              <w:t>%}{</w:t>
+            </w:r>
+            <w:proofErr w:type="gramEnd"/>
+            <w:r>
+              <w:rPr>
+                <w:rFonts w:cs="Arial"/>
+                <w:sz w:val="20"/>
+              </w:rPr>
+              <w:t>% if chapiteau %}</w:t>
             </w:r>
             <w:r>
               <w:rPr>
@@ -366,7 +414,14 @@
                 <w:rFonts w:cs="Arial"/>
                 <w:sz w:val="20"/>
               </w:rPr>
-              <w:t xml:space="preserve">{% if chapiteau </w:t>
+              <w:t>Nom</w:t>
+            </w:r>
+            <w:r>
+              <w:rPr>
+                <w:rFonts w:cs="Arial"/>
+                <w:sz w:val="20"/>
+              </w:rPr>
+              <w:t xml:space="preserve">bre : </w:t>
             </w:r>
             <w:proofErr w:type="gramStart"/>
             <w:r>
@@ -374,21 +429,15 @@
                 <w:rFonts w:cs="Arial"/>
                 <w:sz w:val="20"/>
               </w:rPr>
-              <w:t>%}</w:t>
-            </w:r>
-            <w:r>
-              <w:rPr>
-                <w:rFonts w:cs="Arial"/>
-                <w:sz w:val="20"/>
-              </w:rPr>
-              <w:t>Nom</w:t>
-            </w:r>
-            <w:r>
-              <w:rPr>
-                <w:rFonts w:cs="Arial"/>
-                <w:sz w:val="20"/>
-              </w:rPr>
-              <w:t>bre</w:t>
+              <w:t xml:space="preserve">{{ </w:t>
+            </w:r>
+            <w:proofErr w:type="spellStart"/>
+            <w:r>
+              <w:rPr>
+                <w:rFonts w:cs="Arial"/>
+                <w:sz w:val="20"/>
+              </w:rPr>
+              <w:t>chapiteau</w:t>
             </w:r>
             <w:proofErr w:type="gramEnd"/>
             <w:r>
@@ -396,7 +445,7 @@
                 <w:rFonts w:cs="Arial"/>
                 <w:sz w:val="20"/>
               </w:rPr>
-              <w:t xml:space="preserve"> : </w:t>
+              <w:t>_</w:t>
             </w:r>
             <w:proofErr w:type="gramStart"/>
             <w:r>
@@ -404,7 +453,15 @@
                 <w:rFonts w:cs="Arial"/>
                 <w:sz w:val="20"/>
               </w:rPr>
-              <w:t>{{ chapiteau</w:t>
+              <w:t>nombre</w:t>
+            </w:r>
+            <w:proofErr w:type="spellEnd"/>
+            <w:r>
+              <w:rPr>
+                <w:rFonts w:cs="Arial"/>
+                <w:sz w:val="20"/>
+              </w:rPr>
+              <w:t xml:space="preserve"> }</w:t>
             </w:r>
             <w:proofErr w:type="gramEnd"/>
             <w:r>
@@ -412,6 +469,30 @@
                 <w:rFonts w:cs="Arial"/>
                 <w:sz w:val="20"/>
               </w:rPr>
+              <w:t xml:space="preserve">} - Taille : </w:t>
+            </w:r>
+            <w:proofErr w:type="gramStart"/>
+            <w:r>
+              <w:rPr>
+                <w:rFonts w:cs="Arial"/>
+                <w:sz w:val="20"/>
+              </w:rPr>
+              <w:t xml:space="preserve">{{ </w:t>
+            </w:r>
+            <w:proofErr w:type="spellStart"/>
+            <w:r>
+              <w:rPr>
+                <w:rFonts w:cs="Arial"/>
+                <w:sz w:val="20"/>
+              </w:rPr>
+              <w:t>chapiteau</w:t>
+            </w:r>
+            <w:proofErr w:type="gramEnd"/>
+            <w:r>
+              <w:rPr>
+                <w:rFonts w:cs="Arial"/>
+                <w:sz w:val="20"/>
+              </w:rPr>
               <w:t>_</w:t>
             </w:r>
             <w:proofErr w:type="gramStart"/>
@@ -420,7 +501,15 @@
                 <w:rFonts w:cs="Arial"/>
                 <w:sz w:val="20"/>
               </w:rPr>
-              <w:t>nombre }</w:t>
+              <w:t>taille</w:t>
+            </w:r>
+            <w:proofErr w:type="spellEnd"/>
+            <w:r>
+              <w:rPr>
+                <w:rFonts w:cs="Arial"/>
+                <w:sz w:val="20"/>
+              </w:rPr>
+              <w:t xml:space="preserve"> }</w:t>
             </w:r>
             <w:proofErr w:type="gramEnd"/>
             <w:r>
@@ -428,39 +517,23 @@
                 <w:rFonts w:cs="Arial"/>
                 <w:sz w:val="20"/>
               </w:rPr>
-              <w:t xml:space="preserve">} - Taille : </w:t>
-            </w:r>
-            <w:proofErr w:type="gramStart"/>
-            <w:r>
-              <w:rPr>
-                <w:rFonts w:cs="Arial"/>
-                <w:sz w:val="20"/>
-              </w:rPr>
-              <w:t>{{ chapiteau</w:t>
-            </w:r>
-            <w:proofErr w:type="gramEnd"/>
-            <w:r>
-              <w:rPr>
-                <w:rFonts w:cs="Arial"/>
-                <w:sz w:val="20"/>
-              </w:rPr>
-              <w:t>_</w:t>
-            </w:r>
-            <w:proofErr w:type="gramStart"/>
-            <w:r>
-              <w:rPr>
-                <w:rFonts w:cs="Arial"/>
-                <w:sz w:val="20"/>
-              </w:rPr>
-              <w:t>taille }</w:t>
-            </w:r>
-            <w:proofErr w:type="gramEnd"/>
-            <w:r>
-              <w:rPr>
-                <w:rFonts w:cs="Arial"/>
-                <w:sz w:val="20"/>
-              </w:rPr>
-              <w:t>} {% endif %}</w:t>
+              <w:t xml:space="preserve">} {% </w:t>
+            </w:r>
+            <w:proofErr w:type="spellStart"/>
+            <w:r>
+              <w:rPr>
+                <w:rFonts w:cs="Arial"/>
+                <w:sz w:val="20"/>
+              </w:rPr>
+              <w:t>endif</w:t>
+            </w:r>
+            <w:proofErr w:type="spellEnd"/>
+            <w:r>
+              <w:rPr>
+                <w:rFonts w:cs="Arial"/>
+                <w:sz w:val="20"/>
+              </w:rPr>
+              <w:t xml:space="preserve"> %}</w:t>
             </w:r>
           </w:p>
           <w:p>
@@ -492,13 +565,47 @@
               </w:rPr>
               <w:t>Tente(s)</w:t>
             </w:r>
-            <w:r>
-              <w:rPr>
-                <w:rFonts w:cs="Arial"/>
-                <w:sz w:val="20"/>
-              </w:rPr>
-              <w:t> :</w:t>
-            </w:r>
+            <w:proofErr w:type="gramStart"/>
+            <w:r>
+              <w:rPr>
+                <w:rFonts w:cs="Arial"/>
+                <w:sz w:val="20"/>
+              </w:rPr>
+              <w:t> :{</w:t>
+            </w:r>
+            <w:proofErr w:type="gramEnd"/>
+            <w:r>
+              <w:rPr>
+                <w:rFonts w:cs="Arial"/>
+                <w:sz w:val="20"/>
+              </w:rPr>
+              <w:t xml:space="preserve">% if tentes %} oui {% </w:t>
+            </w:r>
+            <w:proofErr w:type="spellStart"/>
+            <w:r>
+              <w:rPr>
+                <w:rFonts w:cs="Arial"/>
+                <w:sz w:val="20"/>
+              </w:rPr>
+              <w:t>else</w:t>
+            </w:r>
+            <w:proofErr w:type="spellEnd"/>
+            <w:r>
+              <w:rPr>
+                <w:rFonts w:cs="Arial"/>
+                <w:sz w:val="20"/>
+              </w:rPr>
+              <w:t xml:space="preserve"> %} non {% </w:t>
+            </w:r>
+            <w:proofErr w:type="spellStart"/>
+            <w:r>
+              <w:rPr>
+                <w:rFonts w:cs="Arial"/>
+                <w:sz w:val="20"/>
+              </w:rPr>
+              <w:t>endif</w:t>
+            </w:r>
+            <w:proofErr w:type="spellEnd"/>
             <w:r>
               <w:rPr>
                 <w:rFonts w:cs="Arial"/>
@@ -506,34 +613,42 @@
               </w:rPr>
               <w:t xml:space="preserve"> </w:t>
             </w:r>
-            <w:r>
-              <w:rPr>
-                <w:rFonts w:cs="Arial"/>
-                <w:sz w:val="20"/>
-              </w:rPr>
-              <w:t>{% if tentes %} oui {% else %} non {% endif %}</w:t>
-            </w:r>
-            <w:r>
-              <w:rPr>
-                <w:rFonts w:cs="Arial"/>
-                <w:sz w:val="20"/>
-              </w:rPr>
-              <w:t xml:space="preserve"> – </w:t>
-            </w:r>
-            <w:r>
-              <w:rPr>
-                <w:rFonts w:cs="Arial"/>
-                <w:sz w:val="20"/>
-              </w:rPr>
-              <w:t xml:space="preserve">{% if tentes </w:t>
-            </w:r>
             <w:proofErr w:type="gramStart"/>
             <w:r>
               <w:rPr>
                 <w:rFonts w:cs="Arial"/>
                 <w:sz w:val="20"/>
               </w:rPr>
-              <w:t>%}</w:t>
+              <w:t>%}{</w:t>
+            </w:r>
+            <w:proofErr w:type="gramEnd"/>
+            <w:r>
+              <w:rPr>
+                <w:rFonts w:cs="Arial"/>
+                <w:sz w:val="20"/>
+              </w:rPr>
+              <w:t>% if tentes %}</w:t>
+            </w:r>
+            <w:r>
+              <w:rPr>
+                <w:rFonts w:cs="Arial"/>
+                <w:sz w:val="20"/>
+              </w:rPr>
+              <w:t xml:space="preserve"> </w:t>
+            </w:r>
+            <w:r>
+              <w:rPr>
+                <w:rFonts w:cs="Arial"/>
+                <w:sz w:val="20"/>
+              </w:rPr>
+              <w:t>–</w:t>
+            </w:r>
+            <w:r>
+              <w:rPr>
+                <w:rFonts w:cs="Arial"/>
+                <w:sz w:val="20"/>
+              </w:rPr>
+              <w:t xml:space="preserve"> </w:t>
             </w:r>
             <w:r>
               <w:rPr>
@@ -547,7 +662,23 @@
                 <w:rFonts w:cs="Arial"/>
                 <w:sz w:val="20"/>
               </w:rPr>
-              <w:t>re</w:t>
+              <w:t xml:space="preserve">re : </w:t>
+            </w:r>
+            <w:proofErr w:type="gramStart"/>
+            <w:r>
+              <w:rPr>
+                <w:rFonts w:cs="Arial"/>
+                <w:sz w:val="20"/>
+              </w:rPr>
+              <w:t xml:space="preserve">{{ </w:t>
+            </w:r>
+            <w:proofErr w:type="spellStart"/>
+            <w:r>
+              <w:rPr>
+                <w:rFonts w:cs="Arial"/>
+                <w:sz w:val="20"/>
+              </w:rPr>
+              <w:t>tentes</w:t>
             </w:r>
             <w:proofErr w:type="gramEnd"/>
             <w:r>
@@ -555,7 +686,7 @@
                 <w:rFonts w:cs="Arial"/>
                 <w:sz w:val="20"/>
               </w:rPr>
-              <w:t xml:space="preserve"> : </w:t>
+              <w:t>_</w:t>
             </w:r>
             <w:proofErr w:type="gramStart"/>
             <w:r>
@@ -563,7 +694,15 @@
                 <w:rFonts w:cs="Arial"/>
                 <w:sz w:val="20"/>
               </w:rPr>
-              <w:t>{{ tentes</w:t>
+              <w:t>nombres</w:t>
+            </w:r>
+            <w:proofErr w:type="spellEnd"/>
+            <w:r>
+              <w:rPr>
+                <w:rFonts w:cs="Arial"/>
+                <w:sz w:val="20"/>
+              </w:rPr>
+              <w:t xml:space="preserve"> }</w:t>
             </w:r>
             <w:proofErr w:type="gramEnd"/>
             <w:r>
@@ -571,6 +710,30 @@
                 <w:rFonts w:cs="Arial"/>
                 <w:sz w:val="20"/>
               </w:rPr>
+              <w:t xml:space="preserve">} - Taille : </w:t>
+            </w:r>
+            <w:proofErr w:type="gramStart"/>
+            <w:r>
+              <w:rPr>
+                <w:rFonts w:cs="Arial"/>
+                <w:sz w:val="20"/>
+              </w:rPr>
+              <w:t xml:space="preserve">{{ </w:t>
+            </w:r>
+            <w:proofErr w:type="spellStart"/>
+            <w:r>
+              <w:rPr>
+                <w:rFonts w:cs="Arial"/>
+                <w:sz w:val="20"/>
+              </w:rPr>
+              <w:t>tentes</w:t>
+            </w:r>
+            <w:proofErr w:type="gramEnd"/>
+            <w:r>
+              <w:rPr>
+                <w:rFonts w:cs="Arial"/>
+                <w:sz w:val="20"/>
+              </w:rPr>
               <w:t>_</w:t>
             </w:r>
             <w:proofErr w:type="gramStart"/>
@@ -579,7 +742,15 @@
                 <w:rFonts w:cs="Arial"/>
                 <w:sz w:val="20"/>
               </w:rPr>
-              <w:t>nombres }</w:t>
+              <w:t>taille</w:t>
+            </w:r>
+            <w:proofErr w:type="spellEnd"/>
+            <w:r>
+              <w:rPr>
+                <w:rFonts w:cs="Arial"/>
+                <w:sz w:val="20"/>
+              </w:rPr>
+              <w:t xml:space="preserve"> }</w:t>
             </w:r>
             <w:proofErr w:type="gramEnd"/>
             <w:r>
@@ -587,39 +758,23 @@
                 <w:rFonts w:cs="Arial"/>
                 <w:sz w:val="20"/>
               </w:rPr>
-              <w:t xml:space="preserve">} - Taille : </w:t>
-            </w:r>
-            <w:proofErr w:type="gramStart"/>
-            <w:r>
-              <w:rPr>
-                <w:rFonts w:cs="Arial"/>
-                <w:sz w:val="20"/>
-              </w:rPr>
-              <w:t>{{ tentes</w:t>
-            </w:r>
-            <w:proofErr w:type="gramEnd"/>
-            <w:r>
-              <w:rPr>
-                <w:rFonts w:cs="Arial"/>
-                <w:sz w:val="20"/>
-              </w:rPr>
-              <w:t>_</w:t>
-            </w:r>
-            <w:proofErr w:type="gramStart"/>
-            <w:r>
-              <w:rPr>
-                <w:rFonts w:cs="Arial"/>
-                <w:sz w:val="20"/>
-              </w:rPr>
-              <w:t>taille }</w:t>
-            </w:r>
-            <w:proofErr w:type="gramEnd"/>
-            <w:r>
-              <w:rPr>
-                <w:rFonts w:cs="Arial"/>
-                <w:sz w:val="20"/>
-              </w:rPr>
-              <w:t>} {% endif %}</w:t>
+              <w:t xml:space="preserve">} {% </w:t>
+            </w:r>
+            <w:proofErr w:type="spellStart"/>
+            <w:r>
+              <w:rPr>
+                <w:rFonts w:cs="Arial"/>
+                <w:sz w:val="20"/>
+              </w:rPr>
+              <w:t>endif</w:t>
+            </w:r>
+            <w:proofErr w:type="spellEnd"/>
+            <w:r>
+              <w:rPr>
+                <w:rFonts w:cs="Arial"/>
+                <w:sz w:val="20"/>
+              </w:rPr>
+              <w:t xml:space="preserve"> %}</w:t>
             </w:r>
           </w:p>
           <w:p>
@@ -656,7 +811,55 @@
                 <w:rFonts w:cs="Arial"/>
                 <w:sz w:val="20"/>
               </w:rPr>
-              <w:t>s : {% if gradins %} oui {% else %} non {% endif %}</w:t>
+              <w:t>s</w:t>
+            </w:r>
+            <w:proofErr w:type="gramStart"/>
+            <w:r>
+              <w:rPr>
+                <w:rFonts w:cs="Arial"/>
+                <w:sz w:val="20"/>
+              </w:rPr>
+              <w:t> :{</w:t>
+            </w:r>
+            <w:proofErr w:type="gramEnd"/>
+            <w:r>
+              <w:rPr>
+                <w:rFonts w:cs="Arial"/>
+                <w:sz w:val="20"/>
+              </w:rPr>
+              <w:t xml:space="preserve">% if gradins %} oui {% </w:t>
+            </w:r>
+            <w:proofErr w:type="spellStart"/>
+            <w:r>
+              <w:rPr>
+                <w:rFonts w:cs="Arial"/>
+                <w:sz w:val="20"/>
+              </w:rPr>
+              <w:t>else</w:t>
+            </w:r>
+            <w:proofErr w:type="spellEnd"/>
+            <w:r>
+              <w:rPr>
+                <w:rFonts w:cs="Arial"/>
+                <w:sz w:val="20"/>
+              </w:rPr>
+              <w:t xml:space="preserve"> %} non {% </w:t>
+            </w:r>
+            <w:proofErr w:type="spellStart"/>
+            <w:r>
+              <w:rPr>
+                <w:rFonts w:cs="Arial"/>
+                <w:sz w:val="20"/>
+              </w:rPr>
+              <w:t>endif</w:t>
+            </w:r>
+            <w:proofErr w:type="spellEnd"/>
+            <w:r>
+              <w:rPr>
+                <w:rFonts w:cs="Arial"/>
+                <w:sz w:val="20"/>
+              </w:rPr>
+              <w:t xml:space="preserve"> %}</w:t>
             </w:r>
           </w:p>
           <w:p>
@@ -686,57 +889,15 @@
                 <w:rFonts w:cs="Arial"/>
                 <w:sz w:val="20"/>
               </w:rPr>
-              <w:t xml:space="preserve">       </w:t>
-            </w:r>
-            <w:r>
-              <w:rPr>
-                <w:rFonts w:cs="Arial"/>
-                <w:sz w:val="20"/>
-              </w:rPr>
-              <w:t xml:space="preserve">            </w:t>
-            </w:r>
-            <w:r>
-              <w:rPr>
-                <w:rFonts w:cs="Arial"/>
-                <w:sz w:val="20"/>
-              </w:rPr>
-              <w:t xml:space="preserve">                                     </w:t>
-            </w:r>
-            <w:r>
-              <w:rPr>
-                <w:rFonts w:cs="Arial"/>
-                <w:sz w:val="20"/>
-              </w:rPr>
               <w:t>Scène</w:t>
             </w:r>
-            <w:r>
-              <w:rPr>
-                <w:rFonts w:cs="Arial"/>
-                <w:sz w:val="20"/>
-              </w:rPr>
-              <w:t> </w:t>
-            </w:r>
             <w:proofErr w:type="gramStart"/>
             <w:r>
               <w:rPr>
                 <w:rFonts w:cs="Arial"/>
                 <w:sz w:val="20"/>
               </w:rPr>
-              <w:t>:</w:t>
-            </w:r>
-            <w:r>
-              <w:rPr>
-                <w:rFonts w:cs="Arial"/>
-                <w:sz w:val="20"/>
-              </w:rPr>
-              <w:t xml:space="preserve">  </w:t>
-            </w:r>
-            <w:r>
-              <w:rPr>
-                <w:rFonts w:cs="Arial"/>
-                <w:sz w:val="20"/>
-              </w:rPr>
-              <w:t>{</w:t>
+              <w:t> :{</w:t>
             </w:r>
             <w:proofErr w:type="gramEnd"/>
             <w:r>
@@ -744,7 +905,55 @@
                 <w:rFonts w:cs="Arial"/>
                 <w:sz w:val="20"/>
               </w:rPr>
-              <w:t>% if scene %} oui {% else %} non {% endif %}</w:t>
+              <w:t xml:space="preserve">% if </w:t>
+            </w:r>
+            <w:proofErr w:type="spellStart"/>
+            <w:r>
+              <w:rPr>
+                <w:rFonts w:cs="Arial"/>
+                <w:sz w:val="20"/>
+              </w:rPr>
+              <w:t>scene</w:t>
+            </w:r>
+            <w:proofErr w:type="spellEnd"/>
+            <w:r>
+              <w:rPr>
+                <w:rFonts w:cs="Arial"/>
+                <w:sz w:val="20"/>
+              </w:rPr>
+              <w:t xml:space="preserve"> %} oui {% </w:t>
+            </w:r>
+            <w:proofErr w:type="spellStart"/>
+            <w:r>
+              <w:rPr>
+                <w:rFonts w:cs="Arial"/>
+                <w:sz w:val="20"/>
+              </w:rPr>
+              <w:t>else</w:t>
+            </w:r>
+            <w:proofErr w:type="spellEnd"/>
+            <w:r>
+              <w:rPr>
+                <w:rFonts w:cs="Arial"/>
+                <w:sz w:val="20"/>
+              </w:rPr>
+              <w:t xml:space="preserve"> %} non {% </w:t>
+            </w:r>
+            <w:proofErr w:type="spellStart"/>
+            <w:r>
+              <w:rPr>
+                <w:rFonts w:cs="Arial"/>
+                <w:sz w:val="20"/>
+              </w:rPr>
+              <w:t>endif</w:t>
+            </w:r>
+            <w:proofErr w:type="spellEnd"/>
+            <w:r>
+              <w:rPr>
+                <w:rFonts w:cs="Arial"/>
+                <w:sz w:val="20"/>
+              </w:rPr>
+              <w:t xml:space="preserve"> %}</w:t>
             </w:r>
           </w:p>
           <w:p>
@@ -776,34 +985,13 @@
               </w:rPr>
               <w:t>Structures aériennes</w:t>
             </w:r>
-            <w:r>
-              <w:rPr>
-                <w:rFonts w:cs="Arial"/>
-                <w:sz w:val="20"/>
-              </w:rPr>
-              <w:t> </w:t>
-            </w:r>
             <w:proofErr w:type="gramStart"/>
             <w:r>
               <w:rPr>
                 <w:rFonts w:cs="Arial"/>
                 <w:sz w:val="20"/>
               </w:rPr>
-              <w:t>:</w:t>
-            </w:r>
-            <w:r>
-              <w:rPr>
-                <w:rFonts w:cs="Arial"/>
-                <w:sz w:val="20"/>
-              </w:rPr>
-              <w:t xml:space="preserve"> </w:t>
-            </w:r>
-            <w:r>
-              <w:rPr>
-                <w:rFonts w:cs="Arial"/>
-                <w:sz w:val="20"/>
-              </w:rPr>
-              <w:t xml:space="preserve"> {</w:t>
+              <w:t> :{</w:t>
             </w:r>
             <w:proofErr w:type="gramEnd"/>
             <w:r>
@@ -811,7 +999,55 @@
                 <w:rFonts w:cs="Arial"/>
                 <w:sz w:val="20"/>
               </w:rPr>
-              <w:t>% if structures_aeriennes %} oui {% else %} non {% endif %}</w:t>
+              <w:t xml:space="preserve">% if </w:t>
+            </w:r>
+            <w:proofErr w:type="spellStart"/>
+            <w:r>
+              <w:rPr>
+                <w:rFonts w:cs="Arial"/>
+                <w:sz w:val="20"/>
+              </w:rPr>
+              <w:t>structures_aeriennes</w:t>
+            </w:r>
+            <w:proofErr w:type="spellEnd"/>
+            <w:r>
+              <w:rPr>
+                <w:rFonts w:cs="Arial"/>
+                <w:sz w:val="20"/>
+              </w:rPr>
+              <w:t xml:space="preserve"> %} oui {% </w:t>
+            </w:r>
+            <w:proofErr w:type="spellStart"/>
+            <w:r>
+              <w:rPr>
+                <w:rFonts w:cs="Arial"/>
+                <w:sz w:val="20"/>
+              </w:rPr>
+              <w:t>else</w:t>
+            </w:r>
+            <w:proofErr w:type="spellEnd"/>
+            <w:r>
+              <w:rPr>
+                <w:rFonts w:cs="Arial"/>
+                <w:sz w:val="20"/>
+              </w:rPr>
+              <w:t xml:space="preserve"> %} non {% </w:t>
+            </w:r>
+            <w:proofErr w:type="spellStart"/>
+            <w:r>
+              <w:rPr>
+                <w:rFonts w:cs="Arial"/>
+                <w:sz w:val="20"/>
+              </w:rPr>
+              <w:t>endif</w:t>
+            </w:r>
+            <w:proofErr w:type="spellEnd"/>
+            <w:r>
+              <w:rPr>
+                <w:rFonts w:cs="Arial"/>
+                <w:sz w:val="20"/>
+              </w:rPr>
+              <w:t xml:space="preserve"> %}</w:t>
             </w:r>
             <w:r>
               <w:rPr>
@@ -848,43 +1084,15 @@
                 <w:rFonts w:cs="Arial"/>
                 <w:sz w:val="20"/>
               </w:rPr>
-              <w:t xml:space="preserve">                                                        </w:t>
-            </w:r>
-            <w:r>
-              <w:rPr>
-                <w:rFonts w:cs="Arial"/>
-                <w:sz w:val="20"/>
-              </w:rPr>
               <w:t>Chauffage</w:t>
             </w:r>
-            <w:r>
-              <w:rPr>
-                <w:rFonts w:cs="Arial"/>
-                <w:sz w:val="20"/>
-              </w:rPr>
-              <w:t> </w:t>
-            </w:r>
             <w:proofErr w:type="gramStart"/>
             <w:r>
               <w:rPr>
                 <w:rFonts w:cs="Arial"/>
                 <w:sz w:val="20"/>
               </w:rPr>
-              <w:t>:</w:t>
-            </w:r>
-            <w:r>
-              <w:rPr>
-                <w:rFonts w:cs="Arial"/>
-                <w:sz w:val="20"/>
-              </w:rPr>
-              <w:t xml:space="preserve">  </w:t>
-            </w:r>
-            <w:r>
-              <w:rPr>
-                <w:rFonts w:cs="Arial"/>
-                <w:sz w:val="20"/>
-              </w:rPr>
-              <w:t>{</w:t>
+              <w:t> :{</w:t>
             </w:r>
             <w:proofErr w:type="gramEnd"/>
             <w:r>
@@ -892,7 +1100,39 @@
                 <w:rFonts w:cs="Arial"/>
                 <w:sz w:val="20"/>
               </w:rPr>
-              <w:t>% if chauffage %} oui {% else %} non {% endif %}</w:t>
+              <w:t xml:space="preserve">% if chauffage %} oui {% </w:t>
+            </w:r>
+            <w:proofErr w:type="spellStart"/>
+            <w:r>
+              <w:rPr>
+                <w:rFonts w:cs="Arial"/>
+                <w:sz w:val="20"/>
+              </w:rPr>
+              <w:t>else</w:t>
+            </w:r>
+            <w:proofErr w:type="spellEnd"/>
+            <w:r>
+              <w:rPr>
+                <w:rFonts w:cs="Arial"/>
+                <w:sz w:val="20"/>
+              </w:rPr>
+              <w:t xml:space="preserve"> %} non {% </w:t>
+            </w:r>
+            <w:proofErr w:type="spellStart"/>
+            <w:r>
+              <w:rPr>
+                <w:rFonts w:cs="Arial"/>
+                <w:sz w:val="20"/>
+              </w:rPr>
+              <w:t>endif</w:t>
+            </w:r>
+            <w:proofErr w:type="spellEnd"/>
+            <w:r>
+              <w:rPr>
+                <w:rFonts w:cs="Arial"/>
+                <w:sz w:val="20"/>
+              </w:rPr>
+              <w:t xml:space="preserve"> %}</w:t>
             </w:r>
           </w:p>
           <w:p>
@@ -923,34 +1163,13 @@
               </w:rPr>
               <w:t>Barbecue</w:t>
             </w:r>
-            <w:r>
-              <w:rPr>
-                <w:rFonts w:cs="Arial"/>
-                <w:sz w:val="20"/>
-              </w:rPr>
-              <w:t> </w:t>
-            </w:r>
             <w:proofErr w:type="gramStart"/>
             <w:r>
               <w:rPr>
                 <w:rFonts w:cs="Arial"/>
                 <w:sz w:val="20"/>
               </w:rPr>
-              <w:t>:</w:t>
-            </w:r>
-            <w:r>
-              <w:rPr>
-                <w:rFonts w:cs="Arial"/>
-                <w:sz w:val="20"/>
-              </w:rPr>
-              <w:t xml:space="preserve">  </w:t>
-            </w:r>
-            <w:r>
-              <w:rPr>
-                <w:rFonts w:cs="Arial"/>
-                <w:sz w:val="20"/>
-              </w:rPr>
-              <w:t>{</w:t>
+              <w:t> :{</w:t>
             </w:r>
             <w:proofErr w:type="gramEnd"/>
             <w:r>
@@ -958,51 +1177,39 @@
                 <w:rFonts w:cs="Arial"/>
                 <w:sz w:val="20"/>
               </w:rPr>
-              <w:t>% if barbecue %} oui {% else %} non {% endif %}</w:t>
-            </w:r>
-            <w:r>
-              <w:rPr>
-                <w:rFonts w:cs="Arial"/>
-                <w:sz w:val="20"/>
-              </w:rPr>
-              <w:t xml:space="preserve"> Points de cuisson</w:t>
-            </w:r>
-            <w:r>
-              <w:rPr>
-                <w:rFonts w:cs="Arial"/>
-                <w:sz w:val="20"/>
-              </w:rPr>
-              <w:t> </w:t>
-            </w:r>
-            <w:proofErr w:type="gramStart"/>
-            <w:r>
-              <w:rPr>
-                <w:rFonts w:cs="Arial"/>
-                <w:sz w:val="20"/>
-              </w:rPr>
-              <w:t>:</w:t>
-            </w:r>
-            <w:r>
-              <w:rPr>
-                <w:rFonts w:cs="Arial"/>
-                <w:sz w:val="20"/>
-              </w:rPr>
-              <w:t xml:space="preserve">  </w:t>
-            </w:r>
-            <w:r>
-              <w:rPr>
-                <w:rFonts w:cs="Arial"/>
-                <w:sz w:val="20"/>
-              </w:rPr>
-              <w:t>{</w:t>
-            </w:r>
-            <w:proofErr w:type="gramEnd"/>
-            <w:r>
-              <w:rPr>
-                <w:rFonts w:cs="Arial"/>
-                <w:sz w:val="20"/>
-              </w:rPr>
-              <w:t>% if points_de_cuissons %} oui {% else %} non {% endif %}</w:t>
+              <w:t xml:space="preserve">% if barbecue %} oui {% </w:t>
+            </w:r>
+            <w:proofErr w:type="spellStart"/>
+            <w:r>
+              <w:rPr>
+                <w:rFonts w:cs="Arial"/>
+                <w:sz w:val="20"/>
+              </w:rPr>
+              <w:t>else</w:t>
+            </w:r>
+            <w:proofErr w:type="spellEnd"/>
+            <w:r>
+              <w:rPr>
+                <w:rFonts w:cs="Arial"/>
+                <w:sz w:val="20"/>
+              </w:rPr>
+              <w:t xml:space="preserve"> %} non {% </w:t>
+            </w:r>
+            <w:proofErr w:type="spellStart"/>
+            <w:r>
+              <w:rPr>
+                <w:rFonts w:cs="Arial"/>
+                <w:sz w:val="20"/>
+              </w:rPr>
+              <w:t>endif</w:t>
+            </w:r>
+            <w:proofErr w:type="spellEnd"/>
+            <w:r>
+              <w:rPr>
+                <w:rFonts w:cs="Arial"/>
+                <w:sz w:val="20"/>
+              </w:rPr>
+              <w:t xml:space="preserve"> %}</w:t>
             </w:r>
             <w:r>
               <w:rPr>
@@ -1030,6 +1237,106 @@
               <w:textAlignment w:val="baseline"/>
               <w:rPr>
                 <w:rFonts w:cs="Arial"/>
+                <w:sz w:val="20"/>
+              </w:rPr>
+            </w:pPr>
+            <w:r>
+              <w:rPr>
+                <w:rFonts w:cs="Arial"/>
+                <w:sz w:val="20"/>
+              </w:rPr>
+              <w:t>Points de cuisson</w:t>
+            </w:r>
+            <w:proofErr w:type="gramStart"/>
+            <w:r>
+              <w:rPr>
+                <w:rFonts w:cs="Arial"/>
+                <w:sz w:val="20"/>
+              </w:rPr>
+              <w:t> :{</w:t>
+            </w:r>
+            <w:proofErr w:type="gramEnd"/>
+            <w:r>
+              <w:rPr>
+                <w:rFonts w:cs="Arial"/>
+                <w:sz w:val="20"/>
+              </w:rPr>
+              <w:t xml:space="preserve">% if </w:t>
+            </w:r>
+            <w:proofErr w:type="spellStart"/>
+            <w:r>
+              <w:rPr>
+                <w:rFonts w:cs="Arial"/>
+                <w:sz w:val="20"/>
+              </w:rPr>
+              <w:t>points_de_cuissons</w:t>
+            </w:r>
+            <w:proofErr w:type="spellEnd"/>
+            <w:r>
+              <w:rPr>
+                <w:rFonts w:cs="Arial"/>
+                <w:sz w:val="20"/>
+              </w:rPr>
+              <w:t xml:space="preserve"> %} oui {% </w:t>
+            </w:r>
+            <w:proofErr w:type="spellStart"/>
+            <w:r>
+              <w:rPr>
+                <w:rFonts w:cs="Arial"/>
+                <w:sz w:val="20"/>
+              </w:rPr>
+              <w:t>else</w:t>
+            </w:r>
+            <w:proofErr w:type="spellEnd"/>
+            <w:r>
+              <w:rPr>
+                <w:rFonts w:cs="Arial"/>
+                <w:sz w:val="20"/>
+              </w:rPr>
+              <w:t xml:space="preserve"> %} non {% </w:t>
+            </w:r>
+            <w:proofErr w:type="spellStart"/>
+            <w:r>
+              <w:rPr>
+                <w:rFonts w:cs="Arial"/>
+                <w:sz w:val="20"/>
+              </w:rPr>
+              <w:t>endif</w:t>
+            </w:r>
+            <w:proofErr w:type="spellEnd"/>
+            <w:r>
+              <w:rPr>
+                <w:rFonts w:cs="Arial"/>
+                <w:sz w:val="20"/>
+              </w:rPr>
+              <w:t xml:space="preserve"> %}</w:t>
+            </w:r>
+            <w:r>
+              <w:rPr>
+                <w:rFonts w:cs="Arial"/>
+                <w:sz w:val="20"/>
+              </w:rPr>
+              <w:t xml:space="preserve"> </w:t>
+            </w:r>
+          </w:p>
+          <w:p>
+            <w:pPr>
+              <w:numPr>
+                <w:ilvl w:val="12"/>
+                <w:numId w:val="0"/>
+              </w:numPr>
+              <w:tabs>
+                <w:tab w:val="left" w:pos="3119"/>
+              </w:tabs>
+              <w:overflowPunct w:val="0"/>
+              <w:autoSpaceDE w:val="0"/>
+              <w:autoSpaceDN w:val="0"/>
+              <w:adjustRightInd w:val="0"/>
+              <w:spacing w:line="240" w:lineRule="exact"/>
+              <w:ind w:left="3119" w:hanging="3119"/>
+              <w:textAlignment w:val="baseline"/>
+              <w:rPr>
+                <w:rFonts w:cs="Arial"/>
                 <w:b/>
                 <w:sz w:val="20"/>
               </w:rPr>
@@ -1039,16 +1346,16 @@
                 <w:rFonts w:cs="Arial"/>
                 <w:sz w:val="20"/>
               </w:rPr>
-              <w:t>Date</w:t>
+              <w:t>Date :</w:t>
+            </w:r>
+            <w:r>
+              <w:rPr>
+                <w:rFonts w:cs="Arial"/>
+                <w:sz w:val="20"/>
+              </w:rPr>
+              <w:t xml:space="preserve"> </w:t>
             </w:r>
             <w:proofErr w:type="gramStart"/>
-            <w:r>
-              <w:rPr>
-                <w:rFonts w:cs="Arial"/>
-                <w:sz w:val="20"/>
-              </w:rPr>
-              <w:t xml:space="preserve"> :</w:t>
-            </w:r>
             <w:r>
               <w:rPr>
                 <w:rFonts w:cs="Arial"/>
@@ -1091,16 +1398,16 @@
                 <w:rFonts w:cs="Arial"/>
                 <w:sz w:val="20"/>
               </w:rPr>
-              <w:t>Responsable de la manifestation</w:t>
+              <w:t>Responsable de la manifestation :</w:t>
+            </w:r>
+            <w:r>
+              <w:rPr>
+                <w:rFonts w:cs="Arial"/>
+                <w:sz w:val="20"/>
+              </w:rPr>
+              <w:t xml:space="preserve"> </w:t>
             </w:r>
             <w:proofErr w:type="gramStart"/>
-            <w:r>
-              <w:rPr>
-                <w:rFonts w:cs="Arial"/>
-                <w:sz w:val="20"/>
-              </w:rPr>
-              <w:t xml:space="preserve"> :</w:t>
-            </w:r>
             <w:r>
               <w:rPr>
                 <w:rFonts w:cs="Arial"/>
@@ -1154,19 +1461,36 @@
               </w:rPr>
               <w:t>):</w:t>
             </w:r>
-            <w:r>
-              <w:rPr>
-                <w:rFonts w:cs="Arial"/>
-                <w:sz w:val="20"/>
-              </w:rPr>
-              <w:t>{{ responsable</w:t>
-            </w:r>
             <w:proofErr w:type="gramEnd"/>
             <w:r>
               <w:rPr>
                 <w:rFonts w:cs="Arial"/>
                 <w:sz w:val="20"/>
               </w:rPr>
+              <w:t xml:space="preserve"> </w:t>
+            </w:r>
+            <w:proofErr w:type="gramStart"/>
+            <w:r>
+              <w:rPr>
+                <w:rFonts w:cs="Arial"/>
+                <w:sz w:val="20"/>
+              </w:rPr>
+              <w:t xml:space="preserve">{{ </w:t>
+            </w:r>
+            <w:proofErr w:type="spellStart"/>
+            <w:r>
+              <w:rPr>
+                <w:rFonts w:cs="Arial"/>
+                <w:sz w:val="20"/>
+              </w:rPr>
+              <w:t>responsable</w:t>
+            </w:r>
+            <w:proofErr w:type="gramEnd"/>
+            <w:r>
+              <w:rPr>
+                <w:rFonts w:cs="Arial"/>
+                <w:sz w:val="20"/>
+              </w:rPr>
               <w:t>_</w:t>
             </w:r>
             <w:proofErr w:type="gramStart"/>
@@ -1175,7 +1499,15 @@
                 <w:rFonts w:cs="Arial"/>
                 <w:sz w:val="20"/>
               </w:rPr>
-              <w:t>gsm }</w:t>
+              <w:t>gsm</w:t>
+            </w:r>
+            <w:proofErr w:type="spellEnd"/>
+            <w:r>
+              <w:rPr>
+                <w:rFonts w:cs="Arial"/>
+                <w:sz w:val="20"/>
+              </w:rPr>
+              <w:t xml:space="preserve"> }</w:t>
             </w:r>
             <w:proofErr w:type="gramEnd"/>
             <w:r>
@@ -1209,7 +1541,14 @@
                 <w:rFonts w:cs="Arial"/>
                 <w:sz w:val="20"/>
               </w:rPr>
-              <w:t>Visite effectuée le</w:t>
+              <w:t>Visite effectuée le :</w:t>
+            </w:r>
+            <w:r>
+              <w:rPr>
+                <w:rFonts w:cs="Arial"/>
+                <w:sz w:val="20"/>
+              </w:rPr>
+              <w:t xml:space="preserve"> </w:t>
             </w:r>
             <w:proofErr w:type="gramStart"/>
             <w:r>
@@ -1217,14 +1556,15 @@
                 <w:rFonts w:cs="Arial"/>
                 <w:sz w:val="20"/>
               </w:rPr>
-              <w:t xml:space="preserve"> :</w:t>
-            </w:r>
-            <w:r>
-              <w:rPr>
-                <w:rFonts w:cs="Arial"/>
-                <w:sz w:val="20"/>
-              </w:rPr>
-              <w:t>{{ date</w:t>
+              <w:t xml:space="preserve">{{ </w:t>
+            </w:r>
+            <w:proofErr w:type="spellStart"/>
+            <w:r>
+              <w:rPr>
+                <w:rFonts w:cs="Arial"/>
+                <w:sz w:val="20"/>
+              </w:rPr>
+              <w:t>date</w:t>
             </w:r>
             <w:proofErr w:type="gramEnd"/>
             <w:r>
@@ -1240,7 +1580,15 @@
                 <w:rFonts w:cs="Arial"/>
                 <w:sz w:val="20"/>
               </w:rPr>
-              <w:t>visite }</w:t>
+              <w:t>visite</w:t>
+            </w:r>
+            <w:proofErr w:type="spellEnd"/>
+            <w:r>
+              <w:rPr>
+                <w:rFonts w:cs="Arial"/>
+                <w:sz w:val="20"/>
+              </w:rPr>
+              <w:t xml:space="preserve"> }</w:t>
             </w:r>
             <w:proofErr w:type="gramEnd"/>
             <w:r>
@@ -1263,7 +1611,15 @@
                 <w:rFonts w:cs="Arial"/>
                 <w:sz w:val="20"/>
               </w:rPr>
-              <w:t>{{ heure</w:t>
+              <w:t xml:space="preserve">{{ </w:t>
+            </w:r>
+            <w:proofErr w:type="spellStart"/>
+            <w:r>
+              <w:rPr>
+                <w:rFonts w:cs="Arial"/>
+                <w:sz w:val="20"/>
+              </w:rPr>
+              <w:t>heure</w:t>
             </w:r>
             <w:proofErr w:type="gramEnd"/>
             <w:r>
@@ -1279,7 +1635,15 @@
                 <w:rFonts w:cs="Arial"/>
                 <w:sz w:val="20"/>
               </w:rPr>
-              <w:t>visite }}</w:t>
+              <w:t>visite</w:t>
+            </w:r>
+            <w:proofErr w:type="spellEnd"/>
+            <w:r>
+              <w:rPr>
+                <w:rFonts w:cs="Arial"/>
+                <w:sz w:val="20"/>
+              </w:rPr>
+              <w:t xml:space="preserve"> }}</w:t>
             </w:r>
             <w:r>
               <w:rPr>
@@ -1294,7 +1658,7 @@
                 <w:rFonts w:cs="Arial"/>
                 <w:sz w:val="20"/>
               </w:rPr>
-              <w:t xml:space="preserve">     à </w:t>
+              <w:t xml:space="preserve"> à </w:t>
             </w:r>
             <w:proofErr w:type="gramStart"/>
             <w:r>
@@ -1302,7 +1666,15 @@
                 <w:rFonts w:cs="Arial"/>
                 <w:sz w:val="20"/>
               </w:rPr>
-              <w:t>{{ heure</w:t>
+              <w:t xml:space="preserve">{{ </w:t>
+            </w:r>
+            <w:proofErr w:type="spellStart"/>
+            <w:r>
+              <w:rPr>
+                <w:rFonts w:cs="Arial"/>
+                <w:sz w:val="20"/>
+              </w:rPr>
+              <w:t>heure</w:t>
             </w:r>
             <w:proofErr w:type="gramEnd"/>
             <w:r>
@@ -1318,7 +1690,15 @@
                 <w:rFonts w:cs="Arial"/>
                 <w:sz w:val="20"/>
               </w:rPr>
-              <w:t>visite }}</w:t>
+              <w:t>visite</w:t>
+            </w:r>
+            <w:proofErr w:type="spellEnd"/>
+            <w:r>
+              <w:rPr>
+                <w:rFonts w:cs="Arial"/>
+                <w:sz w:val="20"/>
+              </w:rPr>
+              <w:t xml:space="preserve"> }}</w:t>
             </w:r>
             <w:r>
               <w:rPr>
@@ -1333,7 +1713,7 @@
                 <w:rFonts w:cs="Arial"/>
                 <w:sz w:val="20"/>
               </w:rPr>
-              <w:t xml:space="preserve">      </w:t>
+              <w:t xml:space="preserve"> </w:t>
             </w:r>
           </w:p>
           <w:p>
@@ -1362,7 +1742,14 @@
                 <w:rFonts w:cs="Arial"/>
                 <w:sz w:val="20"/>
               </w:rPr>
-              <w:t>En compagnie de</w:t>
+              <w:t>En compagnie de :</w:t>
+            </w:r>
+            <w:r>
+              <w:rPr>
+                <w:rFonts w:cs="Arial"/>
+                <w:sz w:val="20"/>
+              </w:rPr>
+              <w:t xml:space="preserve"> </w:t>
             </w:r>
             <w:proofErr w:type="gramStart"/>
             <w:r>
@@ -1370,14 +1757,15 @@
                 <w:rFonts w:cs="Arial"/>
                 <w:sz w:val="20"/>
               </w:rPr>
-              <w:t> :</w:t>
-            </w:r>
-            <w:r>
-              <w:rPr>
-                <w:rFonts w:cs="Arial"/>
-                <w:sz w:val="20"/>
-              </w:rPr>
-              <w:t>{{ nom</w:t>
+              <w:t xml:space="preserve">{{ </w:t>
+            </w:r>
+            <w:proofErr w:type="spellStart"/>
+            <w:r>
+              <w:rPr>
+                <w:rFonts w:cs="Arial"/>
+                <w:sz w:val="20"/>
+              </w:rPr>
+              <w:t>nom</w:t>
             </w:r>
             <w:proofErr w:type="gramEnd"/>
             <w:r>
@@ -1393,7 +1781,15 @@
                 <w:rFonts w:cs="Arial"/>
                 <w:sz w:val="20"/>
               </w:rPr>
-              <w:t>controlleur }</w:t>
+              <w:t>controlleur</w:t>
+            </w:r>
+            <w:proofErr w:type="spellEnd"/>
+            <w:r>
+              <w:rPr>
+                <w:rFonts w:cs="Arial"/>
+                <w:sz w:val="20"/>
+              </w:rPr>
+              <w:t xml:space="preserve"> }</w:t>
             </w:r>
             <w:proofErr w:type="gramEnd"/>
             <w:r>
@@ -1430,7 +1826,14 @@
                 <w:rFonts w:cs="Arial"/>
                 <w:sz w:val="20"/>
               </w:rPr>
-              <w:t>Adresse de facturation</w:t>
+              <w:t>Adresse de facturation :</w:t>
+            </w:r>
+            <w:r>
+              <w:rPr>
+                <w:rFonts w:cs="Arial"/>
+                <w:sz w:val="20"/>
+              </w:rPr>
+              <w:t xml:space="preserve"> </w:t>
             </w:r>
             <w:proofErr w:type="gramStart"/>
             <w:r>
@@ -1438,14 +1841,15 @@
                 <w:rFonts w:cs="Arial"/>
                 <w:sz w:val="20"/>
               </w:rPr>
-              <w:t> :</w:t>
-            </w:r>
-            <w:r>
-              <w:rPr>
-                <w:rFonts w:cs="Arial"/>
-                <w:sz w:val="20"/>
-              </w:rPr>
-              <w:t>{{ adrs</w:t>
+              <w:t xml:space="preserve">{{ </w:t>
+            </w:r>
+            <w:proofErr w:type="spellStart"/>
+            <w:r>
+              <w:rPr>
+                <w:rFonts w:cs="Arial"/>
+                <w:sz w:val="20"/>
+              </w:rPr>
+              <w:t>adrs</w:t>
             </w:r>
             <w:proofErr w:type="gramEnd"/>
             <w:r>
@@ -1461,7 +1865,15 @@
                 <w:rFonts w:cs="Arial"/>
                 <w:sz w:val="20"/>
               </w:rPr>
-              <w:t>facture }</w:t>
+              <w:t>facture</w:t>
+            </w:r>
+            <w:proofErr w:type="spellEnd"/>
+            <w:r>
+              <w:rPr>
+                <w:rFonts w:cs="Arial"/>
+                <w:sz w:val="20"/>
+              </w:rPr>
+              <w:t xml:space="preserve"> }</w:t>
             </w:r>
             <w:proofErr w:type="gramEnd"/>
             <w:r>
@@ -1514,7 +1926,15 @@
                 <w:rFonts w:cs="Arial"/>
                 <w:sz w:val="20"/>
               </w:rPr>
-              <w:t>{{ email</w:t>
+              <w:t xml:space="preserve">{{ </w:t>
+            </w:r>
+            <w:proofErr w:type="spellStart"/>
+            <w:r>
+              <w:rPr>
+                <w:rFonts w:cs="Arial"/>
+                <w:sz w:val="20"/>
+              </w:rPr>
+              <w:t>email</w:t>
             </w:r>
             <w:proofErr w:type="gramEnd"/>
             <w:r>
@@ -1530,7 +1950,15 @@
                 <w:rFonts w:cs="Arial"/>
                 <w:sz w:val="20"/>
               </w:rPr>
-              <w:t>rapport }</w:t>
+              <w:t>rapport</w:t>
+            </w:r>
+            <w:proofErr w:type="spellEnd"/>
+            <w:r>
+              <w:rPr>
+                <w:rFonts w:cs="Arial"/>
+                <w:sz w:val="20"/>
+              </w:rPr>
+              <w:t xml:space="preserve"> }</w:t>
             </w:r>
             <w:proofErr w:type="gramEnd"/>
             <w:r>
@@ -1567,7 +1995,21 @@
                 <w:rFonts w:cs="Arial"/>
                 <w:sz w:val="20"/>
               </w:rPr>
-              <w:t>Moyens de prévention prévus</w:t>
+              <w:t>Moyens de prévention prévus :</w:t>
+            </w:r>
+            <w:r>
+              <w:rPr>
+                <w:rFonts w:cs="Arial"/>
+                <w:sz w:val="20"/>
+              </w:rPr>
+              <w:t xml:space="preserve"> </w:t>
+            </w:r>
+            <w:r>
+              <w:rPr>
+                <w:rFonts w:cs="Arial"/>
+                <w:sz w:val="20"/>
+              </w:rPr>
+              <w:t xml:space="preserve">Issues : Nombre : </w:t>
             </w:r>
             <w:proofErr w:type="gramStart"/>
             <w:r>
@@ -1575,7 +2017,15 @@
                 <w:rFonts w:cs="Arial"/>
                 <w:sz w:val="20"/>
               </w:rPr>
-              <w:t> :Issues</w:t>
+              <w:t xml:space="preserve">{{ </w:t>
+            </w:r>
+            <w:proofErr w:type="spellStart"/>
+            <w:r>
+              <w:rPr>
+                <w:rFonts w:cs="Arial"/>
+                <w:sz w:val="20"/>
+              </w:rPr>
+              <w:t>issues</w:t>
             </w:r>
             <w:proofErr w:type="gramEnd"/>
             <w:r>
@@ -1583,7 +2033,7 @@
                 <w:rFonts w:cs="Arial"/>
                 <w:sz w:val="20"/>
               </w:rPr>
-              <w:t xml:space="preserve"> : Nombre : </w:t>
+              <w:t>_</w:t>
             </w:r>
             <w:proofErr w:type="gramStart"/>
             <w:r>
@@ -1591,7 +2041,15 @@
                 <w:rFonts w:cs="Arial"/>
                 <w:sz w:val="20"/>
               </w:rPr>
-              <w:t>{{ issues</w:t>
+              <w:t>nombre</w:t>
+            </w:r>
+            <w:proofErr w:type="spellEnd"/>
+            <w:r>
+              <w:rPr>
+                <w:rFonts w:cs="Arial"/>
+                <w:sz w:val="20"/>
+              </w:rPr>
+              <w:t xml:space="preserve"> }</w:t>
             </w:r>
             <w:proofErr w:type="gramEnd"/>
             <w:r>
@@ -1599,7 +2057,37 @@
                 <w:rFonts w:cs="Arial"/>
                 <w:sz w:val="20"/>
               </w:rPr>
-              <w:t>_</w:t>
+              <w:t>}</w:t>
+            </w:r>
+            <w:r>
+              <w:rPr>
+                <w:rFonts w:cs="Arial"/>
+                <w:sz w:val="20"/>
+              </w:rPr>
+              <w:t xml:space="preserve"> </w:t>
+            </w:r>
+            <w:r>
+              <w:rPr>
+                <w:rFonts w:cs="Arial"/>
+                <w:sz w:val="20"/>
+              </w:rPr>
+              <w:t xml:space="preserve">{% if </w:t>
+            </w:r>
+            <w:proofErr w:type="spellStart"/>
+            <w:r>
+              <w:rPr>
+                <w:rFonts w:cs="Arial"/>
+                <w:sz w:val="20"/>
+              </w:rPr>
+              <w:t>issues_nombres</w:t>
+            </w:r>
+            <w:proofErr w:type="spellEnd"/>
+            <w:r>
+              <w:rPr>
+                <w:rFonts w:cs="Arial"/>
+                <w:sz w:val="20"/>
+              </w:rPr>
+              <w:t xml:space="preserve"> &gt; 0 </w:t>
             </w:r>
             <w:proofErr w:type="gramStart"/>
             <w:r>
@@ -1607,7 +2095,14 @@
                 <w:rFonts w:cs="Arial"/>
                 <w:sz w:val="20"/>
               </w:rPr>
-              <w:t>nombre }</w:t>
+              <w:t>%}</w:t>
+            </w:r>
+            <w:r>
+              <w:rPr>
+                <w:rFonts w:cs="Arial"/>
+                <w:sz w:val="20"/>
+              </w:rPr>
+              <w:t>-</w:t>
             </w:r>
             <w:proofErr w:type="gramEnd"/>
             <w:r>
@@ -1615,6 +2110,45 @@
                 <w:rFonts w:cs="Arial"/>
                 <w:sz w:val="20"/>
               </w:rPr>
+              <w:t xml:space="preserve"> largeurs :</w:t>
+            </w:r>
+            <w:r>
+              <w:rPr>
+                <w:rFonts w:cs="Arial"/>
+                <w:sz w:val="20"/>
+              </w:rPr>
+              <w:t xml:space="preserve"> {{</w:t>
+            </w:r>
+            <w:proofErr w:type="spellStart"/>
+            <w:r>
+              <w:rPr>
+                <w:rFonts w:cs="Arial"/>
+                <w:sz w:val="20"/>
+              </w:rPr>
+              <w:t>issues_</w:t>
+            </w:r>
+            <w:proofErr w:type="gramStart"/>
+            <w:r>
+              <w:rPr>
+                <w:rFonts w:cs="Arial"/>
+                <w:sz w:val="20"/>
+              </w:rPr>
+              <w:t>largeur</w:t>
+            </w:r>
+            <w:proofErr w:type="spellEnd"/>
+            <w:r>
+              <w:rPr>
+                <w:rFonts w:cs="Arial"/>
+                <w:sz w:val="20"/>
+              </w:rPr>
+              <w:t xml:space="preserve"> }</w:t>
+            </w:r>
+            <w:proofErr w:type="gramEnd"/>
+            <w:r>
+              <w:rPr>
+                <w:rFonts w:cs="Arial"/>
+                <w:sz w:val="20"/>
+              </w:rPr>
               <w:t>}</w:t>
             </w:r>
             <w:r>
@@ -1622,30 +2156,23 @@
                 <w:rFonts w:cs="Arial"/>
                 <w:sz w:val="20"/>
               </w:rPr>
-              <w:t xml:space="preserve"> - largeurs :</w:t>
-            </w:r>
-            <w:r>
-              <w:rPr>
-                <w:rFonts w:cs="Arial"/>
-                <w:sz w:val="20"/>
-              </w:rPr>
-              <w:t xml:space="preserve"> {{issues_</w:t>
-            </w:r>
-            <w:proofErr w:type="gramStart"/>
-            <w:r>
-              <w:rPr>
-                <w:rFonts w:cs="Arial"/>
-                <w:sz w:val="20"/>
-              </w:rPr>
-              <w:t>largeur }</w:t>
-            </w:r>
-            <w:proofErr w:type="gramEnd"/>
-            <w:r>
-              <w:rPr>
-                <w:rFonts w:cs="Arial"/>
-                <w:sz w:val="20"/>
-              </w:rPr>
-              <w:t>}</w:t>
+              <w:t xml:space="preserve"> {% </w:t>
+            </w:r>
+            <w:proofErr w:type="spellStart"/>
+            <w:r>
+              <w:rPr>
+                <w:rFonts w:cs="Arial"/>
+                <w:sz w:val="20"/>
+              </w:rPr>
+              <w:t>endif</w:t>
+            </w:r>
+            <w:proofErr w:type="spellEnd"/>
+            <w:r>
+              <w:rPr>
+                <w:rFonts w:cs="Arial"/>
+                <w:sz w:val="20"/>
+              </w:rPr>
+              <w:t xml:space="preserve"> %}</w:t>
             </w:r>
           </w:p>
           <w:p>
@@ -1676,13 +2203,54 @@
               </w:rPr>
               <w:t>Extincteurs(s)</w:t>
             </w:r>
-            <w:r>
-              <w:rPr>
-                <w:rFonts w:cs="Arial"/>
-                <w:sz w:val="20"/>
-              </w:rPr>
-              <w:t> {% if extincteurs %} oui {% else %} non {% endif %}</w:t>
-            </w:r>
+            <w:proofErr w:type="gramStart"/>
+            <w:r>
+              <w:rPr>
+                <w:rFonts w:cs="Arial"/>
+                <w:sz w:val="20"/>
+              </w:rPr>
+              <w:t> :</w:t>
+            </w:r>
+            <w:r>
+              <w:rPr>
+                <w:rFonts w:cs="Arial"/>
+                <w:sz w:val="20"/>
+              </w:rPr>
+              <w:t>{</w:t>
+            </w:r>
+            <w:proofErr w:type="gramEnd"/>
+            <w:r>
+              <w:rPr>
+                <w:rFonts w:cs="Arial"/>
+                <w:sz w:val="20"/>
+              </w:rPr>
+              <w:t xml:space="preserve">% if extincteurs %} oui {% </w:t>
+            </w:r>
+            <w:proofErr w:type="spellStart"/>
+            <w:r>
+              <w:rPr>
+                <w:rFonts w:cs="Arial"/>
+                <w:sz w:val="20"/>
+              </w:rPr>
+              <w:t>else</w:t>
+            </w:r>
+            <w:proofErr w:type="spellEnd"/>
+            <w:r>
+              <w:rPr>
+                <w:rFonts w:cs="Arial"/>
+                <w:sz w:val="20"/>
+              </w:rPr>
+              <w:t xml:space="preserve"> %} non {% </w:t>
+            </w:r>
+            <w:proofErr w:type="spellStart"/>
+            <w:r>
+              <w:rPr>
+                <w:rFonts w:cs="Arial"/>
+                <w:sz w:val="20"/>
+              </w:rPr>
+              <w:t>endif</w:t>
+            </w:r>
+            <w:proofErr w:type="spellEnd"/>
             <w:r>
               <w:rPr>
                 <w:rFonts w:cs="Arial"/>
@@ -1690,20 +2258,13 @@
               </w:rPr>
               <w:t xml:space="preserve"> </w:t>
             </w:r>
-            <w:r>
-              <w:rPr>
-                <w:rFonts w:cs="Arial"/>
-                <w:sz w:val="20"/>
-              </w:rPr>
-              <w:t>{</w:t>
-            </w:r>
             <w:proofErr w:type="gramStart"/>
             <w:r>
               <w:rPr>
                 <w:rFonts w:cs="Arial"/>
                 <w:sz w:val="20"/>
               </w:rPr>
-              <w:t>%  if</w:t>
+              <w:t>%}{</w:t>
             </w:r>
             <w:proofErr w:type="gramEnd"/>
             <w:r>
@@ -1711,7 +2272,7 @@
                 <w:rFonts w:cs="Arial"/>
                 <w:sz w:val="20"/>
               </w:rPr>
-              <w:t xml:space="preserve"> extincteurs </w:t>
+              <w:t xml:space="preserve">% if extincteurs </w:t>
             </w:r>
             <w:proofErr w:type="gramStart"/>
             <w:r>
@@ -1727,7 +2288,7 @@
                 <w:rFonts w:cs="Arial"/>
                 <w:sz w:val="20"/>
               </w:rPr>
-              <w:t xml:space="preserve">  Nombre : </w:t>
+              <w:t xml:space="preserve"> Nombre : </w:t>
             </w:r>
             <w:proofErr w:type="gramStart"/>
             <w:r>
@@ -1735,7 +2296,15 @@
                 <w:rFonts w:cs="Arial"/>
                 <w:sz w:val="20"/>
               </w:rPr>
-              <w:t>{{ extincteurs</w:t>
+              <w:t xml:space="preserve">{{ </w:t>
+            </w:r>
+            <w:proofErr w:type="spellStart"/>
+            <w:r>
+              <w:rPr>
+                <w:rFonts w:cs="Arial"/>
+                <w:sz w:val="20"/>
+              </w:rPr>
+              <w:t>extincteurs</w:t>
             </w:r>
             <w:proofErr w:type="gramEnd"/>
             <w:r>
@@ -1751,7 +2320,15 @@
                 <w:rFonts w:cs="Arial"/>
                 <w:sz w:val="20"/>
               </w:rPr>
-              <w:t>nombre }</w:t>
+              <w:t>nombre</w:t>
+            </w:r>
+            <w:proofErr w:type="spellEnd"/>
+            <w:r>
+              <w:rPr>
+                <w:rFonts w:cs="Arial"/>
+                <w:sz w:val="20"/>
+              </w:rPr>
+              <w:t xml:space="preserve"> }}{</w:t>
             </w:r>
             <w:proofErr w:type="gramEnd"/>
             <w:r>
@@ -1759,7 +2336,23 @@
                 <w:rFonts w:cs="Arial"/>
                 <w:sz w:val="20"/>
               </w:rPr>
-              <w:t>} {% endif %}</w:t>
+              <w:t xml:space="preserve">% </w:t>
+            </w:r>
+            <w:proofErr w:type="spellStart"/>
+            <w:r>
+              <w:rPr>
+                <w:rFonts w:cs="Arial"/>
+                <w:sz w:val="20"/>
+              </w:rPr>
+              <w:t>endif</w:t>
+            </w:r>
+            <w:proofErr w:type="spellEnd"/>
+            <w:r>
+              <w:rPr>
+                <w:rFonts w:cs="Arial"/>
+                <w:sz w:val="20"/>
+              </w:rPr>
+              <w:t xml:space="preserve"> %}</w:t>
             </w:r>
           </w:p>
           <w:p>
@@ -1783,19 +2376,21 @@
                 <w:sz w:val="20"/>
               </w:rPr>
             </w:pPr>
-            <w:r>
-              <w:rPr>
-                <w:rFonts w:cs="Arial"/>
-                <w:sz w:val="20"/>
-              </w:rPr>
-              <w:t>Eclairage de sécurité</w:t>
-            </w:r>
-            <w:r>
-              <w:rPr>
-                <w:rFonts w:cs="Arial"/>
-                <w:sz w:val="20"/>
-              </w:rPr>
-              <w:t> </w:t>
+            <w:proofErr w:type="spellStart"/>
+            <w:r>
+              <w:rPr>
+                <w:rFonts w:cs="Arial"/>
+                <w:sz w:val="20"/>
+              </w:rPr>
+              <w:t>Eclairage</w:t>
+            </w:r>
+            <w:proofErr w:type="spellEnd"/>
+            <w:r>
+              <w:rPr>
+                <w:rFonts w:cs="Arial"/>
+                <w:sz w:val="20"/>
+              </w:rPr>
+              <w:t xml:space="preserve"> de sécurité</w:t>
             </w:r>
             <w:proofErr w:type="gramStart"/>
             <w:r>
@@ -1803,21 +2398,7 @@
                 <w:rFonts w:cs="Arial"/>
                 <w:sz w:val="20"/>
               </w:rPr>
-              <w:t>:</w:t>
-            </w:r>
-            <w:r>
-              <w:rPr>
-                <w:rFonts w:cs="Arial"/>
-                <w:sz w:val="20"/>
-              </w:rPr>
-              <w:t xml:space="preserve">  </w:t>
-            </w:r>
-            <w:r>
-              <w:rPr>
-                <w:rFonts w:cs="Arial"/>
-                <w:sz w:val="20"/>
-              </w:rPr>
-              <w:t>{</w:t>
+              <w:t> :{</w:t>
             </w:r>
             <w:proofErr w:type="gramEnd"/>
             <w:r>
@@ -1825,7 +2406,55 @@
                 <w:rFonts w:cs="Arial"/>
                 <w:sz w:val="20"/>
               </w:rPr>
-              <w:t>% if eclairage_securite %} oui {% else %} non {% endif %}</w:t>
+              <w:t xml:space="preserve">% if </w:t>
+            </w:r>
+            <w:proofErr w:type="spellStart"/>
+            <w:r>
+              <w:rPr>
+                <w:rFonts w:cs="Arial"/>
+                <w:sz w:val="20"/>
+              </w:rPr>
+              <w:t>eclairage_securite</w:t>
+            </w:r>
+            <w:proofErr w:type="spellEnd"/>
+            <w:r>
+              <w:rPr>
+                <w:rFonts w:cs="Arial"/>
+                <w:sz w:val="20"/>
+              </w:rPr>
+              <w:t xml:space="preserve"> %} oui {% </w:t>
+            </w:r>
+            <w:proofErr w:type="spellStart"/>
+            <w:r>
+              <w:rPr>
+                <w:rFonts w:cs="Arial"/>
+                <w:sz w:val="20"/>
+              </w:rPr>
+              <w:t>else</w:t>
+            </w:r>
+            <w:proofErr w:type="spellEnd"/>
+            <w:r>
+              <w:rPr>
+                <w:rFonts w:cs="Arial"/>
+                <w:sz w:val="20"/>
+              </w:rPr>
+              <w:t xml:space="preserve"> %} non {% </w:t>
+            </w:r>
+            <w:proofErr w:type="spellStart"/>
+            <w:r>
+              <w:rPr>
+                <w:rFonts w:cs="Arial"/>
+                <w:sz w:val="20"/>
+              </w:rPr>
+              <w:t>endif</w:t>
+            </w:r>
+            <w:proofErr w:type="spellEnd"/>
+            <w:r>
+              <w:rPr>
+                <w:rFonts w:cs="Arial"/>
+                <w:sz w:val="20"/>
+              </w:rPr>
+              <w:t xml:space="preserve"> %}</w:t>
             </w:r>
           </w:p>
           <w:p>
@@ -1856,34 +2485,13 @@
               </w:rPr>
               <w:t>Pictogrammes d’évacuation</w:t>
             </w:r>
-            <w:r>
-              <w:rPr>
-                <w:rFonts w:cs="Arial"/>
-                <w:sz w:val="20"/>
-              </w:rPr>
-              <w:t> </w:t>
-            </w:r>
             <w:proofErr w:type="gramStart"/>
             <w:r>
               <w:rPr>
                 <w:rFonts w:cs="Arial"/>
                 <w:sz w:val="20"/>
               </w:rPr>
-              <w:t>:</w:t>
-            </w:r>
-            <w:r>
-              <w:rPr>
-                <w:rFonts w:cs="Arial"/>
-                <w:sz w:val="20"/>
-              </w:rPr>
-              <w:t xml:space="preserve">  </w:t>
-            </w:r>
-            <w:r>
-              <w:rPr>
-                <w:rFonts w:cs="Arial"/>
-                <w:sz w:val="20"/>
-              </w:rPr>
-              <w:t>{</w:t>
+              <w:t> :{</w:t>
             </w:r>
             <w:proofErr w:type="gramEnd"/>
             <w:r>
@@ -1891,7 +2499,39 @@
                 <w:rFonts w:cs="Arial"/>
                 <w:sz w:val="20"/>
               </w:rPr>
-              <w:t>% if pictogrammes %} oui {% else %} non {% endif %}</w:t>
+              <w:t xml:space="preserve">% if pictogrammes %} oui {% </w:t>
+            </w:r>
+            <w:proofErr w:type="spellStart"/>
+            <w:r>
+              <w:rPr>
+                <w:rFonts w:cs="Arial"/>
+                <w:sz w:val="20"/>
+              </w:rPr>
+              <w:t>else</w:t>
+            </w:r>
+            <w:proofErr w:type="spellEnd"/>
+            <w:r>
+              <w:rPr>
+                <w:rFonts w:cs="Arial"/>
+                <w:sz w:val="20"/>
+              </w:rPr>
+              <w:t xml:space="preserve"> %} non {% </w:t>
+            </w:r>
+            <w:proofErr w:type="spellStart"/>
+            <w:r>
+              <w:rPr>
+                <w:rFonts w:cs="Arial"/>
+                <w:sz w:val="20"/>
+              </w:rPr>
+              <w:t>endif</w:t>
+            </w:r>
+            <w:proofErr w:type="spellEnd"/>
+            <w:r>
+              <w:rPr>
+                <w:rFonts w:cs="Arial"/>
+                <w:sz w:val="20"/>
+              </w:rPr>
+              <w:t xml:space="preserve"> %}</w:t>
             </w:r>
           </w:p>
           <w:p>
@@ -1938,34 +2578,13 @@
               </w:rPr>
               <w:t>PV de classement des toiles</w:t>
             </w:r>
-            <w:r>
-              <w:rPr>
-                <w:rFonts w:cs="Arial"/>
-                <w:sz w:val="20"/>
-              </w:rPr>
-              <w:t> </w:t>
-            </w:r>
             <w:proofErr w:type="gramStart"/>
             <w:r>
               <w:rPr>
                 <w:rFonts w:cs="Arial"/>
                 <w:sz w:val="20"/>
               </w:rPr>
-              <w:t>:</w:t>
-            </w:r>
-            <w:r>
-              <w:rPr>
-                <w:rFonts w:cs="Arial"/>
-                <w:sz w:val="20"/>
-              </w:rPr>
-              <w:t xml:space="preserve">  </w:t>
-            </w:r>
-            <w:r>
-              <w:rPr>
-                <w:rFonts w:cs="Arial"/>
-                <w:sz w:val="20"/>
-              </w:rPr>
-              <w:t>{</w:t>
+              <w:t> :{</w:t>
             </w:r>
             <w:proofErr w:type="gramEnd"/>
             <w:r>
@@ -1973,7 +2592,62 @@
                 <w:rFonts w:cs="Arial"/>
                 <w:sz w:val="20"/>
               </w:rPr>
-              <w:t>% if PV_toiles %} oui {% else %} non {% endif %}</w:t>
+              <w:t xml:space="preserve">% if </w:t>
+            </w:r>
+            <w:proofErr w:type="spellStart"/>
+            <w:r>
+              <w:rPr>
+                <w:rFonts w:cs="Arial"/>
+                <w:sz w:val="20"/>
+              </w:rPr>
+              <w:t>PV_toiles</w:t>
+            </w:r>
+            <w:proofErr w:type="spellEnd"/>
+            <w:r>
+              <w:rPr>
+                <w:rFonts w:cs="Arial"/>
+                <w:sz w:val="20"/>
+              </w:rPr>
+              <w:t xml:space="preserve"> %} oui {% </w:t>
+            </w:r>
+            <w:proofErr w:type="spellStart"/>
+            <w:r>
+              <w:rPr>
+                <w:rFonts w:cs="Arial"/>
+                <w:sz w:val="20"/>
+              </w:rPr>
+              <w:t>else</w:t>
+            </w:r>
+            <w:proofErr w:type="spellEnd"/>
+            <w:r>
+              <w:rPr>
+                <w:rFonts w:cs="Arial"/>
+                <w:sz w:val="20"/>
+              </w:rPr>
+              <w:t xml:space="preserve"> %} non {% </w:t>
+            </w:r>
+            <w:proofErr w:type="spellStart"/>
+            <w:r>
+              <w:rPr>
+                <w:rFonts w:cs="Arial"/>
+                <w:sz w:val="20"/>
+              </w:rPr>
+              <w:t>endif</w:t>
+            </w:r>
+            <w:proofErr w:type="spellEnd"/>
+            <w:r>
+              <w:rPr>
+                <w:rFonts w:cs="Arial"/>
+                <w:sz w:val="20"/>
+              </w:rPr>
+              <w:t xml:space="preserve"> </w:t>
+            </w:r>
+            <w:r>
+              <w:rPr>
+                <w:rFonts w:cs="Arial"/>
+                <w:sz w:val="20"/>
+              </w:rPr>
+              <w:t>%}</w:t>
             </w:r>
           </w:p>
           <w:p>
@@ -2004,34 +2678,13 @@
               </w:rPr>
               <w:t>PV de contrôle installation électrique</w:t>
             </w:r>
-            <w:r>
-              <w:rPr>
-                <w:rFonts w:cs="Arial"/>
-                <w:sz w:val="20"/>
-              </w:rPr>
-              <w:t> </w:t>
-            </w:r>
             <w:proofErr w:type="gramStart"/>
             <w:r>
               <w:rPr>
                 <w:rFonts w:cs="Arial"/>
                 <w:sz w:val="20"/>
               </w:rPr>
-              <w:t>:</w:t>
-            </w:r>
-            <w:r>
-              <w:rPr>
-                <w:rFonts w:cs="Arial"/>
-                <w:sz w:val="20"/>
-              </w:rPr>
-              <w:t xml:space="preserve">  </w:t>
-            </w:r>
-            <w:r>
-              <w:rPr>
-                <w:rFonts w:cs="Arial"/>
-                <w:sz w:val="20"/>
-              </w:rPr>
-              <w:t>{</w:t>
+              <w:t> :{</w:t>
             </w:r>
             <w:proofErr w:type="gramEnd"/>
             <w:r>
@@ -2039,7 +2692,55 @@
                 <w:rFonts w:cs="Arial"/>
                 <w:sz w:val="20"/>
               </w:rPr>
-              <w:t>% if PV_electr %} oui {% else %} non {% endif %}</w:t>
+              <w:t xml:space="preserve">% if </w:t>
+            </w:r>
+            <w:proofErr w:type="spellStart"/>
+            <w:r>
+              <w:rPr>
+                <w:rFonts w:cs="Arial"/>
+                <w:sz w:val="20"/>
+              </w:rPr>
+              <w:t>PV_electr</w:t>
+            </w:r>
+            <w:proofErr w:type="spellEnd"/>
+            <w:r>
+              <w:rPr>
+                <w:rFonts w:cs="Arial"/>
+                <w:sz w:val="20"/>
+              </w:rPr>
+              <w:t xml:space="preserve"> %} oui {% </w:t>
+            </w:r>
+            <w:proofErr w:type="spellStart"/>
+            <w:r>
+              <w:rPr>
+                <w:rFonts w:cs="Arial"/>
+                <w:sz w:val="20"/>
+              </w:rPr>
+              <w:t>else</w:t>
+            </w:r>
+            <w:proofErr w:type="spellEnd"/>
+            <w:r>
+              <w:rPr>
+                <w:rFonts w:cs="Arial"/>
+                <w:sz w:val="20"/>
+              </w:rPr>
+              <w:t xml:space="preserve"> %} non {% </w:t>
+            </w:r>
+            <w:proofErr w:type="spellStart"/>
+            <w:r>
+              <w:rPr>
+                <w:rFonts w:cs="Arial"/>
+                <w:sz w:val="20"/>
+              </w:rPr>
+              <w:t>endif</w:t>
+            </w:r>
+            <w:proofErr w:type="spellEnd"/>
+            <w:r>
+              <w:rPr>
+                <w:rFonts w:cs="Arial"/>
+                <w:sz w:val="20"/>
+              </w:rPr>
+              <w:t xml:space="preserve"> %}</w:t>
             </w:r>
           </w:p>
           <w:p>
@@ -2070,34 +2771,13 @@
               </w:rPr>
               <w:t>PV de contrôle stabilité structures</w:t>
             </w:r>
-            <w:r>
-              <w:rPr>
-                <w:rFonts w:cs="Arial"/>
-                <w:sz w:val="20"/>
-              </w:rPr>
-              <w:t> </w:t>
-            </w:r>
             <w:proofErr w:type="gramStart"/>
             <w:r>
               <w:rPr>
                 <w:rFonts w:cs="Arial"/>
                 <w:sz w:val="20"/>
               </w:rPr>
-              <w:t>:</w:t>
-            </w:r>
-            <w:r>
-              <w:rPr>
-                <w:rFonts w:cs="Arial"/>
-                <w:sz w:val="20"/>
-              </w:rPr>
-              <w:t xml:space="preserve">  </w:t>
-            </w:r>
-            <w:r>
-              <w:rPr>
-                <w:rFonts w:cs="Arial"/>
-                <w:sz w:val="20"/>
-              </w:rPr>
-              <w:t>{</w:t>
+              <w:t> :{</w:t>
             </w:r>
             <w:proofErr w:type="gramEnd"/>
             <w:r>
@@ -2105,7 +2785,55 @@
                 <w:rFonts w:cs="Arial"/>
                 <w:sz w:val="20"/>
               </w:rPr>
-              <w:t>% if PV_struct %} oui {% else %} non {% endif %}</w:t>
+              <w:t xml:space="preserve">% if </w:t>
+            </w:r>
+            <w:proofErr w:type="spellStart"/>
+            <w:r>
+              <w:rPr>
+                <w:rFonts w:cs="Arial"/>
+                <w:sz w:val="20"/>
+              </w:rPr>
+              <w:t>PV_struct</w:t>
+            </w:r>
+            <w:proofErr w:type="spellEnd"/>
+            <w:r>
+              <w:rPr>
+                <w:rFonts w:cs="Arial"/>
+                <w:sz w:val="20"/>
+              </w:rPr>
+              <w:t xml:space="preserve"> %} oui {% </w:t>
+            </w:r>
+            <w:proofErr w:type="spellStart"/>
+            <w:r>
+              <w:rPr>
+                <w:rFonts w:cs="Arial"/>
+                <w:sz w:val="20"/>
+              </w:rPr>
+              <w:t>else</w:t>
+            </w:r>
+            <w:proofErr w:type="spellEnd"/>
+            <w:r>
+              <w:rPr>
+                <w:rFonts w:cs="Arial"/>
+                <w:sz w:val="20"/>
+              </w:rPr>
+              <w:t xml:space="preserve"> %} non {% </w:t>
+            </w:r>
+            <w:proofErr w:type="spellStart"/>
+            <w:r>
+              <w:rPr>
+                <w:rFonts w:cs="Arial"/>
+                <w:sz w:val="20"/>
+              </w:rPr>
+              <w:t>endif</w:t>
+            </w:r>
+            <w:proofErr w:type="spellEnd"/>
+            <w:r>
+              <w:rPr>
+                <w:rFonts w:cs="Arial"/>
+                <w:sz w:val="20"/>
+              </w:rPr>
+              <w:t xml:space="preserve"> %}</w:t>
             </w:r>
           </w:p>
         </w:tc>
@@ -2262,7 +2990,27 @@
           <w:sz w:val="18"/>
           <w:lang w:val="fr-BE"/>
         </w:rPr>
-        <w:t xml:space="preserve">{% endif </w:t>
+        <w:t xml:space="preserve">{% </w:t>
+      </w:r>
+      <w:proofErr w:type="spellStart"/>
+      <w:r>
+        <w:rPr>
+          <w:rFonts w:cs="Arial"/>
+          <w:spacing w:val="-3"/>
+          <w:sz w:val="18"/>
+          <w:lang w:val="fr-BE"/>
+        </w:rPr>
+        <w:t>endif</w:t>
+      </w:r>
+      <w:proofErr w:type="spellEnd"/>
+      <w:r>
+        <w:rPr>
+          <w:rFonts w:cs="Arial"/>
+          <w:spacing w:val="-3"/>
+          <w:sz w:val="18"/>
+          <w:lang w:val="fr-BE"/>
+        </w:rPr>
+        <w:t xml:space="preserve"> </w:t>
       </w:r>
       <w:proofErr w:type="gramStart"/>
       <w:r>
@@ -2376,7 +3124,25 @@
           <w:spacing w:val="-3"/>
           <w:sz w:val="18"/>
         </w:rPr>
-        <w:t xml:space="preserve">{% endif </w:t>
+        <w:t xml:space="preserve">{% </w:t>
+      </w:r>
+      <w:proofErr w:type="spellStart"/>
+      <w:r>
+        <w:rPr>
+          <w:rFonts w:cs="Arial"/>
+          <w:spacing w:val="-3"/>
+          <w:sz w:val="18"/>
+        </w:rPr>
+        <w:t>endif</w:t>
+      </w:r>
+      <w:proofErr w:type="spellEnd"/>
+      <w:r>
+        <w:rPr>
+          <w:rFonts w:cs="Arial"/>
+          <w:spacing w:val="-3"/>
+          <w:sz w:val="18"/>
+        </w:rPr>
+        <w:t xml:space="preserve"> </w:t>
       </w:r>
       <w:proofErr w:type="gramStart"/>
       <w:r>
@@ -2479,7 +3245,25 @@
           <w:spacing w:val="-3"/>
           <w:sz w:val="18"/>
         </w:rPr>
-        <w:t xml:space="preserve">{% endif </w:t>
+        <w:t xml:space="preserve">{% </w:t>
+      </w:r>
+      <w:proofErr w:type="spellStart"/>
+      <w:r>
+        <w:rPr>
+          <w:rFonts w:cs="Arial"/>
+          <w:spacing w:val="-3"/>
+          <w:sz w:val="18"/>
+        </w:rPr>
+        <w:t>endif</w:t>
+      </w:r>
+      <w:proofErr w:type="spellEnd"/>
+      <w:r>
+        <w:rPr>
+          <w:rFonts w:cs="Arial"/>
+          <w:spacing w:val="-3"/>
+          <w:sz w:val="18"/>
+        </w:rPr>
+        <w:t xml:space="preserve"> </w:t>
       </w:r>
       <w:proofErr w:type="gramStart"/>
       <w:r>
@@ -2602,7 +3386,25 @@
           <w:spacing w:val="-3"/>
           <w:sz w:val="18"/>
         </w:rPr>
-        <w:t>électrogène, chauffage, etc)</w:t>
+        <w:t xml:space="preserve">électrogène, chauffage, </w:t>
+      </w:r>
+      <w:proofErr w:type="spellStart"/>
+      <w:r>
+        <w:rPr>
+          <w:rFonts w:cs="Arial"/>
+          <w:spacing w:val="-3"/>
+          <w:sz w:val="18"/>
+        </w:rPr>
+        <w:t>etc</w:t>
+      </w:r>
+      <w:proofErr w:type="spellEnd"/>
+      <w:r>
+        <w:rPr>
+          <w:rFonts w:cs="Arial"/>
+          <w:spacing w:val="-3"/>
+          <w:sz w:val="18"/>
+        </w:rPr>
+        <w:t>)</w:t>
       </w:r>
       <w:r>
         <w:rPr>
@@ -2734,6 +3536,7 @@
         </w:rPr>
         <w:t xml:space="preserve">Espace minimum </w:t>
       </w:r>
+      <w:proofErr w:type="spellStart"/>
       <w:proofErr w:type="gramStart"/>
       <w:r>
         <w:rPr>
@@ -2743,7 +3546,18 @@
           <w:sz w:val="18"/>
           <w:lang w:val="en-US"/>
         </w:rPr>
-        <w:t>respectés :</w:t>
+        <w:t>respectés</w:t>
+      </w:r>
+      <w:proofErr w:type="spellEnd"/>
+      <w:r>
+        <w:rPr>
+          <w:rFonts w:cs="Arial"/>
+          <w:b/>
+          <w:spacing w:val="-3"/>
+          <w:sz w:val="18"/>
+          <w:lang w:val="en-US"/>
+        </w:rPr>
+        <w:t> :</w:t>
       </w:r>
       <w:proofErr w:type="gramEnd"/>
     </w:p>
@@ -2889,7 +3703,26 @@
           <w:spacing w:val="-3"/>
           <w:sz w:val="18"/>
         </w:rPr>
-        <w:t xml:space="preserve">{% endif </w:t>
+        <w:lastRenderedPageBreak/>
+        <w:t xml:space="preserve">{% </w:t>
+      </w:r>
+      <w:proofErr w:type="spellStart"/>
+      <w:r>
+        <w:rPr>
+          <w:rFonts w:cs="Arial"/>
+          <w:spacing w:val="-3"/>
+          <w:sz w:val="18"/>
+        </w:rPr>
+        <w:t>endif</w:t>
+      </w:r>
+      <w:proofErr w:type="spellEnd"/>
+      <w:r>
+        <w:rPr>
+          <w:rFonts w:cs="Arial"/>
+          <w:spacing w:val="-3"/>
+          <w:sz w:val="18"/>
+        </w:rPr>
+        <w:t xml:space="preserve"> </w:t>
       </w:r>
       <w:proofErr w:type="gramStart"/>
       <w:r>
@@ -2991,7 +3824,6 @@
           <w:sz w:val="18"/>
           <w:lang w:val="en-US"/>
         </w:rPr>
-        <w:lastRenderedPageBreak/>
         <w:t xml:space="preserve">{% endif </w:t>
       </w:r>
       <w:proofErr w:type="gramStart"/>
@@ -3040,8 +3872,22 @@
           <w:u w:val="single"/>
           <w:lang w:val="en-US"/>
         </w:rPr>
-        <w:t>%}Ressources</w:t>
-      </w:r>
+        <w:t>%}</w:t>
+      </w:r>
+      <w:proofErr w:type="spellStart"/>
+      <w:r>
+        <w:rPr>
+          <w:rFonts w:cs="Arial"/>
+          <w:b/>
+          <w:bCs/>
+          <w:spacing w:val="-3"/>
+          <w:sz w:val="20"/>
+          <w:u w:val="single"/>
+          <w:lang w:val="en-US"/>
+        </w:rPr>
+        <w:t>Ressources</w:t>
+      </w:r>
+      <w:proofErr w:type="spellEnd"/>
       <w:proofErr w:type="gramEnd"/>
       <w:r>
         <w:rPr>
@@ -3053,7 +3899,33 @@
           <w:u w:val="single"/>
           <w:lang w:val="en-US"/>
         </w:rPr>
-        <w:t xml:space="preserve"> en eau</w:t>
+        <w:t xml:space="preserve"> </w:t>
+      </w:r>
+      <w:proofErr w:type="spellStart"/>
+      <w:r>
+        <w:rPr>
+          <w:rFonts w:cs="Arial"/>
+          <w:b/>
+          <w:bCs/>
+          <w:spacing w:val="-3"/>
+          <w:sz w:val="20"/>
+          <w:u w:val="single"/>
+          <w:lang w:val="en-US"/>
+        </w:rPr>
+        <w:t>en</w:t>
+      </w:r>
+      <w:proofErr w:type="spellEnd"/>
+      <w:r>
+        <w:rPr>
+          <w:rFonts w:cs="Arial"/>
+          <w:b/>
+          <w:bCs/>
+          <w:spacing w:val="-3"/>
+          <w:sz w:val="20"/>
+          <w:u w:val="single"/>
+          <w:lang w:val="en-US"/>
+        </w:rPr>
+        <w:t xml:space="preserve"> eau</w:t>
       </w:r>
     </w:p>
     <w:p>
@@ -3083,7 +3955,25 @@
           <w:spacing w:val="-3"/>
           <w:sz w:val="18"/>
         </w:rPr>
-        <w:t xml:space="preserve">{% endif </w:t>
+        <w:t xml:space="preserve">{% </w:t>
+      </w:r>
+      <w:proofErr w:type="spellStart"/>
+      <w:r>
+        <w:rPr>
+          <w:rFonts w:cs="Arial"/>
+          <w:spacing w:val="-3"/>
+          <w:sz w:val="18"/>
+        </w:rPr>
+        <w:t>endif</w:t>
+      </w:r>
+      <w:proofErr w:type="spellEnd"/>
+      <w:r>
+        <w:rPr>
+          <w:rFonts w:cs="Arial"/>
+          <w:spacing w:val="-3"/>
+          <w:sz w:val="18"/>
+        </w:rPr>
+        <w:t xml:space="preserve"> </w:t>
       </w:r>
       <w:proofErr w:type="gramStart"/>
       <w:r>
@@ -3165,7 +4055,25 @@
           <w:spacing w:val="-3"/>
           <w:sz w:val="18"/>
         </w:rPr>
-        <w:t xml:space="preserve">{% endif </w:t>
+        <w:t xml:space="preserve">{% </w:t>
+      </w:r>
+      <w:proofErr w:type="spellStart"/>
+      <w:r>
+        <w:rPr>
+          <w:rFonts w:cs="Arial"/>
+          <w:spacing w:val="-3"/>
+          <w:sz w:val="18"/>
+        </w:rPr>
+        <w:t>endif</w:t>
+      </w:r>
+      <w:proofErr w:type="spellEnd"/>
+      <w:r>
+        <w:rPr>
+          <w:rFonts w:cs="Arial"/>
+          <w:spacing w:val="-3"/>
+          <w:sz w:val="18"/>
+        </w:rPr>
+        <w:t xml:space="preserve"> </w:t>
       </w:r>
       <w:proofErr w:type="gramStart"/>
       <w:r>
@@ -3230,7 +4138,25 @@
           <w:spacing w:val="-3"/>
           <w:sz w:val="18"/>
         </w:rPr>
-        <w:t xml:space="preserve">{% endif </w:t>
+        <w:t xml:space="preserve">{% </w:t>
+      </w:r>
+      <w:proofErr w:type="spellStart"/>
+      <w:r>
+        <w:rPr>
+          <w:rFonts w:cs="Arial"/>
+          <w:spacing w:val="-3"/>
+          <w:sz w:val="18"/>
+        </w:rPr>
+        <w:t>endif</w:t>
+      </w:r>
+      <w:proofErr w:type="spellEnd"/>
+      <w:r>
+        <w:rPr>
+          <w:rFonts w:cs="Arial"/>
+          <w:spacing w:val="-3"/>
+          <w:sz w:val="18"/>
+        </w:rPr>
+        <w:t xml:space="preserve"> </w:t>
       </w:r>
       <w:proofErr w:type="gramStart"/>
       <w:r>
@@ -3478,6 +4404,7 @@
         </w:rPr>
         <w:t>%}</w:t>
       </w:r>
+      <w:proofErr w:type="spellStart"/>
       <w:r>
         <w:rPr>
           <w:rFonts w:cs="Arial"/>
@@ -3490,6 +4417,7 @@
         </w:rPr>
         <w:t>Eléments</w:t>
       </w:r>
+      <w:proofErr w:type="spellEnd"/>
       <w:proofErr w:type="gramEnd"/>
       <w:r>
         <w:rPr>
@@ -3501,7 +4429,33 @@
           <w:u w:val="single"/>
           <w:lang w:val="en-US"/>
         </w:rPr>
-        <w:t xml:space="preserve"> structurels des installations</w:t>
+        <w:t xml:space="preserve"> </w:t>
+      </w:r>
+      <w:proofErr w:type="spellStart"/>
+      <w:r>
+        <w:rPr>
+          <w:rFonts w:cs="Arial"/>
+          <w:b/>
+          <w:bCs/>
+          <w:spacing w:val="-3"/>
+          <w:sz w:val="20"/>
+          <w:u w:val="single"/>
+          <w:lang w:val="en-US"/>
+        </w:rPr>
+        <w:t>structurels</w:t>
+      </w:r>
+      <w:proofErr w:type="spellEnd"/>
+      <w:r>
+        <w:rPr>
+          <w:rFonts w:cs="Arial"/>
+          <w:b/>
+          <w:bCs/>
+          <w:spacing w:val="-3"/>
+          <w:sz w:val="20"/>
+          <w:u w:val="single"/>
+          <w:lang w:val="en-US"/>
+        </w:rPr>
+        <w:t xml:space="preserve"> des installations</w:t>
       </w:r>
     </w:p>
     <w:p>
@@ -3531,7 +4485,25 @@
           <w:spacing w:val="-3"/>
           <w:sz w:val="18"/>
         </w:rPr>
-        <w:t xml:space="preserve">{% endif </w:t>
+        <w:t xml:space="preserve">{% </w:t>
+      </w:r>
+      <w:proofErr w:type="spellStart"/>
+      <w:r>
+        <w:rPr>
+          <w:rFonts w:cs="Arial"/>
+          <w:spacing w:val="-3"/>
+          <w:sz w:val="18"/>
+        </w:rPr>
+        <w:t>endif</w:t>
+      </w:r>
+      <w:proofErr w:type="spellEnd"/>
+      <w:r>
+        <w:rPr>
+          <w:rFonts w:cs="Arial"/>
+          <w:spacing w:val="-3"/>
+          <w:sz w:val="18"/>
+        </w:rPr>
+        <w:t xml:space="preserve"> </w:t>
       </w:r>
       <w:proofErr w:type="gramStart"/>
       <w:r>
@@ -3559,13 +4531,23 @@
         </w:rPr>
         <w:sym w:font="Wingdings" w:char="F071"/>
       </w:r>
-      <w:r>
-        <w:rPr>
-          <w:rFonts w:cs="Arial"/>
-          <w:spacing w:val="-3"/>
-          <w:sz w:val="18"/>
-        </w:rPr>
-        <w:t>Eléments en bon état d’entretien et de solidité.</w:t>
+      <w:proofErr w:type="spellStart"/>
+      <w:r>
+        <w:rPr>
+          <w:rFonts w:cs="Arial"/>
+          <w:spacing w:val="-3"/>
+          <w:sz w:val="18"/>
+        </w:rPr>
+        <w:t>Eléments</w:t>
+      </w:r>
+      <w:proofErr w:type="spellEnd"/>
+      <w:r>
+        <w:rPr>
+          <w:rFonts w:cs="Arial"/>
+          <w:spacing w:val="-3"/>
+          <w:sz w:val="18"/>
+        </w:rPr>
+        <w:t xml:space="preserve"> en bon état d’entretien et de solidité.</w:t>
       </w:r>
     </w:p>
     <w:p>
@@ -3595,7 +4577,25 @@
           <w:spacing w:val="-3"/>
           <w:sz w:val="18"/>
         </w:rPr>
-        <w:t xml:space="preserve">{% endif </w:t>
+        <w:t xml:space="preserve">{% </w:t>
+      </w:r>
+      <w:proofErr w:type="spellStart"/>
+      <w:r>
+        <w:rPr>
+          <w:rFonts w:cs="Arial"/>
+          <w:spacing w:val="-3"/>
+          <w:sz w:val="18"/>
+        </w:rPr>
+        <w:t>endif</w:t>
+      </w:r>
+      <w:proofErr w:type="spellEnd"/>
+      <w:r>
+        <w:rPr>
+          <w:rFonts w:cs="Arial"/>
+          <w:spacing w:val="-3"/>
+          <w:sz w:val="18"/>
+        </w:rPr>
+        <w:t xml:space="preserve"> </w:t>
       </w:r>
       <w:proofErr w:type="gramStart"/>
       <w:r>
@@ -3693,7 +4693,25 @@
           <w:spacing w:val="-3"/>
           <w:sz w:val="18"/>
         </w:rPr>
-        <w:t xml:space="preserve">{% endif </w:t>
+        <w:t xml:space="preserve">{% </w:t>
+      </w:r>
+      <w:proofErr w:type="spellStart"/>
+      <w:r>
+        <w:rPr>
+          <w:rFonts w:cs="Arial"/>
+          <w:spacing w:val="-3"/>
+          <w:sz w:val="18"/>
+        </w:rPr>
+        <w:t>endif</w:t>
+      </w:r>
+      <w:proofErr w:type="spellEnd"/>
+      <w:r>
+        <w:rPr>
+          <w:rFonts w:cs="Arial"/>
+          <w:spacing w:val="-3"/>
+          <w:sz w:val="18"/>
+        </w:rPr>
+        <w:t xml:space="preserve"> </w:t>
       </w:r>
       <w:proofErr w:type="gramStart"/>
       <w:r>
@@ -3810,7 +4828,25 @@
           <w:spacing w:val="-3"/>
           <w:sz w:val="18"/>
         </w:rPr>
-        <w:t xml:space="preserve">{% endif </w:t>
+        <w:t xml:space="preserve">{% </w:t>
+      </w:r>
+      <w:proofErr w:type="spellStart"/>
+      <w:r>
+        <w:rPr>
+          <w:rFonts w:cs="Arial"/>
+          <w:spacing w:val="-3"/>
+          <w:sz w:val="18"/>
+        </w:rPr>
+        <w:t>endif</w:t>
+      </w:r>
+      <w:proofErr w:type="spellEnd"/>
+      <w:r>
+        <w:rPr>
+          <w:rFonts w:cs="Arial"/>
+          <w:spacing w:val="-3"/>
+          <w:sz w:val="18"/>
+        </w:rPr>
+        <w:t xml:space="preserve"> </w:t>
       </w:r>
       <w:proofErr w:type="gramStart"/>
       <w:r>
@@ -3838,13 +4874,23 @@
         </w:rPr>
         <w:sym w:font="Wingdings" w:char="F071"/>
       </w:r>
-      <w:r>
-        <w:rPr>
-          <w:rFonts w:cs="Arial"/>
-          <w:spacing w:val="-3"/>
-          <w:sz w:val="18"/>
-        </w:rPr>
-        <w:t xml:space="preserve">Evacuation de l’installation si les vents atteignent ou dépassent une vitesse de </w:t>
+      <w:proofErr w:type="spellStart"/>
+      <w:r>
+        <w:rPr>
+          <w:rFonts w:cs="Arial"/>
+          <w:spacing w:val="-3"/>
+          <w:sz w:val="18"/>
+        </w:rPr>
+        <w:t>Evacuation</w:t>
+      </w:r>
+      <w:proofErr w:type="spellEnd"/>
+      <w:r>
+        <w:rPr>
+          <w:rFonts w:cs="Arial"/>
+          <w:spacing w:val="-3"/>
+          <w:sz w:val="18"/>
+        </w:rPr>
+        <w:t xml:space="preserve"> de l’installation si les vents atteignent ou dépassent une vitesse de </w:t>
       </w:r>
       <w:smartTag w:uri="urn:schemas-microsoft-com:office:smarttags" w:element="metricconverter">
         <w:smartTagPr>
@@ -3896,7 +4942,25 @@
           <w:spacing w:val="-3"/>
           <w:sz w:val="18"/>
         </w:rPr>
-        <w:t xml:space="preserve">{% endif </w:t>
+        <w:t xml:space="preserve">{% </w:t>
+      </w:r>
+      <w:proofErr w:type="spellStart"/>
+      <w:r>
+        <w:rPr>
+          <w:rFonts w:cs="Arial"/>
+          <w:spacing w:val="-3"/>
+          <w:sz w:val="18"/>
+        </w:rPr>
+        <w:t>endif</w:t>
+      </w:r>
+      <w:proofErr w:type="spellEnd"/>
+      <w:r>
+        <w:rPr>
+          <w:rFonts w:cs="Arial"/>
+          <w:spacing w:val="-3"/>
+          <w:sz w:val="18"/>
+        </w:rPr>
+        <w:t xml:space="preserve"> </w:t>
       </w:r>
       <w:proofErr w:type="gramStart"/>
       <w:r>
@@ -4402,6 +5466,7 @@
         </w:rPr>
         <w:t>%}</w:t>
       </w:r>
+      <w:proofErr w:type="spellStart"/>
       <w:r>
         <w:rPr>
           <w:rFonts w:cs="Arial"/>
@@ -4414,6 +5479,7 @@
         </w:rPr>
         <w:t>Aménagements</w:t>
       </w:r>
+      <w:proofErr w:type="spellEnd"/>
       <w:proofErr w:type="gramEnd"/>
       <w:r>
         <w:rPr>
@@ -4425,8 +5491,100 @@
           <w:u w:val="single"/>
           <w:lang w:val="en-US"/>
         </w:rPr>
-        <w:t xml:space="preserve"> structurels intérieurs ou extérieurs</w:t>
-      </w:r>
+        <w:t xml:space="preserve"> </w:t>
+      </w:r>
+      <w:proofErr w:type="spellStart"/>
+      <w:r>
+        <w:rPr>
+          <w:rFonts w:cs="Arial"/>
+          <w:b/>
+          <w:bCs/>
+          <w:spacing w:val="-3"/>
+          <w:sz w:val="20"/>
+          <w:u w:val="single"/>
+          <w:lang w:val="en-US"/>
+        </w:rPr>
+        <w:t>structurels</w:t>
+      </w:r>
+      <w:proofErr w:type="spellEnd"/>
+      <w:r>
+        <w:rPr>
+          <w:rFonts w:cs="Arial"/>
+          <w:b/>
+          <w:bCs/>
+          <w:spacing w:val="-3"/>
+          <w:sz w:val="20"/>
+          <w:u w:val="single"/>
+          <w:lang w:val="en-US"/>
+        </w:rPr>
+        <w:t xml:space="preserve"> </w:t>
+      </w:r>
+      <w:proofErr w:type="spellStart"/>
+      <w:r>
+        <w:rPr>
+          <w:rFonts w:cs="Arial"/>
+          <w:b/>
+          <w:bCs/>
+          <w:spacing w:val="-3"/>
+          <w:sz w:val="20"/>
+          <w:u w:val="single"/>
+          <w:lang w:val="en-US"/>
+        </w:rPr>
+        <w:t>intérieurs</w:t>
+      </w:r>
+      <w:proofErr w:type="spellEnd"/>
+      <w:r>
+        <w:rPr>
+          <w:rFonts w:cs="Arial"/>
+          <w:b/>
+          <w:bCs/>
+          <w:spacing w:val="-3"/>
+          <w:sz w:val="20"/>
+          <w:u w:val="single"/>
+          <w:lang w:val="en-US"/>
+        </w:rPr>
+        <w:t xml:space="preserve"> </w:t>
+      </w:r>
+      <w:proofErr w:type="spellStart"/>
+      <w:r>
+        <w:rPr>
+          <w:rFonts w:cs="Arial"/>
+          <w:b/>
+          <w:bCs/>
+          <w:spacing w:val="-3"/>
+          <w:sz w:val="20"/>
+          <w:u w:val="single"/>
+          <w:lang w:val="en-US"/>
+        </w:rPr>
+        <w:t>ou</w:t>
+      </w:r>
+      <w:proofErr w:type="spellEnd"/>
+      <w:r>
+        <w:rPr>
+          <w:rFonts w:cs="Arial"/>
+          <w:b/>
+          <w:bCs/>
+          <w:spacing w:val="-3"/>
+          <w:sz w:val="20"/>
+          <w:u w:val="single"/>
+          <w:lang w:val="en-US"/>
+        </w:rPr>
+        <w:t xml:space="preserve"> </w:t>
+      </w:r>
+      <w:proofErr w:type="spellStart"/>
+      <w:r>
+        <w:rPr>
+          <w:rFonts w:cs="Arial"/>
+          <w:b/>
+          <w:bCs/>
+          <w:spacing w:val="-3"/>
+          <w:sz w:val="20"/>
+          <w:u w:val="single"/>
+          <w:lang w:val="en-US"/>
+        </w:rPr>
+        <w:t>extérieurs</w:t>
+      </w:r>
+      <w:proofErr w:type="spellEnd"/>
     </w:p>
     <w:p>
       <w:pPr>
@@ -4455,7 +5613,25 @@
           <w:spacing w:val="-3"/>
           <w:sz w:val="18"/>
         </w:rPr>
-        <w:t xml:space="preserve">{% endif </w:t>
+        <w:t xml:space="preserve">{% </w:t>
+      </w:r>
+      <w:proofErr w:type="spellStart"/>
+      <w:r>
+        <w:rPr>
+          <w:rFonts w:cs="Arial"/>
+          <w:spacing w:val="-3"/>
+          <w:sz w:val="18"/>
+        </w:rPr>
+        <w:t>endif</w:t>
+      </w:r>
+      <w:proofErr w:type="spellEnd"/>
+      <w:r>
+        <w:rPr>
+          <w:rFonts w:cs="Arial"/>
+          <w:spacing w:val="-3"/>
+          <w:sz w:val="18"/>
+        </w:rPr>
+        <w:t xml:space="preserve"> </w:t>
       </w:r>
       <w:proofErr w:type="gramStart"/>
       <w:r>
@@ -4520,7 +5696,25 @@
           <w:spacing w:val="-3"/>
           <w:sz w:val="18"/>
         </w:rPr>
-        <w:t xml:space="preserve">{% endif </w:t>
+        <w:t xml:space="preserve">{% </w:t>
+      </w:r>
+      <w:proofErr w:type="spellStart"/>
+      <w:r>
+        <w:rPr>
+          <w:rFonts w:cs="Arial"/>
+          <w:spacing w:val="-3"/>
+          <w:sz w:val="18"/>
+        </w:rPr>
+        <w:t>endif</w:t>
+      </w:r>
+      <w:proofErr w:type="spellEnd"/>
+      <w:r>
+        <w:rPr>
+          <w:rFonts w:cs="Arial"/>
+          <w:spacing w:val="-3"/>
+          <w:sz w:val="18"/>
+        </w:rPr>
+        <w:t xml:space="preserve"> </w:t>
       </w:r>
       <w:proofErr w:type="gramStart"/>
       <w:r>
@@ -4585,7 +5779,25 @@
           <w:spacing w:val="-3"/>
           <w:sz w:val="18"/>
         </w:rPr>
-        <w:t xml:space="preserve">{% endif </w:t>
+        <w:t xml:space="preserve">{% </w:t>
+      </w:r>
+      <w:proofErr w:type="spellStart"/>
+      <w:r>
+        <w:rPr>
+          <w:rFonts w:cs="Arial"/>
+          <w:spacing w:val="-3"/>
+          <w:sz w:val="18"/>
+        </w:rPr>
+        <w:t>endif</w:t>
+      </w:r>
+      <w:proofErr w:type="spellEnd"/>
+      <w:r>
+        <w:rPr>
+          <w:rFonts w:cs="Arial"/>
+          <w:spacing w:val="-3"/>
+          <w:sz w:val="18"/>
+        </w:rPr>
+        <w:t xml:space="preserve"> </w:t>
       </w:r>
       <w:proofErr w:type="gramStart"/>
       <w:r>
@@ -4675,7 +5887,25 @@
           <w:spacing w:val="-3"/>
           <w:sz w:val="18"/>
         </w:rPr>
-        <w:t xml:space="preserve">{% endif </w:t>
+        <w:t xml:space="preserve">{% </w:t>
+      </w:r>
+      <w:proofErr w:type="spellStart"/>
+      <w:r>
+        <w:rPr>
+          <w:rFonts w:cs="Arial"/>
+          <w:spacing w:val="-3"/>
+          <w:sz w:val="18"/>
+        </w:rPr>
+        <w:t>endif</w:t>
+      </w:r>
+      <w:proofErr w:type="spellEnd"/>
+      <w:r>
+        <w:rPr>
+          <w:rFonts w:cs="Arial"/>
+          <w:spacing w:val="-3"/>
+          <w:sz w:val="18"/>
+        </w:rPr>
+        <w:t xml:space="preserve"> </w:t>
       </w:r>
       <w:proofErr w:type="gramStart"/>
       <w:r>
@@ -4749,7 +5979,25 @@
           <w:spacing w:val="-3"/>
           <w:sz w:val="18"/>
         </w:rPr>
-        <w:t xml:space="preserve">{% endif </w:t>
+        <w:t xml:space="preserve">{% </w:t>
+      </w:r>
+      <w:proofErr w:type="spellStart"/>
+      <w:r>
+        <w:rPr>
+          <w:rFonts w:cs="Arial"/>
+          <w:spacing w:val="-3"/>
+          <w:sz w:val="18"/>
+        </w:rPr>
+        <w:t>endif</w:t>
+      </w:r>
+      <w:proofErr w:type="spellEnd"/>
+      <w:r>
+        <w:rPr>
+          <w:rFonts w:cs="Arial"/>
+          <w:spacing w:val="-3"/>
+          <w:sz w:val="18"/>
+        </w:rPr>
+        <w:t xml:space="preserve"> </w:t>
       </w:r>
       <w:proofErr w:type="gramStart"/>
       <w:r>
@@ -4903,7 +6151,25 @@
           <w:spacing w:val="-3"/>
           <w:sz w:val="18"/>
         </w:rPr>
-        <w:t xml:space="preserve">{% endif </w:t>
+        <w:t xml:space="preserve">{% </w:t>
+      </w:r>
+      <w:proofErr w:type="spellStart"/>
+      <w:r>
+        <w:rPr>
+          <w:rFonts w:cs="Arial"/>
+          <w:spacing w:val="-3"/>
+          <w:sz w:val="18"/>
+        </w:rPr>
+        <w:t>endif</w:t>
+      </w:r>
+      <w:proofErr w:type="spellEnd"/>
+      <w:r>
+        <w:rPr>
+          <w:rFonts w:cs="Arial"/>
+          <w:spacing w:val="-3"/>
+          <w:sz w:val="18"/>
+        </w:rPr>
+        <w:t xml:space="preserve"> </w:t>
       </w:r>
       <w:proofErr w:type="gramStart"/>
       <w:r>
@@ -4968,7 +6234,25 @@
           <w:spacing w:val="-3"/>
           <w:sz w:val="18"/>
         </w:rPr>
-        <w:t xml:space="preserve">{% endif </w:t>
+        <w:t xml:space="preserve">{% </w:t>
+      </w:r>
+      <w:proofErr w:type="spellStart"/>
+      <w:r>
+        <w:rPr>
+          <w:rFonts w:cs="Arial"/>
+          <w:spacing w:val="-3"/>
+          <w:sz w:val="18"/>
+        </w:rPr>
+        <w:t>endif</w:t>
+      </w:r>
+      <w:proofErr w:type="spellEnd"/>
+      <w:r>
+        <w:rPr>
+          <w:rFonts w:cs="Arial"/>
+          <w:spacing w:val="-3"/>
+          <w:sz w:val="18"/>
+        </w:rPr>
+        <w:t xml:space="preserve"> </w:t>
       </w:r>
       <w:proofErr w:type="gramStart"/>
       <w:r>
@@ -5110,7 +6394,25 @@
           <w:spacing w:val="-3"/>
           <w:sz w:val="18"/>
         </w:rPr>
-        <w:t xml:space="preserve">{% endif </w:t>
+        <w:t xml:space="preserve">{% </w:t>
+      </w:r>
+      <w:proofErr w:type="spellStart"/>
+      <w:r>
+        <w:rPr>
+          <w:rFonts w:cs="Arial"/>
+          <w:spacing w:val="-3"/>
+          <w:sz w:val="18"/>
+        </w:rPr>
+        <w:t>endif</w:t>
+      </w:r>
+      <w:proofErr w:type="spellEnd"/>
+      <w:r>
+        <w:rPr>
+          <w:rFonts w:cs="Arial"/>
+          <w:spacing w:val="-3"/>
+          <w:sz w:val="18"/>
+        </w:rPr>
+        <w:t xml:space="preserve"> </w:t>
       </w:r>
       <w:proofErr w:type="gramStart"/>
       <w:r>
@@ -5249,7 +6551,25 @@
           <w:spacing w:val="-3"/>
           <w:sz w:val="18"/>
         </w:rPr>
-        <w:t xml:space="preserve">{% endif </w:t>
+        <w:t xml:space="preserve">{% </w:t>
+      </w:r>
+      <w:proofErr w:type="spellStart"/>
+      <w:r>
+        <w:rPr>
+          <w:rFonts w:cs="Arial"/>
+          <w:spacing w:val="-3"/>
+          <w:sz w:val="18"/>
+        </w:rPr>
+        <w:t>endif</w:t>
+      </w:r>
+      <w:proofErr w:type="spellEnd"/>
+      <w:r>
+        <w:rPr>
+          <w:rFonts w:cs="Arial"/>
+          <w:spacing w:val="-3"/>
+          <w:sz w:val="18"/>
+        </w:rPr>
+        <w:t xml:space="preserve"> </w:t>
       </w:r>
       <w:proofErr w:type="gramStart"/>
       <w:r>
@@ -5314,7 +6634,25 @@
           <w:spacing w:val="-3"/>
           <w:sz w:val="18"/>
         </w:rPr>
-        <w:t xml:space="preserve">{% endif </w:t>
+        <w:t xml:space="preserve">{% </w:t>
+      </w:r>
+      <w:proofErr w:type="spellStart"/>
+      <w:r>
+        <w:rPr>
+          <w:rFonts w:cs="Arial"/>
+          <w:spacing w:val="-3"/>
+          <w:sz w:val="18"/>
+        </w:rPr>
+        <w:t>endif</w:t>
+      </w:r>
+      <w:proofErr w:type="spellEnd"/>
+      <w:r>
+        <w:rPr>
+          <w:rFonts w:cs="Arial"/>
+          <w:spacing w:val="-3"/>
+          <w:sz w:val="18"/>
+        </w:rPr>
+        <w:t xml:space="preserve"> </w:t>
       </w:r>
       <w:proofErr w:type="gramStart"/>
       <w:r>
@@ -5379,7 +6717,25 @@
           <w:spacing w:val="-3"/>
           <w:sz w:val="18"/>
         </w:rPr>
-        <w:t xml:space="preserve">{% endif </w:t>
+        <w:t xml:space="preserve">{% </w:t>
+      </w:r>
+      <w:proofErr w:type="spellStart"/>
+      <w:r>
+        <w:rPr>
+          <w:rFonts w:cs="Arial"/>
+          <w:spacing w:val="-3"/>
+          <w:sz w:val="18"/>
+        </w:rPr>
+        <w:t>endif</w:t>
+      </w:r>
+      <w:proofErr w:type="spellEnd"/>
+      <w:r>
+        <w:rPr>
+          <w:rFonts w:cs="Arial"/>
+          <w:spacing w:val="-3"/>
+          <w:sz w:val="18"/>
+        </w:rPr>
+        <w:t xml:space="preserve"> </w:t>
       </w:r>
       <w:proofErr w:type="gramStart"/>
       <w:r>
@@ -5444,7 +6800,25 @@
           <w:spacing w:val="-3"/>
           <w:sz w:val="18"/>
         </w:rPr>
-        <w:t xml:space="preserve">{% endif </w:t>
+        <w:t xml:space="preserve">{% </w:t>
+      </w:r>
+      <w:proofErr w:type="spellStart"/>
+      <w:r>
+        <w:rPr>
+          <w:rFonts w:cs="Arial"/>
+          <w:spacing w:val="-3"/>
+          <w:sz w:val="18"/>
+        </w:rPr>
+        <w:t>endif</w:t>
+      </w:r>
+      <w:proofErr w:type="spellEnd"/>
+      <w:r>
+        <w:rPr>
+          <w:rFonts w:cs="Arial"/>
+          <w:spacing w:val="-3"/>
+          <w:sz w:val="18"/>
+        </w:rPr>
+        <w:t xml:space="preserve"> </w:t>
       </w:r>
       <w:proofErr w:type="gramStart"/>
       <w:r>
@@ -5509,7 +6883,25 @@
           <w:spacing w:val="-3"/>
           <w:sz w:val="18"/>
         </w:rPr>
-        <w:t xml:space="preserve">{% endif </w:t>
+        <w:t xml:space="preserve">{% </w:t>
+      </w:r>
+      <w:proofErr w:type="spellStart"/>
+      <w:r>
+        <w:rPr>
+          <w:rFonts w:cs="Arial"/>
+          <w:spacing w:val="-3"/>
+          <w:sz w:val="18"/>
+        </w:rPr>
+        <w:t>endif</w:t>
+      </w:r>
+      <w:proofErr w:type="spellEnd"/>
+      <w:r>
+        <w:rPr>
+          <w:rFonts w:cs="Arial"/>
+          <w:spacing w:val="-3"/>
+          <w:sz w:val="18"/>
+        </w:rPr>
+        <w:t xml:space="preserve"> </w:t>
       </w:r>
       <w:proofErr w:type="gramStart"/>
       <w:r>
@@ -5634,7 +7026,25 @@
           <w:spacing w:val="-3"/>
           <w:sz w:val="18"/>
         </w:rPr>
-        <w:t xml:space="preserve">{% endif </w:t>
+        <w:t xml:space="preserve">{% </w:t>
+      </w:r>
+      <w:proofErr w:type="spellStart"/>
+      <w:r>
+        <w:rPr>
+          <w:rFonts w:cs="Arial"/>
+          <w:spacing w:val="-3"/>
+          <w:sz w:val="18"/>
+        </w:rPr>
+        <w:t>endif</w:t>
+      </w:r>
+      <w:proofErr w:type="spellEnd"/>
+      <w:r>
+        <w:rPr>
+          <w:rFonts w:cs="Arial"/>
+          <w:spacing w:val="-3"/>
+          <w:sz w:val="18"/>
+        </w:rPr>
+        <w:t xml:space="preserve"> </w:t>
       </w:r>
       <w:proofErr w:type="gramStart"/>
       <w:r>
@@ -5893,7 +7303,25 @@
           <w:spacing w:val="-3"/>
           <w:sz w:val="18"/>
         </w:rPr>
-        <w:t xml:space="preserve">{% endif </w:t>
+        <w:t xml:space="preserve">{% </w:t>
+      </w:r>
+      <w:proofErr w:type="spellStart"/>
+      <w:r>
+        <w:rPr>
+          <w:rFonts w:cs="Arial"/>
+          <w:spacing w:val="-3"/>
+          <w:sz w:val="18"/>
+        </w:rPr>
+        <w:t>endif</w:t>
+      </w:r>
+      <w:proofErr w:type="spellEnd"/>
+      <w:r>
+        <w:rPr>
+          <w:rFonts w:cs="Arial"/>
+          <w:spacing w:val="-3"/>
+          <w:sz w:val="18"/>
+        </w:rPr>
+        <w:t xml:space="preserve"> </w:t>
       </w:r>
       <w:proofErr w:type="gramStart"/>
       <w:r>
@@ -6172,6 +7600,7 @@
         </w:rPr>
         <w:t>%}</w:t>
       </w:r>
+      <w:proofErr w:type="spellStart"/>
       <w:r>
         <w:rPr>
           <w:rFonts w:cs="Arial"/>
@@ -6184,6 +7613,7 @@
         </w:rPr>
         <w:t>Précautions</w:t>
       </w:r>
+      <w:proofErr w:type="spellEnd"/>
       <w:proofErr w:type="gramEnd"/>
       <w:r>
         <w:rPr>
@@ -6195,8 +7625,48 @@
           <w:u w:val="single"/>
           <w:lang w:val="en-US"/>
         </w:rPr>
-        <w:t xml:space="preserve"> contre l’incendie</w:t>
-      </w:r>
+        <w:t xml:space="preserve"> </w:t>
+      </w:r>
+      <w:proofErr w:type="spellStart"/>
+      <w:r>
+        <w:rPr>
+          <w:rFonts w:cs="Arial"/>
+          <w:b/>
+          <w:bCs/>
+          <w:spacing w:val="-3"/>
+          <w:sz w:val="20"/>
+          <w:u w:val="single"/>
+          <w:lang w:val="en-US"/>
+        </w:rPr>
+        <w:t>contre</w:t>
+      </w:r>
+      <w:proofErr w:type="spellEnd"/>
+      <w:r>
+        <w:rPr>
+          <w:rFonts w:cs="Arial"/>
+          <w:b/>
+          <w:bCs/>
+          <w:spacing w:val="-3"/>
+          <w:sz w:val="20"/>
+          <w:u w:val="single"/>
+          <w:lang w:val="en-US"/>
+        </w:rPr>
+        <w:t xml:space="preserve"> </w:t>
+      </w:r>
+      <w:proofErr w:type="spellStart"/>
+      <w:r>
+        <w:rPr>
+          <w:rFonts w:cs="Arial"/>
+          <w:b/>
+          <w:bCs/>
+          <w:spacing w:val="-3"/>
+          <w:sz w:val="20"/>
+          <w:u w:val="single"/>
+          <w:lang w:val="en-US"/>
+        </w:rPr>
+        <w:t>l’incendie</w:t>
+      </w:r>
+      <w:proofErr w:type="spellEnd"/>
     </w:p>
     <w:p>
       <w:pPr>
@@ -6226,7 +7696,25 @@
           <w:spacing w:val="-3"/>
           <w:sz w:val="18"/>
         </w:rPr>
-        <w:t xml:space="preserve">{% endif </w:t>
+        <w:t xml:space="preserve">{% </w:t>
+      </w:r>
+      <w:proofErr w:type="spellStart"/>
+      <w:r>
+        <w:rPr>
+          <w:rFonts w:cs="Arial"/>
+          <w:spacing w:val="-3"/>
+          <w:sz w:val="18"/>
+        </w:rPr>
+        <w:t>endif</w:t>
+      </w:r>
+      <w:proofErr w:type="spellEnd"/>
+      <w:r>
+        <w:rPr>
+          <w:rFonts w:cs="Arial"/>
+          <w:spacing w:val="-3"/>
+          <w:sz w:val="18"/>
+        </w:rPr>
+        <w:t xml:space="preserve"> </w:t>
       </w:r>
       <w:proofErr w:type="gramStart"/>
       <w:r>
@@ -6317,7 +7805,25 @@
           <w:spacing w:val="-3"/>
           <w:sz w:val="18"/>
         </w:rPr>
-        <w:t xml:space="preserve">{% endif </w:t>
+        <w:t xml:space="preserve">{% </w:t>
+      </w:r>
+      <w:proofErr w:type="spellStart"/>
+      <w:r>
+        <w:rPr>
+          <w:rFonts w:cs="Arial"/>
+          <w:spacing w:val="-3"/>
+          <w:sz w:val="18"/>
+        </w:rPr>
+        <w:t>endif</w:t>
+      </w:r>
+      <w:proofErr w:type="spellEnd"/>
+      <w:r>
+        <w:rPr>
+          <w:rFonts w:cs="Arial"/>
+          <w:spacing w:val="-3"/>
+          <w:sz w:val="18"/>
+        </w:rPr>
+        <w:t xml:space="preserve"> </w:t>
       </w:r>
       <w:proofErr w:type="gramStart"/>
       <w:r>
@@ -6406,7 +7912,25 @@
           <w:spacing w:val="-3"/>
           <w:sz w:val="18"/>
         </w:rPr>
-        <w:t xml:space="preserve">{% endif </w:t>
+        <w:t xml:space="preserve">{% </w:t>
+      </w:r>
+      <w:proofErr w:type="spellStart"/>
+      <w:r>
+        <w:rPr>
+          <w:rFonts w:cs="Arial"/>
+          <w:spacing w:val="-3"/>
+          <w:sz w:val="18"/>
+        </w:rPr>
+        <w:t>endif</w:t>
+      </w:r>
+      <w:proofErr w:type="spellEnd"/>
+      <w:r>
+        <w:rPr>
+          <w:rFonts w:cs="Arial"/>
+          <w:spacing w:val="-3"/>
+          <w:sz w:val="18"/>
+        </w:rPr>
+        <w:t xml:space="preserve"> </w:t>
       </w:r>
       <w:proofErr w:type="gramStart"/>
       <w:r>
@@ -6496,7 +8020,25 @@
           <w:spacing w:val="-3"/>
           <w:sz w:val="18"/>
         </w:rPr>
-        <w:t xml:space="preserve">{% endif </w:t>
+        <w:t xml:space="preserve">{% </w:t>
+      </w:r>
+      <w:proofErr w:type="spellStart"/>
+      <w:r>
+        <w:rPr>
+          <w:rFonts w:cs="Arial"/>
+          <w:spacing w:val="-3"/>
+          <w:sz w:val="18"/>
+        </w:rPr>
+        <w:t>endif</w:t>
+      </w:r>
+      <w:proofErr w:type="spellEnd"/>
+      <w:r>
+        <w:rPr>
+          <w:rFonts w:cs="Arial"/>
+          <w:spacing w:val="-3"/>
+          <w:sz w:val="18"/>
+        </w:rPr>
+        <w:t xml:space="preserve"> </w:t>
       </w:r>
       <w:proofErr w:type="gramStart"/>
       <w:r>
@@ -6561,7 +8103,25 @@
           <w:spacing w:val="-3"/>
           <w:sz w:val="18"/>
         </w:rPr>
-        <w:t xml:space="preserve">{% endif </w:t>
+        <w:t xml:space="preserve">{% </w:t>
+      </w:r>
+      <w:proofErr w:type="spellStart"/>
+      <w:r>
+        <w:rPr>
+          <w:rFonts w:cs="Arial"/>
+          <w:spacing w:val="-3"/>
+          <w:sz w:val="18"/>
+        </w:rPr>
+        <w:t>endif</w:t>
+      </w:r>
+      <w:proofErr w:type="spellEnd"/>
+      <w:r>
+        <w:rPr>
+          <w:rFonts w:cs="Arial"/>
+          <w:spacing w:val="-3"/>
+          <w:sz w:val="18"/>
+        </w:rPr>
+        <w:t xml:space="preserve"> </w:t>
       </w:r>
       <w:proofErr w:type="gramStart"/>
       <w:r>
@@ -6643,7 +8203,25 @@
           <w:spacing w:val="-3"/>
           <w:sz w:val="18"/>
         </w:rPr>
-        <w:t xml:space="preserve">{% endif </w:t>
+        <w:t xml:space="preserve">{% </w:t>
+      </w:r>
+      <w:proofErr w:type="spellStart"/>
+      <w:r>
+        <w:rPr>
+          <w:rFonts w:cs="Arial"/>
+          <w:spacing w:val="-3"/>
+          <w:sz w:val="18"/>
+        </w:rPr>
+        <w:t>endif</w:t>
+      </w:r>
+      <w:proofErr w:type="spellEnd"/>
+      <w:r>
+        <w:rPr>
+          <w:rFonts w:cs="Arial"/>
+          <w:spacing w:val="-3"/>
+          <w:sz w:val="18"/>
+        </w:rPr>
+        <w:t xml:space="preserve"> </w:t>
       </w:r>
       <w:proofErr w:type="gramStart"/>
       <w:r>
@@ -7079,7 +8657,33 @@
           <w:u w:val="single"/>
           <w:lang w:val="en-US"/>
         </w:rPr>
-        <w:t xml:space="preserve"> – dégagements, sorties et sorties de secours</w:t>
+        <w:t xml:space="preserve"> – </w:t>
+      </w:r>
+      <w:proofErr w:type="spellStart"/>
+      <w:r>
+        <w:rPr>
+          <w:rFonts w:cs="Arial"/>
+          <w:b/>
+          <w:bCs/>
+          <w:spacing w:val="-3"/>
+          <w:sz w:val="20"/>
+          <w:u w:val="single"/>
+          <w:lang w:val="en-US"/>
+        </w:rPr>
+        <w:t>dégagements</w:t>
+      </w:r>
+      <w:proofErr w:type="spellEnd"/>
+      <w:r>
+        <w:rPr>
+          <w:rFonts w:cs="Arial"/>
+          <w:b/>
+          <w:bCs/>
+          <w:spacing w:val="-3"/>
+          <w:sz w:val="20"/>
+          <w:u w:val="single"/>
+          <w:lang w:val="en-US"/>
+        </w:rPr>
+        <w:t>, sorties et sorties de secours</w:t>
       </w:r>
     </w:p>
     <w:p>
@@ -7110,7 +8714,25 @@
           <w:spacing w:val="-3"/>
           <w:sz w:val="18"/>
         </w:rPr>
-        <w:t xml:space="preserve">{% endif </w:t>
+        <w:t xml:space="preserve">{% </w:t>
+      </w:r>
+      <w:proofErr w:type="spellStart"/>
+      <w:r>
+        <w:rPr>
+          <w:rFonts w:cs="Arial"/>
+          <w:spacing w:val="-3"/>
+          <w:sz w:val="18"/>
+        </w:rPr>
+        <w:t>endif</w:t>
+      </w:r>
+      <w:proofErr w:type="spellEnd"/>
+      <w:r>
+        <w:rPr>
+          <w:rFonts w:cs="Arial"/>
+          <w:spacing w:val="-3"/>
+          <w:sz w:val="18"/>
+        </w:rPr>
+        <w:t xml:space="preserve"> </w:t>
       </w:r>
       <w:proofErr w:type="gramStart"/>
       <w:r>
@@ -7294,7 +8916,25 @@
           <w:spacing w:val="-3"/>
           <w:sz w:val="18"/>
         </w:rPr>
-        <w:t xml:space="preserve">{% endif </w:t>
+        <w:t xml:space="preserve">{% </w:t>
+      </w:r>
+      <w:proofErr w:type="spellStart"/>
+      <w:r>
+        <w:rPr>
+          <w:rFonts w:cs="Arial"/>
+          <w:spacing w:val="-3"/>
+          <w:sz w:val="18"/>
+        </w:rPr>
+        <w:t>endif</w:t>
+      </w:r>
+      <w:proofErr w:type="spellEnd"/>
+      <w:r>
+        <w:rPr>
+          <w:rFonts w:cs="Arial"/>
+          <w:spacing w:val="-3"/>
+          <w:sz w:val="18"/>
+        </w:rPr>
+        <w:t xml:space="preserve"> </w:t>
       </w:r>
       <w:proofErr w:type="gramStart"/>
       <w:r>
@@ -7602,7 +9242,25 @@
           <w:spacing w:val="-3"/>
           <w:sz w:val="18"/>
         </w:rPr>
-        <w:t xml:space="preserve">{% endif </w:t>
+        <w:t xml:space="preserve">{% </w:t>
+      </w:r>
+      <w:proofErr w:type="spellStart"/>
+      <w:r>
+        <w:rPr>
+          <w:rFonts w:cs="Arial"/>
+          <w:spacing w:val="-3"/>
+          <w:sz w:val="18"/>
+        </w:rPr>
+        <w:t>endif</w:t>
+      </w:r>
+      <w:proofErr w:type="spellEnd"/>
+      <w:r>
+        <w:rPr>
+          <w:rFonts w:cs="Arial"/>
+          <w:spacing w:val="-3"/>
+          <w:sz w:val="18"/>
+        </w:rPr>
+        <w:t xml:space="preserve"> </w:t>
       </w:r>
       <w:proofErr w:type="gramStart"/>
       <w:r>
@@ -7704,7 +9362,25 @@
           <w:spacing w:val="-3"/>
           <w:sz w:val="18"/>
         </w:rPr>
-        <w:t xml:space="preserve">{% endif </w:t>
+        <w:t xml:space="preserve">{% </w:t>
+      </w:r>
+      <w:proofErr w:type="spellStart"/>
+      <w:r>
+        <w:rPr>
+          <w:rFonts w:cs="Arial"/>
+          <w:spacing w:val="-3"/>
+          <w:sz w:val="18"/>
+        </w:rPr>
+        <w:t>endif</w:t>
+      </w:r>
+      <w:proofErr w:type="spellEnd"/>
+      <w:r>
+        <w:rPr>
+          <w:rFonts w:cs="Arial"/>
+          <w:spacing w:val="-3"/>
+          <w:sz w:val="18"/>
+        </w:rPr>
+        <w:t xml:space="preserve"> </w:t>
       </w:r>
       <w:proofErr w:type="gramStart"/>
       <w:r>
@@ -7833,7 +9509,25 @@
           <w:spacing w:val="-3"/>
           <w:sz w:val="18"/>
         </w:rPr>
-        <w:t xml:space="preserve">{% endif </w:t>
+        <w:t xml:space="preserve">{% </w:t>
+      </w:r>
+      <w:proofErr w:type="spellStart"/>
+      <w:r>
+        <w:rPr>
+          <w:rFonts w:cs="Arial"/>
+          <w:spacing w:val="-3"/>
+          <w:sz w:val="18"/>
+        </w:rPr>
+        <w:t>endif</w:t>
+      </w:r>
+      <w:proofErr w:type="spellEnd"/>
+      <w:r>
+        <w:rPr>
+          <w:rFonts w:cs="Arial"/>
+          <w:spacing w:val="-3"/>
+          <w:sz w:val="18"/>
+        </w:rPr>
+        <w:t xml:space="preserve"> </w:t>
       </w:r>
       <w:proofErr w:type="gramStart"/>
       <w:r>
@@ -7924,7 +9618,25 @@
           <w:spacing w:val="-3"/>
           <w:sz w:val="18"/>
         </w:rPr>
-        <w:t xml:space="preserve">{% endif </w:t>
+        <w:t xml:space="preserve">{% </w:t>
+      </w:r>
+      <w:proofErr w:type="spellStart"/>
+      <w:r>
+        <w:rPr>
+          <w:rFonts w:cs="Arial"/>
+          <w:spacing w:val="-3"/>
+          <w:sz w:val="18"/>
+        </w:rPr>
+        <w:t>endif</w:t>
+      </w:r>
+      <w:proofErr w:type="spellEnd"/>
+      <w:r>
+        <w:rPr>
+          <w:rFonts w:cs="Arial"/>
+          <w:spacing w:val="-3"/>
+          <w:sz w:val="18"/>
+        </w:rPr>
+        <w:t xml:space="preserve"> </w:t>
       </w:r>
       <w:proofErr w:type="gramStart"/>
       <w:r>
@@ -8046,7 +9758,25 @@
           <w:spacing w:val="-3"/>
           <w:sz w:val="18"/>
         </w:rPr>
-        <w:t xml:space="preserve">{% endif </w:t>
+        <w:t xml:space="preserve">{% </w:t>
+      </w:r>
+      <w:proofErr w:type="spellStart"/>
+      <w:r>
+        <w:rPr>
+          <w:rFonts w:cs="Arial"/>
+          <w:spacing w:val="-3"/>
+          <w:sz w:val="18"/>
+        </w:rPr>
+        <w:t>endif</w:t>
+      </w:r>
+      <w:proofErr w:type="spellEnd"/>
+      <w:r>
+        <w:rPr>
+          <w:rFonts w:cs="Arial"/>
+          <w:spacing w:val="-3"/>
+          <w:sz w:val="18"/>
+        </w:rPr>
+        <w:t xml:space="preserve"> </w:t>
       </w:r>
       <w:proofErr w:type="gramStart"/>
       <w:r>
@@ -8136,7 +9866,25 @@
           <w:spacing w:val="-3"/>
           <w:sz w:val="18"/>
         </w:rPr>
-        <w:t xml:space="preserve">{% endif </w:t>
+        <w:t xml:space="preserve">{% </w:t>
+      </w:r>
+      <w:proofErr w:type="spellStart"/>
+      <w:r>
+        <w:rPr>
+          <w:rFonts w:cs="Arial"/>
+          <w:spacing w:val="-3"/>
+          <w:sz w:val="18"/>
+        </w:rPr>
+        <w:t>endif</w:t>
+      </w:r>
+      <w:proofErr w:type="spellEnd"/>
+      <w:r>
+        <w:rPr>
+          <w:rFonts w:cs="Arial"/>
+          <w:spacing w:val="-3"/>
+          <w:sz w:val="18"/>
+        </w:rPr>
+        <w:t xml:space="preserve"> </w:t>
       </w:r>
       <w:proofErr w:type="gramStart"/>
       <w:r>
@@ -8416,7 +10164,25 @@
           <w:spacing w:val="-3"/>
           <w:sz w:val="18"/>
         </w:rPr>
-        <w:t xml:space="preserve">{% endif </w:t>
+        <w:t xml:space="preserve">{% </w:t>
+      </w:r>
+      <w:proofErr w:type="spellStart"/>
+      <w:r>
+        <w:rPr>
+          <w:rFonts w:cs="Arial"/>
+          <w:spacing w:val="-3"/>
+          <w:sz w:val="18"/>
+        </w:rPr>
+        <w:t>endif</w:t>
+      </w:r>
+      <w:proofErr w:type="spellEnd"/>
+      <w:r>
+        <w:rPr>
+          <w:rFonts w:cs="Arial"/>
+          <w:spacing w:val="-3"/>
+          <w:sz w:val="18"/>
+        </w:rPr>
+        <w:t xml:space="preserve"> </w:t>
       </w:r>
       <w:proofErr w:type="gramStart"/>
       <w:r>
@@ -8539,7 +10305,25 @@
           <w:spacing w:val="-3"/>
           <w:sz w:val="18"/>
         </w:rPr>
-        <w:t xml:space="preserve">{% endif </w:t>
+        <w:t xml:space="preserve">{% </w:t>
+      </w:r>
+      <w:proofErr w:type="spellStart"/>
+      <w:r>
+        <w:rPr>
+          <w:rFonts w:cs="Arial"/>
+          <w:spacing w:val="-3"/>
+          <w:sz w:val="18"/>
+        </w:rPr>
+        <w:t>endif</w:t>
+      </w:r>
+      <w:proofErr w:type="spellEnd"/>
+      <w:r>
+        <w:rPr>
+          <w:rFonts w:cs="Arial"/>
+          <w:spacing w:val="-3"/>
+          <w:sz w:val="18"/>
+        </w:rPr>
+        <w:t xml:space="preserve"> </w:t>
       </w:r>
       <w:proofErr w:type="gramStart"/>
       <w:r>
@@ -8720,7 +10504,25 @@
           <w:spacing w:val="-3"/>
           <w:sz w:val="18"/>
         </w:rPr>
-        <w:t xml:space="preserve">{% endif </w:t>
+        <w:t xml:space="preserve">{% </w:t>
+      </w:r>
+      <w:proofErr w:type="spellStart"/>
+      <w:r>
+        <w:rPr>
+          <w:rFonts w:cs="Arial"/>
+          <w:spacing w:val="-3"/>
+          <w:sz w:val="18"/>
+        </w:rPr>
+        <w:t>endif</w:t>
+      </w:r>
+      <w:proofErr w:type="spellEnd"/>
+      <w:r>
+        <w:rPr>
+          <w:rFonts w:cs="Arial"/>
+          <w:spacing w:val="-3"/>
+          <w:sz w:val="18"/>
+        </w:rPr>
+        <w:t xml:space="preserve"> </w:t>
       </w:r>
       <w:proofErr w:type="gramStart"/>
       <w:r>
@@ -8795,7 +10597,25 @@
           <w:spacing w:val="-3"/>
           <w:sz w:val="18"/>
         </w:rPr>
-        <w:t xml:space="preserve">{% endif </w:t>
+        <w:t xml:space="preserve">{% </w:t>
+      </w:r>
+      <w:proofErr w:type="spellStart"/>
+      <w:r>
+        <w:rPr>
+          <w:rFonts w:cs="Arial"/>
+          <w:spacing w:val="-3"/>
+          <w:sz w:val="18"/>
+        </w:rPr>
+        <w:t>endif</w:t>
+      </w:r>
+      <w:proofErr w:type="spellEnd"/>
+      <w:r>
+        <w:rPr>
+          <w:rFonts w:cs="Arial"/>
+          <w:spacing w:val="-3"/>
+          <w:sz w:val="18"/>
+        </w:rPr>
+        <w:t xml:space="preserve"> </w:t>
       </w:r>
       <w:proofErr w:type="gramStart"/>
       <w:r>
@@ -9268,6 +11088,7 @@
         </w:rPr>
         <w:t>}</w:t>
       </w:r>
+      <w:proofErr w:type="spellStart"/>
       <w:r>
         <w:rPr>
           <w:rFonts w:cs="Arial"/>
@@ -9279,6 +11100,7 @@
         </w:rPr>
         <w:t>Signalisation</w:t>
       </w:r>
+      <w:proofErr w:type="spellEnd"/>
       <w:proofErr w:type="gramEnd"/>
     </w:p>
     <w:p>
@@ -9310,7 +11132,27 @@
           <w:sz w:val="18"/>
           <w:lang w:val="fr-BE"/>
         </w:rPr>
-        <w:t xml:space="preserve">{% endif </w:t>
+        <w:t xml:space="preserve">{% </w:t>
+      </w:r>
+      <w:proofErr w:type="spellStart"/>
+      <w:r>
+        <w:rPr>
+          <w:rFonts w:cs="Arial"/>
+          <w:spacing w:val="-3"/>
+          <w:sz w:val="18"/>
+          <w:lang w:val="fr-BE"/>
+        </w:rPr>
+        <w:t>endif</w:t>
+      </w:r>
+      <w:proofErr w:type="spellEnd"/>
+      <w:r>
+        <w:rPr>
+          <w:rFonts w:cs="Arial"/>
+          <w:spacing w:val="-3"/>
+          <w:sz w:val="18"/>
+          <w:lang w:val="fr-BE"/>
+        </w:rPr>
+        <w:t xml:space="preserve"> </w:t>
       </w:r>
       <w:proofErr w:type="gramStart"/>
       <w:r>
@@ -9384,7 +11226,25 @@
           <w:spacing w:val="-3"/>
           <w:sz w:val="18"/>
         </w:rPr>
-        <w:t xml:space="preserve">{% endif </w:t>
+        <w:t xml:space="preserve">{% </w:t>
+      </w:r>
+      <w:proofErr w:type="spellStart"/>
+      <w:r>
+        <w:rPr>
+          <w:rFonts w:cs="Arial"/>
+          <w:spacing w:val="-3"/>
+          <w:sz w:val="18"/>
+        </w:rPr>
+        <w:t>endif</w:t>
+      </w:r>
+      <w:proofErr w:type="spellEnd"/>
+      <w:r>
+        <w:rPr>
+          <w:rFonts w:cs="Arial"/>
+          <w:spacing w:val="-3"/>
+          <w:sz w:val="18"/>
+        </w:rPr>
+        <w:t xml:space="preserve"> </w:t>
       </w:r>
       <w:proofErr w:type="gramStart"/>
       <w:r>
@@ -9612,8 +11472,21 @@
           <w:u w:val="single"/>
           <w:lang w:val="en-US"/>
         </w:rPr>
-        <w:t xml:space="preserve"> électriques</w:t>
-      </w:r>
+        <w:t xml:space="preserve"> </w:t>
+      </w:r>
+      <w:proofErr w:type="spellStart"/>
+      <w:r>
+        <w:rPr>
+          <w:b/>
+          <w:bCs/>
+          <w:spacing w:val="-3"/>
+          <w:sz w:val="20"/>
+          <w:u w:val="single"/>
+          <w:lang w:val="en-US"/>
+        </w:rPr>
+        <w:t>électriques</w:t>
+      </w:r>
+      <w:proofErr w:type="spellEnd"/>
     </w:p>
     <w:p>
       <w:pPr>
@@ -9643,7 +11516,25 @@
           <w:spacing w:val="-3"/>
           <w:sz w:val="18"/>
         </w:rPr>
-        <w:t xml:space="preserve">{% endif </w:t>
+        <w:t xml:space="preserve">{% </w:t>
+      </w:r>
+      <w:proofErr w:type="spellStart"/>
+      <w:r>
+        <w:rPr>
+          <w:rFonts w:cs="Arial"/>
+          <w:spacing w:val="-3"/>
+          <w:sz w:val="18"/>
+        </w:rPr>
+        <w:t>endif</w:t>
+      </w:r>
+      <w:proofErr w:type="spellEnd"/>
+      <w:r>
+        <w:rPr>
+          <w:rFonts w:cs="Arial"/>
+          <w:spacing w:val="-3"/>
+          <w:sz w:val="18"/>
+        </w:rPr>
+        <w:t xml:space="preserve"> </w:t>
       </w:r>
       <w:proofErr w:type="gramStart"/>
       <w:r>
@@ -9717,7 +11608,25 @@
           <w:spacing w:val="-3"/>
           <w:sz w:val="18"/>
         </w:rPr>
-        <w:t xml:space="preserve">{% endif </w:t>
+        <w:t xml:space="preserve">{% </w:t>
+      </w:r>
+      <w:proofErr w:type="spellStart"/>
+      <w:r>
+        <w:rPr>
+          <w:rFonts w:cs="Arial"/>
+          <w:spacing w:val="-3"/>
+          <w:sz w:val="18"/>
+        </w:rPr>
+        <w:t>endif</w:t>
+      </w:r>
+      <w:proofErr w:type="spellEnd"/>
+      <w:r>
+        <w:rPr>
+          <w:rFonts w:cs="Arial"/>
+          <w:spacing w:val="-3"/>
+          <w:sz w:val="18"/>
+        </w:rPr>
+        <w:t xml:space="preserve"> </w:t>
       </w:r>
       <w:proofErr w:type="gramStart"/>
       <w:r>
@@ -9919,7 +11828,25 @@
           <w:spacing w:val="-3"/>
           <w:sz w:val="18"/>
         </w:rPr>
-        <w:t xml:space="preserve">{% endif </w:t>
+        <w:t xml:space="preserve">{% </w:t>
+      </w:r>
+      <w:proofErr w:type="spellStart"/>
+      <w:r>
+        <w:rPr>
+          <w:rFonts w:cs="Arial"/>
+          <w:spacing w:val="-3"/>
+          <w:sz w:val="18"/>
+        </w:rPr>
+        <w:t>endif</w:t>
+      </w:r>
+      <w:proofErr w:type="spellEnd"/>
+      <w:r>
+        <w:rPr>
+          <w:rFonts w:cs="Arial"/>
+          <w:spacing w:val="-3"/>
+          <w:sz w:val="18"/>
+        </w:rPr>
+        <w:t xml:space="preserve"> </w:t>
       </w:r>
       <w:proofErr w:type="gramStart"/>
       <w:r>
@@ -10140,6 +12067,7 @@
         </w:rPr>
         <w:t>%}</w:t>
       </w:r>
+      <w:proofErr w:type="spellStart"/>
       <w:r>
         <w:rPr>
           <w:rFonts w:cs="Arial"/>
@@ -10152,6 +12080,7 @@
         </w:rPr>
         <w:t>Eclairage</w:t>
       </w:r>
+      <w:proofErr w:type="spellEnd"/>
       <w:proofErr w:type="gramEnd"/>
       <w:r>
         <w:rPr>
@@ -10205,7 +12134,27 @@
           <w:sz w:val="18"/>
           <w:lang w:val="fr-BE"/>
         </w:rPr>
-        <w:t xml:space="preserve">% endif </w:t>
+        <w:t xml:space="preserve">% </w:t>
+      </w:r>
+      <w:proofErr w:type="spellStart"/>
+      <w:r>
+        <w:rPr>
+          <w:rFonts w:cs="Arial"/>
+          <w:spacing w:val="-3"/>
+          <w:sz w:val="18"/>
+          <w:lang w:val="fr-BE"/>
+        </w:rPr>
+        <w:t>endif</w:t>
+      </w:r>
+      <w:proofErr w:type="spellEnd"/>
+      <w:r>
+        <w:rPr>
+          <w:rFonts w:cs="Arial"/>
+          <w:spacing w:val="-3"/>
+          <w:sz w:val="18"/>
+          <w:lang w:val="fr-BE"/>
+        </w:rPr>
+        <w:t xml:space="preserve"> </w:t>
       </w:r>
       <w:proofErr w:type="gramStart"/>
       <w:r>
@@ -10331,7 +12280,25 @@
           <w:spacing w:val="-3"/>
           <w:sz w:val="18"/>
         </w:rPr>
-        <w:t xml:space="preserve">{% endif </w:t>
+        <w:t xml:space="preserve">{% </w:t>
+      </w:r>
+      <w:proofErr w:type="spellStart"/>
+      <w:r>
+        <w:rPr>
+          <w:rFonts w:cs="Arial"/>
+          <w:spacing w:val="-3"/>
+          <w:sz w:val="18"/>
+        </w:rPr>
+        <w:t>endif</w:t>
+      </w:r>
+      <w:proofErr w:type="spellEnd"/>
+      <w:r>
+        <w:rPr>
+          <w:rFonts w:cs="Arial"/>
+          <w:spacing w:val="-3"/>
+          <w:sz w:val="18"/>
+        </w:rPr>
+        <w:t xml:space="preserve"> </w:t>
       </w:r>
       <w:proofErr w:type="gramStart"/>
       <w:r>
@@ -10359,6 +12326,7 @@
         </w:rPr>
         <w:sym w:font="Wingdings" w:char="F071"/>
       </w:r>
+      <w:proofErr w:type="spellStart"/>
       <w:r>
         <w:rPr>
           <w:rFonts w:cs="Arial"/>
@@ -10375,7 +12343,17 @@
           <w:spacing w:val="-3"/>
           <w:sz w:val="18"/>
         </w:rPr>
-        <w:t>clairage de sécurité</w:t>
+        <w:t>clairage</w:t>
+      </w:r>
+      <w:proofErr w:type="spellEnd"/>
+      <w:r>
+        <w:rPr>
+          <w:rFonts w:cs="Arial"/>
+          <w:b/>
+          <w:spacing w:val="-3"/>
+          <w:sz w:val="18"/>
+        </w:rPr>
+        <w:t xml:space="preserve"> de sécurité</w:t>
       </w:r>
       <w:r>
         <w:rPr>
@@ -10414,7 +12392,25 @@
           <w:spacing w:val="-3"/>
           <w:sz w:val="18"/>
         </w:rPr>
-        <w:t xml:space="preserve">{% endif </w:t>
+        <w:t xml:space="preserve">{% </w:t>
+      </w:r>
+      <w:proofErr w:type="spellStart"/>
+      <w:r>
+        <w:rPr>
+          <w:rFonts w:cs="Arial"/>
+          <w:spacing w:val="-3"/>
+          <w:sz w:val="18"/>
+        </w:rPr>
+        <w:t>endif</w:t>
+      </w:r>
+      <w:proofErr w:type="spellEnd"/>
+      <w:r>
+        <w:rPr>
+          <w:rFonts w:cs="Arial"/>
+          <w:spacing w:val="-3"/>
+          <w:sz w:val="18"/>
+        </w:rPr>
+        <w:t xml:space="preserve"> </w:t>
       </w:r>
       <w:proofErr w:type="gramStart"/>
       <w:r>
@@ -10442,6 +12438,7 @@
         </w:rPr>
         <w:sym w:font="Wingdings" w:char="F071"/>
       </w:r>
+      <w:proofErr w:type="spellStart"/>
       <w:r>
         <w:rPr>
           <w:rFonts w:cs="Arial"/>
@@ -10458,7 +12455,17 @@
           <w:spacing w:val="-3"/>
           <w:sz w:val="18"/>
         </w:rPr>
-        <w:t>clairage de sécurité</w:t>
+        <w:t>clairage</w:t>
+      </w:r>
+      <w:proofErr w:type="spellEnd"/>
+      <w:r>
+        <w:rPr>
+          <w:rFonts w:cs="Arial"/>
+          <w:b/>
+          <w:spacing w:val="-3"/>
+          <w:sz w:val="18"/>
+        </w:rPr>
+        <w:t xml:space="preserve"> de sécurité</w:t>
       </w:r>
       <w:r>
         <w:rPr>
@@ -10596,6 +12603,7 @@
         </w:rPr>
         <w:t>%}</w:t>
       </w:r>
+      <w:proofErr w:type="spellStart"/>
       <w:r>
         <w:rPr>
           <w:rFonts w:cs="Arial"/>
@@ -10607,6 +12615,7 @@
         </w:rPr>
         <w:t>Equipements</w:t>
       </w:r>
+      <w:proofErr w:type="spellEnd"/>
       <w:proofErr w:type="gramEnd"/>
       <w:r>
         <w:rPr>
@@ -10649,7 +12658,27 @@
           <w:sz w:val="18"/>
           <w:lang w:val="fr-BE"/>
         </w:rPr>
-        <w:t xml:space="preserve">{% endif </w:t>
+        <w:t xml:space="preserve">{% </w:t>
+      </w:r>
+      <w:proofErr w:type="spellStart"/>
+      <w:r>
+        <w:rPr>
+          <w:rFonts w:cs="Arial"/>
+          <w:spacing w:val="-3"/>
+          <w:sz w:val="18"/>
+          <w:lang w:val="fr-BE"/>
+        </w:rPr>
+        <w:t>endif</w:t>
+      </w:r>
+      <w:proofErr w:type="spellEnd"/>
+      <w:r>
+        <w:rPr>
+          <w:rFonts w:cs="Arial"/>
+          <w:spacing w:val="-3"/>
+          <w:sz w:val="18"/>
+          <w:lang w:val="fr-BE"/>
+        </w:rPr>
+        <w:t xml:space="preserve"> </w:t>
       </w:r>
       <w:proofErr w:type="gramStart"/>
       <w:r>
@@ -10773,7 +12802,25 @@
           <w:spacing w:val="-3"/>
           <w:sz w:val="18"/>
         </w:rPr>
-        <w:t xml:space="preserve">{% endif </w:t>
+        <w:t xml:space="preserve">{% </w:t>
+      </w:r>
+      <w:proofErr w:type="spellStart"/>
+      <w:r>
+        <w:rPr>
+          <w:rFonts w:cs="Arial"/>
+          <w:spacing w:val="-3"/>
+          <w:sz w:val="18"/>
+        </w:rPr>
+        <w:t>endif</w:t>
+      </w:r>
+      <w:proofErr w:type="spellEnd"/>
+      <w:r>
+        <w:rPr>
+          <w:rFonts w:cs="Arial"/>
+          <w:spacing w:val="-3"/>
+          <w:sz w:val="18"/>
+        </w:rPr>
+        <w:t xml:space="preserve"> </w:t>
       </w:r>
       <w:proofErr w:type="gramStart"/>
       <w:r>
@@ -11241,8 +13288,48 @@
           <w:u w:val="single"/>
           <w:lang w:val="en-US"/>
         </w:rPr>
-        <w:t xml:space="preserve"> de Chauffage et de cuisson</w:t>
-      </w:r>
+        <w:t xml:space="preserve"> de </w:t>
+      </w:r>
+      <w:proofErr w:type="spellStart"/>
+      <w:r>
+        <w:rPr>
+          <w:rFonts w:cs="Arial"/>
+          <w:b/>
+          <w:bCs/>
+          <w:spacing w:val="-3"/>
+          <w:sz w:val="20"/>
+          <w:u w:val="single"/>
+          <w:lang w:val="en-US"/>
+        </w:rPr>
+        <w:t>Chauffage</w:t>
+      </w:r>
+      <w:proofErr w:type="spellEnd"/>
+      <w:r>
+        <w:rPr>
+          <w:rFonts w:cs="Arial"/>
+          <w:b/>
+          <w:bCs/>
+          <w:spacing w:val="-3"/>
+          <w:sz w:val="20"/>
+          <w:u w:val="single"/>
+          <w:lang w:val="en-US"/>
+        </w:rPr>
+        <w:t xml:space="preserve"> et de </w:t>
+      </w:r>
+      <w:proofErr w:type="spellStart"/>
+      <w:r>
+        <w:rPr>
+          <w:rFonts w:cs="Arial"/>
+          <w:b/>
+          <w:bCs/>
+          <w:spacing w:val="-3"/>
+          <w:sz w:val="20"/>
+          <w:u w:val="single"/>
+          <w:lang w:val="en-US"/>
+        </w:rPr>
+        <w:t>cuisson</w:t>
+      </w:r>
+      <w:proofErr w:type="spellEnd"/>
     </w:p>
     <w:p>
       <w:pPr>
@@ -11272,7 +13359,25 @@
           <w:spacing w:val="-3"/>
           <w:sz w:val="18"/>
         </w:rPr>
-        <w:t xml:space="preserve">{% endif </w:t>
+        <w:t xml:space="preserve">{% </w:t>
+      </w:r>
+      <w:proofErr w:type="spellStart"/>
+      <w:r>
+        <w:rPr>
+          <w:rFonts w:cs="Arial"/>
+          <w:spacing w:val="-3"/>
+          <w:sz w:val="18"/>
+        </w:rPr>
+        <w:t>endif</w:t>
+      </w:r>
+      <w:proofErr w:type="spellEnd"/>
+      <w:r>
+        <w:rPr>
+          <w:rFonts w:cs="Arial"/>
+          <w:spacing w:val="-3"/>
+          <w:sz w:val="18"/>
+        </w:rPr>
+        <w:t xml:space="preserve"> </w:t>
       </w:r>
       <w:proofErr w:type="gramStart"/>
       <w:r>
@@ -11407,7 +13512,25 @@
           <w:spacing w:val="-3"/>
           <w:sz w:val="18"/>
         </w:rPr>
-        <w:t xml:space="preserve">{% endif </w:t>
+        <w:t xml:space="preserve">{% </w:t>
+      </w:r>
+      <w:proofErr w:type="spellStart"/>
+      <w:r>
+        <w:rPr>
+          <w:rFonts w:cs="Arial"/>
+          <w:spacing w:val="-3"/>
+          <w:sz w:val="18"/>
+        </w:rPr>
+        <w:t>endif</w:t>
+      </w:r>
+      <w:proofErr w:type="spellEnd"/>
+      <w:r>
+        <w:rPr>
+          <w:rFonts w:cs="Arial"/>
+          <w:spacing w:val="-3"/>
+          <w:sz w:val="18"/>
+        </w:rPr>
+        <w:t xml:space="preserve"> </w:t>
       </w:r>
       <w:proofErr w:type="gramStart"/>
       <w:r>
@@ -11482,7 +13605,25 @@
           <w:spacing w:val="-3"/>
           <w:sz w:val="18"/>
         </w:rPr>
-        <w:t xml:space="preserve">{% endif </w:t>
+        <w:t xml:space="preserve">{% </w:t>
+      </w:r>
+      <w:proofErr w:type="spellStart"/>
+      <w:r>
+        <w:rPr>
+          <w:rFonts w:cs="Arial"/>
+          <w:spacing w:val="-3"/>
+          <w:sz w:val="18"/>
+        </w:rPr>
+        <w:t>endif</w:t>
+      </w:r>
+      <w:proofErr w:type="spellEnd"/>
+      <w:r>
+        <w:rPr>
+          <w:rFonts w:cs="Arial"/>
+          <w:spacing w:val="-3"/>
+          <w:sz w:val="18"/>
+        </w:rPr>
+        <w:t xml:space="preserve"> </w:t>
       </w:r>
       <w:proofErr w:type="gramStart"/>
       <w:r>
@@ -11548,7 +13689,25 @@
           <w:spacing w:val="-3"/>
           <w:sz w:val="18"/>
         </w:rPr>
-        <w:t xml:space="preserve">{% endif </w:t>
+        <w:t xml:space="preserve">{% </w:t>
+      </w:r>
+      <w:proofErr w:type="spellStart"/>
+      <w:r>
+        <w:rPr>
+          <w:rFonts w:cs="Arial"/>
+          <w:spacing w:val="-3"/>
+          <w:sz w:val="18"/>
+        </w:rPr>
+        <w:t>endif</w:t>
+      </w:r>
+      <w:proofErr w:type="spellEnd"/>
+      <w:r>
+        <w:rPr>
+          <w:rFonts w:cs="Arial"/>
+          <w:spacing w:val="-3"/>
+          <w:sz w:val="18"/>
+        </w:rPr>
+        <w:t xml:space="preserve"> </w:t>
       </w:r>
       <w:proofErr w:type="gramStart"/>
       <w:r>
@@ -11630,7 +13789,25 @@
           <w:spacing w:val="-3"/>
           <w:sz w:val="18"/>
         </w:rPr>
-        <w:t xml:space="preserve">{% endif </w:t>
+        <w:t xml:space="preserve">{% </w:t>
+      </w:r>
+      <w:proofErr w:type="spellStart"/>
+      <w:r>
+        <w:rPr>
+          <w:rFonts w:cs="Arial"/>
+          <w:spacing w:val="-3"/>
+          <w:sz w:val="18"/>
+        </w:rPr>
+        <w:t>endif</w:t>
+      </w:r>
+      <w:proofErr w:type="spellEnd"/>
+      <w:r>
+        <w:rPr>
+          <w:rFonts w:cs="Arial"/>
+          <w:spacing w:val="-3"/>
+          <w:sz w:val="18"/>
+        </w:rPr>
+        <w:t xml:space="preserve"> </w:t>
       </w:r>
       <w:proofErr w:type="gramStart"/>
       <w:r>
@@ -11705,7 +13882,25 @@
           <w:spacing w:val="-3"/>
           <w:sz w:val="18"/>
         </w:rPr>
-        <w:t xml:space="preserve">{% endif </w:t>
+        <w:t xml:space="preserve">{% </w:t>
+      </w:r>
+      <w:proofErr w:type="spellStart"/>
+      <w:r>
+        <w:rPr>
+          <w:rFonts w:cs="Arial"/>
+          <w:spacing w:val="-3"/>
+          <w:sz w:val="18"/>
+        </w:rPr>
+        <w:t>endif</w:t>
+      </w:r>
+      <w:proofErr w:type="spellEnd"/>
+      <w:r>
+        <w:rPr>
+          <w:rFonts w:cs="Arial"/>
+          <w:spacing w:val="-3"/>
+          <w:sz w:val="18"/>
+        </w:rPr>
+        <w:t xml:space="preserve"> </w:t>
       </w:r>
       <w:proofErr w:type="gramStart"/>
       <w:r>
@@ -11780,7 +13975,25 @@
           <w:spacing w:val="-3"/>
           <w:sz w:val="18"/>
         </w:rPr>
-        <w:t xml:space="preserve">{% endif </w:t>
+        <w:t xml:space="preserve">{% </w:t>
+      </w:r>
+      <w:proofErr w:type="spellStart"/>
+      <w:r>
+        <w:rPr>
+          <w:rFonts w:cs="Arial"/>
+          <w:spacing w:val="-3"/>
+          <w:sz w:val="18"/>
+        </w:rPr>
+        <w:t>endif</w:t>
+      </w:r>
+      <w:proofErr w:type="spellEnd"/>
+      <w:r>
+        <w:rPr>
+          <w:rFonts w:cs="Arial"/>
+          <w:spacing w:val="-3"/>
+          <w:sz w:val="18"/>
+        </w:rPr>
+        <w:t xml:space="preserve"> </w:t>
       </w:r>
       <w:proofErr w:type="gramStart"/>
       <w:r>
@@ -11888,7 +14101,25 @@
           <w:spacing w:val="-3"/>
           <w:sz w:val="18"/>
         </w:rPr>
-        <w:t xml:space="preserve">{% endif </w:t>
+        <w:t xml:space="preserve">{% </w:t>
+      </w:r>
+      <w:proofErr w:type="spellStart"/>
+      <w:r>
+        <w:rPr>
+          <w:rFonts w:cs="Arial"/>
+          <w:spacing w:val="-3"/>
+          <w:sz w:val="18"/>
+        </w:rPr>
+        <w:t>endif</w:t>
+      </w:r>
+      <w:proofErr w:type="spellEnd"/>
+      <w:r>
+        <w:rPr>
+          <w:rFonts w:cs="Arial"/>
+          <w:spacing w:val="-3"/>
+          <w:sz w:val="18"/>
+        </w:rPr>
+        <w:t xml:space="preserve"> </w:t>
       </w:r>
       <w:proofErr w:type="gramStart"/>
       <w:r>
@@ -12026,7 +14257,25 @@
           <w:spacing w:val="-3"/>
           <w:sz w:val="18"/>
         </w:rPr>
-        <w:t xml:space="preserve">{% endif </w:t>
+        <w:t xml:space="preserve">{% </w:t>
+      </w:r>
+      <w:proofErr w:type="spellStart"/>
+      <w:r>
+        <w:rPr>
+          <w:rFonts w:cs="Arial"/>
+          <w:spacing w:val="-3"/>
+          <w:sz w:val="18"/>
+        </w:rPr>
+        <w:t>endif</w:t>
+      </w:r>
+      <w:proofErr w:type="spellEnd"/>
+      <w:r>
+        <w:rPr>
+          <w:rFonts w:cs="Arial"/>
+          <w:spacing w:val="-3"/>
+          <w:sz w:val="18"/>
+        </w:rPr>
+        <w:t xml:space="preserve"> </w:t>
       </w:r>
       <w:proofErr w:type="gramStart"/>
       <w:r>
@@ -12225,7 +14474,25 @@
           <w:spacing w:val="-3"/>
           <w:sz w:val="18"/>
         </w:rPr>
-        <w:t xml:space="preserve">{% endif </w:t>
+        <w:t xml:space="preserve">{% </w:t>
+      </w:r>
+      <w:proofErr w:type="spellStart"/>
+      <w:r>
+        <w:rPr>
+          <w:rFonts w:cs="Arial"/>
+          <w:spacing w:val="-3"/>
+          <w:sz w:val="18"/>
+        </w:rPr>
+        <w:t>endif</w:t>
+      </w:r>
+      <w:proofErr w:type="spellEnd"/>
+      <w:r>
+        <w:rPr>
+          <w:rFonts w:cs="Arial"/>
+          <w:spacing w:val="-3"/>
+          <w:sz w:val="18"/>
+        </w:rPr>
+        <w:t xml:space="preserve"> </w:t>
       </w:r>
       <w:proofErr w:type="gramStart"/>
       <w:r>
@@ -12744,7 +15011,25 @@
           <w:spacing w:val="-3"/>
           <w:sz w:val="18"/>
         </w:rPr>
-        <w:t xml:space="preserve">{% endif </w:t>
+        <w:t xml:space="preserve">{% </w:t>
+      </w:r>
+      <w:proofErr w:type="spellStart"/>
+      <w:r>
+        <w:rPr>
+          <w:rFonts w:cs="Arial"/>
+          <w:spacing w:val="-3"/>
+          <w:sz w:val="18"/>
+        </w:rPr>
+        <w:t>endif</w:t>
+      </w:r>
+      <w:proofErr w:type="spellEnd"/>
+      <w:r>
+        <w:rPr>
+          <w:rFonts w:cs="Arial"/>
+          <w:spacing w:val="-3"/>
+          <w:sz w:val="18"/>
+        </w:rPr>
+        <w:t xml:space="preserve"> </w:t>
       </w:r>
       <w:proofErr w:type="gramStart"/>
       <w:r>
@@ -13180,8 +15465,74 @@
           <w:u w:val="single"/>
           <w:lang w:val="en-US"/>
         </w:rPr>
-        <w:t xml:space="preserve"> de lutte contre l’incendie</w:t>
-      </w:r>
+        <w:t xml:space="preserve"> de </w:t>
+      </w:r>
+      <w:proofErr w:type="spellStart"/>
+      <w:r>
+        <w:rPr>
+          <w:rFonts w:cs="Arial"/>
+          <w:b/>
+          <w:bCs/>
+          <w:spacing w:val="-3"/>
+          <w:sz w:val="20"/>
+          <w:u w:val="single"/>
+          <w:lang w:val="en-US"/>
+        </w:rPr>
+        <w:t>lutte</w:t>
+      </w:r>
+      <w:proofErr w:type="spellEnd"/>
+      <w:r>
+        <w:rPr>
+          <w:rFonts w:cs="Arial"/>
+          <w:b/>
+          <w:bCs/>
+          <w:spacing w:val="-3"/>
+          <w:sz w:val="20"/>
+          <w:u w:val="single"/>
+          <w:lang w:val="en-US"/>
+        </w:rPr>
+        <w:t xml:space="preserve"> </w:t>
+      </w:r>
+      <w:proofErr w:type="spellStart"/>
+      <w:r>
+        <w:rPr>
+          <w:rFonts w:cs="Arial"/>
+          <w:b/>
+          <w:bCs/>
+          <w:spacing w:val="-3"/>
+          <w:sz w:val="20"/>
+          <w:u w:val="single"/>
+          <w:lang w:val="en-US"/>
+        </w:rPr>
+        <w:t>contre</w:t>
+      </w:r>
+      <w:proofErr w:type="spellEnd"/>
+      <w:r>
+        <w:rPr>
+          <w:rFonts w:cs="Arial"/>
+          <w:b/>
+          <w:bCs/>
+          <w:spacing w:val="-3"/>
+          <w:sz w:val="20"/>
+          <w:u w:val="single"/>
+          <w:lang w:val="en-US"/>
+        </w:rPr>
+        <w:t xml:space="preserve"> </w:t>
+      </w:r>
+      <w:proofErr w:type="spellStart"/>
+      <w:r>
+        <w:rPr>
+          <w:rFonts w:cs="Arial"/>
+          <w:b/>
+          <w:bCs/>
+          <w:spacing w:val="-3"/>
+          <w:sz w:val="20"/>
+          <w:u w:val="single"/>
+          <w:lang w:val="en-US"/>
+        </w:rPr>
+        <w:t>l’incendie</w:t>
+      </w:r>
+      <w:proofErr w:type="spellEnd"/>
     </w:p>
     <w:p>
       <w:pPr>
@@ -13211,7 +15562,25 @@
           <w:spacing w:val="-3"/>
           <w:sz w:val="18"/>
         </w:rPr>
-        <w:t xml:space="preserve">{% endif </w:t>
+        <w:t xml:space="preserve">{% </w:t>
+      </w:r>
+      <w:proofErr w:type="spellStart"/>
+      <w:r>
+        <w:rPr>
+          <w:rFonts w:cs="Arial"/>
+          <w:spacing w:val="-3"/>
+          <w:sz w:val="18"/>
+        </w:rPr>
+        <w:t>endif</w:t>
+      </w:r>
+      <w:proofErr w:type="spellEnd"/>
+      <w:r>
+        <w:rPr>
+          <w:rFonts w:cs="Arial"/>
+          <w:spacing w:val="-3"/>
+          <w:sz w:val="18"/>
+        </w:rPr>
+        <w:t xml:space="preserve"> </w:t>
       </w:r>
       <w:proofErr w:type="gramStart"/>
       <w:r>
@@ -13284,7 +15653,25 @@
           <w:spacing w:val="-3"/>
           <w:sz w:val="18"/>
         </w:rPr>
-        <w:t xml:space="preserve">{% endif </w:t>
+        <w:t xml:space="preserve">{% </w:t>
+      </w:r>
+      <w:proofErr w:type="spellStart"/>
+      <w:r>
+        <w:rPr>
+          <w:rFonts w:cs="Arial"/>
+          <w:spacing w:val="-3"/>
+          <w:sz w:val="18"/>
+        </w:rPr>
+        <w:t>endif</w:t>
+      </w:r>
+      <w:proofErr w:type="spellEnd"/>
+      <w:r>
+        <w:rPr>
+          <w:rFonts w:cs="Arial"/>
+          <w:spacing w:val="-3"/>
+          <w:sz w:val="18"/>
+        </w:rPr>
+        <w:t xml:space="preserve"> </w:t>
       </w:r>
       <w:proofErr w:type="gramStart"/>
       <w:r>
@@ -13447,7 +15834,25 @@
           <w:spacing w:val="-3"/>
           <w:sz w:val="18"/>
         </w:rPr>
-        <w:t xml:space="preserve">{% endif </w:t>
+        <w:t xml:space="preserve">{% </w:t>
+      </w:r>
+      <w:proofErr w:type="spellStart"/>
+      <w:r>
+        <w:rPr>
+          <w:rFonts w:cs="Arial"/>
+          <w:spacing w:val="-3"/>
+          <w:sz w:val="18"/>
+        </w:rPr>
+        <w:t>endif</w:t>
+      </w:r>
+      <w:proofErr w:type="spellEnd"/>
+      <w:r>
+        <w:rPr>
+          <w:rFonts w:cs="Arial"/>
+          <w:spacing w:val="-3"/>
+          <w:sz w:val="18"/>
+        </w:rPr>
+        <w:t xml:space="preserve"> </w:t>
       </w:r>
       <w:proofErr w:type="gramStart"/>
       <w:r>
@@ -13557,7 +15962,25 @@
           <w:spacing w:val="-3"/>
           <w:sz w:val="18"/>
         </w:rPr>
-        <w:t xml:space="preserve">{% endif </w:t>
+        <w:t xml:space="preserve">{% </w:t>
+      </w:r>
+      <w:proofErr w:type="spellStart"/>
+      <w:r>
+        <w:rPr>
+          <w:rFonts w:cs="Arial"/>
+          <w:spacing w:val="-3"/>
+          <w:sz w:val="18"/>
+        </w:rPr>
+        <w:t>endif</w:t>
+      </w:r>
+      <w:proofErr w:type="spellEnd"/>
+      <w:r>
+        <w:rPr>
+          <w:rFonts w:cs="Arial"/>
+          <w:spacing w:val="-3"/>
+          <w:sz w:val="18"/>
+        </w:rPr>
+        <w:t xml:space="preserve"> </w:t>
       </w:r>
       <w:proofErr w:type="gramStart"/>
       <w:r>
@@ -13762,6 +16185,7 @@
         </w:rPr>
         <w:t>%}</w:t>
       </w:r>
+      <w:proofErr w:type="spellStart"/>
       <w:r>
         <w:rPr>
           <w:rFonts w:cs="Arial"/>
@@ -13774,6 +16198,7 @@
         </w:rPr>
         <w:t>Annonce</w:t>
       </w:r>
+      <w:proofErr w:type="spellEnd"/>
       <w:proofErr w:type="gramEnd"/>
       <w:r>
         <w:rPr>
@@ -13785,8 +16210,22 @@
           <w:u w:val="single"/>
           <w:lang w:val="en-US"/>
         </w:rPr>
-        <w:t xml:space="preserve"> - Alerte – Alarme</w:t>
-      </w:r>
+        <w:t xml:space="preserve"> - Alerte – </w:t>
+      </w:r>
+      <w:proofErr w:type="spellStart"/>
+      <w:r>
+        <w:rPr>
+          <w:rFonts w:cs="Arial"/>
+          <w:b/>
+          <w:bCs/>
+          <w:spacing w:val="-3"/>
+          <w:sz w:val="20"/>
+          <w:u w:val="single"/>
+          <w:lang w:val="en-US"/>
+        </w:rPr>
+        <w:t>Alarme</w:t>
+      </w:r>
+      <w:proofErr w:type="spellEnd"/>
     </w:p>
     <w:p>
       <w:pPr>
@@ -13816,7 +16255,25 @@
           <w:spacing w:val="-3"/>
           <w:sz w:val="18"/>
         </w:rPr>
-        <w:t xml:space="preserve">{% endif </w:t>
+        <w:t xml:space="preserve">{% </w:t>
+      </w:r>
+      <w:proofErr w:type="spellStart"/>
+      <w:r>
+        <w:rPr>
+          <w:rFonts w:cs="Arial"/>
+          <w:spacing w:val="-3"/>
+          <w:sz w:val="18"/>
+        </w:rPr>
+        <w:t>endif</w:t>
+      </w:r>
+      <w:proofErr w:type="spellEnd"/>
+      <w:r>
+        <w:rPr>
+          <w:rFonts w:cs="Arial"/>
+          <w:spacing w:val="-3"/>
+          <w:sz w:val="18"/>
+        </w:rPr>
+        <w:t xml:space="preserve"> </w:t>
       </w:r>
       <w:proofErr w:type="gramStart"/>
       <w:r>
@@ -13930,14 +16387,45 @@
         </w:rPr>
         <w:sym w:font="Wingdings" w:char="F071"/>
       </w:r>
-      <w:r>
-        <w:rPr>
-          <w:rFonts w:cs="Arial"/>
-          <w:spacing w:val="-3"/>
-          <w:sz w:val="18"/>
-          <w:lang w:val="en-US"/>
-        </w:rPr>
-        <w:t xml:space="preserve">Numéro d’urgence </w:t>
+      <w:proofErr w:type="spellStart"/>
+      <w:r>
+        <w:rPr>
+          <w:rFonts w:cs="Arial"/>
+          <w:spacing w:val="-3"/>
+          <w:sz w:val="18"/>
+          <w:lang w:val="en-US"/>
+        </w:rPr>
+        <w:t>Numéro</w:t>
+      </w:r>
+      <w:proofErr w:type="spellEnd"/>
+      <w:r>
+        <w:rPr>
+          <w:rFonts w:cs="Arial"/>
+          <w:spacing w:val="-3"/>
+          <w:sz w:val="18"/>
+          <w:lang w:val="en-US"/>
+        </w:rPr>
+        <w:t xml:space="preserve"> </w:t>
+      </w:r>
+      <w:proofErr w:type="spellStart"/>
+      <w:r>
+        <w:rPr>
+          <w:rFonts w:cs="Arial"/>
+          <w:spacing w:val="-3"/>
+          <w:sz w:val="18"/>
+          <w:lang w:val="en-US"/>
+        </w:rPr>
+        <w:t>d’urgence</w:t>
+      </w:r>
+      <w:proofErr w:type="spellEnd"/>
+      <w:r>
+        <w:rPr>
+          <w:rFonts w:cs="Arial"/>
+          <w:spacing w:val="-3"/>
+          <w:sz w:val="18"/>
+          <w:lang w:val="en-US"/>
+        </w:rPr>
+        <w:t xml:space="preserve"> </w:t>
       </w:r>
       <w:r>
         <w:rPr>
@@ -13956,7 +16444,27 @@
           <w:sz w:val="18"/>
           <w:lang w:val="en-US"/>
         </w:rPr>
-        <w:t xml:space="preserve"> affiché.</w:t>
+        <w:t xml:space="preserve"> </w:t>
+      </w:r>
+      <w:proofErr w:type="spellStart"/>
+      <w:r>
+        <w:rPr>
+          <w:rFonts w:cs="Arial"/>
+          <w:spacing w:val="-3"/>
+          <w:sz w:val="18"/>
+          <w:lang w:val="en-US"/>
+        </w:rPr>
+        <w:t>affiché</w:t>
+      </w:r>
+      <w:proofErr w:type="spellEnd"/>
+      <w:r>
+        <w:rPr>
+          <w:rFonts w:cs="Arial"/>
+          <w:spacing w:val="-3"/>
+          <w:sz w:val="18"/>
+          <w:lang w:val="en-US"/>
+        </w:rPr>
+        <w:t>.</w:t>
       </w:r>
     </w:p>
     <w:p>
@@ -13987,7 +16495,25 @@
           <w:spacing w:val="-3"/>
           <w:sz w:val="18"/>
         </w:rPr>
-        <w:t xml:space="preserve">{% endif </w:t>
+        <w:t xml:space="preserve">{% </w:t>
+      </w:r>
+      <w:proofErr w:type="spellStart"/>
+      <w:r>
+        <w:rPr>
+          <w:rFonts w:cs="Arial"/>
+          <w:spacing w:val="-3"/>
+          <w:sz w:val="18"/>
+        </w:rPr>
+        <w:t>endif</w:t>
+      </w:r>
+      <w:proofErr w:type="spellEnd"/>
+      <w:r>
+        <w:rPr>
+          <w:rFonts w:cs="Arial"/>
+          <w:spacing w:val="-3"/>
+          <w:sz w:val="18"/>
+        </w:rPr>
+        <w:t xml:space="preserve"> </w:t>
       </w:r>
       <w:proofErr w:type="gramStart"/>
       <w:r>
@@ -14070,7 +16596,27 @@
           <w:sz w:val="18"/>
           <w:lang w:val="fr-BE"/>
         </w:rPr>
-        <w:t xml:space="preserve">{% endif </w:t>
+        <w:t xml:space="preserve">{% </w:t>
+      </w:r>
+      <w:proofErr w:type="spellStart"/>
+      <w:r>
+        <w:rPr>
+          <w:rFonts w:cs="Arial"/>
+          <w:spacing w:val="-3"/>
+          <w:sz w:val="18"/>
+          <w:lang w:val="fr-BE"/>
+        </w:rPr>
+        <w:t>endif</w:t>
+      </w:r>
+      <w:proofErr w:type="spellEnd"/>
+      <w:r>
+        <w:rPr>
+          <w:rFonts w:cs="Arial"/>
+          <w:spacing w:val="-3"/>
+          <w:sz w:val="18"/>
+          <w:lang w:val="fr-BE"/>
+        </w:rPr>
+        <w:t xml:space="preserve"> </w:t>
       </w:r>
       <w:proofErr w:type="gramStart"/>
       <w:r>
@@ -14162,7 +16708,25 @@
           <w:spacing w:val="-3"/>
           <w:sz w:val="18"/>
         </w:rPr>
-        <w:t xml:space="preserve">{% endif </w:t>
+        <w:t xml:space="preserve">{% </w:t>
+      </w:r>
+      <w:proofErr w:type="spellStart"/>
+      <w:r>
+        <w:rPr>
+          <w:rFonts w:cs="Arial"/>
+          <w:spacing w:val="-3"/>
+          <w:sz w:val="18"/>
+        </w:rPr>
+        <w:t>endif</w:t>
+      </w:r>
+      <w:proofErr w:type="spellEnd"/>
+      <w:r>
+        <w:rPr>
+          <w:rFonts w:cs="Arial"/>
+          <w:spacing w:val="-3"/>
+          <w:sz w:val="18"/>
+        </w:rPr>
+        <w:t xml:space="preserve"> </w:t>
       </w:r>
       <w:proofErr w:type="gramStart"/>
       <w:r>
@@ -14227,7 +16791,25 @@
           <w:spacing w:val="-3"/>
           <w:sz w:val="18"/>
         </w:rPr>
-        <w:t xml:space="preserve">{% endif </w:t>
+        <w:t xml:space="preserve">{% </w:t>
+      </w:r>
+      <w:proofErr w:type="spellStart"/>
+      <w:r>
+        <w:rPr>
+          <w:rFonts w:cs="Arial"/>
+          <w:spacing w:val="-3"/>
+          <w:sz w:val="18"/>
+        </w:rPr>
+        <w:t>endif</w:t>
+      </w:r>
+      <w:proofErr w:type="spellEnd"/>
+      <w:r>
+        <w:rPr>
+          <w:rFonts w:cs="Arial"/>
+          <w:spacing w:val="-3"/>
+          <w:sz w:val="18"/>
+        </w:rPr>
+        <w:t xml:space="preserve"> </w:t>
       </w:r>
       <w:proofErr w:type="gramStart"/>
       <w:r>
@@ -14586,6 +17168,7 @@
         </w:rPr>
         <w:t>%}</w:t>
       </w:r>
+      <w:proofErr w:type="spellStart"/>
       <w:r>
         <w:rPr>
           <w:rFonts w:cs="Arial"/>
@@ -14598,6 +17181,7 @@
         </w:rPr>
         <w:t>Tentes</w:t>
       </w:r>
+      <w:proofErr w:type="spellEnd"/>
       <w:proofErr w:type="gramEnd"/>
       <w:r>
         <w:rPr>
@@ -14609,7 +17193,33 @@
           <w:u w:val="single"/>
           <w:lang w:val="en-US"/>
         </w:rPr>
-        <w:t xml:space="preserve"> (de moins de 60 m²)</w:t>
+        <w:t xml:space="preserve"> (de </w:t>
+      </w:r>
+      <w:proofErr w:type="spellStart"/>
+      <w:r>
+        <w:rPr>
+          <w:rFonts w:cs="Arial"/>
+          <w:b/>
+          <w:bCs/>
+          <w:spacing w:val="-3"/>
+          <w:sz w:val="20"/>
+          <w:u w:val="single"/>
+          <w:lang w:val="en-US"/>
+        </w:rPr>
+        <w:t>moins</w:t>
+      </w:r>
+      <w:proofErr w:type="spellEnd"/>
+      <w:r>
+        <w:rPr>
+          <w:rFonts w:cs="Arial"/>
+          <w:b/>
+          <w:bCs/>
+          <w:spacing w:val="-3"/>
+          <w:sz w:val="20"/>
+          <w:u w:val="single"/>
+          <w:lang w:val="en-US"/>
+        </w:rPr>
+        <w:t xml:space="preserve"> de 60 m²)</w:t>
       </w:r>
     </w:p>
     <w:p>
@@ -14640,7 +17250,25 @@
           <w:spacing w:val="-3"/>
           <w:sz w:val="18"/>
         </w:rPr>
-        <w:t xml:space="preserve">{% endif </w:t>
+        <w:t xml:space="preserve">{% </w:t>
+      </w:r>
+      <w:proofErr w:type="spellStart"/>
+      <w:r>
+        <w:rPr>
+          <w:rFonts w:cs="Arial"/>
+          <w:spacing w:val="-3"/>
+          <w:sz w:val="18"/>
+        </w:rPr>
+        <w:t>endif</w:t>
+      </w:r>
+      <w:proofErr w:type="spellEnd"/>
+      <w:r>
+        <w:rPr>
+          <w:rFonts w:cs="Arial"/>
+          <w:spacing w:val="-3"/>
+          <w:sz w:val="18"/>
+        </w:rPr>
+        <w:t xml:space="preserve"> </w:t>
       </w:r>
       <w:proofErr w:type="gramStart"/>
       <w:r>
@@ -14738,7 +17366,25 @@
           <w:spacing w:val="-3"/>
           <w:sz w:val="18"/>
         </w:rPr>
-        <w:t xml:space="preserve">{% endif </w:t>
+        <w:t xml:space="preserve">{% </w:t>
+      </w:r>
+      <w:proofErr w:type="spellStart"/>
+      <w:r>
+        <w:rPr>
+          <w:rFonts w:cs="Arial"/>
+          <w:spacing w:val="-3"/>
+          <w:sz w:val="18"/>
+        </w:rPr>
+        <w:t>endif</w:t>
+      </w:r>
+      <w:proofErr w:type="spellEnd"/>
+      <w:r>
+        <w:rPr>
+          <w:rFonts w:cs="Arial"/>
+          <w:spacing w:val="-3"/>
+          <w:sz w:val="18"/>
+        </w:rPr>
+        <w:t xml:space="preserve"> </w:t>
       </w:r>
       <w:proofErr w:type="gramStart"/>
       <w:r>
@@ -14829,7 +17475,25 @@
           <w:spacing w:val="-3"/>
           <w:sz w:val="18"/>
         </w:rPr>
-        <w:t xml:space="preserve">{% endif </w:t>
+        <w:t xml:space="preserve">{% </w:t>
+      </w:r>
+      <w:proofErr w:type="spellStart"/>
+      <w:r>
+        <w:rPr>
+          <w:rFonts w:cs="Arial"/>
+          <w:spacing w:val="-3"/>
+          <w:sz w:val="18"/>
+        </w:rPr>
+        <w:t>endif</w:t>
+      </w:r>
+      <w:proofErr w:type="spellEnd"/>
+      <w:r>
+        <w:rPr>
+          <w:rFonts w:cs="Arial"/>
+          <w:spacing w:val="-3"/>
+          <w:sz w:val="18"/>
+        </w:rPr>
+        <w:t xml:space="preserve"> </w:t>
       </w:r>
       <w:proofErr w:type="gramStart"/>
       <w:r>
@@ -14940,7 +17604,25 @@
           <w:spacing w:val="-3"/>
           <w:sz w:val="18"/>
         </w:rPr>
-        <w:t xml:space="preserve">{% endif </w:t>
+        <w:t xml:space="preserve">{% </w:t>
+      </w:r>
+      <w:proofErr w:type="spellStart"/>
+      <w:r>
+        <w:rPr>
+          <w:rFonts w:cs="Arial"/>
+          <w:spacing w:val="-3"/>
+          <w:sz w:val="18"/>
+        </w:rPr>
+        <w:t>endif</w:t>
+      </w:r>
+      <w:proofErr w:type="spellEnd"/>
+      <w:r>
+        <w:rPr>
+          <w:rFonts w:cs="Arial"/>
+          <w:spacing w:val="-3"/>
+          <w:sz w:val="18"/>
+        </w:rPr>
+        <w:t xml:space="preserve"> </w:t>
       </w:r>
       <w:proofErr w:type="gramStart"/>
       <w:r>
@@ -15030,7 +17712,25 @@
           <w:spacing w:val="-3"/>
           <w:sz w:val="18"/>
         </w:rPr>
-        <w:t xml:space="preserve">{% endif </w:t>
+        <w:t xml:space="preserve">{% </w:t>
+      </w:r>
+      <w:proofErr w:type="spellStart"/>
+      <w:r>
+        <w:rPr>
+          <w:rFonts w:cs="Arial"/>
+          <w:spacing w:val="-3"/>
+          <w:sz w:val="18"/>
+        </w:rPr>
+        <w:t>endif</w:t>
+      </w:r>
+      <w:proofErr w:type="spellEnd"/>
+      <w:r>
+        <w:rPr>
+          <w:rFonts w:cs="Arial"/>
+          <w:spacing w:val="-3"/>
+          <w:sz w:val="18"/>
+        </w:rPr>
+        <w:t xml:space="preserve"> </w:t>
       </w:r>
       <w:proofErr w:type="gramStart"/>
       <w:r>
@@ -15058,6 +17758,7 @@
         </w:rPr>
         <w:sym w:font="Wingdings" w:char="F071"/>
       </w:r>
+      <w:proofErr w:type="spellStart"/>
       <w:r>
         <w:rPr>
           <w:rFonts w:cs="Arial"/>
@@ -15067,6 +17768,7 @@
         </w:rPr>
         <w:t>Eclairage</w:t>
       </w:r>
+      <w:proofErr w:type="spellEnd"/>
       <w:r>
         <w:rPr>
           <w:rFonts w:cs="Arial"/>
@@ -15148,7 +17850,25 @@
           <w:spacing w:val="-3"/>
           <w:sz w:val="18"/>
         </w:rPr>
-        <w:t xml:space="preserve">{% endif </w:t>
+        <w:t xml:space="preserve">{% </w:t>
+      </w:r>
+      <w:proofErr w:type="spellStart"/>
+      <w:r>
+        <w:rPr>
+          <w:rFonts w:cs="Arial"/>
+          <w:spacing w:val="-3"/>
+          <w:sz w:val="18"/>
+        </w:rPr>
+        <w:t>endif</w:t>
+      </w:r>
+      <w:proofErr w:type="spellEnd"/>
+      <w:r>
+        <w:rPr>
+          <w:rFonts w:cs="Arial"/>
+          <w:spacing w:val="-3"/>
+          <w:sz w:val="18"/>
+        </w:rPr>
+        <w:t xml:space="preserve"> </w:t>
       </w:r>
       <w:proofErr w:type="gramStart"/>
       <w:r>
@@ -15275,7 +17995,25 @@
           <w:spacing w:val="-3"/>
           <w:sz w:val="18"/>
         </w:rPr>
-        <w:t xml:space="preserve">{% endif </w:t>
+        <w:t xml:space="preserve">{% </w:t>
+      </w:r>
+      <w:proofErr w:type="spellStart"/>
+      <w:r>
+        <w:rPr>
+          <w:rFonts w:cs="Arial"/>
+          <w:spacing w:val="-3"/>
+          <w:sz w:val="18"/>
+        </w:rPr>
+        <w:t>endif</w:t>
+      </w:r>
+      <w:proofErr w:type="spellEnd"/>
+      <w:r>
+        <w:rPr>
+          <w:rFonts w:cs="Arial"/>
+          <w:spacing w:val="-3"/>
+          <w:sz w:val="18"/>
+        </w:rPr>
+        <w:t xml:space="preserve"> </w:t>
       </w:r>
       <w:proofErr w:type="gramStart"/>
       <w:r>
@@ -15386,7 +18124,25 @@
           <w:spacing w:val="-3"/>
           <w:sz w:val="18"/>
         </w:rPr>
-        <w:t xml:space="preserve">{% endif </w:t>
+        <w:t xml:space="preserve">{% </w:t>
+      </w:r>
+      <w:proofErr w:type="spellStart"/>
+      <w:r>
+        <w:rPr>
+          <w:rFonts w:cs="Arial"/>
+          <w:spacing w:val="-3"/>
+          <w:sz w:val="18"/>
+        </w:rPr>
+        <w:t>endif</w:t>
+      </w:r>
+      <w:proofErr w:type="spellEnd"/>
+      <w:r>
+        <w:rPr>
+          <w:rFonts w:cs="Arial"/>
+          <w:spacing w:val="-3"/>
+          <w:sz w:val="18"/>
+        </w:rPr>
+        <w:t xml:space="preserve"> </w:t>
       </w:r>
       <w:proofErr w:type="gramStart"/>
       <w:r>
@@ -15451,7 +18207,25 @@
           <w:spacing w:val="-3"/>
           <w:sz w:val="18"/>
         </w:rPr>
-        <w:t xml:space="preserve">{% endif </w:t>
+        <w:t xml:space="preserve">{% </w:t>
+      </w:r>
+      <w:proofErr w:type="spellStart"/>
+      <w:r>
+        <w:rPr>
+          <w:rFonts w:cs="Arial"/>
+          <w:spacing w:val="-3"/>
+          <w:sz w:val="18"/>
+        </w:rPr>
+        <w:t>endif</w:t>
+      </w:r>
+      <w:proofErr w:type="spellEnd"/>
+      <w:r>
+        <w:rPr>
+          <w:rFonts w:cs="Arial"/>
+          <w:spacing w:val="-3"/>
+          <w:sz w:val="18"/>
+        </w:rPr>
+        <w:t xml:space="preserve"> </w:t>
       </w:r>
       <w:proofErr w:type="gramStart"/>
       <w:r>
@@ -15565,8 +18339,22 @@
           <w:u w:val="single"/>
           <w:lang w:val="en-US"/>
         </w:rPr>
-        <w:t>%}Feux</w:t>
-      </w:r>
+        <w:t>%}</w:t>
+      </w:r>
+      <w:proofErr w:type="spellStart"/>
+      <w:r>
+        <w:rPr>
+          <w:rFonts w:cs="Arial"/>
+          <w:b/>
+          <w:bCs/>
+          <w:spacing w:val="-3"/>
+          <w:sz w:val="20"/>
+          <w:u w:val="single"/>
+          <w:lang w:val="en-US"/>
+        </w:rPr>
+        <w:t>Feux</w:t>
+      </w:r>
+      <w:proofErr w:type="spellEnd"/>
       <w:proofErr w:type="gramEnd"/>
       <w:r>
         <w:rPr>
@@ -15578,8 +18366,22 @@
           <w:u w:val="single"/>
           <w:lang w:val="en-US"/>
         </w:rPr>
-        <w:t xml:space="preserve"> de joie extérieurs</w:t>
-      </w:r>
+        <w:t xml:space="preserve"> de joie </w:t>
+      </w:r>
+      <w:proofErr w:type="spellStart"/>
+      <w:r>
+        <w:rPr>
+          <w:rFonts w:cs="Arial"/>
+          <w:b/>
+          <w:bCs/>
+          <w:spacing w:val="-3"/>
+          <w:sz w:val="20"/>
+          <w:u w:val="single"/>
+          <w:lang w:val="en-US"/>
+        </w:rPr>
+        <w:t>extérieurs</w:t>
+      </w:r>
+      <w:proofErr w:type="spellEnd"/>
     </w:p>
     <w:p>
       <w:pPr>
@@ -15609,7 +18411,25 @@
           <w:spacing w:val="-3"/>
           <w:sz w:val="18"/>
         </w:rPr>
-        <w:t xml:space="preserve">{% endif </w:t>
+        <w:t xml:space="preserve">{% </w:t>
+      </w:r>
+      <w:proofErr w:type="spellStart"/>
+      <w:r>
+        <w:rPr>
+          <w:rFonts w:cs="Arial"/>
+          <w:spacing w:val="-3"/>
+          <w:sz w:val="18"/>
+        </w:rPr>
+        <w:t>endif</w:t>
+      </w:r>
+      <w:proofErr w:type="spellEnd"/>
+      <w:r>
+        <w:rPr>
+          <w:rFonts w:cs="Arial"/>
+          <w:spacing w:val="-3"/>
+          <w:sz w:val="18"/>
+        </w:rPr>
+        <w:t xml:space="preserve"> </w:t>
       </w:r>
       <w:proofErr w:type="gramStart"/>
       <w:r>
@@ -15674,7 +18494,25 @@
           <w:spacing w:val="-3"/>
           <w:sz w:val="18"/>
         </w:rPr>
-        <w:t xml:space="preserve">{% endif </w:t>
+        <w:t xml:space="preserve">{% </w:t>
+      </w:r>
+      <w:proofErr w:type="spellStart"/>
+      <w:r>
+        <w:rPr>
+          <w:rFonts w:cs="Arial"/>
+          <w:spacing w:val="-3"/>
+          <w:sz w:val="18"/>
+        </w:rPr>
+        <w:t>endif</w:t>
+      </w:r>
+      <w:proofErr w:type="spellEnd"/>
+      <w:r>
+        <w:rPr>
+          <w:rFonts w:cs="Arial"/>
+          <w:spacing w:val="-3"/>
+          <w:sz w:val="18"/>
+        </w:rPr>
+        <w:t xml:space="preserve"> </w:t>
       </w:r>
       <w:proofErr w:type="gramStart"/>
       <w:r>
@@ -15739,7 +18577,25 @@
           <w:spacing w:val="-3"/>
           <w:sz w:val="18"/>
         </w:rPr>
-        <w:t xml:space="preserve">{% endif </w:t>
+        <w:t xml:space="preserve">{% </w:t>
+      </w:r>
+      <w:proofErr w:type="spellStart"/>
+      <w:r>
+        <w:rPr>
+          <w:rFonts w:cs="Arial"/>
+          <w:spacing w:val="-3"/>
+          <w:sz w:val="18"/>
+        </w:rPr>
+        <w:t>endif</w:t>
+      </w:r>
+      <w:proofErr w:type="spellEnd"/>
+      <w:r>
+        <w:rPr>
+          <w:rFonts w:cs="Arial"/>
+          <w:spacing w:val="-3"/>
+          <w:sz w:val="18"/>
+        </w:rPr>
+        <w:t xml:space="preserve"> </w:t>
       </w:r>
       <w:proofErr w:type="gramStart"/>
       <w:r>
@@ -15773,7 +18629,25 @@
           <w:spacing w:val="-3"/>
           <w:sz w:val="18"/>
         </w:rPr>
-        <w:t>Public maintenu à distance (barrières nadar ou similaire) à min. 10m (à adapter selon la taille du foyer).</w:t>
+        <w:t xml:space="preserve">Public maintenu à distance (barrières </w:t>
+      </w:r>
+      <w:proofErr w:type="spellStart"/>
+      <w:r>
+        <w:rPr>
+          <w:rFonts w:cs="Arial"/>
+          <w:spacing w:val="-3"/>
+          <w:sz w:val="18"/>
+        </w:rPr>
+        <w:t>nadar</w:t>
+      </w:r>
+      <w:proofErr w:type="spellEnd"/>
+      <w:r>
+        <w:rPr>
+          <w:rFonts w:cs="Arial"/>
+          <w:spacing w:val="-3"/>
+          <w:sz w:val="18"/>
+        </w:rPr>
+        <w:t xml:space="preserve"> ou similaire) à min. 10m (à adapter selon la taille du foyer).</w:t>
       </w:r>
     </w:p>
     <w:p>
@@ -15804,7 +18678,25 @@
           <w:spacing w:val="-3"/>
           <w:sz w:val="18"/>
         </w:rPr>
-        <w:t xml:space="preserve">{% endif </w:t>
+        <w:t xml:space="preserve">{% </w:t>
+      </w:r>
+      <w:proofErr w:type="spellStart"/>
+      <w:r>
+        <w:rPr>
+          <w:rFonts w:cs="Arial"/>
+          <w:spacing w:val="-3"/>
+          <w:sz w:val="18"/>
+        </w:rPr>
+        <w:t>endif</w:t>
+      </w:r>
+      <w:proofErr w:type="spellEnd"/>
+      <w:r>
+        <w:rPr>
+          <w:rFonts w:cs="Arial"/>
+          <w:spacing w:val="-3"/>
+          <w:sz w:val="18"/>
+        </w:rPr>
+        <w:t xml:space="preserve"> </w:t>
       </w:r>
       <w:proofErr w:type="gramStart"/>
       <w:r>
@@ -16232,6 +19124,7 @@
         </w:rPr>
         <w:t>%}</w:t>
       </w:r>
+      <w:proofErr w:type="spellStart"/>
       <w:r>
         <w:rPr>
           <w:rFonts w:cs="Arial"/>
@@ -16244,6 +19137,7 @@
         </w:rPr>
         <w:t>Evénements</w:t>
       </w:r>
+      <w:proofErr w:type="spellEnd"/>
       <w:proofErr w:type="gramEnd"/>
       <w:r>
         <w:rPr>
@@ -16255,7 +19149,33 @@
           <w:u w:val="single"/>
           <w:lang w:val="en-US"/>
         </w:rPr>
-        <w:t xml:space="preserve"> (foule, concerts, soirées) en plein air</w:t>
+        <w:t xml:space="preserve"> (foule, concerts, soirées) </w:t>
+      </w:r>
+      <w:proofErr w:type="spellStart"/>
+      <w:r>
+        <w:rPr>
+          <w:rFonts w:cs="Arial"/>
+          <w:b/>
+          <w:bCs/>
+          <w:spacing w:val="-3"/>
+          <w:sz w:val="20"/>
+          <w:u w:val="single"/>
+          <w:lang w:val="en-US"/>
+        </w:rPr>
+        <w:t>en</w:t>
+      </w:r>
+      <w:proofErr w:type="spellEnd"/>
+      <w:r>
+        <w:rPr>
+          <w:rFonts w:cs="Arial"/>
+          <w:b/>
+          <w:bCs/>
+          <w:spacing w:val="-3"/>
+          <w:sz w:val="20"/>
+          <w:u w:val="single"/>
+          <w:lang w:val="en-US"/>
+        </w:rPr>
+        <w:t xml:space="preserve"> plein air</w:t>
       </w:r>
     </w:p>
     <w:p>
@@ -16286,7 +19206,25 @@
           <w:spacing w:val="-3"/>
           <w:sz w:val="18"/>
         </w:rPr>
-        <w:t xml:space="preserve">{% endif </w:t>
+        <w:t xml:space="preserve">{% </w:t>
+      </w:r>
+      <w:proofErr w:type="spellStart"/>
+      <w:r>
+        <w:rPr>
+          <w:rFonts w:cs="Arial"/>
+          <w:spacing w:val="-3"/>
+          <w:sz w:val="18"/>
+        </w:rPr>
+        <w:t>endif</w:t>
+      </w:r>
+      <w:proofErr w:type="spellEnd"/>
+      <w:r>
+        <w:rPr>
+          <w:rFonts w:cs="Arial"/>
+          <w:spacing w:val="-3"/>
+          <w:sz w:val="18"/>
+        </w:rPr>
+        <w:t xml:space="preserve"> </w:t>
       </w:r>
       <w:proofErr w:type="gramStart"/>
       <w:r>
@@ -16392,7 +19330,25 @@
           <w:spacing w:val="-3"/>
           <w:sz w:val="18"/>
         </w:rPr>
-        <w:t xml:space="preserve">{% endif </w:t>
+        <w:t xml:space="preserve">{% </w:t>
+      </w:r>
+      <w:proofErr w:type="spellStart"/>
+      <w:r>
+        <w:rPr>
+          <w:rFonts w:cs="Arial"/>
+          <w:spacing w:val="-3"/>
+          <w:sz w:val="18"/>
+        </w:rPr>
+        <w:t>endif</w:t>
+      </w:r>
+      <w:proofErr w:type="spellEnd"/>
+      <w:r>
+        <w:rPr>
+          <w:rFonts w:cs="Arial"/>
+          <w:spacing w:val="-3"/>
+          <w:sz w:val="18"/>
+        </w:rPr>
+        <w:t xml:space="preserve"> </w:t>
       </w:r>
       <w:proofErr w:type="gramStart"/>
       <w:r>
@@ -16818,7 +19774,25 @@
           <w:spacing w:val="-3"/>
           <w:sz w:val="18"/>
         </w:rPr>
-        <w:t xml:space="preserve">{% endif </w:t>
+        <w:t xml:space="preserve">{% </w:t>
+      </w:r>
+      <w:proofErr w:type="spellStart"/>
+      <w:r>
+        <w:rPr>
+          <w:rFonts w:cs="Arial"/>
+          <w:spacing w:val="-3"/>
+          <w:sz w:val="18"/>
+        </w:rPr>
+        <w:t>endif</w:t>
+      </w:r>
+      <w:proofErr w:type="spellEnd"/>
+      <w:r>
+        <w:rPr>
+          <w:rFonts w:cs="Arial"/>
+          <w:spacing w:val="-3"/>
+          <w:sz w:val="18"/>
+        </w:rPr>
+        <w:t xml:space="preserve"> </w:t>
       </w:r>
       <w:proofErr w:type="gramStart"/>
       <w:r>
@@ -16944,7 +19918,25 @@
           <w:spacing w:val="-3"/>
           <w:sz w:val="18"/>
         </w:rPr>
-        <w:t xml:space="preserve">{% endif </w:t>
+        <w:t xml:space="preserve">{% </w:t>
+      </w:r>
+      <w:proofErr w:type="spellStart"/>
+      <w:r>
+        <w:rPr>
+          <w:rFonts w:cs="Arial"/>
+          <w:spacing w:val="-3"/>
+          <w:sz w:val="18"/>
+        </w:rPr>
+        <w:t>endif</w:t>
+      </w:r>
+      <w:proofErr w:type="spellEnd"/>
+      <w:r>
+        <w:rPr>
+          <w:rFonts w:cs="Arial"/>
+          <w:spacing w:val="-3"/>
+          <w:sz w:val="18"/>
+        </w:rPr>
+        <w:t xml:space="preserve"> </w:t>
       </w:r>
       <w:proofErr w:type="gramStart"/>
       <w:r>
@@ -17043,7 +20035,25 @@
           <w:spacing w:val="-3"/>
           <w:sz w:val="18"/>
         </w:rPr>
-        <w:t xml:space="preserve">{% endif </w:t>
+        <w:t xml:space="preserve">{% </w:t>
+      </w:r>
+      <w:proofErr w:type="spellStart"/>
+      <w:r>
+        <w:rPr>
+          <w:rFonts w:cs="Arial"/>
+          <w:spacing w:val="-3"/>
+          <w:sz w:val="18"/>
+        </w:rPr>
+        <w:t>endif</w:t>
+      </w:r>
+      <w:proofErr w:type="spellEnd"/>
+      <w:r>
+        <w:rPr>
+          <w:rFonts w:cs="Arial"/>
+          <w:spacing w:val="-3"/>
+          <w:sz w:val="18"/>
+        </w:rPr>
+        <w:t xml:space="preserve"> </w:t>
       </w:r>
       <w:proofErr w:type="gramStart"/>
       <w:r>
@@ -17245,7 +20255,25 @@
           <w:spacing w:val="-3"/>
           <w:sz w:val="18"/>
         </w:rPr>
-        <w:t xml:space="preserve">{% endif </w:t>
+        <w:t xml:space="preserve">{% </w:t>
+      </w:r>
+      <w:proofErr w:type="spellStart"/>
+      <w:r>
+        <w:rPr>
+          <w:rFonts w:cs="Arial"/>
+          <w:spacing w:val="-3"/>
+          <w:sz w:val="18"/>
+        </w:rPr>
+        <w:t>endif</w:t>
+      </w:r>
+      <w:proofErr w:type="spellEnd"/>
+      <w:r>
+        <w:rPr>
+          <w:rFonts w:cs="Arial"/>
+          <w:spacing w:val="-3"/>
+          <w:sz w:val="18"/>
+        </w:rPr>
+        <w:t xml:space="preserve"> </w:t>
       </w:r>
       <w:proofErr w:type="gramStart"/>
       <w:r>
@@ -17352,7 +20380,25 @@
           <w:spacing w:val="-3"/>
           <w:sz w:val="18"/>
         </w:rPr>
-        <w:t xml:space="preserve">{% endif </w:t>
+        <w:t xml:space="preserve">{% </w:t>
+      </w:r>
+      <w:proofErr w:type="spellStart"/>
+      <w:r>
+        <w:rPr>
+          <w:rFonts w:cs="Arial"/>
+          <w:spacing w:val="-3"/>
+          <w:sz w:val="18"/>
+        </w:rPr>
+        <w:t>endif</w:t>
+      </w:r>
+      <w:proofErr w:type="spellEnd"/>
+      <w:r>
+        <w:rPr>
+          <w:rFonts w:cs="Arial"/>
+          <w:spacing w:val="-3"/>
+          <w:sz w:val="18"/>
+        </w:rPr>
+        <w:t xml:space="preserve"> </w:t>
       </w:r>
       <w:proofErr w:type="gramStart"/>
       <w:r>
@@ -17426,7 +20472,25 @@
           <w:spacing w:val="-3"/>
           <w:sz w:val="18"/>
         </w:rPr>
-        <w:t xml:space="preserve">{% endif </w:t>
+        <w:t xml:space="preserve">{% </w:t>
+      </w:r>
+      <w:proofErr w:type="spellStart"/>
+      <w:r>
+        <w:rPr>
+          <w:rFonts w:cs="Arial"/>
+          <w:spacing w:val="-3"/>
+          <w:sz w:val="18"/>
+        </w:rPr>
+        <w:t>endif</w:t>
+      </w:r>
+      <w:proofErr w:type="spellEnd"/>
+      <w:r>
+        <w:rPr>
+          <w:rFonts w:cs="Arial"/>
+          <w:spacing w:val="-3"/>
+          <w:sz w:val="18"/>
+        </w:rPr>
+        <w:t xml:space="preserve"> </w:t>
       </w:r>
       <w:proofErr w:type="gramStart"/>
       <w:r>
@@ -17516,7 +20580,25 @@
           <w:spacing w:val="-3"/>
           <w:sz w:val="18"/>
         </w:rPr>
-        <w:t xml:space="preserve">{% endif </w:t>
+        <w:t xml:space="preserve">{% </w:t>
+      </w:r>
+      <w:proofErr w:type="spellStart"/>
+      <w:r>
+        <w:rPr>
+          <w:rFonts w:cs="Arial"/>
+          <w:spacing w:val="-3"/>
+          <w:sz w:val="18"/>
+        </w:rPr>
+        <w:t>endif</w:t>
+      </w:r>
+      <w:proofErr w:type="spellEnd"/>
+      <w:r>
+        <w:rPr>
+          <w:rFonts w:cs="Arial"/>
+          <w:spacing w:val="-3"/>
+          <w:sz w:val="18"/>
+        </w:rPr>
+        <w:t xml:space="preserve"> </w:t>
       </w:r>
       <w:proofErr w:type="gramStart"/>
       <w:r>
@@ -17559,8 +20641,19 @@
           <w:spacing w:val="-3"/>
           <w:sz w:val="18"/>
         </w:rPr>
-        <w:t>public adress</w:t>
-      </w:r>
+        <w:t xml:space="preserve">public </w:t>
+      </w:r>
+      <w:proofErr w:type="spellStart"/>
+      <w:r>
+        <w:rPr>
+          <w:rFonts w:cs="Arial"/>
+          <w:b/>
+          <w:spacing w:val="-3"/>
+          <w:sz w:val="18"/>
+        </w:rPr>
+        <w:t>adress</w:t>
+      </w:r>
+      <w:proofErr w:type="spellEnd"/>
       <w:r>
         <w:rPr>
           <w:rFonts w:cs="Arial"/>
@@ -17623,7 +20716,25 @@
           <w:spacing w:val="-3"/>
           <w:sz w:val="18"/>
         </w:rPr>
-        <w:t xml:space="preserve">{% endif </w:t>
+        <w:t xml:space="preserve">{% </w:t>
+      </w:r>
+      <w:proofErr w:type="spellStart"/>
+      <w:r>
+        <w:rPr>
+          <w:rFonts w:cs="Arial"/>
+          <w:spacing w:val="-3"/>
+          <w:sz w:val="18"/>
+        </w:rPr>
+        <w:t>endif</w:t>
+      </w:r>
+      <w:proofErr w:type="spellEnd"/>
+      <w:r>
+        <w:rPr>
+          <w:rFonts w:cs="Arial"/>
+          <w:spacing w:val="-3"/>
+          <w:sz w:val="18"/>
+        </w:rPr>
+        <w:t xml:space="preserve"> </w:t>
       </w:r>
       <w:proofErr w:type="gramStart"/>
       <w:r>
@@ -17715,7 +20826,25 @@
           <w:spacing w:val="-3"/>
           <w:sz w:val="18"/>
         </w:rPr>
-        <w:t xml:space="preserve">{% endif </w:t>
+        <w:t xml:space="preserve">{% </w:t>
+      </w:r>
+      <w:proofErr w:type="spellStart"/>
+      <w:r>
+        <w:rPr>
+          <w:rFonts w:cs="Arial"/>
+          <w:spacing w:val="-3"/>
+          <w:sz w:val="18"/>
+        </w:rPr>
+        <w:t>endif</w:t>
+      </w:r>
+      <w:proofErr w:type="spellEnd"/>
+      <w:r>
+        <w:rPr>
+          <w:rFonts w:cs="Arial"/>
+          <w:spacing w:val="-3"/>
+          <w:sz w:val="18"/>
+        </w:rPr>
+        <w:t xml:space="preserve"> </w:t>
       </w:r>
       <w:proofErr w:type="gramStart"/>
       <w:r>
@@ -17849,7 +20978,25 @@
           <w:spacing w:val="-3"/>
           <w:sz w:val="18"/>
         </w:rPr>
-        <w:t xml:space="preserve">{% endif </w:t>
+        <w:t xml:space="preserve">{% </w:t>
+      </w:r>
+      <w:proofErr w:type="spellStart"/>
+      <w:r>
+        <w:rPr>
+          <w:rFonts w:cs="Arial"/>
+          <w:spacing w:val="-3"/>
+          <w:sz w:val="18"/>
+        </w:rPr>
+        <w:t>endif</w:t>
+      </w:r>
+      <w:proofErr w:type="spellEnd"/>
+      <w:r>
+        <w:rPr>
+          <w:rFonts w:cs="Arial"/>
+          <w:spacing w:val="-3"/>
+          <w:sz w:val="18"/>
+        </w:rPr>
+        <w:t xml:space="preserve"> </w:t>
       </w:r>
       <w:proofErr w:type="gramStart"/>
       <w:r>
@@ -17974,7 +21121,25 @@
           <w:spacing w:val="-3"/>
           <w:sz w:val="18"/>
         </w:rPr>
-        <w:t xml:space="preserve">{% endif </w:t>
+        <w:t xml:space="preserve">{% </w:t>
+      </w:r>
+      <w:proofErr w:type="spellStart"/>
+      <w:r>
+        <w:rPr>
+          <w:rFonts w:cs="Arial"/>
+          <w:spacing w:val="-3"/>
+          <w:sz w:val="18"/>
+        </w:rPr>
+        <w:t>endif</w:t>
+      </w:r>
+      <w:proofErr w:type="spellEnd"/>
+      <w:r>
+        <w:rPr>
+          <w:rFonts w:cs="Arial"/>
+          <w:spacing w:val="-3"/>
+          <w:sz w:val="18"/>
+        </w:rPr>
+        <w:t xml:space="preserve"> </w:t>
       </w:r>
       <w:proofErr w:type="gramStart"/>
       <w:r>
@@ -18041,7 +21206,25 @@
           <w:spacing w:val="-3"/>
           <w:sz w:val="18"/>
         </w:rPr>
-        <w:t xml:space="preserve">échafaudage ou autre structure escaladable) doivent être protégés à leur base par des matériaux lisses (ou barrières </w:t>
+        <w:t xml:space="preserve">échafaudage ou autre structure </w:t>
+      </w:r>
+      <w:proofErr w:type="spellStart"/>
+      <w:r>
+        <w:rPr>
+          <w:rFonts w:cs="Arial"/>
+          <w:spacing w:val="-3"/>
+          <w:sz w:val="18"/>
+        </w:rPr>
+        <w:t>escaladable</w:t>
+      </w:r>
+      <w:proofErr w:type="spellEnd"/>
+      <w:r>
+        <w:rPr>
+          <w:rFonts w:cs="Arial"/>
+          <w:spacing w:val="-3"/>
+          <w:sz w:val="18"/>
+        </w:rPr>
+        <w:t xml:space="preserve">) doivent être protégés à leur base par des matériaux lisses (ou barrières </w:t>
       </w:r>
       <w:r>
         <w:rPr>
@@ -18147,6 +21330,7 @@
         </w:rPr>
         <w:t>%}</w:t>
       </w:r>
+      <w:proofErr w:type="spellStart"/>
       <w:r>
         <w:rPr>
           <w:rFonts w:cs="Arial"/>
@@ -18159,6 +21343,7 @@
         </w:rPr>
         <w:t>Autres</w:t>
       </w:r>
+      <w:proofErr w:type="spellEnd"/>
       <w:proofErr w:type="gramEnd"/>
       <w:r>
         <w:rPr>
@@ -18170,8 +21355,48 @@
           <w:u w:val="single"/>
           <w:lang w:val="en-US"/>
         </w:rPr>
-        <w:t xml:space="preserve"> mesures diverses</w:t>
-      </w:r>
+        <w:t xml:space="preserve"> </w:t>
+      </w:r>
+      <w:proofErr w:type="spellStart"/>
+      <w:r>
+        <w:rPr>
+          <w:rFonts w:cs="Arial"/>
+          <w:b/>
+          <w:bCs/>
+          <w:spacing w:val="-3"/>
+          <w:sz w:val="20"/>
+          <w:u w:val="single"/>
+          <w:lang w:val="en-US"/>
+        </w:rPr>
+        <w:t>mesures</w:t>
+      </w:r>
+      <w:proofErr w:type="spellEnd"/>
+      <w:r>
+        <w:rPr>
+          <w:rFonts w:cs="Arial"/>
+          <w:b/>
+          <w:bCs/>
+          <w:spacing w:val="-3"/>
+          <w:sz w:val="20"/>
+          <w:u w:val="single"/>
+          <w:lang w:val="en-US"/>
+        </w:rPr>
+        <w:t xml:space="preserve"> </w:t>
+      </w:r>
+      <w:proofErr w:type="spellStart"/>
+      <w:r>
+        <w:rPr>
+          <w:rFonts w:cs="Arial"/>
+          <w:b/>
+          <w:bCs/>
+          <w:spacing w:val="-3"/>
+          <w:sz w:val="20"/>
+          <w:u w:val="single"/>
+          <w:lang w:val="en-US"/>
+        </w:rPr>
+        <w:t>diverses</w:t>
+      </w:r>
+      <w:proofErr w:type="spellEnd"/>
       <w:r>
         <w:rPr>
           <w:rFonts w:cs="Arial"/>
@@ -18225,6 +21450,44 @@
           <w:sz w:val="18"/>
           <w:lang w:val="en-US"/>
         </w:rPr>
+        <w:t>%}{</w:t>
+      </w:r>
+      <w:proofErr w:type="gramEnd"/>
+      <w:r>
+        <w:rPr>
+          <w:rFonts w:cs="Arial"/>
+          <w:spacing w:val="-3"/>
+          <w:sz w:val="18"/>
+          <w:lang w:val="en-US"/>
+        </w:rPr>
+        <w:t>% if it_</w:t>
+      </w:r>
+      <w:r>
+        <w:rPr>
+          <w:rFonts w:cs="Arial"/>
+          <w:spacing w:val="-3"/>
+          <w:sz w:val="18"/>
+          <w:lang w:val="en-US"/>
+        </w:rPr>
+        <w:t>S</w:t>
+      </w:r>
+      <w:r>
+        <w:rPr>
+          <w:rFonts w:cs="Arial"/>
+          <w:spacing w:val="-3"/>
+          <w:sz w:val="18"/>
+          <w:lang w:val="en-US"/>
+        </w:rPr>
+        <w:t xml:space="preserve">1 </w:t>
+      </w:r>
+      <w:proofErr w:type="gramStart"/>
+      <w:r>
+        <w:rPr>
+          <w:rFonts w:cs="Arial"/>
+          <w:spacing w:val="-3"/>
+          <w:sz w:val="18"/>
+          <w:lang w:val="en-US"/>
+        </w:rPr>
         <w:t>%}</w:t>
       </w:r>
       <w:r>
@@ -18290,7 +21553,63 @@
           <w:lang w:val="en-US"/>
         </w:rPr>
       </w:pPr>
+      <w:r>
+        <w:rPr>
+          <w:rFonts w:cs="Arial"/>
+          <w:spacing w:val="-3"/>
+          <w:sz w:val="18"/>
+          <w:lang w:val="en-US"/>
+        </w:rPr>
+        <w:t xml:space="preserve">{% endif </w:t>
+      </w:r>
       <w:proofErr w:type="gramStart"/>
+      <w:r>
+        <w:rPr>
+          <w:rFonts w:cs="Arial"/>
+          <w:spacing w:val="-3"/>
+          <w:sz w:val="18"/>
+          <w:lang w:val="en-US"/>
+        </w:rPr>
+        <w:t>%}{</w:t>
+      </w:r>
+      <w:proofErr w:type="gramEnd"/>
+      <w:r>
+        <w:rPr>
+          <w:rFonts w:cs="Arial"/>
+          <w:spacing w:val="-3"/>
+          <w:sz w:val="18"/>
+          <w:lang w:val="en-US"/>
+        </w:rPr>
+        <w:t>% if it_</w:t>
+      </w:r>
+      <w:r>
+        <w:rPr>
+          <w:rFonts w:cs="Arial"/>
+          <w:spacing w:val="-3"/>
+          <w:sz w:val="18"/>
+          <w:lang w:val="en-US"/>
+        </w:rPr>
+        <w:t>S2</w:t>
+      </w:r>
+      <w:r>
+        <w:rPr>
+          <w:rFonts w:cs="Arial"/>
+          <w:spacing w:val="-3"/>
+          <w:sz w:val="18"/>
+          <w:lang w:val="en-US"/>
+        </w:rPr>
+        <w:t xml:space="preserve"> </w:t>
+      </w:r>
+      <w:proofErr w:type="gramStart"/>
+      <w:r>
+        <w:rPr>
+          <w:rFonts w:cs="Arial"/>
+          <w:spacing w:val="-3"/>
+          <w:sz w:val="18"/>
+          <w:lang w:val="en-US"/>
+        </w:rPr>
+        <w:t>%}</w:t>
+      </w:r>
       <w:r>
         <w:rPr>
           <w:rFonts w:cs="Arial"/>
@@ -18354,7 +21673,63 @@
           <w:lang w:val="en-US"/>
         </w:rPr>
       </w:pPr>
+      <w:r>
+        <w:rPr>
+          <w:rFonts w:cs="Arial"/>
+          <w:spacing w:val="-3"/>
+          <w:sz w:val="18"/>
+          <w:lang w:val="en-US"/>
+        </w:rPr>
+        <w:t xml:space="preserve">{% endif </w:t>
+      </w:r>
       <w:proofErr w:type="gramStart"/>
+      <w:r>
+        <w:rPr>
+          <w:rFonts w:cs="Arial"/>
+          <w:spacing w:val="-3"/>
+          <w:sz w:val="18"/>
+          <w:lang w:val="en-US"/>
+        </w:rPr>
+        <w:t>%}{</w:t>
+      </w:r>
+      <w:proofErr w:type="gramEnd"/>
+      <w:r>
+        <w:rPr>
+          <w:rFonts w:cs="Arial"/>
+          <w:spacing w:val="-3"/>
+          <w:sz w:val="18"/>
+          <w:lang w:val="en-US"/>
+        </w:rPr>
+        <w:t>% if it_</w:t>
+      </w:r>
+      <w:r>
+        <w:rPr>
+          <w:rFonts w:cs="Arial"/>
+          <w:spacing w:val="-3"/>
+          <w:sz w:val="18"/>
+          <w:lang w:val="en-US"/>
+        </w:rPr>
+        <w:t>S3</w:t>
+      </w:r>
+      <w:r>
+        <w:rPr>
+          <w:rFonts w:cs="Arial"/>
+          <w:spacing w:val="-3"/>
+          <w:sz w:val="18"/>
+          <w:lang w:val="en-US"/>
+        </w:rPr>
+        <w:t xml:space="preserve"> </w:t>
+      </w:r>
+      <w:proofErr w:type="gramStart"/>
+      <w:r>
+        <w:rPr>
+          <w:rFonts w:cs="Arial"/>
+          <w:spacing w:val="-3"/>
+          <w:sz w:val="18"/>
+          <w:lang w:val="en-US"/>
+        </w:rPr>
+        <w:t>%}</w:t>
+      </w:r>
       <w:r>
         <w:rPr>
           <w:rFonts w:cs="Arial"/>
@@ -18418,7 +21793,63 @@
           <w:lang w:val="en-US"/>
         </w:rPr>
       </w:pPr>
+      <w:r>
+        <w:rPr>
+          <w:rFonts w:cs="Arial"/>
+          <w:spacing w:val="-3"/>
+          <w:sz w:val="18"/>
+          <w:lang w:val="en-US"/>
+        </w:rPr>
+        <w:t xml:space="preserve">{% endif </w:t>
+      </w:r>
       <w:proofErr w:type="gramStart"/>
+      <w:r>
+        <w:rPr>
+          <w:rFonts w:cs="Arial"/>
+          <w:spacing w:val="-3"/>
+          <w:sz w:val="18"/>
+          <w:lang w:val="en-US"/>
+        </w:rPr>
+        <w:t>%}{</w:t>
+      </w:r>
+      <w:proofErr w:type="gramEnd"/>
+      <w:r>
+        <w:rPr>
+          <w:rFonts w:cs="Arial"/>
+          <w:spacing w:val="-3"/>
+          <w:sz w:val="18"/>
+          <w:lang w:val="en-US"/>
+        </w:rPr>
+        <w:t>% if it_</w:t>
+      </w:r>
+      <w:r>
+        <w:rPr>
+          <w:rFonts w:cs="Arial"/>
+          <w:spacing w:val="-3"/>
+          <w:sz w:val="18"/>
+          <w:lang w:val="en-US"/>
+        </w:rPr>
+        <w:t>S4</w:t>
+      </w:r>
+      <w:r>
+        <w:rPr>
+          <w:rFonts w:cs="Arial"/>
+          <w:spacing w:val="-3"/>
+          <w:sz w:val="18"/>
+          <w:lang w:val="en-US"/>
+        </w:rPr>
+        <w:t xml:space="preserve"> </w:t>
+      </w:r>
+      <w:proofErr w:type="gramStart"/>
+      <w:r>
+        <w:rPr>
+          <w:rFonts w:cs="Arial"/>
+          <w:spacing w:val="-3"/>
+          <w:sz w:val="18"/>
+          <w:lang w:val="en-US"/>
+        </w:rPr>
+        <w:t>%}</w:t>
+      </w:r>
       <w:r>
         <w:rPr>
           <w:rFonts w:cs="Arial"/>
@@ -18471,7 +21902,6 @@
         <w:autoSpaceDN w:val="0"/>
         <w:adjustRightInd w:val="0"/>
         <w:spacing w:before="120"/>
-        <w:ind w:left="720" w:hanging="720"/>
         <w:jc w:val="both"/>
         <w:textAlignment w:val="baseline"/>
         <w:outlineLvl w:val="1"/>
@@ -18482,30 +21912,32 @@
           <w:lang w:val="en-US"/>
         </w:rPr>
       </w:pPr>
-    </w:p>
-    <w:p>
-      <w:pPr>
-        <w:tabs>
-          <w:tab w:val="left" w:pos="709"/>
-          <w:tab w:val="right" w:pos="9355"/>
-        </w:tabs>
-        <w:suppressAutoHyphens/>
-        <w:overflowPunct w:val="0"/>
-        <w:autoSpaceDE w:val="0"/>
-        <w:autoSpaceDN w:val="0"/>
-        <w:adjustRightInd w:val="0"/>
-        <w:spacing w:before="120"/>
-        <w:ind w:left="720" w:hanging="720"/>
-        <w:jc w:val="both"/>
-        <w:textAlignment w:val="baseline"/>
-        <w:outlineLvl w:val="1"/>
-        <w:rPr>
-          <w:rFonts w:cs="Arial"/>
-          <w:spacing w:val="-3"/>
-          <w:sz w:val="18"/>
-          <w:lang w:val="en-US"/>
-        </w:rPr>
-      </w:pPr>
+      <w:r>
+        <w:rPr>
+          <w:rFonts w:cs="Arial"/>
+          <w:spacing w:val="-3"/>
+          <w:sz w:val="18"/>
+        </w:rPr>
+        <w:t xml:space="preserve">{% </w:t>
+      </w:r>
+      <w:proofErr w:type="spellStart"/>
+      <w:r>
+        <w:rPr>
+          <w:rFonts w:cs="Arial"/>
+          <w:spacing w:val="-3"/>
+          <w:sz w:val="18"/>
+        </w:rPr>
+        <w:t>endif</w:t>
+      </w:r>
+      <w:proofErr w:type="spellEnd"/>
+      <w:r>
+        <w:rPr>
+          <w:rFonts w:cs="Arial"/>
+          <w:spacing w:val="-3"/>
+          <w:sz w:val="18"/>
+        </w:rPr>
+        <w:t xml:space="preserve"> %}</w:t>
+      </w:r>
     </w:p>
     <w:p>
       <w:pPr>
@@ -18649,6 +22081,7 @@
         </w:rPr>
         <w:t xml:space="preserve">{% </w:t>
       </w:r>
+      <w:proofErr w:type="spellStart"/>
       <w:r>
         <w:rPr>
           <w:rFonts w:cs="Arial"/>
@@ -18657,6 +22090,7 @@
         </w:rPr>
         <w:t>else</w:t>
       </w:r>
+      <w:proofErr w:type="spellEnd"/>
       <w:r>
         <w:rPr>
           <w:rFonts w:cs="Arial"/>
@@ -18734,7 +22168,15 @@
           <w:rFonts w:cs="Arial"/>
           <w:sz w:val="20"/>
         </w:rPr>
-        <w:t>{{ absence</w:t>
+        <w:t xml:space="preserve">{{ </w:t>
+      </w:r>
+      <w:proofErr w:type="spellStart"/>
+      <w:r>
+        <w:rPr>
+          <w:rFonts w:cs="Arial"/>
+          <w:sz w:val="20"/>
+        </w:rPr>
+        <w:t>absence</w:t>
       </w:r>
       <w:proofErr w:type="gramEnd"/>
       <w:r>
@@ -18750,7 +22192,15 @@
           <w:rFonts w:cs="Arial"/>
           <w:sz w:val="20"/>
         </w:rPr>
-        <w:t>details }</w:t>
+        <w:t>details</w:t>
+      </w:r>
+      <w:proofErr w:type="spellEnd"/>
+      <w:r>
+        <w:rPr>
+          <w:rFonts w:cs="Arial"/>
+          <w:sz w:val="20"/>
+        </w:rPr>
+        <w:t xml:space="preserve"> }</w:t>
       </w:r>
       <w:proofErr w:type="gramEnd"/>
       <w:r>
@@ -18786,7 +22236,25 @@
           <w:spacing w:val="-3"/>
           <w:sz w:val="18"/>
         </w:rPr>
-        <w:t xml:space="preserve">{% endif </w:t>
+        <w:t xml:space="preserve">{% </w:t>
+      </w:r>
+      <w:proofErr w:type="spellStart"/>
+      <w:r>
+        <w:rPr>
+          <w:rFonts w:cs="Arial"/>
+          <w:spacing w:val="-3"/>
+          <w:sz w:val="18"/>
+        </w:rPr>
+        <w:t>endif</w:t>
+      </w:r>
+      <w:proofErr w:type="spellEnd"/>
+      <w:r>
+        <w:rPr>
+          <w:rFonts w:cs="Arial"/>
+          <w:spacing w:val="-3"/>
+          <w:sz w:val="18"/>
+        </w:rPr>
+        <w:t xml:space="preserve"> </w:t>
       </w:r>
       <w:proofErr w:type="gramStart"/>
       <w:r>
@@ -18804,7 +22272,25 @@
           <w:spacing w:val="-3"/>
           <w:sz w:val="18"/>
         </w:rPr>
-        <w:t xml:space="preserve">% if manquements_points </w:t>
+        <w:t xml:space="preserve">% if </w:t>
+      </w:r>
+      <w:proofErr w:type="spellStart"/>
+      <w:r>
+        <w:rPr>
+          <w:rFonts w:cs="Arial"/>
+          <w:spacing w:val="-3"/>
+          <w:sz w:val="18"/>
+        </w:rPr>
+        <w:t>manquements_points</w:t>
+      </w:r>
+      <w:proofErr w:type="spellEnd"/>
+      <w:r>
+        <w:rPr>
+          <w:rFonts w:cs="Arial"/>
+          <w:spacing w:val="-3"/>
+          <w:sz w:val="18"/>
+        </w:rPr>
+        <w:t xml:space="preserve"> </w:t>
       </w:r>
       <w:proofErr w:type="gramStart"/>
       <w:r>
@@ -18844,7 +22330,16 @@
           <w:bCs/>
           <w:sz w:val="20"/>
         </w:rPr>
-        <w:t>{{ manquements</w:t>
+        <w:t xml:space="preserve">{{ </w:t>
+      </w:r>
+      <w:proofErr w:type="spellStart"/>
+      <w:r>
+        <w:rPr>
+          <w:rFonts w:cs="Arial"/>
+          <w:bCs/>
+          <w:sz w:val="20"/>
+        </w:rPr>
+        <w:t>manquements</w:t>
       </w:r>
       <w:proofErr w:type="gramEnd"/>
       <w:r>
@@ -18862,7 +22357,16 @@
           <w:bCs/>
           <w:sz w:val="20"/>
         </w:rPr>
-        <w:t>points }</w:t>
+        <w:t>points</w:t>
+      </w:r>
+      <w:proofErr w:type="spellEnd"/>
+      <w:r>
+        <w:rPr>
+          <w:rFonts w:cs="Arial"/>
+          <w:bCs/>
+          <w:sz w:val="20"/>
+        </w:rPr>
+        <w:t xml:space="preserve"> }</w:t>
       </w:r>
       <w:proofErr w:type="gramEnd"/>
       <w:r>
@@ -18898,7 +22402,25 @@
           <w:spacing w:val="-3"/>
           <w:sz w:val="18"/>
         </w:rPr>
-        <w:t>{% endif %}</w:t>
+        <w:t xml:space="preserve">{% </w:t>
+      </w:r>
+      <w:proofErr w:type="spellStart"/>
+      <w:r>
+        <w:rPr>
+          <w:rFonts w:cs="Arial"/>
+          <w:spacing w:val="-3"/>
+          <w:sz w:val="18"/>
+        </w:rPr>
+        <w:t>endif</w:t>
+      </w:r>
+      <w:proofErr w:type="spellEnd"/>
+      <w:r>
+        <w:rPr>
+          <w:rFonts w:cs="Arial"/>
+          <w:spacing w:val="-3"/>
+          <w:sz w:val="18"/>
+        </w:rPr>
+        <w:t xml:space="preserve"> %}</w:t>
       </w:r>
     </w:p>
     <w:p>
@@ -19028,25 +22550,43 @@
                 <w:bCs/>
                 <w:spacing w:val="-3"/>
               </w:rPr>
-              <w:t>{{ fait</w:t>
-            </w:r>
-            <w:proofErr w:type="gramEnd"/>
+              <w:t xml:space="preserve">{{ </w:t>
+            </w:r>
+            <w:proofErr w:type="spellStart"/>
             <w:r>
               <w:rPr>
                 <w:rFonts w:ascii="Technical" w:hAnsi="Technical"/>
                 <w:bCs/>
                 <w:spacing w:val="-3"/>
               </w:rPr>
-              <w:t>_</w:t>
-            </w:r>
-            <w:proofErr w:type="gramStart"/>
+              <w:t>fait</w:t>
+            </w:r>
+            <w:proofErr w:type="gramEnd"/>
             <w:r>
               <w:rPr>
                 <w:rFonts w:ascii="Technical" w:hAnsi="Technical"/>
                 <w:bCs/>
                 <w:spacing w:val="-3"/>
               </w:rPr>
-              <w:t>a }</w:t>
+              <w:t>_</w:t>
+            </w:r>
+            <w:proofErr w:type="gramStart"/>
+            <w:r>
+              <w:rPr>
+                <w:rFonts w:ascii="Technical" w:hAnsi="Technical"/>
+                <w:bCs/>
+                <w:spacing w:val="-3"/>
+              </w:rPr>
+              <w:t>a</w:t>
+            </w:r>
+            <w:proofErr w:type="spellEnd"/>
+            <w:r>
+              <w:rPr>
+                <w:rFonts w:ascii="Technical" w:hAnsi="Technical"/>
+                <w:bCs/>
+                <w:spacing w:val="-3"/>
+              </w:rPr>
+              <w:t xml:space="preserve"> }</w:t>
             </w:r>
             <w:proofErr w:type="gramEnd"/>
             <w:r>
@@ -19087,25 +22627,43 @@
                 <w:bCs/>
                 <w:spacing w:val="-3"/>
               </w:rPr>
-              <w:t>{{ date</w:t>
-            </w:r>
-            <w:proofErr w:type="gramEnd"/>
+              <w:t xml:space="preserve">{{ </w:t>
+            </w:r>
+            <w:proofErr w:type="spellStart"/>
             <w:r>
               <w:rPr>
                 <w:rFonts w:ascii="Technical" w:hAnsi="Technical"/>
                 <w:bCs/>
                 <w:spacing w:val="-3"/>
               </w:rPr>
-              <w:t>_</w:t>
-            </w:r>
-            <w:proofErr w:type="gramStart"/>
+              <w:t>date</w:t>
+            </w:r>
+            <w:proofErr w:type="gramEnd"/>
             <w:r>
               <w:rPr>
                 <w:rFonts w:ascii="Technical" w:hAnsi="Technical"/>
                 <w:bCs/>
                 <w:spacing w:val="-3"/>
               </w:rPr>
-              <w:t>fait }</w:t>
+              <w:t>_</w:t>
+            </w:r>
+            <w:proofErr w:type="gramStart"/>
+            <w:r>
+              <w:rPr>
+                <w:rFonts w:ascii="Technical" w:hAnsi="Technical"/>
+                <w:bCs/>
+                <w:spacing w:val="-3"/>
+              </w:rPr>
+              <w:t>fait</w:t>
+            </w:r>
+            <w:proofErr w:type="spellEnd"/>
+            <w:r>
+              <w:rPr>
+                <w:rFonts w:ascii="Technical" w:hAnsi="Technical"/>
+                <w:bCs/>
+                <w:spacing w:val="-3"/>
+              </w:rPr>
+              <w:t xml:space="preserve"> }</w:t>
             </w:r>
             <w:proofErr w:type="gramEnd"/>
             <w:r>
@@ -19153,25 +22711,43 @@
                 <w:bCs/>
                 <w:spacing w:val="-3"/>
               </w:rPr>
-              <w:t>{{ nom</w:t>
-            </w:r>
-            <w:proofErr w:type="gramEnd"/>
+              <w:t xml:space="preserve">{{ </w:t>
+            </w:r>
+            <w:proofErr w:type="spellStart"/>
             <w:r>
               <w:rPr>
                 <w:rFonts w:ascii="Technical" w:hAnsi="Technical"/>
                 <w:bCs/>
                 <w:spacing w:val="-3"/>
               </w:rPr>
-              <w:t>_</w:t>
-            </w:r>
-            <w:proofErr w:type="gramStart"/>
+              <w:t>nom</w:t>
+            </w:r>
+            <w:proofErr w:type="gramEnd"/>
             <w:r>
               <w:rPr>
                 <w:rFonts w:ascii="Technical" w:hAnsi="Technical"/>
                 <w:bCs/>
                 <w:spacing w:val="-3"/>
               </w:rPr>
-              <w:t>controlleur }</w:t>
+              <w:t>_</w:t>
+            </w:r>
+            <w:proofErr w:type="gramStart"/>
+            <w:r>
+              <w:rPr>
+                <w:rFonts w:ascii="Technical" w:hAnsi="Technical"/>
+                <w:bCs/>
+                <w:spacing w:val="-3"/>
+              </w:rPr>
+              <w:t>controlleur</w:t>
+            </w:r>
+            <w:proofErr w:type="spellEnd"/>
+            <w:r>
+              <w:rPr>
+                <w:rFonts w:ascii="Technical" w:hAnsi="Technical"/>
+                <w:bCs/>
+                <w:spacing w:val="-3"/>
+              </w:rPr>
+              <w:t xml:space="preserve"> }</w:t>
             </w:r>
             <w:proofErr w:type="gramEnd"/>
             <w:r>
@@ -19264,7 +22840,25 @@
           <w:spacing w:val="-3"/>
           <w:sz w:val="18"/>
         </w:rPr>
-        <w:t>{% if copie_manifestation %}</w:t>
+        <w:t xml:space="preserve">{% if </w:t>
+      </w:r>
+      <w:proofErr w:type="spellStart"/>
+      <w:r>
+        <w:rPr>
+          <w:rFonts w:cs="Arial"/>
+          <w:spacing w:val="-3"/>
+          <w:sz w:val="18"/>
+        </w:rPr>
+        <w:t>copie_manifestation</w:t>
+      </w:r>
+      <w:proofErr w:type="spellEnd"/>
+      <w:r>
+        <w:rPr>
+          <w:rFonts w:cs="Arial"/>
+          <w:spacing w:val="-3"/>
+          <w:sz w:val="18"/>
+        </w:rPr>
+        <w:t xml:space="preserve"> %}</w:t>
       </w:r>
       <w:r>
         <w:rPr>
@@ -19331,7 +22925,25 @@
           <w:spacing w:val="-3"/>
           <w:sz w:val="18"/>
         </w:rPr>
-        <w:t xml:space="preserve">{% endif </w:t>
+        <w:t xml:space="preserve">{% </w:t>
+      </w:r>
+      <w:proofErr w:type="spellStart"/>
+      <w:r>
+        <w:rPr>
+          <w:rFonts w:cs="Arial"/>
+          <w:spacing w:val="-3"/>
+          <w:sz w:val="18"/>
+        </w:rPr>
+        <w:t>endif</w:t>
+      </w:r>
+      <w:proofErr w:type="spellEnd"/>
+      <w:r>
+        <w:rPr>
+          <w:rFonts w:cs="Arial"/>
+          <w:spacing w:val="-3"/>
+          <w:sz w:val="18"/>
+        </w:rPr>
+        <w:t xml:space="preserve"> </w:t>
       </w:r>
       <w:proofErr w:type="gramStart"/>
       <w:r>
@@ -19349,7 +22961,25 @@
           <w:spacing w:val="-3"/>
           <w:sz w:val="18"/>
         </w:rPr>
-        <w:t>% if copie_bourmestre%}</w:t>
+        <w:t xml:space="preserve">% if </w:t>
+      </w:r>
+      <w:proofErr w:type="spellStart"/>
+      <w:r>
+        <w:rPr>
+          <w:rFonts w:cs="Arial"/>
+          <w:spacing w:val="-3"/>
+          <w:sz w:val="18"/>
+        </w:rPr>
+        <w:t>copie_bourmestre</w:t>
+      </w:r>
+      <w:proofErr w:type="spellEnd"/>
+      <w:r>
+        <w:rPr>
+          <w:rFonts w:cs="Arial"/>
+          <w:spacing w:val="-3"/>
+          <w:sz w:val="18"/>
+        </w:rPr>
+        <w:t>%}</w:t>
       </w:r>
       <w:r>
         <w:rPr>
@@ -19396,7 +23026,25 @@
           <w:spacing w:val="-3"/>
           <w:sz w:val="18"/>
         </w:rPr>
-        <w:t xml:space="preserve">{% endif </w:t>
+        <w:t xml:space="preserve">{% </w:t>
+      </w:r>
+      <w:proofErr w:type="spellStart"/>
+      <w:r>
+        <w:rPr>
+          <w:rFonts w:cs="Arial"/>
+          <w:spacing w:val="-3"/>
+          <w:sz w:val="18"/>
+        </w:rPr>
+        <w:t>endif</w:t>
+      </w:r>
+      <w:proofErr w:type="spellEnd"/>
+      <w:r>
+        <w:rPr>
+          <w:rFonts w:cs="Arial"/>
+          <w:spacing w:val="-3"/>
+          <w:sz w:val="18"/>
+        </w:rPr>
+        <w:t xml:space="preserve"> </w:t>
       </w:r>
       <w:proofErr w:type="gramStart"/>
       <w:r>
@@ -19414,7 +23062,25 @@
           <w:spacing w:val="-3"/>
           <w:sz w:val="18"/>
         </w:rPr>
-        <w:t>% if copie_police %}</w:t>
+        <w:t xml:space="preserve">% if </w:t>
+      </w:r>
+      <w:proofErr w:type="spellStart"/>
+      <w:r>
+        <w:rPr>
+          <w:rFonts w:cs="Arial"/>
+          <w:spacing w:val="-3"/>
+          <w:sz w:val="18"/>
+        </w:rPr>
+        <w:t>copie_police</w:t>
+      </w:r>
+      <w:proofErr w:type="spellEnd"/>
+      <w:r>
+        <w:rPr>
+          <w:rFonts w:cs="Arial"/>
+          <w:spacing w:val="-3"/>
+          <w:sz w:val="18"/>
+        </w:rPr>
+        <w:t xml:space="preserve"> %}</w:t>
       </w:r>
       <w:r>
         <w:rPr>
@@ -19461,10 +23127,27 @@
           <w:spacing w:val="-3"/>
           <w:sz w:val="18"/>
         </w:rPr>
-        <w:t>{% endif %}</w:t>
+        <w:t xml:space="preserve">{% </w:t>
+      </w:r>
+      <w:proofErr w:type="spellStart"/>
+      <w:r>
+        <w:rPr>
+          <w:rFonts w:cs="Arial"/>
+          <w:spacing w:val="-3"/>
+          <w:sz w:val="18"/>
+        </w:rPr>
+        <w:t>endif</w:t>
+      </w:r>
+      <w:proofErr w:type="spellEnd"/>
+      <w:r>
+        <w:rPr>
+          <w:rFonts w:cs="Arial"/>
+          <w:spacing w:val="-3"/>
+          <w:sz w:val="18"/>
+        </w:rPr>
+        <w:t xml:space="preserve"> %}</w:t>
       </w:r>
     </w:p>
-    <w:p/>
     <w:sectPr>
       <w:footerReference w:type="default" r:id="rId9"/>
       <w:pgSz w:w="11906" w:h="16838"/>
